--- a/ПЗ 22-ЗИЭ-1 Петрачков А.Е. — Петров.docx
+++ b/ПЗ 22-ЗИЭ-1 Петрачков А.Е. — Петров.docx
@@ -193,21 +193,7 @@
           <w:szCs w:val="28"/>
         </w:rPr>
         <w:tab/>
-        <w:t>«___</w:t>
-      </w:r>
-      <w:proofErr w:type="gramStart"/>
-      <w:r>
-        <w:rPr>
-          <w:szCs w:val="28"/>
-        </w:rPr>
-        <w:t>_»_</w:t>
-      </w:r>
-      <w:proofErr w:type="gramEnd"/>
-      <w:r>
-        <w:rPr>
-          <w:szCs w:val="28"/>
-        </w:rPr>
-        <w:t>______________20__ г.</w:t>
+        <w:t>«____»_______________20__ г.</w:t>
       </w:r>
     </w:p>
     <w:p>
@@ -419,21 +405,12 @@
                 <w:szCs w:val="28"/>
               </w:rPr>
             </w:pPr>
-            <w:proofErr w:type="spellStart"/>
             <w:r>
               <w:rPr>
                 <w:rFonts w:cs="Times New Roman"/>
                 <w:szCs w:val="28"/>
               </w:rPr>
-              <w:t>к.п.н</w:t>
-            </w:r>
-            <w:proofErr w:type="spellEnd"/>
-            <w:r>
-              <w:rPr>
-                <w:rFonts w:cs="Times New Roman"/>
-                <w:szCs w:val="28"/>
-              </w:rPr>
-              <w:t>., доцент</w:t>
+              <w:t>к.п.н., доцент</w:t>
             </w:r>
           </w:p>
           <w:p>
@@ -488,7 +465,6 @@
                 <w:szCs w:val="28"/>
               </w:rPr>
             </w:pPr>
-            <w:proofErr w:type="spellStart"/>
             <w:r>
               <w:rPr>
                 <w:rFonts w:cs="Times New Roman"/>
@@ -496,7 +472,6 @@
               </w:rPr>
               <w:t>Нормоконтролер</w:t>
             </w:r>
-            <w:proofErr w:type="spellEnd"/>
           </w:p>
           <w:p>
             <w:pPr>
@@ -2863,7 +2838,7 @@
             <w:noProof/>
             <w:webHidden/>
           </w:rPr>
-          <w:t>53</w:t>
+          <w:t>55</w:t>
         </w:r>
         <w:r>
           <w:rPr>
@@ -2927,15 +2902,7 @@
     </w:p>
     <w:p>
       <w:r>
-        <w:t xml:space="preserve">Одним из перспективных направлений в данной области является применение открытого протокола OCPP 2.0.1 (Open </w:t>
-      </w:r>
-      <w:proofErr w:type="spellStart"/>
-      <w:r>
-        <w:t>Charge</w:t>
-      </w:r>
-      <w:proofErr w:type="spellEnd"/>
-      <w:r>
-        <w:t xml:space="preserve"> Point Protocol), обеспечивающего унифицированное взаимодействие между зарядной станцией и центральной системой управления (CSMS). Использование OCPP 2.0.1 позволяет реализовать удалённое управление зарядными сессиями, сбор статистики и расширяемость системы независимо от производителя оборудования.</w:t>
+        <w:t>Одним из перспективных направлений в данной области является применение открытого протокола OCPP 2.0.1 (Open Charge Point Protocol), обеспечивающего унифицированное взаимодействие между зарядной станцией и центральной системой управления (CSMS). Использование OCPP 2.0.1 позволяет реализовать удалённое управление зарядными сессиями, сбор статистики и расширяемость системы независимо от производителя оборудования.</w:t>
       </w:r>
     </w:p>
     <w:p>
@@ -3049,11 +3016,9 @@
       <w:r>
         <w:t xml:space="preserve">показ текущего статуса сессии и </w:t>
       </w:r>
-      <w:proofErr w:type="spellStart"/>
       <w:r>
         <w:t>коннетора</w:t>
       </w:r>
-      <w:proofErr w:type="spellEnd"/>
     </w:p>
     <w:p>
       <w:pPr>
@@ -3099,15 +3064,7 @@
         <w:t>и должен</w:t>
       </w:r>
       <w:r>
-        <w:t xml:space="preserve"> </w:t>
-      </w:r>
-      <w:proofErr w:type="spellStart"/>
-      <w:r>
-        <w:t>запускатся</w:t>
-      </w:r>
-      <w:proofErr w:type="spellEnd"/>
-      <w:r>
-        <w:t xml:space="preserve"> не более чем за три действия</w:t>
+        <w:t xml:space="preserve"> запускатся не более чем за три действия</w:t>
       </w:r>
     </w:p>
     <w:p>
@@ -3636,15 +3593,7 @@
         <w:t>для поддержания связи</w:t>
       </w:r>
       <w:r>
-        <w:t>(</w:t>
-      </w:r>
-      <w:proofErr w:type="spellStart"/>
-      <w:r>
-        <w:t>heartbeat</w:t>
-      </w:r>
-      <w:proofErr w:type="spellEnd"/>
-      <w:r>
-        <w:t>), передачу показаний счётчика электроэнергии и удалённые команды управления. Протокол позволяет интегрировать оборудование различных производителей в единую логику управления.</w:t>
+        <w:t>(heartbeat), передачу показаний счётчика электроэнергии и удалённые команды управления. Протокол позволяет интегрировать оборудование различных производителей в единую логику управления.</w:t>
       </w:r>
     </w:p>
     <w:p>
@@ -3691,15 +3640,7 @@
         <w:t>а</w:t>
       </w:r>
       <w:r>
-        <w:t xml:space="preserve"> </w:t>
-      </w:r>
-      <w:proofErr w:type="spellStart"/>
-      <w:r>
-        <w:t>heartbeat</w:t>
-      </w:r>
-      <w:proofErr w:type="spellEnd"/>
-      <w:r>
-        <w:t xml:space="preserve">-сообщений, отслеживание статуса </w:t>
+        <w:t xml:space="preserve"> heartbeat-сообщений, отслеживание статуса </w:t>
       </w:r>
       <w:r>
         <w:t>коннекторов</w:t>
@@ -3791,47 +3732,7 @@
     </w:p>
     <w:p>
       <w:r>
-        <w:t xml:space="preserve">Для выявления недостатков существующей организации управления домашней зарядной станцией выполнен сравнительный анализ российских решений: экосистем операторов зарядной инфраструктуры, </w:t>
-      </w:r>
-      <w:proofErr w:type="spellStart"/>
-      <w:r>
-        <w:t>вендорных</w:t>
-      </w:r>
-      <w:proofErr w:type="spellEnd"/>
-      <w:r>
-        <w:t xml:space="preserve"> приложений для домашних станций и облачных платформ управления ЭЗС (CSMS). В апреле 2026 г. операторский бизнес </w:t>
-      </w:r>
-      <w:proofErr w:type="spellStart"/>
-      <w:r>
-        <w:t>Sitronics</w:t>
-      </w:r>
-      <w:proofErr w:type="spellEnd"/>
-      <w:r>
-        <w:t xml:space="preserve"> </w:t>
-      </w:r>
-      <w:proofErr w:type="spellStart"/>
-      <w:r>
-        <w:t>Electro</w:t>
-      </w:r>
-      <w:proofErr w:type="spellEnd"/>
-      <w:r>
-        <w:t xml:space="preserve"> перешёл к </w:t>
-      </w:r>
-      <w:proofErr w:type="spellStart"/>
-      <w:r>
-        <w:t>Punkt</w:t>
-      </w:r>
-      <w:proofErr w:type="spellEnd"/>
-      <w:r>
-        <w:t xml:space="preserve"> E, поэтому соответствующие сервисы рассматриваются в составе экосистемы </w:t>
-      </w:r>
-      <w:proofErr w:type="spellStart"/>
-      <w:r>
-        <w:t>Punkt</w:t>
-      </w:r>
-      <w:proofErr w:type="spellEnd"/>
-      <w:r>
-        <w:t xml:space="preserve"> E.</w:t>
+        <w:t>Для выявления недостатков существующей организации управления домашней зарядной станцией выполнен сравнительный анализ российских решений: экосистем операторов зарядной инфраструктуры, вендорных приложений для домашних станций и облачных платформ управления ЭЗС (CSMS). В апреле 2026 г. операторский бизнес Sitronics Electro перешёл к Punkt E, поэтому соответствующие сервисы рассматриваются в составе экосистемы Punkt E.</w:t>
       </w:r>
       <w:r>
         <w:t xml:space="preserve"> [7]</w:t>
@@ -4113,55 +4014,29 @@
                 <w:lang w:val="en-US"/>
               </w:rPr>
             </w:pPr>
-            <w:proofErr w:type="spellStart"/>
             <w:r>
               <w:rPr>
                 <w:lang w:val="en-US"/>
               </w:rPr>
-              <w:t>Punkt</w:t>
-            </w:r>
-            <w:proofErr w:type="spellEnd"/>
-            <w:r>
-              <w:rPr>
-                <w:lang w:val="en-US"/>
-              </w:rPr>
-              <w:t xml:space="preserve"> E (</w:t>
-            </w:r>
-            <w:proofErr w:type="spellStart"/>
+              <w:t>Punkt E (</w:t>
+            </w:r>
             <w:r>
               <w:t>вкл</w:t>
             </w:r>
-            <w:proofErr w:type="spellEnd"/>
             <w:r>
               <w:rPr>
                 <w:lang w:val="en-US"/>
               </w:rPr>
               <w:t xml:space="preserve">. </w:t>
             </w:r>
-            <w:proofErr w:type="spellStart"/>
             <w:r>
               <w:t>бывш</w:t>
             </w:r>
-            <w:proofErr w:type="spellEnd"/>
             <w:r>
               <w:rPr>
                 <w:lang w:val="en-US"/>
               </w:rPr>
-              <w:t xml:space="preserve">. </w:t>
-            </w:r>
-            <w:proofErr w:type="spellStart"/>
-            <w:r>
-              <w:rPr>
-                <w:lang w:val="en-US"/>
-              </w:rPr>
-              <w:t>Sitronics</w:t>
-            </w:r>
-            <w:proofErr w:type="spellEnd"/>
-            <w:r>
-              <w:rPr>
-                <w:lang w:val="en-US"/>
-              </w:rPr>
-              <w:t xml:space="preserve"> Electro)</w:t>
+              <w:t>. Sitronics Electro)</w:t>
             </w:r>
           </w:p>
         </w:tc>
@@ -4203,15 +4078,7 @@
               <w:ind w:firstLine="0"/>
             </w:pPr>
             <w:r>
-              <w:t xml:space="preserve">В рамках экосистемы </w:t>
-            </w:r>
-            <w:proofErr w:type="spellStart"/>
-            <w:r>
-              <w:t>Punkt</w:t>
-            </w:r>
-            <w:proofErr w:type="spellEnd"/>
-            <w:r>
-              <w:t xml:space="preserve"> E</w:t>
+              <w:t>В рамках экосистемы Punkt E</w:t>
             </w:r>
           </w:p>
         </w:tc>
@@ -4377,11 +4244,9 @@
               <w:spacing w:line="240" w:lineRule="auto"/>
               <w:ind w:firstLine="0"/>
             </w:pPr>
-            <w:proofErr w:type="spellStart"/>
             <w:r>
               <w:t>Voltfuel</w:t>
             </w:r>
-            <w:proofErr w:type="spellEnd"/>
           </w:p>
         </w:tc>
         <w:tc>
@@ -4422,13 +4287,8 @@
               <w:ind w:firstLine="0"/>
             </w:pPr>
             <w:r>
-              <w:t xml:space="preserve">В рамках экосистемы </w:t>
-            </w:r>
-            <w:proofErr w:type="spellStart"/>
-            <w:r>
-              <w:t>Voltfuel</w:t>
-            </w:r>
-            <w:proofErr w:type="spellEnd"/>
+              <w:t>В рамках экосистемы Voltfuel</w:t>
+            </w:r>
           </w:p>
         </w:tc>
         <w:tc>
@@ -4571,13 +4431,8 @@
               <w:spacing w:line="240" w:lineRule="auto"/>
               <w:ind w:firstLine="0"/>
             </w:pPr>
-            <w:proofErr w:type="spellStart"/>
-            <w:r>
-              <w:t>Вендорное</w:t>
-            </w:r>
-            <w:proofErr w:type="spellEnd"/>
-            <w:r>
-              <w:t xml:space="preserve"> приложение к своим домашним станциям</w:t>
+            <w:r>
+              <w:t>Вендорное приложение к своим домашним станциям</w:t>
             </w:r>
           </w:p>
         </w:tc>
@@ -4653,15 +4508,7 @@
               <w:ind w:firstLine="0"/>
             </w:pPr>
             <w:r>
-              <w:t xml:space="preserve">Нет (управление и монетизация ЭЗС, </w:t>
-            </w:r>
-            <w:proofErr w:type="spellStart"/>
-            <w:r>
-              <w:t>SaaS</w:t>
-            </w:r>
-            <w:proofErr w:type="spellEnd"/>
-            <w:r>
-              <w:t>)</w:t>
+              <w:t>Нет (управление и монетизация ЭЗС, SaaS)</w:t>
             </w:r>
           </w:p>
         </w:tc>
@@ -4743,15 +4590,7 @@
     </w:p>
     <w:p>
       <w:r>
-        <w:t xml:space="preserve">Доминирование операторского и коммерческого контура. </w:t>
-      </w:r>
-      <w:proofErr w:type="spellStart"/>
-      <w:r>
-        <w:t>Punkt</w:t>
-      </w:r>
-      <w:proofErr w:type="spellEnd"/>
-      <w:r>
-        <w:t xml:space="preserve"> E</w:t>
+        <w:t>Доминирование операторского и коммерческого контура. Punkt E</w:t>
       </w:r>
       <w:r>
         <w:t xml:space="preserve"> </w:t>
@@ -4766,13 +4605,8 @@
         <w:t xml:space="preserve"> [8]</w:t>
       </w:r>
       <w:r>
-        <w:t xml:space="preserve">, </w:t>
-      </w:r>
-      <w:proofErr w:type="spellStart"/>
-      <w:r>
-        <w:t>Voltfuel</w:t>
-      </w:r>
-      <w:proofErr w:type="spellEnd"/>
+        <w:t>, Voltfuel</w:t>
+      </w:r>
       <w:r>
         <w:t xml:space="preserve"> [10]</w:t>
       </w:r>
@@ -4874,15 +4708,7 @@
     </w:p>
     <w:p>
       <w:r>
-        <w:t>По данным агентства «</w:t>
-      </w:r>
-      <w:proofErr w:type="spellStart"/>
-      <w:r>
-        <w:t>Автостат</w:t>
-      </w:r>
-      <w:proofErr w:type="spellEnd"/>
-      <w:r>
-        <w:t xml:space="preserve">», на 1 июля 2026 года парк электромобилей и подключаемых гибридов в России составлял около 230 тыс. </w:t>
+        <w:t xml:space="preserve">По данным агентства «Автостат», на 1 июля 2026 года парк электромобилей и подключаемых гибридов в России составлял около 230 тыс. </w:t>
       </w:r>
       <w:r>
         <w:lastRenderedPageBreak/>
@@ -4970,23 +4796,7 @@
         <w:t>не полностью</w:t>
       </w:r>
       <w:r>
-        <w:t xml:space="preserve">. Подключение к серверу </w:t>
-      </w:r>
-      <w:proofErr w:type="spellStart"/>
-      <w:r>
-        <w:t>Punkt</w:t>
-      </w:r>
-      <w:proofErr w:type="spellEnd"/>
-      <w:r>
-        <w:t xml:space="preserve"> E, ZEVS, </w:t>
-      </w:r>
-      <w:proofErr w:type="spellStart"/>
-      <w:r>
-        <w:t>Voltfuel</w:t>
-      </w:r>
-      <w:proofErr w:type="spellEnd"/>
-      <w:r>
-        <w:t xml:space="preserve"> или EV-Time даёт удалённый доступ, но добавляет контур тарифов и монетизации, который для персональной домашней станции избыточен. Приложение ПСС сокращает действия только для станций этого производителя и не позволяет подключить произвольную станцию по протоколу OCPP 2.0.1.</w:t>
+        <w:t>. Подключение к серверу Punkt E, ZEVS, Voltfuel или EV-Time даёт удалённый доступ, но добавляет контур тарифов и монетизации, который для персональной домашней станции избыточен. Приложение ПСС сокращает действия только для станций этого производителя и не позволяет подключить произвольную станцию по протоколу OCPP 2.0.1.</w:t>
       </w:r>
     </w:p>
     <w:p>
@@ -5722,13 +5532,8 @@
         <w:t>. После указания адреса сервера станция с поддержкой OCPP 2.0.1 подключается к системе и появляется в списке станций пользователя</w:t>
       </w:r>
       <w:r>
-        <w:t xml:space="preserve">, а </w:t>
-      </w:r>
-      <w:proofErr w:type="gramStart"/>
-      <w:r>
-        <w:t>так же</w:t>
-      </w:r>
-      <w:proofErr w:type="gramEnd"/>
+        <w:t>, а так же</w:t>
+      </w:r>
       <w:r>
         <w:t>,</w:t>
       </w:r>
@@ -7009,13 +6814,8 @@
         </w:numPr>
       </w:pPr>
       <w:r>
-        <w:t xml:space="preserve">учётная запись: адрес электронной почты и пароль в виде </w:t>
-      </w:r>
-      <w:proofErr w:type="spellStart"/>
-      <w:r>
-        <w:t>хеша</w:t>
-      </w:r>
-      <w:proofErr w:type="spellEnd"/>
+        <w:t>учётная запись: адрес электронной почты и пароль в виде хеша</w:t>
+      </w:r>
     </w:p>
     <w:p>
       <w:pPr>
@@ -7056,15 +6856,7 @@
     <w:p>
       <w:r>
         <w:lastRenderedPageBreak/>
-        <w:t xml:space="preserve">Сообщения станции по протоколу OCPP 2.0.1 должны </w:t>
-      </w:r>
-      <w:proofErr w:type="spellStart"/>
-      <w:r>
-        <w:t>журналироваться</w:t>
-      </w:r>
-      <w:proofErr w:type="spellEnd"/>
-      <w:r>
-        <w:t xml:space="preserve"> отдельно от истории сессий, чтобы по ним можно было разобрать отказ запуска.</w:t>
+        <w:t>Сообщения станции по протоколу OCPP 2.0.1 должны журналироваться отдельно от истории сессий, чтобы по ним можно было разобрать отказ запуска.</w:t>
       </w:r>
     </w:p>
     <w:p>
@@ -7654,7 +7446,19 @@
         <w:t xml:space="preserve">. Пока сессия не завершена, </w:t>
       </w:r>
       <w:r>
-        <w:t>данная сессия считается текущей у пользователя может быть только одна текущая сессия</w:t>
+        <w:t>данная сессия считается текущей</w:t>
+      </w:r>
+      <w:r>
+        <w:t xml:space="preserve">, </w:t>
+      </w:r>
+      <w:r>
+        <w:t xml:space="preserve">у </w:t>
+      </w:r>
+      <w:r>
+        <w:t>станции</w:t>
+      </w:r>
+      <w:r>
+        <w:t xml:space="preserve"> может быть только одна текущая сессия</w:t>
       </w:r>
       <w:r>
         <w:t>.</w:t>
@@ -7798,15 +7602,7 @@
         <w:t xml:space="preserve"> протокола</w:t>
       </w:r>
       <w:r>
-        <w:t xml:space="preserve"> </w:t>
-      </w:r>
-      <w:proofErr w:type="spellStart"/>
-      <w:r>
-        <w:t>WebSocket</w:t>
-      </w:r>
-      <w:proofErr w:type="spellEnd"/>
-      <w:r>
-        <w:t xml:space="preserve">. </w:t>
+        <w:t xml:space="preserve"> WebSocket. </w:t>
       </w:r>
       <w:r>
         <w:t>Для функций таблицы 2.1 достаточно операций из таблицы 2.2.</w:t>
@@ -7885,11 +7681,9 @@
               <w:spacing w:line="240" w:lineRule="auto"/>
               <w:ind w:firstLine="0"/>
             </w:pPr>
-            <w:proofErr w:type="spellStart"/>
             <w:r>
               <w:t>BootNotification</w:t>
             </w:r>
-            <w:proofErr w:type="spellEnd"/>
           </w:p>
         </w:tc>
         <w:tc>
@@ -7940,11 +7734,9 @@
               <w:spacing w:line="240" w:lineRule="auto"/>
               <w:ind w:firstLine="0"/>
             </w:pPr>
-            <w:proofErr w:type="spellStart"/>
             <w:r>
               <w:t>Heartbeat</w:t>
             </w:r>
-            <w:proofErr w:type="spellEnd"/>
           </w:p>
         </w:tc>
         <w:tc>
@@ -7995,11 +7787,9 @@
               <w:spacing w:line="240" w:lineRule="auto"/>
               <w:ind w:firstLine="0"/>
             </w:pPr>
-            <w:proofErr w:type="spellStart"/>
             <w:r>
               <w:t>StatusNotification</w:t>
             </w:r>
-            <w:proofErr w:type="spellEnd"/>
           </w:p>
         </w:tc>
         <w:tc>
@@ -8050,11 +7840,9 @@
               <w:spacing w:line="240" w:lineRule="auto"/>
               <w:ind w:firstLine="0"/>
             </w:pPr>
-            <w:proofErr w:type="spellStart"/>
             <w:r>
               <w:t>RequestStartTransaction</w:t>
             </w:r>
-            <w:proofErr w:type="spellEnd"/>
           </w:p>
         </w:tc>
         <w:tc>
@@ -8108,11 +7896,9 @@
               <w:spacing w:line="240" w:lineRule="auto"/>
               <w:ind w:firstLine="0"/>
             </w:pPr>
-            <w:proofErr w:type="spellStart"/>
             <w:r>
               <w:t>RequestStopTransaction</w:t>
             </w:r>
-            <w:proofErr w:type="spellEnd"/>
           </w:p>
         </w:tc>
         <w:tc>
@@ -8166,11 +7952,9 @@
               <w:spacing w:line="240" w:lineRule="auto"/>
               <w:ind w:firstLine="0"/>
             </w:pPr>
-            <w:proofErr w:type="spellStart"/>
             <w:r>
               <w:t>TransactionEvent</w:t>
             </w:r>
-            <w:proofErr w:type="spellEnd"/>
           </w:p>
         </w:tc>
         <w:tc>
@@ -8240,127 +8024,60 @@
         <w:rPr>
           <w:lang w:val="en-US"/>
         </w:rPr>
+        <w:t xml:space="preserve"> RequestStartTransaction </w:t>
+      </w:r>
+      <w:r>
+        <w:t>и</w:t>
+      </w:r>
+      <w:r>
+        <w:rPr>
+          <w:lang w:val="en-US"/>
+        </w:rPr>
+        <w:t xml:space="preserve"> RequestStopTransaction </w:t>
+      </w:r>
+      <w:r>
+        <w:t>бывает</w:t>
+      </w:r>
+      <w:r>
+        <w:rPr>
+          <w:lang w:val="en-US"/>
+        </w:rPr>
+        <w:t xml:space="preserve"> Accepted </w:t>
+      </w:r>
+      <w:r>
+        <w:t>или</w:t>
+      </w:r>
+      <w:r>
+        <w:rPr>
+          <w:lang w:val="en-US"/>
+        </w:rPr>
+        <w:t xml:space="preserve"> Rejected. </w:t>
+      </w:r>
+      <w:r>
+        <w:t>Ход и завершение сессии сервер определяет не по этому ответу, а по сообщению TransactionEvent</w:t>
+      </w:r>
+      <w:r>
+        <w:t>,</w:t>
+      </w:r>
+      <w:r>
+        <w:t xml:space="preserve"> с типами</w:t>
+      </w:r>
+      <w:r>
+        <w:t xml:space="preserve"> Started</w:t>
+      </w:r>
+      <w:r>
         <w:t xml:space="preserve"> </w:t>
       </w:r>
-      <w:proofErr w:type="spellStart"/>
-      <w:r>
-        <w:rPr>
-          <w:lang w:val="en-US"/>
-        </w:rPr>
-        <w:t>RequestStartTransaction</w:t>
-      </w:r>
-      <w:proofErr w:type="spellEnd"/>
-      <w:r>
-        <w:rPr>
-          <w:lang w:val="en-US"/>
-        </w:rPr>
-        <w:t xml:space="preserve"> </w:t>
-      </w:r>
-      <w:r>
-        <w:t>и</w:t>
-      </w:r>
-      <w:r>
-        <w:rPr>
-          <w:lang w:val="en-US"/>
-        </w:rPr>
-        <w:t xml:space="preserve"> </w:t>
-      </w:r>
-      <w:proofErr w:type="spellStart"/>
-      <w:r>
-        <w:rPr>
-          <w:lang w:val="en-US"/>
-        </w:rPr>
-        <w:t>RequestStopTransaction</w:t>
-      </w:r>
-      <w:proofErr w:type="spellEnd"/>
-      <w:r>
-        <w:rPr>
-          <w:lang w:val="en-US"/>
-        </w:rPr>
-        <w:t xml:space="preserve"> </w:t>
-      </w:r>
-      <w:r>
-        <w:t>бывает</w:t>
-      </w:r>
-      <w:r>
-        <w:rPr>
-          <w:lang w:val="en-US"/>
-        </w:rPr>
-        <w:t xml:space="preserve"> Accepted </w:t>
-      </w:r>
-      <w:r>
-        <w:t>или</w:t>
-      </w:r>
-      <w:r>
-        <w:rPr>
-          <w:lang w:val="en-US"/>
-        </w:rPr>
-        <w:t xml:space="preserve"> Rejected. </w:t>
-      </w:r>
-      <w:r>
-        <w:t xml:space="preserve">Ход и завершение сессии сервер определяет не по этому ответу, а по сообщению </w:t>
-      </w:r>
-      <w:proofErr w:type="spellStart"/>
-      <w:r>
-        <w:t>TransactionEvent</w:t>
-      </w:r>
-      <w:proofErr w:type="spellEnd"/>
-      <w:r>
-        <w:t>,</w:t>
-      </w:r>
-      <w:r>
-        <w:t xml:space="preserve"> с типами</w:t>
-      </w:r>
-      <w:r>
-        <w:t xml:space="preserve"> </w:t>
-      </w:r>
-      <w:proofErr w:type="spellStart"/>
-      <w:r>
-        <w:t>Started</w:t>
-      </w:r>
-      <w:proofErr w:type="spellEnd"/>
-      <w:r>
-        <w:t xml:space="preserve"> </w:t>
-      </w:r>
       <w:r>
         <w:t xml:space="preserve">или </w:t>
       </w:r>
-      <w:proofErr w:type="spellStart"/>
-      <w:r>
-        <w:t>Ended</w:t>
-      </w:r>
-      <w:proofErr w:type="spellEnd"/>
-      <w:r>
-        <w:t>.</w:t>
-      </w:r>
-    </w:p>
-    <w:p>
-      <w:r>
-        <w:t xml:space="preserve">Для привязки станции, пользователь в приложении получает адрес сервера, в котором уже есть признак его учётной записи, и вводит этот адрес на станции. Станция открывает соединение и отправляет </w:t>
-      </w:r>
-      <w:proofErr w:type="spellStart"/>
-      <w:r>
-        <w:t>BootNotification</w:t>
-      </w:r>
-      <w:proofErr w:type="spellEnd"/>
-      <w:r>
-        <w:t xml:space="preserve">. Сервер принимает станцию и связывает её с учётной записью, которой принадлежал адрес. После чего станция направляет </w:t>
-      </w:r>
-      <w:proofErr w:type="spellStart"/>
-      <w:r>
-        <w:t>StatusNotification</w:t>
-      </w:r>
-      <w:proofErr w:type="spellEnd"/>
-      <w:r>
-        <w:t xml:space="preserve"> для каждого коннектора. В результате станция и список коннекторов появляются у пользователя. Если </w:t>
-      </w:r>
-      <w:proofErr w:type="spellStart"/>
-      <w:r>
-        <w:t>BootNotification</w:t>
-      </w:r>
-      <w:proofErr w:type="spellEnd"/>
-      <w:r>
-        <w:t xml:space="preserve"> не пришло, станция в список не добавляется.</w:t>
+      <w:r>
+        <w:t>Ended.</w:t>
+      </w:r>
+    </w:p>
+    <w:p>
+      <w:r>
+        <w:t>Для привязки станции, пользователь в приложении получает адрес сервера, в котором уже есть признак его учётной записи, и вводит этот адрес на станции. Станция открывает соединение и отправляет BootNotification. Сервер принимает станцию и связывает её с учётной записью, которой принадлежал адрес. После чего станция направляет StatusNotification для каждого коннектора. В результате станция и список коннекторов появляются у пользователя. Если BootNotification не пришло, станция в список не добавляется.</w:t>
       </w:r>
       <w:r>
         <w:t xml:space="preserve"> </w:t>
@@ -8456,49 +8173,29 @@
     </w:p>
     <w:p>
       <w:r>
-        <w:t xml:space="preserve">Для запуска сессии необходимо из приложения отправить команду «Старт» на сервер, после чего он проверяет что у пользователя нет текущей сессии и отправляет станции </w:t>
-      </w:r>
-      <w:proofErr w:type="spellStart"/>
-      <w:r>
-        <w:t>RequestStartTransaction</w:t>
-      </w:r>
-      <w:proofErr w:type="spellEnd"/>
-      <w:r>
-        <w:t xml:space="preserve">. Если станция недоступна или ответила </w:t>
-      </w:r>
-      <w:proofErr w:type="spellStart"/>
-      <w:r>
-        <w:t>Rejected</w:t>
-      </w:r>
-      <w:proofErr w:type="spellEnd"/>
-      <w:r>
-        <w:t xml:space="preserve">, сессия не создаётся, пользователь видит ошибку. Если </w:t>
+        <w:t>Для запуска сессии необходимо из приложения отправить команду «Старт» на сервер, после чего он проверяет</w:t>
+      </w:r>
+      <w:r>
+        <w:t>,</w:t>
+      </w:r>
+      <w:r>
+        <w:t xml:space="preserve"> что у </w:t>
+      </w:r>
+      <w:r>
+        <w:t>выбранной станции</w:t>
+      </w:r>
+      <w:r>
+        <w:t xml:space="preserve"> нет текущей сессии и отправляет станции RequestStartTransaction. Если станция недоступна или ответила Rejected, сессия не создаётся, пользователь видит </w:t>
       </w:r>
       <w:r>
         <w:lastRenderedPageBreak/>
-        <w:t xml:space="preserve">станция ответила </w:t>
-      </w:r>
-      <w:proofErr w:type="spellStart"/>
-      <w:r>
-        <w:t>Accepted</w:t>
-      </w:r>
-      <w:proofErr w:type="spellEnd"/>
-      <w:r>
-        <w:t>, текущая сессия создаётся</w:t>
+        <w:t>ошибку. Если станция ответила Accepted, текущая сессия создаётся</w:t>
       </w:r>
       <w:r>
         <w:t>, с пустыми значениями полей, время старта и начального значения счетчика</w:t>
       </w:r>
       <w:r>
-        <w:t xml:space="preserve">, данные поля заполняются по сообщению </w:t>
-      </w:r>
-      <w:proofErr w:type="spellStart"/>
-      <w:r>
-        <w:t>TransactionEvent</w:t>
-      </w:r>
-      <w:proofErr w:type="spellEnd"/>
-      <w:r>
-        <w:t xml:space="preserve"> с типом </w:t>
+        <w:t xml:space="preserve">, данные поля заполняются по сообщению TransactionEvent с типом </w:t>
       </w:r>
       <w:r>
         <w:rPr>
@@ -8507,23 +8204,7 @@
         <w:t>Started</w:t>
       </w:r>
       <w:r>
-        <w:t xml:space="preserve">. Во время сессии станция присылает </w:t>
-      </w:r>
-      <w:proofErr w:type="spellStart"/>
-      <w:r>
-        <w:t>TransactionEvent</w:t>
-      </w:r>
-      <w:proofErr w:type="spellEnd"/>
-      <w:r>
-        <w:t xml:space="preserve"> с типом </w:t>
-      </w:r>
-      <w:proofErr w:type="spellStart"/>
-      <w:r>
-        <w:t>Updated</w:t>
-      </w:r>
-      <w:proofErr w:type="spellEnd"/>
-      <w:r>
-        <w:t xml:space="preserve"> и показания. Эти данные сервер </w:t>
+        <w:t xml:space="preserve">. Во время сессии станция присылает TransactionEvent с типом Updated и показания. Эти данные сервер </w:t>
       </w:r>
       <w:r>
         <w:t>записывает в сессию как последнее значение и отправляет в мобильное приложение</w:t>
@@ -8540,45 +8221,13 @@
         <w:t xml:space="preserve"> из приложения,</w:t>
       </w:r>
       <w:r>
-        <w:t xml:space="preserve"> сервер отправляет </w:t>
-      </w:r>
-      <w:proofErr w:type="spellStart"/>
-      <w:r>
-        <w:t>RequestStopTransaction</w:t>
-      </w:r>
-      <w:proofErr w:type="spellEnd"/>
-      <w:r>
-        <w:t xml:space="preserve">. Сессия остаётся текущей, пока станция не пришлёт </w:t>
-      </w:r>
-      <w:proofErr w:type="spellStart"/>
-      <w:r>
-        <w:t>TransactionEvent</w:t>
-      </w:r>
-      <w:proofErr w:type="spellEnd"/>
-      <w:r>
-        <w:t xml:space="preserve"> с типом </w:t>
-      </w:r>
-      <w:proofErr w:type="spellStart"/>
-      <w:r>
-        <w:t>Ended</w:t>
-      </w:r>
-      <w:proofErr w:type="spellEnd"/>
-      <w:r>
-        <w:t xml:space="preserve">. </w:t>
+        <w:t xml:space="preserve"> сервер отправляет RequestStopTransaction. Сессия остаётся текущей, пока станция не пришлёт TransactionEvent с типом Ended. </w:t>
       </w:r>
       <w:r>
         <w:t>Так же станция может завершить сессию самостоятельно, отправив такое же сообщение на сервер</w:t>
       </w:r>
       <w:r>
-        <w:t xml:space="preserve">. При </w:t>
-      </w:r>
-      <w:proofErr w:type="spellStart"/>
-      <w:r>
-        <w:t>Ended</w:t>
-      </w:r>
-      <w:proofErr w:type="spellEnd"/>
-      <w:r>
-        <w:t xml:space="preserve"> сервер</w:t>
+        <w:t>. При Ended сервер</w:t>
       </w:r>
       <w:r>
         <w:t xml:space="preserve"> помечает текущую сессию как завершенную и подсистема истории сеансов отображает ее как завершенную</w:t>
@@ -8668,267 +8317,242 @@
     </w:p>
     <w:p>
       <w:r>
-        <w:t xml:space="preserve">Контроль связи. Пока станция подключена, она периодически отправляет </w:t>
-      </w:r>
-      <w:proofErr w:type="spellStart"/>
-      <w:r>
+        <w:t>Контроль связи. Пока станция подключена, она периодически отправляет Heartbeat</w:t>
+      </w:r>
+      <w:r>
+        <w:t>, для поддержания активного соединения</w:t>
+      </w:r>
+      <w:r>
+        <w:t xml:space="preserve">. Если </w:t>
+      </w:r>
+      <w:r>
+        <w:t xml:space="preserve">произошел разрыв по протоколу </w:t>
+      </w:r>
+      <w:r>
+        <w:rPr>
+          <w:lang w:val="en-US"/>
+        </w:rPr>
+        <w:t>WebSocket</w:t>
+      </w:r>
+      <w:r>
+        <w:t xml:space="preserve">, сервер помечает станцию как недоступную и показывает это в приложении. </w:t>
+      </w:r>
+      <w:r>
+        <w:t>Начать новую сессию для такой станции невозможно</w:t>
+      </w:r>
+      <w:r>
+        <w:t>.</w:t>
+      </w:r>
+    </w:p>
+    <w:p/>
+    <w:p>
+      <w:pPr>
+        <w:pStyle w:val="2"/>
+      </w:pPr>
+      <w:bookmarkStart w:id="38" w:name="_Toc242914549"/>
+      <w:r>
+        <w:t>2.7 Информационная модель и структура данных</w:t>
+      </w:r>
+      <w:bookmarkEnd w:id="38"/>
+    </w:p>
+    <w:p>
+      <w:r>
+        <w:t xml:space="preserve">В базе сервера хранятся учётные записи, станции, коннекторы и сессии. Журнал сообщений </w:t>
+      </w:r>
+      <w:r>
+        <w:rPr>
+          <w:lang w:val="en-US"/>
+        </w:rPr>
+        <w:t>OCPP</w:t>
+      </w:r>
+      <w:r>
+        <w:t xml:space="preserve"> 2.0.1 к этим данным не относится и ведётся отдельно</w:t>
+      </w:r>
+      <w:r>
+        <w:t>, он необходим для разбора ошибок при общении станции и сервера</w:t>
+      </w:r>
+      <w:r>
+        <w:t>.</w:t>
+      </w:r>
+    </w:p>
+    <w:p>
+      <w:r>
+        <w:t>Учётная запись содержит адрес электронной почты, хеш</w:t>
+      </w:r>
+      <w:r>
+        <w:t>ированный</w:t>
+      </w:r>
+      <w:r>
+        <w:t xml:space="preserve"> парол</w:t>
+      </w:r>
+      <w:r>
+        <w:t>ь</w:t>
+      </w:r>
+      <w:r>
+        <w:t xml:space="preserve">, признак согласия на обработку данных и признак блокировки. Адрес электронной почты уникален. </w:t>
+      </w:r>
+      <w:r>
+        <w:t>Д</w:t>
+      </w:r>
+      <w:r>
+        <w:t>ругие сведения о личности не хранятся.</w:t>
+      </w:r>
+    </w:p>
+    <w:p>
+      <w:r>
+        <w:t xml:space="preserve">Станция принадлежит одной учётной записи. У неё есть идентификатор, полученный в </w:t>
+      </w:r>
+      <w:r>
+        <w:rPr>
+          <w:lang w:val="en-US"/>
+        </w:rPr>
+        <w:t>BootNotification</w:t>
+      </w:r>
+      <w:r>
+        <w:t xml:space="preserve"> и </w:t>
+      </w:r>
+      <w:r>
+        <w:t>статус состояния станции</w:t>
+      </w:r>
+      <w:r>
+        <w:t>. Станция доступна</w:t>
+      </w:r>
+      <w:r>
+        <w:t xml:space="preserve"> в разрешенных состояниях и есть прямое соединение</w:t>
+      </w:r>
+      <w:r>
+        <w:t>. Если сетевая активность прекратилась,</w:t>
+      </w:r>
+      <w:r>
+        <w:t xml:space="preserve"> например</w:t>
+      </w:r>
+      <w:r>
+        <w:t xml:space="preserve"> соединение разрывается по таймауту, </w:t>
+      </w:r>
+      <w:r>
+        <w:t xml:space="preserve">тогда </w:t>
+      </w:r>
+      <w:r>
+        <w:t xml:space="preserve">станция становится недоступной до следующего </w:t>
+      </w:r>
+      <w:r>
+        <w:rPr>
+          <w:lang w:val="en-US"/>
+        </w:rPr>
+        <w:t>BootNotification</w:t>
+      </w:r>
+      <w:r>
+        <w:t xml:space="preserve">. Сообщение </w:t>
+      </w:r>
+      <w:r>
+        <w:rPr>
+          <w:lang w:val="en-US"/>
+        </w:rPr>
         <w:t>Heartbeat</w:t>
       </w:r>
-      <w:proofErr w:type="spellEnd"/>
-      <w:r>
-        <w:t>, для поддержания активного соединения</w:t>
-      </w:r>
-      <w:r>
-        <w:t xml:space="preserve">. Если </w:t>
-      </w:r>
-      <w:r>
-        <w:t xml:space="preserve">произошел разрыв по протоколу </w:t>
+      <w:r>
+        <w:t xml:space="preserve"> этот признак не меняет</w:t>
+      </w:r>
+      <w:r>
+        <w:t>.</w:t>
+      </w:r>
+    </w:p>
+    <w:p>
+      <w:r>
+        <w:t xml:space="preserve">У одной станции несколько коннекторов. У коннектора хранятся его номер на станции и последний статус из </w:t>
       </w:r>
       <w:r>
         <w:rPr>
           <w:lang w:val="en-US"/>
         </w:rPr>
-        <w:t>WebSocket</w:t>
-      </w:r>
-      <w:r>
-        <w:t xml:space="preserve">, сервер помечает станцию как недоступную и показывает это в приложении. </w:t>
-      </w:r>
-      <w:r>
-        <w:t>Начать новую сессию для такой станции невозможно</w:t>
+        <w:t>StatusNotification</w:t>
       </w:r>
       <w:r>
         <w:t>.</w:t>
       </w:r>
     </w:p>
-    <w:p/>
-    <w:p>
-      <w:pPr>
-        <w:pStyle w:val="2"/>
-      </w:pPr>
-      <w:bookmarkStart w:id="38" w:name="_Toc242914549"/>
-      <w:r>
-        <w:t>2.7 Информационная модель и структура данных</w:t>
-      </w:r>
-      <w:bookmarkEnd w:id="38"/>
-    </w:p>
-    <w:p>
-      <w:r>
-        <w:t xml:space="preserve">В базе сервера хранятся учётные записи, станции, коннекторы и сессии. Журнал сообщений </w:t>
+    <w:p>
+      <w:r>
+        <w:t xml:space="preserve">Сессия принадлежит одной учётной записи, одной станции и одному коннектору. У неё есть идентификатор транзакции, время начала, время окончания, </w:t>
+      </w:r>
+      <w:r>
+        <w:t>начальное и конечное значения счетчика энерги</w:t>
+      </w:r>
+      <w:r>
+        <w:t>и</w:t>
+      </w:r>
+      <w:r>
+        <w:t>.</w:t>
+      </w:r>
+      <w:r>
+        <w:t xml:space="preserve"> </w:t>
+      </w:r>
+      <w:r>
+        <w:t xml:space="preserve">У </w:t>
+      </w:r>
+      <w:r>
+        <w:t xml:space="preserve">станции </w:t>
+      </w:r>
+      <w:r>
+        <w:t xml:space="preserve">не больше одной сессии в </w:t>
+      </w:r>
+      <w:r>
+        <w:t>состоянии</w:t>
+      </w:r>
+      <w:r>
+        <w:t xml:space="preserve"> «текущая»</w:t>
+      </w:r>
+      <w:r>
+        <w:t>, данное состояние определяется</w:t>
+      </w:r>
+      <w:r>
+        <w:t xml:space="preserve"> по нескольким полям, отдельного поля для этого </w:t>
+      </w:r>
+      <w:r>
+        <w:t xml:space="preserve">состояния </w:t>
+      </w:r>
+      <w:r>
+        <w:t>нет</w:t>
+      </w:r>
+      <w:r>
+        <w:t xml:space="preserve">. Если у сессии есть время старта </w:t>
+      </w:r>
+      <w:r>
+        <w:t>зарядки,</w:t>
+      </w:r>
+      <w:r>
+        <w:t xml:space="preserve"> но нет конечного</w:t>
+      </w:r>
+      <w:r>
+        <w:t>, значит она началась</w:t>
+      </w:r>
+      <w:r>
+        <w:t xml:space="preserve"> и является текущей</w:t>
+      </w:r>
+      <w:r>
+        <w:t>, если у нее есть время завершения, то она значит завершённая.</w:t>
+      </w:r>
+      <w:r>
+        <w:t xml:space="preserve"> </w:t>
+      </w:r>
+    </w:p>
+    <w:p>
+      <w:r>
+        <w:lastRenderedPageBreak/>
+        <w:t>По сообщению TransactionEvent с типом Started в уже созданную сессию записываются время старта и начальное значение счётчика энергии</w:t>
+      </w:r>
+      <w:r>
+        <w:t xml:space="preserve">. </w:t>
+      </w:r>
+      <w:r>
+        <w:t xml:space="preserve">Сообщение </w:t>
       </w:r>
       <w:r>
         <w:rPr>
           <w:lang w:val="en-US"/>
         </w:rPr>
-        <w:t>OCPP</w:t>
-      </w:r>
-      <w:r>
-        <w:t xml:space="preserve"> 2.0.1 к этим данным не относится и ведётся отдельно</w:t>
-      </w:r>
-      <w:r>
-        <w:t>, он необходим для разбора ошибок при общении станции и сервера</w:t>
-      </w:r>
-      <w:r>
-        <w:t>.</w:t>
-      </w:r>
-    </w:p>
-    <w:p>
-      <w:r>
-        <w:t>Учётная запись содержит адрес электронной почты, хеш</w:t>
-      </w:r>
-      <w:r>
-        <w:t>ированный</w:t>
-      </w:r>
-      <w:r>
-        <w:t xml:space="preserve"> парол</w:t>
-      </w:r>
-      <w:r>
-        <w:t>ь</w:t>
-      </w:r>
-      <w:r>
-        <w:t xml:space="preserve">, признак согласия на обработку данных и признак блокировки. Адрес электронной почты уникален. </w:t>
-      </w:r>
-      <w:r>
-        <w:t>Д</w:t>
-      </w:r>
-      <w:r>
-        <w:t>ругие сведения о личности не хранятся.</w:t>
-      </w:r>
-    </w:p>
-    <w:p>
-      <w:r>
-        <w:t xml:space="preserve">Станция принадлежит одной учётной записи. У неё есть идентификатор, полученный в </w:t>
-      </w:r>
-      <w:proofErr w:type="spellStart"/>
-      <w:r>
-        <w:rPr>
-          <w:lang w:val="en-US"/>
-        </w:rPr>
-        <w:t>BootNotification</w:t>
-      </w:r>
-      <w:proofErr w:type="spellEnd"/>
-      <w:r>
-        <w:t xml:space="preserve"> и </w:t>
-      </w:r>
-      <w:r>
-        <w:t>статус состояния станции</w:t>
-      </w:r>
-      <w:r>
-        <w:t>. Станция доступна</w:t>
-      </w:r>
-      <w:r>
-        <w:t xml:space="preserve"> в разрешенных состояниях и есть прямое соединение</w:t>
-      </w:r>
-      <w:r>
-        <w:t>. Если сетевая активность прекратилась,</w:t>
-      </w:r>
-      <w:r>
-        <w:t xml:space="preserve"> например</w:t>
-      </w:r>
-      <w:r>
-        <w:t xml:space="preserve"> соединение разрывается по таймауту, </w:t>
-      </w:r>
-      <w:r>
-        <w:t xml:space="preserve">тогда </w:t>
-      </w:r>
-      <w:r>
-        <w:t xml:space="preserve">станция становится недоступной до следующего </w:t>
-      </w:r>
-      <w:proofErr w:type="spellStart"/>
-      <w:r>
-        <w:rPr>
-          <w:lang w:val="en-US"/>
-        </w:rPr>
-        <w:t>BootNotification</w:t>
-      </w:r>
-      <w:proofErr w:type="spellEnd"/>
-      <w:r>
-        <w:t xml:space="preserve">. Сообщение </w:t>
-      </w:r>
-      <w:r>
-        <w:rPr>
-          <w:lang w:val="en-US"/>
-        </w:rPr>
-        <w:t>Heartbeat</w:t>
-      </w:r>
-      <w:r>
-        <w:t xml:space="preserve"> этот признак не меняет</w:t>
-      </w:r>
-      <w:r>
-        <w:t>.</w:t>
-      </w:r>
-    </w:p>
-    <w:p>
-      <w:r>
-        <w:t xml:space="preserve">У одной станции несколько коннекторов. У коннектора хранятся его номер на станции и последний статус из </w:t>
-      </w:r>
-      <w:proofErr w:type="spellStart"/>
-      <w:r>
-        <w:rPr>
-          <w:lang w:val="en-US"/>
-        </w:rPr>
-        <w:t>StatusNotification</w:t>
-      </w:r>
-      <w:proofErr w:type="spellEnd"/>
-      <w:r>
-        <w:t>.</w:t>
-      </w:r>
-    </w:p>
-    <w:p>
-      <w:r>
-        <w:t xml:space="preserve">Сессия принадлежит одной учётной записи, одной станции и одному коннектору. У неё есть идентификатор транзакции, время начала, время окончания, </w:t>
-      </w:r>
-      <w:r>
-        <w:t xml:space="preserve">начальное и конечное значения счетчика </w:t>
-      </w:r>
-      <w:proofErr w:type="spellStart"/>
-      <w:r>
-        <w:t>энерги</w:t>
-      </w:r>
-      <w:proofErr w:type="spellEnd"/>
-      <w:r>
-        <w:t>.</w:t>
-      </w:r>
-      <w:r>
-        <w:t xml:space="preserve"> </w:t>
-      </w:r>
-      <w:r>
-        <w:t xml:space="preserve">У пользователя не больше одной сессии в </w:t>
-      </w:r>
-      <w:r>
-        <w:t>состоянии</w:t>
-      </w:r>
-      <w:r>
-        <w:t xml:space="preserve"> «текущая»</w:t>
-      </w:r>
-      <w:r>
-        <w:t>, данное состояние определяется</w:t>
-      </w:r>
-      <w:r>
-        <w:t xml:space="preserve"> по нескольким полям, отдельного поля для этого </w:t>
-      </w:r>
-      <w:r>
-        <w:t xml:space="preserve">состояния </w:t>
-      </w:r>
-      <w:r>
-        <w:t>нет</w:t>
-      </w:r>
-      <w:r>
-        <w:t xml:space="preserve">. Если у сессии есть время старта </w:t>
-      </w:r>
-      <w:r>
-        <w:t>зарядки,</w:t>
-      </w:r>
-      <w:r>
-        <w:t xml:space="preserve"> но нет конечного</w:t>
-      </w:r>
-      <w:r>
-        <w:t>, значит она началась</w:t>
-      </w:r>
-      <w:r>
-        <w:t xml:space="preserve"> и является текущей</w:t>
-      </w:r>
-      <w:r>
-        <w:t>, если у нее есть время завершения, то она значит завершённая.</w:t>
-      </w:r>
-      <w:r>
-        <w:t xml:space="preserve"> </w:t>
-      </w:r>
-    </w:p>
-    <w:p>
-      <w:r>
-        <w:lastRenderedPageBreak/>
-        <w:t xml:space="preserve">По сообщению </w:t>
-      </w:r>
-      <w:proofErr w:type="spellStart"/>
-      <w:r>
         <w:t>TransactionEvent</w:t>
       </w:r>
-      <w:proofErr w:type="spellEnd"/>
-      <w:r>
-        <w:t xml:space="preserve"> с типом </w:t>
-      </w:r>
-      <w:proofErr w:type="spellStart"/>
-      <w:r>
-        <w:t>Started</w:t>
-      </w:r>
-      <w:proofErr w:type="spellEnd"/>
-      <w:r>
-        <w:t xml:space="preserve"> в уже созданную сессию записываются время старта и начальное значение счётчика энергии</w:t>
-      </w:r>
-      <w:r>
-        <w:t xml:space="preserve">. </w:t>
-      </w:r>
-      <w:r>
-        <w:t xml:space="preserve">Сообщение </w:t>
-      </w:r>
-      <w:proofErr w:type="spellStart"/>
-      <w:r>
-        <w:rPr>
-          <w:lang w:val="en-US"/>
-        </w:rPr>
-        <w:t>TransactionEvent</w:t>
-      </w:r>
-      <w:proofErr w:type="spellEnd"/>
       <w:r>
         <w:t xml:space="preserve"> с типом </w:t>
       </w:r>
@@ -9114,27 +8738,11 @@
     </w:p>
     <w:p>
       <w:r>
-        <w:t xml:space="preserve">Для привязки станции пользователь получает в приложении адрес сервера с признаком своей учётной записи и вводит его на станции. Станция открывает соединение и отправляет </w:t>
-      </w:r>
-      <w:proofErr w:type="spellStart"/>
-      <w:r>
-        <w:t>BootNotification</w:t>
-      </w:r>
-      <w:proofErr w:type="spellEnd"/>
-      <w:r>
-        <w:t xml:space="preserve">. После получения данного сообщения сервер связывает станцию с учётной записью, которой принадлежал этот адрес и сохраняет идентификатор станции. Затем станция </w:t>
+        <w:t xml:space="preserve">Для привязки станции пользователь получает в приложении адрес сервера с признаком своей учётной записи и вводит его на станции. Станция открывает соединение и отправляет BootNotification. После получения данного сообщения сервер связывает станцию с учётной записью, которой принадлежал этот адрес и сохраняет идентификатор станции. Затем станция </w:t>
       </w:r>
       <w:r>
         <w:lastRenderedPageBreak/>
-        <w:t xml:space="preserve">отправляет </w:t>
-      </w:r>
-      <w:proofErr w:type="spellStart"/>
-      <w:r>
-        <w:t>StatusNotification</w:t>
-      </w:r>
-      <w:proofErr w:type="spellEnd"/>
-      <w:r>
-        <w:t xml:space="preserve"> по каждому коннектору, сервер сохраняет номер коннектора и его статус. После получения станции и всех ее коннекторов станция считается привязанной к пользователю.</w:t>
+        <w:t>отправляет StatusNotification по каждому коннектору, сервер сохраняет номер коннектора и его статус. После получения станции и всех ее коннекторов станция считается привязанной к пользователю.</w:t>
       </w:r>
     </w:p>
     <w:p>
@@ -9151,29 +8759,19 @@
         <w:t xml:space="preserve"> текущего</w:t>
       </w:r>
       <w:r>
-        <w:t xml:space="preserve"> пользователя. Если у пользователя уже есть текущая сессия, новая не создаётся и приложение получает сообщение об ошибке. Если станция недоступна, результат тот же. </w:t>
+        <w:t xml:space="preserve"> пользователя. Если у </w:t>
+      </w:r>
+      <w:r>
+        <w:t>станции</w:t>
+      </w:r>
+      <w:r>
+        <w:t xml:space="preserve"> уже есть текущая сессия, новая не создаётся и приложение получает сообщение об ошибке. Если станция недоступна, результат тот же. </w:t>
       </w:r>
       <w:r>
         <w:t>Если предыдущие условия выполнены, то</w:t>
       </w:r>
       <w:r>
-        <w:t xml:space="preserve"> сервер отправляет </w:t>
-      </w:r>
-      <w:proofErr w:type="spellStart"/>
-      <w:r>
-        <w:t>RequestStartTransaction</w:t>
-      </w:r>
-      <w:proofErr w:type="spellEnd"/>
-      <w:r>
-        <w:t xml:space="preserve">. При ответе </w:t>
-      </w:r>
-      <w:proofErr w:type="spellStart"/>
-      <w:r>
-        <w:t>Rejected</w:t>
-      </w:r>
-      <w:proofErr w:type="spellEnd"/>
-      <w:r>
-        <w:t xml:space="preserve"> или при отсутствии ответа сессия не создаётся, пользователь видит ошибку. При</w:t>
+        <w:t xml:space="preserve"> сервер отправляет RequestStartTransaction. При ответе Rejected или при отсутствии ответа сессия не создаётся, пользователь видит ошибку. При</w:t>
       </w:r>
       <w:r>
         <w:t xml:space="preserve"> </w:t>
@@ -9208,14 +8806,12 @@
       <w:r>
         <w:t xml:space="preserve"> </w:t>
       </w:r>
-      <w:proofErr w:type="spellStart"/>
       <w:r>
         <w:rPr>
           <w:lang w:val="en-US"/>
         </w:rPr>
         <w:t>TransactionEvent</w:t>
       </w:r>
-      <w:proofErr w:type="spellEnd"/>
       <w:r>
         <w:t xml:space="preserve"> </w:t>
       </w:r>
@@ -9256,10 +8852,10 @@
         </w:rPr>
         <w:lastRenderedPageBreak/>
         <w:drawing>
-          <wp:inline distT="0" distB="0" distL="0" distR="0" wp14:anchorId="235E74D6" wp14:editId="672E03C1">
-            <wp:extent cx="5031645" cy="8842724"/>
-            <wp:effectExtent l="0" t="0" r="0" b="0"/>
-            <wp:docPr id="8" name="Рисунок 8"/>
+          <wp:inline distT="0" distB="0" distL="0" distR="0" wp14:anchorId="04CC7FF9" wp14:editId="5B7AD373">
+            <wp:extent cx="4137711" cy="7274460"/>
+            <wp:effectExtent l="0" t="0" r="0" b="3175"/>
+            <wp:docPr id="10" name="Рисунок 10"/>
             <wp:cNvGraphicFramePr>
               <a:graphicFrameLocks xmlns:a="http://schemas.openxmlformats.org/drawingml/2006/main" noChangeAspect="1"/>
             </wp:cNvGraphicFramePr>
@@ -9267,7 +8863,7 @@
               <a:graphicData uri="http://schemas.openxmlformats.org/drawingml/2006/picture">
                 <pic:pic xmlns:pic="http://schemas.openxmlformats.org/drawingml/2006/picture">
                   <pic:nvPicPr>
-                    <pic:cNvPr id="0" name="Picture 3"/>
+                    <pic:cNvPr id="0" name="Picture 1"/>
                     <pic:cNvPicPr>
                       <a:picLocks noChangeAspect="1" noChangeArrowheads="1"/>
                     </pic:cNvPicPr>
@@ -9288,7 +8884,7 @@
                   <pic:spPr bwMode="auto">
                     <a:xfrm>
                       <a:off x="0" y="0"/>
-                      <a:ext cx="5043177" cy="8862991"/>
+                      <a:ext cx="4140432" cy="7279244"/>
                     </a:xfrm>
                     <a:prstGeom prst="rect">
                       <a:avLst/>
@@ -9325,21 +8921,8 @@
         <w:t>С</w:t>
       </w:r>
       <w:r>
-        <w:t xml:space="preserve">ервер принимает </w:t>
-      </w:r>
-      <w:proofErr w:type="spellStart"/>
-      <w:r>
-        <w:t>TransactionEvent</w:t>
-      </w:r>
-      <w:proofErr w:type="spellEnd"/>
-      <w:r>
-        <w:t xml:space="preserve"> с типом </w:t>
-      </w:r>
-      <w:proofErr w:type="spellStart"/>
-      <w:r>
-        <w:t>Updated</w:t>
-      </w:r>
-      <w:proofErr w:type="spellEnd"/>
+        <w:t>ервер принимает TransactionEvent с типом Updated</w:t>
+      </w:r>
       <w:r>
         <w:t>, при помощи которого обновляется</w:t>
       </w:r>
@@ -9355,11 +8938,8 @@
     </w:p>
     <w:p>
       <w:r>
-        <w:t xml:space="preserve">По </w:t>
-      </w:r>
-      <w:proofErr w:type="spellStart"/>
-      <w:r>
-        <w:t>к</w:t>
+        <w:lastRenderedPageBreak/>
+        <w:t>По к</w:t>
       </w:r>
       <w:r>
         <w:t>оманд</w:t>
@@ -9367,50 +8947,20 @@
       <w:r>
         <w:t>не</w:t>
       </w:r>
-      <w:proofErr w:type="spellEnd"/>
       <w:r>
         <w:t xml:space="preserve"> «Стоп» из приложения</w:t>
       </w:r>
       <w:r>
         <w:t xml:space="preserve">, сервер отправляет сообщение </w:t>
       </w:r>
-      <w:proofErr w:type="spellStart"/>
-      <w:r>
-        <w:t>RequestStopTransaction</w:t>
-      </w:r>
-      <w:proofErr w:type="spellEnd"/>
-      <w:r>
-        <w:t xml:space="preserve">. Сессия остаётся текущей, пока станция не пришлёт </w:t>
-      </w:r>
-      <w:proofErr w:type="spellStart"/>
-      <w:r>
-        <w:t>TransactionEvent</w:t>
-      </w:r>
-      <w:proofErr w:type="spellEnd"/>
-      <w:r>
-        <w:t xml:space="preserve"> с типом </w:t>
-      </w:r>
-      <w:proofErr w:type="spellStart"/>
-      <w:r>
-        <w:t>Ended</w:t>
-      </w:r>
-      <w:proofErr w:type="spellEnd"/>
-      <w:r>
-        <w:t xml:space="preserve">. Таким же сообщением станция может завершить сессию </w:t>
+      <w:r>
+        <w:t xml:space="preserve">RequestStopTransaction. Сессия остаётся текущей, пока станция не пришлёт TransactionEvent с типом Ended. Таким же сообщением станция может завершить сессию </w:t>
       </w:r>
       <w:r>
         <w:t>самостоятельно</w:t>
       </w:r>
       <w:r>
-        <w:t xml:space="preserve">. По </w:t>
-      </w:r>
-      <w:proofErr w:type="spellStart"/>
-      <w:r>
-        <w:t>Ended</w:t>
-      </w:r>
-      <w:proofErr w:type="spellEnd"/>
-      <w:r>
-        <w:t xml:space="preserve"> сервер записывает время окончания </w:t>
+        <w:t xml:space="preserve">. По Ended сервер записывает время окончания </w:t>
       </w:r>
       <w:r>
         <w:t>и,</w:t>
@@ -9798,25 +9348,21 @@
       <w:r>
         <w:t xml:space="preserve">отсылая сообщение </w:t>
       </w:r>
-      <w:proofErr w:type="spellStart"/>
       <w:r>
         <w:rPr>
           <w:lang w:val="en-US"/>
         </w:rPr>
         <w:t>BootNotification</w:t>
       </w:r>
-      <w:proofErr w:type="spellEnd"/>
       <w:r>
         <w:t xml:space="preserve">, так же ей в автоматическом режиме подключаются все коннектора из сообщений </w:t>
       </w:r>
-      <w:proofErr w:type="spellStart"/>
       <w:r>
         <w:rPr>
           <w:lang w:val="en-US"/>
         </w:rPr>
         <w:t>StatusNotification</w:t>
       </w:r>
-      <w:proofErr w:type="spellEnd"/>
       <w:r>
         <w:t>.</w:t>
       </w:r>
@@ -9996,23 +9542,7 @@
         <w:t xml:space="preserve">На момент пока сессия не запустилась отображается индикатор выполнения запроса. </w:t>
       </w:r>
       <w:r>
-        <w:t xml:space="preserve">После </w:t>
-      </w:r>
-      <w:proofErr w:type="spellStart"/>
-      <w:r>
-        <w:t>TransactionEvent</w:t>
-      </w:r>
-      <w:proofErr w:type="spellEnd"/>
-      <w:r>
-        <w:t xml:space="preserve"> с типом </w:t>
-      </w:r>
-      <w:proofErr w:type="spellStart"/>
-      <w:r>
-        <w:t>Started</w:t>
-      </w:r>
-      <w:proofErr w:type="spellEnd"/>
-      <w:r>
-        <w:t xml:space="preserve"> экран показывает, что сессия </w:t>
+        <w:t xml:space="preserve">После TransactionEvent с типом Started экран показывает, что сессия </w:t>
       </w:r>
       <w:r>
         <w:t>началась и отображается</w:t>
@@ -10739,27 +10269,87 @@
         <w:t xml:space="preserve"> данными</w:t>
       </w:r>
       <w:r>
-        <w:t xml:space="preserve"> со станцией по протоколу OCPP 2.0.1 поверх </w:t>
-      </w:r>
-      <w:proofErr w:type="spellStart"/>
-      <w:r>
+        <w:t xml:space="preserve"> со станцией по протоколу OCPP 2.0.1 поверх WebSocket, мобильное приложение</w:t>
+      </w:r>
+      <w:r>
+        <w:t xml:space="preserve"> </w:t>
+      </w:r>
+      <w:r>
+        <w:t>и</w:t>
+      </w:r>
+      <w:r>
+        <w:t xml:space="preserve"> веб-портал администратора</w:t>
+      </w:r>
+      <w:r>
+        <w:t xml:space="preserve"> общаются с сервером по протоколу </w:t>
+      </w:r>
+      <w:r>
+        <w:rPr>
+          <w:lang w:val="en-US"/>
+        </w:rPr>
+        <w:t>HTTP</w:t>
+      </w:r>
+      <w:r>
+        <w:t>,</w:t>
+      </w:r>
+      <w:r>
+        <w:t xml:space="preserve"> </w:t>
+      </w:r>
+      <w:r>
+        <w:t>хранение данных производиться в реляционную базу данных</w:t>
+      </w:r>
+      <w:r>
+        <w:t>.</w:t>
+      </w:r>
+      <w:r>
+        <w:t xml:space="preserve"> Для поддержки передачи в реальном времени данных от сервера к мобильному приложению, мобильное приложение использует протокол </w:t>
+      </w:r>
+      <w:r>
+        <w:rPr>
+          <w:lang w:val="en-US"/>
+        </w:rPr>
         <w:t>WebSocket</w:t>
       </w:r>
-      <w:proofErr w:type="spellEnd"/>
-      <w:r>
-        <w:t>, мобильное приложение</w:t>
+      <w:r>
+        <w:t>.</w:t>
+      </w:r>
+    </w:p>
+    <w:p>
+      <w:r>
+        <w:t>Для</w:t>
+      </w:r>
+      <w:r>
+        <w:t xml:space="preserve"> выбора</w:t>
+      </w:r>
+      <w:r>
+        <w:t xml:space="preserve"> сервера </w:t>
+      </w:r>
+      <w:r>
+        <w:t>сравним два типа технологий,</w:t>
+      </w:r>
+      <w:r>
+        <w:t xml:space="preserve"> ASP.NET Core и Laravel</w:t>
+      </w:r>
+      <w:r>
+        <w:t>(</w:t>
+      </w:r>
+      <w:r>
+        <w:rPr>
+          <w:lang w:val="en-US"/>
+        </w:rPr>
+        <w:t>PHP</w:t>
+      </w:r>
+      <w:r>
+        <w:t>)</w:t>
+      </w:r>
+      <w:r>
+        <w:t>. Оба могут отдать данные мобильному приложению и порталу администратора</w:t>
       </w:r>
       <w:r>
         <w:t xml:space="preserve"> </w:t>
       </w:r>
       <w:r>
-        <w:t>и</w:t>
-      </w:r>
-      <w:r>
-        <w:t xml:space="preserve"> веб-портал администратора</w:t>
-      </w:r>
-      <w:r>
-        <w:t xml:space="preserve"> общаются с сервером по протоколу </w:t>
+        <w:t xml:space="preserve">по протоколу </w:t>
       </w:r>
       <w:r>
         <w:rPr>
@@ -10768,177 +10358,68 @@
         <w:t>HTTP</w:t>
       </w:r>
       <w:r>
+        <w:t>.</w:t>
+      </w:r>
+      <w:r>
+        <w:t xml:space="preserve"> </w:t>
+      </w:r>
+      <w:r>
+        <w:t>Однако,</w:t>
+      </w:r>
+      <w:r>
+        <w:t xml:space="preserve"> </w:t>
+      </w:r>
+      <w:r>
+        <w:t>о</w:t>
+      </w:r>
+      <w:r>
+        <w:t>бмен по OCPP 2.0.1 требует, чтобы соединение со станцией оставалось открытым. В Laravel для этого поднимают отдельный процесс. ASP.NET Core принимает соединения станций и запросы клиентов в одном экземпляре. Поэтому выбран ASP.NET Core</w:t>
+      </w:r>
+      <w:r>
+        <w:t>.</w:t>
+      </w:r>
+    </w:p>
+    <w:p>
+      <w:r>
+        <w:t xml:space="preserve">Для портала администратора сравнивались Vue.js и Angular. </w:t>
+      </w:r>
+      <w:r>
+        <w:t>Оба позволяют реализовать необходимый функционал, но</w:t>
+      </w:r>
+      <w:r>
+        <w:t xml:space="preserve"> Angular </w:t>
+      </w:r>
+      <w:r>
+        <w:t>более сложный и избыточный, а</w:t>
+      </w:r>
+      <w:r>
+        <w:t xml:space="preserve"> Vue.</w:t>
+      </w:r>
+      <w:r>
+        <w:rPr>
+          <w:lang w:val="en-US"/>
+        </w:rPr>
+        <w:t>js</w:t>
+      </w:r>
+      <w:r>
+        <w:t xml:space="preserve"> </w:t>
+      </w:r>
+      <w:r>
+        <w:t>является более легким</w:t>
+      </w:r>
+      <w:r>
+        <w:t>.</w:t>
+      </w:r>
+      <w:r>
+        <w:t xml:space="preserve"> </w:t>
+      </w:r>
+      <w:r>
+        <w:t>Поскольку портал состоит из нескольких страниц</w:t>
+      </w:r>
+      <w:r>
         <w:t>,</w:t>
       </w:r>
       <w:r>
-        <w:t xml:space="preserve"> </w:t>
-      </w:r>
-      <w:r>
-        <w:t>хранение данных производиться в реляционную базу данных</w:t>
-      </w:r>
-      <w:r>
-        <w:t>.</w:t>
-      </w:r>
-      <w:r>
-        <w:t xml:space="preserve"> Для поддержки передачи в реальном времени данных от сервера к мобильному приложению, мобильное приложение использует протокол </w:t>
-      </w:r>
-      <w:r>
-        <w:rPr>
-          <w:lang w:val="en-US"/>
-        </w:rPr>
-        <w:t>WebSocket</w:t>
-      </w:r>
-      <w:r>
-        <w:t>.</w:t>
-      </w:r>
-    </w:p>
-    <w:p>
-      <w:r>
-        <w:t>Для</w:t>
-      </w:r>
-      <w:r>
-        <w:t xml:space="preserve"> выбора</w:t>
-      </w:r>
-      <w:r>
-        <w:t xml:space="preserve"> сервера </w:t>
-      </w:r>
-      <w:r>
-        <w:t>сравним два типа технологий,</w:t>
-      </w:r>
-      <w:r>
-        <w:t xml:space="preserve"> ASP.NET Core и </w:t>
-      </w:r>
-      <w:proofErr w:type="spellStart"/>
-      <w:proofErr w:type="gramStart"/>
-      <w:r>
-        <w:t>Laravel</w:t>
-      </w:r>
-      <w:proofErr w:type="spellEnd"/>
-      <w:r>
-        <w:t>(</w:t>
-      </w:r>
-      <w:proofErr w:type="gramEnd"/>
-      <w:r>
-        <w:rPr>
-          <w:lang w:val="en-US"/>
-        </w:rPr>
-        <w:t>PHP</w:t>
-      </w:r>
-      <w:r>
-        <w:t>)</w:t>
-      </w:r>
-      <w:r>
-        <w:t>. Оба могут отдать данные мобильному приложению и порталу администратора</w:t>
-      </w:r>
-      <w:r>
-        <w:t xml:space="preserve"> </w:t>
-      </w:r>
-      <w:r>
-        <w:t xml:space="preserve">по протоколу </w:t>
-      </w:r>
-      <w:r>
-        <w:rPr>
-          <w:lang w:val="en-US"/>
-        </w:rPr>
-        <w:t>HTTP</w:t>
-      </w:r>
-      <w:r>
-        <w:t>.</w:t>
-      </w:r>
-      <w:r>
-        <w:t xml:space="preserve"> </w:t>
-      </w:r>
-      <w:r>
-        <w:t>Однако,</w:t>
-      </w:r>
-      <w:r>
-        <w:t xml:space="preserve"> </w:t>
-      </w:r>
-      <w:r>
-        <w:t>о</w:t>
-      </w:r>
-      <w:r>
-        <w:t xml:space="preserve">бмен по OCPP 2.0.1 требует, чтобы соединение со станцией оставалось открытым. В </w:t>
-      </w:r>
-      <w:proofErr w:type="spellStart"/>
-      <w:r>
-        <w:t>Laravel</w:t>
-      </w:r>
-      <w:proofErr w:type="spellEnd"/>
-      <w:r>
-        <w:t xml:space="preserve"> для этого поднимают отдельный процесс. ASP.NET Core принимает соединения станций и запросы клиентов в одном экземпляре. Поэтому выбран ASP.NET Core</w:t>
-      </w:r>
-      <w:r>
-        <w:t>.</w:t>
-      </w:r>
-    </w:p>
-    <w:p>
-      <w:r>
-        <w:t xml:space="preserve">Для портала администратора сравнивались Vue.js и </w:t>
-      </w:r>
-      <w:proofErr w:type="spellStart"/>
-      <w:r>
-        <w:t>Angular</w:t>
-      </w:r>
-      <w:proofErr w:type="spellEnd"/>
-      <w:r>
-        <w:t xml:space="preserve">. </w:t>
-      </w:r>
-      <w:r>
-        <w:t>Оба позволяют реализовать необходимый функционал, но</w:t>
-      </w:r>
-      <w:r>
-        <w:t xml:space="preserve"> </w:t>
-      </w:r>
-      <w:proofErr w:type="spellStart"/>
-      <w:r>
-        <w:t>Angular</w:t>
-      </w:r>
-      <w:proofErr w:type="spellEnd"/>
-      <w:r>
-        <w:t xml:space="preserve"> </w:t>
-      </w:r>
-      <w:r>
-        <w:t>более сложный и избыточный, а</w:t>
-      </w:r>
-      <w:r>
-        <w:t xml:space="preserve"> </w:t>
-      </w:r>
-      <w:proofErr w:type="spellStart"/>
-      <w:r>
-        <w:t>Vue</w:t>
-      </w:r>
-      <w:proofErr w:type="spellEnd"/>
-      <w:r>
-        <w:t>.</w:t>
-      </w:r>
-      <w:proofErr w:type="spellStart"/>
-      <w:r>
-        <w:rPr>
-          <w:lang w:val="en-US"/>
-        </w:rPr>
-        <w:t>js</w:t>
-      </w:r>
-      <w:proofErr w:type="spellEnd"/>
-      <w:r>
-        <w:t xml:space="preserve"> </w:t>
-      </w:r>
-      <w:r>
-        <w:t>является более легким</w:t>
-      </w:r>
-      <w:r>
-        <w:t>.</w:t>
-      </w:r>
-      <w:r>
-        <w:t xml:space="preserve"> </w:t>
-      </w:r>
-      <w:r>
-        <w:t>Поскольку портал состоит из нескольких страниц</w:t>
-      </w:r>
-      <w:r>
-        <w:t>,</w:t>
-      </w:r>
-      <w:r>
         <w:t xml:space="preserve"> был </w:t>
       </w:r>
       <w:r>
@@ -10953,52 +10434,26 @@
         <w:t xml:space="preserve"> данных</w:t>
       </w:r>
       <w:r>
-        <w:t xml:space="preserve"> сравнивались </w:t>
-      </w:r>
-      <w:proofErr w:type="spellStart"/>
+        <w:t xml:space="preserve"> сравнивались PostgreSQL и SQLite. </w:t>
+      </w:r>
+      <w:r>
+        <w:t>Обе СУБД хранят данные в реляционном виде</w:t>
+      </w:r>
+      <w:r>
+        <w:t xml:space="preserve">. SQLite </w:t>
+      </w:r>
+      <w:r>
+        <w:t>не имеет возможности выполнять параллельные записи в базу, поскольку станций может быть</w:t>
+      </w:r>
+      <w:r>
+        <w:t xml:space="preserve"> несколько и сообщения от них приходят одновременно</w:t>
+      </w:r>
+      <w:r>
+        <w:t xml:space="preserve">, а </w:t>
+      </w:r>
       <w:r>
         <w:t>PostgreSQL</w:t>
       </w:r>
-      <w:proofErr w:type="spellEnd"/>
-      <w:r>
-        <w:t xml:space="preserve"> и </w:t>
-      </w:r>
-      <w:proofErr w:type="spellStart"/>
-      <w:r>
-        <w:t>SQLite</w:t>
-      </w:r>
-      <w:proofErr w:type="spellEnd"/>
-      <w:r>
-        <w:t xml:space="preserve">. </w:t>
-      </w:r>
-      <w:r>
-        <w:t>Обе СУБД хранят данные в реляционном виде</w:t>
-      </w:r>
-      <w:r>
-        <w:t xml:space="preserve">. </w:t>
-      </w:r>
-      <w:proofErr w:type="spellStart"/>
-      <w:r>
-        <w:t>SQLite</w:t>
-      </w:r>
-      <w:proofErr w:type="spellEnd"/>
-      <w:r>
-        <w:t xml:space="preserve"> </w:t>
-      </w:r>
-      <w:r>
-        <w:t>не имеет возможности выполнять параллельные записи в базу, поскольку станций может быть</w:t>
-      </w:r>
-      <w:r>
-        <w:t xml:space="preserve"> несколько и сообщения от них приходят одновременно</w:t>
-      </w:r>
-      <w:r>
-        <w:t xml:space="preserve">, а </w:t>
-      </w:r>
-      <w:proofErr w:type="spellStart"/>
-      <w:r>
-        <w:t>PostgreSQL</w:t>
-      </w:r>
-      <w:proofErr w:type="spellEnd"/>
       <w:r>
         <w:t xml:space="preserve"> может выполнять запись данных в параллельном режиме, п</w:t>
       </w:r>
@@ -11009,100 +10464,12 @@
         <w:t xml:space="preserve"> был</w:t>
       </w:r>
       <w:r>
-        <w:t xml:space="preserve"> выбрана </w:t>
-      </w:r>
-      <w:proofErr w:type="spellStart"/>
-      <w:r>
-        <w:t>PostgreSQL</w:t>
-      </w:r>
-      <w:proofErr w:type="spellEnd"/>
-      <w:r>
-        <w:t xml:space="preserve">. </w:t>
-      </w:r>
-    </w:p>
-    <w:p>
-      <w:r>
-        <w:t xml:space="preserve">Для мобильного приложения сравнивались </w:t>
-      </w:r>
-      <w:proofErr w:type="spellStart"/>
-      <w:r>
-        <w:t>Flutter</w:t>
-      </w:r>
-      <w:proofErr w:type="spellEnd"/>
-      <w:r>
-        <w:t xml:space="preserve"> и </w:t>
-      </w:r>
-      <w:proofErr w:type="spellStart"/>
-      <w:r>
-        <w:t>React</w:t>
-      </w:r>
-      <w:proofErr w:type="spellEnd"/>
-      <w:r>
-        <w:t xml:space="preserve"> </w:t>
-      </w:r>
-      <w:proofErr w:type="spellStart"/>
-      <w:r>
-        <w:t>Native</w:t>
-      </w:r>
-      <w:proofErr w:type="spellEnd"/>
-      <w:r>
-        <w:t xml:space="preserve">. Оба собирают одну программу для </w:t>
-      </w:r>
-      <w:proofErr w:type="spellStart"/>
-      <w:r>
-        <w:t>Android</w:t>
-      </w:r>
-      <w:proofErr w:type="spellEnd"/>
-      <w:r>
-        <w:t xml:space="preserve"> и </w:t>
-      </w:r>
-      <w:proofErr w:type="spellStart"/>
-      <w:r>
-        <w:t>iOS</w:t>
-      </w:r>
-      <w:proofErr w:type="spellEnd"/>
-      <w:r>
-        <w:t xml:space="preserve"> и закрывают экраны пункта 2.9.1. </w:t>
-      </w:r>
-      <w:proofErr w:type="spellStart"/>
-      <w:r>
-        <w:t>React</w:t>
-      </w:r>
-      <w:proofErr w:type="spellEnd"/>
-      <w:r>
-        <w:t xml:space="preserve"> </w:t>
-      </w:r>
-      <w:proofErr w:type="spellStart"/>
-      <w:r>
-        <w:t>Native</w:t>
-      </w:r>
-      <w:proofErr w:type="spellEnd"/>
-      <w:r>
-        <w:t xml:space="preserve"> рисует их системными элементами, поэтому один и тот же макет на </w:t>
-      </w:r>
-      <w:proofErr w:type="spellStart"/>
-      <w:r>
-        <w:t>Android</w:t>
-      </w:r>
-      <w:proofErr w:type="spellEnd"/>
-      <w:r>
-        <w:t xml:space="preserve"> и </w:t>
-      </w:r>
-      <w:proofErr w:type="spellStart"/>
-      <w:r>
-        <w:t>iOS</w:t>
-      </w:r>
-      <w:proofErr w:type="spellEnd"/>
-      <w:r>
-        <w:t xml:space="preserve"> может отличаться. </w:t>
-      </w:r>
-      <w:proofErr w:type="spellStart"/>
-      <w:r>
-        <w:t>Flutter</w:t>
-      </w:r>
-      <w:proofErr w:type="spellEnd"/>
-      <w:r>
-        <w:t xml:space="preserve"> рисует интерфейс сам</w:t>
+        <w:t xml:space="preserve"> выбрана PostgreSQL. </w:t>
+      </w:r>
+    </w:p>
+    <w:p>
+      <w:r>
+        <w:t>Для мобильного приложения сравнивались Flutter и React Native. Оба собирают одну программу для Android и iOS и закрывают экраны пункта 2.9.1. React Native рисует их системными элементами, поэтому один и тот же макет на Android и iOS может отличаться. Flutter рисует интерфейс сам</w:t>
       </w:r>
       <w:r>
         <w:t xml:space="preserve"> поэтому все элементы управления будут выглядеть одинаково на всех платформах. Выбор был сделан в пользу </w:t>
@@ -11333,13 +10700,8 @@
               <w:t xml:space="preserve"> и</w:t>
             </w:r>
             <w:r>
-              <w:t xml:space="preserve"> </w:t>
-            </w:r>
-            <w:proofErr w:type="spellStart"/>
-            <w:r>
-              <w:t>Angular</w:t>
-            </w:r>
-            <w:proofErr w:type="spellEnd"/>
+              <w:t xml:space="preserve"> Angular</w:t>
+            </w:r>
           </w:p>
         </w:tc>
         <w:tc>
@@ -11410,19 +10772,15 @@
               <w:spacing w:line="240" w:lineRule="auto"/>
               <w:ind w:firstLine="0"/>
             </w:pPr>
-            <w:proofErr w:type="spellStart"/>
             <w:r>
               <w:t>PostgreSQL</w:t>
             </w:r>
-            <w:proofErr w:type="spellEnd"/>
             <w:r>
               <w:t xml:space="preserve"> и </w:t>
             </w:r>
-            <w:proofErr w:type="spellStart"/>
             <w:r>
               <w:t>SQLite</w:t>
             </w:r>
-            <w:proofErr w:type="spellEnd"/>
           </w:p>
         </w:tc>
         <w:tc>
@@ -11434,11 +10792,9 @@
               <w:spacing w:line="240" w:lineRule="auto"/>
               <w:ind w:firstLine="0"/>
             </w:pPr>
-            <w:proofErr w:type="spellStart"/>
             <w:r>
               <w:t>PostgreSQL</w:t>
             </w:r>
-            <w:proofErr w:type="spellEnd"/>
           </w:p>
         </w:tc>
         <w:tc>
@@ -11486,30 +10842,15 @@
               <w:spacing w:line="240" w:lineRule="auto"/>
               <w:ind w:firstLine="0"/>
             </w:pPr>
-            <w:proofErr w:type="spellStart"/>
             <w:r>
               <w:t>Flutter</w:t>
             </w:r>
-            <w:proofErr w:type="spellEnd"/>
             <w:r>
               <w:t xml:space="preserve"> и</w:t>
             </w:r>
             <w:r>
-              <w:t xml:space="preserve"> </w:t>
-            </w:r>
-            <w:proofErr w:type="spellStart"/>
-            <w:r>
-              <w:t>React</w:t>
-            </w:r>
-            <w:proofErr w:type="spellEnd"/>
-            <w:r>
-              <w:t xml:space="preserve"> </w:t>
-            </w:r>
-            <w:proofErr w:type="spellStart"/>
-            <w:r>
-              <w:t>Native</w:t>
-            </w:r>
-            <w:proofErr w:type="spellEnd"/>
+              <w:t xml:space="preserve"> React Native</w:t>
+            </w:r>
           </w:p>
         </w:tc>
         <w:tc>
@@ -11521,11 +10862,9 @@
               <w:spacing w:line="240" w:lineRule="auto"/>
               <w:ind w:firstLine="0"/>
             </w:pPr>
-            <w:proofErr w:type="spellStart"/>
             <w:r>
               <w:t>Flutter</w:t>
             </w:r>
-            <w:proofErr w:type="spellEnd"/>
           </w:p>
         </w:tc>
         <w:tc>
@@ -11538,21 +10877,8 @@
               <w:ind w:firstLine="0"/>
             </w:pPr>
             <w:r>
-              <w:t xml:space="preserve">Одинаковый вид экранов на </w:t>
-            </w:r>
-            <w:proofErr w:type="spellStart"/>
-            <w:r>
-              <w:t>Android</w:t>
-            </w:r>
-            <w:proofErr w:type="spellEnd"/>
-            <w:r>
-              <w:t xml:space="preserve"> и </w:t>
-            </w:r>
-            <w:proofErr w:type="spellStart"/>
-            <w:r>
-              <w:t>iOS</w:t>
-            </w:r>
-            <w:proofErr w:type="spellEnd"/>
+              <w:t>Одинаковый вид экранов на Android и iOS</w:t>
+            </w:r>
           </w:p>
           <w:p>
             <w:pPr>
@@ -11602,77 +10928,22 @@
     </w:p>
     <w:p>
       <w:r>
-        <w:t xml:space="preserve">Сервер на ASP.NET Core принимает соединение станции по </w:t>
-      </w:r>
-      <w:proofErr w:type="spellStart"/>
-      <w:r>
-        <w:t>WebSocket</w:t>
-      </w:r>
-      <w:proofErr w:type="spellEnd"/>
-      <w:r>
-        <w:t xml:space="preserve"> и сообщения </w:t>
-      </w:r>
-      <w:proofErr w:type="spellStart"/>
-      <w:r>
-        <w:t>BootNotification</w:t>
-      </w:r>
-      <w:proofErr w:type="spellEnd"/>
-      <w:r>
-        <w:t xml:space="preserve">, </w:t>
-      </w:r>
-      <w:proofErr w:type="spellStart"/>
-      <w:r>
-        <w:t>Heartbeat</w:t>
-      </w:r>
-      <w:proofErr w:type="spellEnd"/>
-      <w:r>
-        <w:t xml:space="preserve">, </w:t>
-      </w:r>
-      <w:proofErr w:type="spellStart"/>
-      <w:r>
-        <w:t>StatusNotification</w:t>
-      </w:r>
-      <w:proofErr w:type="spellEnd"/>
-      <w:r>
-        <w:t xml:space="preserve">, </w:t>
-      </w:r>
-      <w:proofErr w:type="spellStart"/>
+        <w:t xml:space="preserve">Сервер на ASP.NET Core принимает соединение станции по WebSocket и сообщения BootNotification, Heartbeat, StatusNotification, </w:t>
+      </w:r>
       <w:r>
         <w:lastRenderedPageBreak/>
-        <w:t>RequestStartTransaction</w:t>
-      </w:r>
-      <w:proofErr w:type="spellEnd"/>
-      <w:r>
-        <w:t xml:space="preserve">, </w:t>
-      </w:r>
-      <w:proofErr w:type="spellStart"/>
-      <w:r>
-        <w:t>RequestStopTransaction</w:t>
-      </w:r>
-      <w:proofErr w:type="spellEnd"/>
-      <w:r>
-        <w:t xml:space="preserve"> и </w:t>
-      </w:r>
-      <w:proofErr w:type="spellStart"/>
-      <w:r>
-        <w:t>TransactionEvent</w:t>
-      </w:r>
-      <w:proofErr w:type="spellEnd"/>
-      <w:r>
-        <w:t>. Он же отдаёт данные мобильному приложению и порталу администратора.</w:t>
-      </w:r>
-    </w:p>
-    <w:p>
-      <w:r>
-        <w:t xml:space="preserve">В </w:t>
-      </w:r>
-      <w:proofErr w:type="spellStart"/>
-      <w:r>
-        <w:t>PostgreSQL</w:t>
-      </w:r>
-      <w:proofErr w:type="spellEnd"/>
-      <w:r>
-        <w:t xml:space="preserve"> сохраняются учётные записи, станции, коннекторы и сессии. Журнал сообщений OCPP 2.0.1 хранится отдельно от истории сессий. У пользователя не больше одной текущей сессии</w:t>
+        <w:t>RequestStartTransaction, RequestStopTransaction и TransactionEvent. Он же отдаёт данные мобильному приложению и порталу администратора.</w:t>
+      </w:r>
+    </w:p>
+    <w:p>
+      <w:r>
+        <w:t xml:space="preserve">В PostgreSQL сохраняются учётные записи, станции, коннекторы и сессии. Журнал сообщений OCPP 2.0.1 хранится отдельно от истории сессий. У </w:t>
+      </w:r>
+      <w:r>
+        <w:t>станции</w:t>
+      </w:r>
+      <w:r>
+        <w:t xml:space="preserve"> не больше одной текущей сессии</w:t>
       </w:r>
       <w:r>
         <w:t>.</w:t>
@@ -11680,15 +10951,7 @@
     </w:p>
     <w:p>
       <w:r>
-        <w:t xml:space="preserve">Мобильное приложение на </w:t>
-      </w:r>
-      <w:proofErr w:type="spellStart"/>
-      <w:r>
-        <w:t>Flutter</w:t>
-      </w:r>
-      <w:proofErr w:type="spellEnd"/>
-      <w:r>
-        <w:t xml:space="preserve"> реализует экраны пункта 2.9.1: вход, регистрация, список станций, добавление, старт и остановка сессии, история, профиль и смена своего пароля.</w:t>
+        <w:t>Мобильное приложение на Flutter реализует экраны пункта 2.9.1: вход, регистрация, список станций, добавление, старт и остановка сессии, история, профиль и смена своего пароля.</w:t>
       </w:r>
     </w:p>
     <w:p>
@@ -11717,23 +10980,7 @@
         <w:ind w:left="709"/>
       </w:pPr>
       <w:r>
-        <w:t xml:space="preserve">станция с адресом сервера после </w:t>
-      </w:r>
-      <w:proofErr w:type="spellStart"/>
-      <w:r>
-        <w:t>BootNotification</w:t>
-      </w:r>
-      <w:proofErr w:type="spellEnd"/>
-      <w:r>
-        <w:t xml:space="preserve"> и </w:t>
-      </w:r>
-      <w:proofErr w:type="spellStart"/>
-      <w:r>
-        <w:t>StatusNotification</w:t>
-      </w:r>
-      <w:proofErr w:type="spellEnd"/>
-      <w:r>
-        <w:t xml:space="preserve"> закрепляется за учётной записью вместе с коннекторами</w:t>
+        <w:t>станция с адресом сервера после BootNotification и StatusNotification закрепляется за учётной записью вместе с коннекторами</w:t>
       </w:r>
     </w:p>
     <w:p>
@@ -11772,15 +11019,7 @@
         <w:ind w:left="709"/>
       </w:pPr>
       <w:r>
-        <w:t xml:space="preserve">при недоступной станции, неготовности коннектора или ответе не </w:t>
-      </w:r>
-      <w:proofErr w:type="spellStart"/>
-      <w:r>
-        <w:t>Accepted</w:t>
-      </w:r>
-      <w:proofErr w:type="spellEnd"/>
-      <w:r>
-        <w:t xml:space="preserve"> сессия не </w:t>
+        <w:t xml:space="preserve">при недоступной станции, неготовности коннектора или ответе не Accepted сессия не </w:t>
       </w:r>
       <w:r>
         <w:t>создается</w:t>
@@ -11807,14 +11046,12 @@
       <w:r>
         <w:t xml:space="preserve">после успешного ответа </w:t>
       </w:r>
-      <w:proofErr w:type="spellStart"/>
       <w:r>
         <w:rPr>
           <w:lang w:val="en-US"/>
         </w:rPr>
         <w:t>RequestStartTransaction</w:t>
       </w:r>
-      <w:proofErr w:type="spellEnd"/>
     </w:p>
     <w:p>
       <w:pPr>
@@ -11826,15 +11063,7 @@
         <w:ind w:left="709"/>
       </w:pPr>
       <w:r>
-        <w:t xml:space="preserve">сообщения </w:t>
-      </w:r>
-      <w:proofErr w:type="spellStart"/>
-      <w:r>
-        <w:t>Updated</w:t>
-      </w:r>
-      <w:proofErr w:type="spellEnd"/>
-      <w:r>
-        <w:t xml:space="preserve"> обновляют конечное значение счётчика и передаются в приложение</w:t>
+        <w:t>сообщения Updated обновляют конечное значение счётчика и передаются в приложение</w:t>
       </w:r>
     </w:p>
     <w:p>
@@ -11847,15 +11076,7 @@
         <w:ind w:left="709"/>
       </w:pPr>
       <w:r>
-        <w:t xml:space="preserve">по </w:t>
-      </w:r>
-      <w:proofErr w:type="spellStart"/>
-      <w:r>
-        <w:t>Ended</w:t>
-      </w:r>
-      <w:proofErr w:type="spellEnd"/>
-      <w:r>
-        <w:t xml:space="preserve"> записываются время окончания и конечное значение счётчика, сессия переходит в историю</w:t>
+        <w:t>по Ended записываются время окончания и конечное значение счётчика, сессия переходит в историю</w:t>
       </w:r>
     </w:p>
     <w:p>
@@ -12021,13 +11242,8 @@
               <w:ind w:firstLine="0"/>
             </w:pPr>
             <w:r>
-              <w:t xml:space="preserve">База </w:t>
-            </w:r>
-            <w:proofErr w:type="spellStart"/>
-            <w:r>
-              <w:t>PostgreSQL</w:t>
-            </w:r>
-            <w:proofErr w:type="spellEnd"/>
+              <w:t>База PostgreSQL</w:t>
+            </w:r>
           </w:p>
         </w:tc>
         <w:tc>
@@ -12203,47 +11419,607 @@
     </w:p>
     <w:p>
       <w:r>
-        <w:t xml:space="preserve">Для реализации выбраны сервер на ASP.NET Core, портал администратора на Vue.js, база данных </w:t>
-      </w:r>
-      <w:proofErr w:type="spellStart"/>
-      <w:r>
-        <w:t>PostgreSQL</w:t>
-      </w:r>
-      <w:proofErr w:type="spellEnd"/>
-      <w:r>
-        <w:t xml:space="preserve"> и мобильное приложение на </w:t>
-      </w:r>
-      <w:proofErr w:type="spellStart"/>
-      <w:r>
+        <w:t>Для реализации выбраны сервер на ASP.NET Core, портал администратора на Vue.js, база данных PostgreSQL и мобильное приложение на Flutter. Экраны приложения и портала спроектированы</w:t>
+      </w:r>
+      <w:r>
+        <w:t xml:space="preserve"> и предоставлены в виде макетов</w:t>
+      </w:r>
+      <w:r>
+        <w:t>. Приёмка в главе 3 выполняется по контрольным примерам</w:t>
+      </w:r>
+      <w:r>
+        <w:t xml:space="preserve"> приведенным в данной главе</w:t>
+      </w:r>
+      <w:r>
+        <w:t>: привязка станции, запуск не более чем за три действия, отказ без создания сессии, история своих завершённых сессий, смена пароля пользователем и администратором.</w:t>
+      </w:r>
+    </w:p>
+    <w:p>
+      <w:r>
+        <w:br w:type="page"/>
+      </w:r>
+    </w:p>
+    <w:p>
+      <w:pPr>
+        <w:pStyle w:val="1"/>
+      </w:pPr>
+      <w:r>
+        <w:lastRenderedPageBreak/>
+        <w:t>Глава 3. Реализация и тестирование системы</w:t>
+      </w:r>
+    </w:p>
+    <w:p>
+      <w:pPr>
+        <w:pStyle w:val="2"/>
+      </w:pPr>
+      <w:r>
+        <w:t>3.1 Общее описание программного комплекса</w:t>
+      </w:r>
+    </w:p>
+    <w:p>
+      <w:r>
+        <w:t xml:space="preserve">АСУ «Заряди сам» </w:t>
+      </w:r>
+      <w:r>
+        <w:t>разработан</w:t>
+      </w:r>
+      <w:r>
+        <w:t xml:space="preserve"> и выполняет сценарии, </w:t>
+      </w:r>
+      <w:r>
+        <w:t>указанные</w:t>
+      </w:r>
+      <w:r>
+        <w:t xml:space="preserve"> в пункте 2.11. </w:t>
+      </w:r>
+      <w:r>
+        <w:t>АСУ состоит из: серверной части,</w:t>
+      </w:r>
+      <w:r>
+        <w:t xml:space="preserve"> мобильного приложения и портала администратора. </w:t>
+      </w:r>
+      <w:r>
+        <w:t>Используемая база данных</w:t>
+      </w:r>
+      <w:r>
+        <w:t xml:space="preserve"> PostgreSQL. Зарядная станци</w:t>
+      </w:r>
+      <w:r>
+        <w:t>и являются внешним оборудованием</w:t>
+      </w:r>
+      <w:r>
+        <w:t>.</w:t>
+      </w:r>
+      <w:r>
+        <w:t xml:space="preserve"> Для проверки работоспособности использовался эмулятор </w:t>
+      </w:r>
+      <w:r>
+        <w:t>протокола OCPP 2.0.1.</w:t>
+      </w:r>
+    </w:p>
+    <w:p>
+      <w:r>
+        <w:t xml:space="preserve">Серверная часть </w:t>
+      </w:r>
+      <w:r>
+        <w:t>реализована</w:t>
+      </w:r>
+      <w:r>
+        <w:t xml:space="preserve"> на ASP.NET Core</w:t>
+      </w:r>
+      <w:r>
+        <w:t xml:space="preserve"> с использованием языка </w:t>
+      </w:r>
+      <w:r>
+        <w:rPr>
+          <w:lang w:val="en-US"/>
+        </w:rPr>
+        <w:t>C</w:t>
+      </w:r>
+      <w:r>
+        <w:t>#</w:t>
+      </w:r>
+      <w:r>
+        <w:t xml:space="preserve"> и собрана из двух проектов. </w:t>
+      </w:r>
+      <w:r>
+        <w:t xml:space="preserve">Проект </w:t>
+      </w:r>
+      <w:r>
+        <w:t>ChargingServer.Server</w:t>
+      </w:r>
+      <w:r>
+        <w:t>,</w:t>
+      </w:r>
+      <w:r>
+        <w:t xml:space="preserve"> </w:t>
+      </w:r>
+      <w:r>
+        <w:t>является точкой входа для внешних систем</w:t>
+      </w:r>
+      <w:r>
+        <w:t>. ChargingServer.Ocpp</w:t>
+      </w:r>
+      <w:r>
+        <w:t>,</w:t>
+      </w:r>
+      <w:r>
+        <w:t xml:space="preserve"> </w:t>
+      </w:r>
+      <w:r>
+        <w:t xml:space="preserve">получает данные от проекта </w:t>
+      </w:r>
+      <w:r>
+        <w:t>ChargingServer.Server</w:t>
+      </w:r>
+      <w:r>
+        <w:t xml:space="preserve"> и обрабатывает сообщения </w:t>
+      </w:r>
+      <w:r>
+        <w:rPr>
+          <w:lang w:val="en-US"/>
+        </w:rPr>
+        <w:t>OCPP</w:t>
+      </w:r>
+      <w:r>
+        <w:t>. Оба проекта запускаются одним</w:t>
+      </w:r>
+      <w:r>
+        <w:t xml:space="preserve"> в одном</w:t>
+      </w:r>
+      <w:r>
+        <w:t xml:space="preserve"> процесс</w:t>
+      </w:r>
+      <w:r>
+        <w:t>е</w:t>
+      </w:r>
+      <w:r>
+        <w:t>. Журнал обмена со станцией пишется в отдельный файл</w:t>
+      </w:r>
+      <w:r>
+        <w:t xml:space="preserve"> </w:t>
+      </w:r>
+      <w:r>
+        <w:t>логирования</w:t>
+      </w:r>
+      <w:r>
+        <w:t>.</w:t>
+      </w:r>
+    </w:p>
+    <w:p>
+      <w:r>
+        <w:t xml:space="preserve">Станция подключается по адресу вида </w:t>
+      </w:r>
+      <w:r>
+        <w:t>«</w:t>
+      </w:r>
+      <w:r>
+        <w:t>/ocpp/{признак учётной записи}/{идентификатор станции}</w:t>
+      </w:r>
+      <w:r>
+        <w:t>»</w:t>
+      </w:r>
+      <w:r>
+        <w:t>,</w:t>
+      </w:r>
+      <w:r>
+        <w:t xml:space="preserve"> «</w:t>
+      </w:r>
+      <w:r>
+        <w:t>идентификатор станции</w:t>
+      </w:r>
+      <w:r>
+        <w:t>» - указывается станцией, а не системой</w:t>
+      </w:r>
+      <w:r>
+        <w:t xml:space="preserve">. Соединение принимается только как WebSocket с </w:t>
+      </w:r>
+      <w:r>
+        <w:t>указанием в заголовке версии протокола</w:t>
+      </w:r>
+      <w:r>
+        <w:t xml:space="preserve"> </w:t>
+      </w:r>
+      <w:r>
+        <w:t>«</w:t>
+      </w:r>
+      <w:r>
+        <w:t>ocpp2.0.1</w:t>
+      </w:r>
+      <w:r>
+        <w:t>»</w:t>
+      </w:r>
+      <w:r>
+        <w:t>. По</w:t>
+      </w:r>
+      <w:r>
+        <w:t xml:space="preserve"> </w:t>
+      </w:r>
+      <w:r>
+        <w:t>данному</w:t>
+      </w:r>
+      <w:r>
+        <w:t xml:space="preserve"> </w:t>
+      </w:r>
+      <w:r>
+        <w:t>соединению</w:t>
+      </w:r>
+      <w:r>
+        <w:t xml:space="preserve"> </w:t>
+      </w:r>
+      <w:r>
+        <w:t>идут</w:t>
+      </w:r>
+      <w:r>
+        <w:t xml:space="preserve"> </w:t>
+      </w:r>
+      <w:r>
+        <w:t>поступают</w:t>
+      </w:r>
+      <w:r>
+        <w:t xml:space="preserve"> </w:t>
+      </w:r>
+      <w:r>
+        <w:t>все</w:t>
+      </w:r>
+      <w:r>
+        <w:t xml:space="preserve"> </w:t>
+      </w:r>
+      <w:r>
+        <w:rPr>
+          <w:lang w:val="en-US"/>
+        </w:rPr>
+        <w:t>OCPP</w:t>
+      </w:r>
+      <w:r>
+        <w:t xml:space="preserve"> </w:t>
+      </w:r>
+      <w:r>
+        <w:t>сообщения</w:t>
+      </w:r>
+      <w:r>
+        <w:t>.</w:t>
+      </w:r>
+      <w:r>
+        <w:t xml:space="preserve"> Если оно разрывается, сервер помечает станцию недоступной</w:t>
+      </w:r>
+      <w:r>
+        <w:t xml:space="preserve"> и уведомляет об этом приложение</w:t>
+      </w:r>
+      <w:r>
+        <w:t>.</w:t>
+      </w:r>
+    </w:p>
+    <w:p>
+      <w:r>
+        <w:t xml:space="preserve">Мобильное приложение </w:t>
+      </w:r>
+      <w:r>
+        <w:t xml:space="preserve">– реализовано на базе </w:t>
+      </w:r>
+      <w:r>
+        <w:t xml:space="preserve">фраймворка </w:t>
+      </w:r>
+      <w:r>
+        <w:rPr>
+          <w:lang w:val="en-US"/>
+        </w:rPr>
         <w:t>Flutter</w:t>
       </w:r>
-      <w:proofErr w:type="spellEnd"/>
-      <w:r>
-        <w:t>. Экраны приложения и портала спроектированы</w:t>
-      </w:r>
-      <w:r>
-        <w:t xml:space="preserve"> и предоставлены в виде макетов</w:t>
-      </w:r>
-      <w:r>
-        <w:t xml:space="preserve">. Приёмка в главе 3 выполняется </w:t>
-      </w:r>
-      <w:proofErr w:type="gramStart"/>
-      <w:r>
-        <w:t>по контрольным примерам</w:t>
-      </w:r>
-      <w:proofErr w:type="gramEnd"/>
-      <w:r>
-        <w:t xml:space="preserve"> приведенным в данной главе</w:t>
-      </w:r>
-      <w:r>
-        <w:t>: привязка станции, запуск не более чем за три действия, отказ без создания сессии, история своих завершённых сессий, смена пароля пользователем и администратором.</w:t>
-      </w:r>
-    </w:p>
-    <w:p>
+      <w:r>
+        <w:t xml:space="preserve"> </w:t>
+      </w:r>
+      <w:r>
+        <w:rPr>
+          <w:lang w:val="en-US"/>
+        </w:rPr>
+        <w:t>c</w:t>
+      </w:r>
+      <w:r>
+        <w:t xml:space="preserve"> </w:t>
+      </w:r>
+      <w:r>
+        <w:t xml:space="preserve">использованием языка </w:t>
+      </w:r>
+      <w:r>
+        <w:rPr>
+          <w:lang w:val="en-US"/>
+        </w:rPr>
+        <w:t>Dart</w:t>
+      </w:r>
+      <w:r>
+        <w:t>.</w:t>
+      </w:r>
+      <w:r>
+        <w:t xml:space="preserve"> В </w:t>
+      </w:r>
+      <w:r>
+        <w:t>приложении реализованы</w:t>
+      </w:r>
+      <w:r>
+        <w:t xml:space="preserve"> вход, регистрация, список станций, добавление станции, старт сессии, текущая сессия, история</w:t>
+      </w:r>
+      <w:r>
+        <w:t xml:space="preserve"> сессий</w:t>
+      </w:r>
+      <w:r>
+        <w:t>, профиль и смена пароля.</w:t>
+      </w:r>
+      <w:r>
+        <w:t xml:space="preserve"> Коммуникация с сервером осуществляется по двум протоколам: </w:t>
+      </w:r>
+      <w:r>
+        <w:rPr>
+          <w:lang w:val="en-US"/>
+        </w:rPr>
+        <w:t>HTTP</w:t>
+      </w:r>
+      <w:r>
+        <w:t xml:space="preserve"> </w:t>
+      </w:r>
+      <w:r>
+        <w:t xml:space="preserve">и </w:t>
+      </w:r>
+      <w:r>
+        <w:rPr>
+          <w:lang w:val="en-US"/>
+        </w:rPr>
+        <w:t>WebSocket</w:t>
+      </w:r>
+      <w:r>
+        <w:t xml:space="preserve">. </w:t>
+      </w:r>
+      <w:r>
+        <w:rPr>
+          <w:lang w:val="en-US"/>
+        </w:rPr>
+        <w:t>HTTP</w:t>
+      </w:r>
+      <w:r>
+        <w:t xml:space="preserve"> </w:t>
+      </w:r>
+      <w:r>
+        <w:t xml:space="preserve">используется для получения первичных данных, а </w:t>
+      </w:r>
+      <w:r>
+        <w:rPr>
+          <w:lang w:val="en-US"/>
+        </w:rPr>
+        <w:t>WebSocket</w:t>
+      </w:r>
+      <w:r>
+        <w:t xml:space="preserve"> для быстрого обновления информации по статусам станции, коннекторов и информации по сессии.</w:t>
+      </w:r>
+    </w:p>
+    <w:p/>
+    <w:p>
+      <w:r>
+        <w:t>Портал администратора</w:t>
+      </w:r>
+      <w:r>
+        <w:t>, реализован при помощи</w:t>
+      </w:r>
+      <w:r>
+        <w:t xml:space="preserve"> фреймворка</w:t>
+      </w:r>
+      <w:r>
+        <w:t xml:space="preserve"> Vue.js. </w:t>
+      </w:r>
+      <w:r>
+        <w:t xml:space="preserve">Портал является частью </w:t>
+      </w:r>
+      <w:r>
+        <w:t>серверно</w:t>
+      </w:r>
+      <w:r>
+        <w:t>го</w:t>
+      </w:r>
+      <w:r>
+        <w:t xml:space="preserve"> решение и открывается в браузере. В портале два экрана: вход и список пользователей. Из списка администратор </w:t>
+      </w:r>
+      <w:r>
+        <w:lastRenderedPageBreak/>
+        <w:t>имеет возможность за</w:t>
+      </w:r>
+      <w:r>
+        <w:t>блоки</w:t>
+      </w:r>
+      <w:r>
+        <w:t>ровать</w:t>
+      </w:r>
+      <w:r>
+        <w:t xml:space="preserve"> учётную запись, задаёт пароль другому пользователю и меняет свой пароль. К серверу портал обращается по</w:t>
+      </w:r>
+      <w:r>
+        <w:t xml:space="preserve"> протоколу</w:t>
+      </w:r>
+      <w:r>
+        <w:t xml:space="preserve"> HTTP.</w:t>
+      </w:r>
+    </w:p>
+    <w:p>
+      <w:r>
+        <w:t xml:space="preserve">Сессия создаётся после ответа станции </w:t>
+      </w:r>
+      <w:r>
+        <w:t>«</w:t>
+      </w:r>
+      <w:r>
+        <w:t>Accepted</w:t>
+      </w:r>
+      <w:r>
+        <w:t>»</w:t>
+      </w:r>
+      <w:r>
+        <w:t xml:space="preserve"> на </w:t>
+      </w:r>
+      <w:r>
+        <w:t>«</w:t>
+      </w:r>
+      <w:r>
+        <w:t>RequestStartTransaction</w:t>
+      </w:r>
+      <w:r>
+        <w:t>»</w:t>
+      </w:r>
+      <w:r>
+        <w:t xml:space="preserve">. Время начала и начальное значение счётчика в этот момент </w:t>
+      </w:r>
+      <w:r>
+        <w:t>не устанавливаются</w:t>
+      </w:r>
+      <w:r>
+        <w:t xml:space="preserve">. Они заполняются </w:t>
+      </w:r>
+      <w:r>
+        <w:t xml:space="preserve">после получения </w:t>
+      </w:r>
+      <w:r>
+        <w:t>сообщени</w:t>
+      </w:r>
+      <w:r>
+        <w:t>я</w:t>
+      </w:r>
+      <w:r>
+        <w:t xml:space="preserve"> </w:t>
+      </w:r>
+      <w:r>
+        <w:t>«</w:t>
+      </w:r>
+      <w:r>
+        <w:t>TransactionEvent</w:t>
+      </w:r>
+      <w:r>
+        <w:t>»</w:t>
+      </w:r>
+      <w:r>
+        <w:t xml:space="preserve"> с типом </w:t>
+      </w:r>
+      <w:r>
+        <w:t>«</w:t>
+      </w:r>
+      <w:r>
+        <w:t>Started</w:t>
+      </w:r>
+      <w:r>
+        <w:t>»</w:t>
+      </w:r>
+      <w:r>
+        <w:t>. Сообщение</w:t>
+      </w:r>
+      <w:r>
+        <w:t xml:space="preserve"> с типом</w:t>
+      </w:r>
+      <w:r>
+        <w:t xml:space="preserve"> </w:t>
+      </w:r>
+      <w:r>
+        <w:t>«</w:t>
+      </w:r>
+      <w:r>
+        <w:t>Updated</w:t>
+      </w:r>
+      <w:r>
+        <w:t>»</w:t>
+      </w:r>
+      <w:r>
+        <w:t xml:space="preserve"> обновляет конечное значение счётчика. Сообщение</w:t>
+      </w:r>
+      <w:r>
+        <w:t xml:space="preserve"> с типом</w:t>
+      </w:r>
+      <w:r>
+        <w:t xml:space="preserve"> </w:t>
+      </w:r>
+      <w:r>
+        <w:t>«</w:t>
+      </w:r>
+      <w:r>
+        <w:t>Ended</w:t>
+      </w:r>
+      <w:r>
+        <w:t>»</w:t>
+      </w:r>
+      <w:r>
+        <w:t xml:space="preserve"> записывает время окончания и конечное значение, после </w:t>
+      </w:r>
+      <w:r>
+        <w:t>этого</w:t>
+      </w:r>
+      <w:r>
+        <w:t xml:space="preserve"> сессия </w:t>
+      </w:r>
+      <w:r>
+        <w:t xml:space="preserve">считается </w:t>
+      </w:r>
+      <w:r>
+        <w:t>завершённ</w:t>
+      </w:r>
+      <w:r>
+        <w:t>ой</w:t>
+      </w:r>
+      <w:r>
+        <w:t xml:space="preserve"> и </w:t>
+      </w:r>
+      <w:r>
+        <w:t>появляется</w:t>
+      </w:r>
+      <w:r>
+        <w:t xml:space="preserve"> в истории. Энергия на экране истории считается по разности показаний счётчика и показывается в кВт·ч. </w:t>
+      </w:r>
+      <w:r>
+        <w:t>Пользователь может выполнять не больше одной текущей сессии</w:t>
+      </w:r>
+      <w:r>
+        <w:t>. Если станция недоступна</w:t>
+      </w:r>
+      <w:r>
+        <w:t xml:space="preserve"> </w:t>
+      </w:r>
+      <w:r>
+        <w:t xml:space="preserve">или ответ не </w:t>
+      </w:r>
+      <w:r>
+        <w:t>«</w:t>
+      </w:r>
+      <w:r>
+        <w:t>Accepted</w:t>
+      </w:r>
+      <w:r>
+        <w:t>»</w:t>
+      </w:r>
+      <w:r>
+        <w:t>, сессия не создаётся, пользователь видит сообщение</w:t>
+      </w:r>
+      <w:r>
+        <w:t xml:space="preserve"> об ошибке</w:t>
+      </w:r>
+      <w:r>
+        <w:t>.</w:t>
+      </w:r>
+    </w:p>
+    <w:p>
+      <w:r>
+        <w:t xml:space="preserve">Пользователь видит только свои станции и свои сессии. Администратор </w:t>
+      </w:r>
+      <w:r>
+        <w:t>не имеет возможности запустить зарядку для пользователя</w:t>
+      </w:r>
+      <w:r>
+        <w:t xml:space="preserve">. </w:t>
+      </w:r>
+    </w:p>
+    <w:p>
+      <w:pPr>
+        <w:spacing w:after="160" w:line="259" w:lineRule="auto"/>
+        <w:ind w:firstLine="0"/>
+        <w:jc w:val="left"/>
+      </w:pPr>
       <w:r>
         <w:br w:type="page"/>
       </w:r>
     </w:p>
+    <w:p/>
     <w:p>
       <w:pPr>
         <w:pStyle w:val="1"/>
@@ -12251,7 +12027,6 @@
       </w:pPr>
       <w:bookmarkStart w:id="44" w:name="_Toc242914555"/>
       <w:r>
-        <w:lastRenderedPageBreak/>
         <w:t>Список источников</w:t>
       </w:r>
       <w:bookmarkEnd w:id="44"/>
@@ -12262,14 +12037,7 @@
       </w:r>
       <w:r>
         <w:tab/>
-      </w:r>
-      <w:proofErr w:type="spellStart"/>
-      <w:r>
-        <w:t>Рудинский</w:t>
-      </w:r>
-      <w:proofErr w:type="spellEnd"/>
-      <w:r>
-        <w:t xml:space="preserve"> И.Д. Учебно-методическое пособие по выполнению курсового проекта для студентов, обучающихся в бакалавриате по направлению подготовки «Прикладная информатика» - Калининград: КГТУ, 2015г. – 63 с.</w:t>
+        <w:t>Рудинский И.Д. Учебно-методическое пособие по выполнению курсового проекта для студентов, обучающихся в бакалавриате по направлению подготовки «Прикладная информатика» - Калининград: КГТУ, 2015г. – 63 с.</w:t>
       </w:r>
     </w:p>
     <w:p>
@@ -12331,14 +12099,7 @@
       </w:r>
       <w:r>
         <w:tab/>
-      </w:r>
-      <w:proofErr w:type="spellStart"/>
-      <w:r>
-        <w:t>Punkt</w:t>
-      </w:r>
-      <w:proofErr w:type="spellEnd"/>
-      <w:r>
-        <w:t xml:space="preserve"> E. Официальный сайт [Электронный ресурс]. </w:t>
+        <w:t xml:space="preserve">Punkt E. Официальный сайт [Электронный ресурс]. </w:t>
       </w:r>
       <w:r>
         <w:t>-</w:t>
@@ -12359,23 +12120,7 @@
       </w:r>
       <w:r>
         <w:tab/>
-        <w:t xml:space="preserve">PUNKT E консолидирует рынок, приобретая операторский бизнес </w:t>
-      </w:r>
-      <w:proofErr w:type="spellStart"/>
-      <w:r>
-        <w:t>Sitronics</w:t>
-      </w:r>
-      <w:proofErr w:type="spellEnd"/>
-      <w:r>
-        <w:t xml:space="preserve"> </w:t>
-      </w:r>
-      <w:proofErr w:type="spellStart"/>
-      <w:r>
-        <w:t>Electro</w:t>
-      </w:r>
-      <w:proofErr w:type="spellEnd"/>
-      <w:r>
-        <w:t xml:space="preserve"> [Электронный ресурс] // PUNKT E. </w:t>
+        <w:t xml:space="preserve">PUNKT E консолидирует рынок, приобретая операторский бизнес Sitronics Electro [Электронный ресурс] // PUNKT E. </w:t>
       </w:r>
       <w:r>
         <w:t>-</w:t>
@@ -12424,23 +12169,18 @@
     </w:p>
     <w:p>
       <w:r>
+        <w:lastRenderedPageBreak/>
         <w:t>10.</w:t>
       </w:r>
       <w:r>
         <w:tab/>
       </w:r>
-      <w:proofErr w:type="spellStart"/>
-      <w:r>
-        <w:t>Voltfuel</w:t>
-      </w:r>
-      <w:proofErr w:type="spellEnd"/>
-      <w:r>
-        <w:t>. Сеть зарядных станций для электромобилей [Электронный ресурс]. — URL: https://voltfuel.ru/ (дата обращения: 25.09.2026).</w:t>
-      </w:r>
-    </w:p>
-    <w:p>
-      <w:r>
-        <w:lastRenderedPageBreak/>
+      <w:r>
+        <w:t>Voltfuel. Сеть зарядных станций для электромобилей [Электронный ресурс]. — URL: https://voltfuel.ru/ (дата обращения: 25.09.2026).</w:t>
+      </w:r>
+    </w:p>
+    <w:p>
+      <w:r>
         <w:t>1</w:t>
       </w:r>
       <w:r>
@@ -12528,15 +12268,7 @@
       </w:r>
       <w:r>
         <w:tab/>
-        <w:t xml:space="preserve">В России вырос спрос на персональные зарядные устройства для электромобилей и гибридов [Электронный ресурс] // </w:t>
-      </w:r>
-      <w:proofErr w:type="spellStart"/>
-      <w:r>
-        <w:t>Автостат</w:t>
-      </w:r>
-      <w:proofErr w:type="spellEnd"/>
-      <w:r>
-        <w:t xml:space="preserve">. </w:t>
+        <w:t xml:space="preserve">В России вырос спрос на персональные зарядные устройства для электромобилей и гибридов [Электронный ресурс] // Автостат. </w:t>
       </w:r>
       <w:r>
         <w:t>-</w:t>

--- a/ПЗ 22-ЗИЭ-1 Петрачков А.Е. — Петров.docx
+++ b/ПЗ 22-ЗИЭ-1 Петрачков А.Е. — Петров.docx
@@ -405,12 +405,21 @@
                 <w:szCs w:val="28"/>
               </w:rPr>
             </w:pPr>
+            <w:proofErr w:type="spellStart"/>
             <w:r>
               <w:rPr>
                 <w:rFonts w:cs="Times New Roman"/>
                 <w:szCs w:val="28"/>
               </w:rPr>
-              <w:t>к.п.н., доцент</w:t>
+              <w:t>к.п.н</w:t>
+            </w:r>
+            <w:proofErr w:type="spellEnd"/>
+            <w:r>
+              <w:rPr>
+                <w:rFonts w:cs="Times New Roman"/>
+                <w:szCs w:val="28"/>
+              </w:rPr>
+              <w:t>., доцент</w:t>
             </w:r>
           </w:p>
           <w:p>
@@ -465,6 +474,7 @@
                 <w:szCs w:val="28"/>
               </w:rPr>
             </w:pPr>
+            <w:proofErr w:type="spellStart"/>
             <w:r>
               <w:rPr>
                 <w:rFonts w:cs="Times New Roman"/>
@@ -472,6 +482,7 @@
               </w:rPr>
               <w:t>Нормоконтролер</w:t>
             </w:r>
+            <w:proofErr w:type="spellEnd"/>
           </w:p>
           <w:p>
             <w:pPr>
@@ -2273,7 +2284,7 @@
             <w:noProof/>
             <w:webHidden/>
           </w:rPr>
-          <w:t>27</w:t>
+          <w:t>28</w:t>
         </w:r>
         <w:r>
           <w:rPr>
@@ -2486,7 +2497,7 @@
             <w:noProof/>
             <w:webHidden/>
           </w:rPr>
-          <w:t>33</w:t>
+          <w:t>34</w:t>
         </w:r>
         <w:r>
           <w:rPr>
@@ -2838,7 +2849,7 @@
             <w:noProof/>
             <w:webHidden/>
           </w:rPr>
-          <w:t>55</w:t>
+          <w:t>57</w:t>
         </w:r>
         <w:r>
           <w:rPr>
@@ -2902,7 +2913,15 @@
     </w:p>
     <w:p>
       <w:r>
-        <w:t>Одним из перспективных направлений в данной области является применение открытого протокола OCPP 2.0.1 (Open Charge Point Protocol), обеспечивающего унифицированное взаимодействие между зарядной станцией и центральной системой управления (CSMS). Использование OCPP 2.0.1 позволяет реализовать удалённое управление зарядными сессиями, сбор статистики и расширяемость системы независимо от производителя оборудования.</w:t>
+        <w:t xml:space="preserve">Одним из перспективных направлений в данной области является применение открытого протокола OCPP 2.0.1 (Open </w:t>
+      </w:r>
+      <w:proofErr w:type="spellStart"/>
+      <w:r>
+        <w:t>Charge</w:t>
+      </w:r>
+      <w:proofErr w:type="spellEnd"/>
+      <w:r>
+        <w:t xml:space="preserve"> Point Protocol), обеспечивающего унифицированное взаимодействие между зарядной станцией и центральной системой управления (CSMS). Использование OCPP 2.0.1 позволяет реализовать удалённое управление зарядными сессиями, сбор статистики и расширяемость системы независимо от производителя оборудования.</w:t>
       </w:r>
     </w:p>
     <w:p>
@@ -3016,9 +3035,11 @@
       <w:r>
         <w:t xml:space="preserve">показ текущего статуса сессии и </w:t>
       </w:r>
+      <w:proofErr w:type="spellStart"/>
       <w:r>
         <w:t>коннетора</w:t>
       </w:r>
+      <w:proofErr w:type="spellEnd"/>
     </w:p>
     <w:p>
       <w:pPr>
@@ -3064,7 +3085,15 @@
         <w:t>и должен</w:t>
       </w:r>
       <w:r>
-        <w:t xml:space="preserve"> запускатся не более чем за три действия</w:t>
+        <w:t xml:space="preserve"> </w:t>
+      </w:r>
+      <w:proofErr w:type="spellStart"/>
+      <w:r>
+        <w:t>запускатся</w:t>
+      </w:r>
+      <w:proofErr w:type="spellEnd"/>
+      <w:r>
+        <w:t xml:space="preserve"> не более чем за три действия</w:t>
       </w:r>
     </w:p>
     <w:p>
@@ -3593,7 +3622,15 @@
         <w:t>для поддержания связи</w:t>
       </w:r>
       <w:r>
-        <w:t>(heartbeat), передачу показаний счётчика электроэнергии и удалённые команды управления. Протокол позволяет интегрировать оборудование различных производителей в единую логику управления.</w:t>
+        <w:t>(</w:t>
+      </w:r>
+      <w:proofErr w:type="spellStart"/>
+      <w:r>
+        <w:t>heartbeat</w:t>
+      </w:r>
+      <w:proofErr w:type="spellEnd"/>
+      <w:r>
+        <w:t>), передачу показаний счётчика электроэнергии и удалённые команды управления. Протокол позволяет интегрировать оборудование различных производителей в единую логику управления.</w:t>
       </w:r>
     </w:p>
     <w:p>
@@ -3640,7 +3677,15 @@
         <w:t>а</w:t>
       </w:r>
       <w:r>
-        <w:t xml:space="preserve"> heartbeat-сообщений, отслеживание статуса </w:t>
+        <w:t xml:space="preserve"> </w:t>
+      </w:r>
+      <w:proofErr w:type="spellStart"/>
+      <w:r>
+        <w:t>heartbeat</w:t>
+      </w:r>
+      <w:proofErr w:type="spellEnd"/>
+      <w:r>
+        <w:t xml:space="preserve">-сообщений, отслеживание статуса </w:t>
       </w:r>
       <w:r>
         <w:t>коннекторов</w:t>
@@ -3732,7 +3777,47 @@
     </w:p>
     <w:p>
       <w:r>
-        <w:t>Для выявления недостатков существующей организации управления домашней зарядной станцией выполнен сравнительный анализ российских решений: экосистем операторов зарядной инфраструктуры, вендорных приложений для домашних станций и облачных платформ управления ЭЗС (CSMS). В апреле 2026 г. операторский бизнес Sitronics Electro перешёл к Punkt E, поэтому соответствующие сервисы рассматриваются в составе экосистемы Punkt E.</w:t>
+        <w:t xml:space="preserve">Для выявления недостатков существующей организации управления домашней зарядной станцией выполнен сравнительный анализ российских решений: экосистем операторов зарядной инфраструктуры, </w:t>
+      </w:r>
+      <w:proofErr w:type="spellStart"/>
+      <w:r>
+        <w:t>вендорных</w:t>
+      </w:r>
+      <w:proofErr w:type="spellEnd"/>
+      <w:r>
+        <w:t xml:space="preserve"> приложений для домашних станций и облачных платформ управления ЭЗС (CSMS). В апреле 2026 г. операторский бизнес </w:t>
+      </w:r>
+      <w:proofErr w:type="spellStart"/>
+      <w:r>
+        <w:t>Sitronics</w:t>
+      </w:r>
+      <w:proofErr w:type="spellEnd"/>
+      <w:r>
+        <w:t xml:space="preserve"> </w:t>
+      </w:r>
+      <w:proofErr w:type="spellStart"/>
+      <w:r>
+        <w:t>Electro</w:t>
+      </w:r>
+      <w:proofErr w:type="spellEnd"/>
+      <w:r>
+        <w:t xml:space="preserve"> перешёл к </w:t>
+      </w:r>
+      <w:proofErr w:type="spellStart"/>
+      <w:r>
+        <w:t>Punkt</w:t>
+      </w:r>
+      <w:proofErr w:type="spellEnd"/>
+      <w:r>
+        <w:t xml:space="preserve"> E, поэтому соответствующие сервисы рассматриваются в составе экосистемы </w:t>
+      </w:r>
+      <w:proofErr w:type="spellStart"/>
+      <w:r>
+        <w:t>Punkt</w:t>
+      </w:r>
+      <w:proofErr w:type="spellEnd"/>
+      <w:r>
+        <w:t xml:space="preserve"> E.</w:t>
       </w:r>
       <w:r>
         <w:t xml:space="preserve"> [7]</w:t>
@@ -3860,9 +3945,6 @@
       </w:pPr>
     </w:p>
     <w:p>
-      <w:pPr>
-        <w:ind w:firstLine="0"/>
-      </w:pPr>
       <w:r>
         <w:lastRenderedPageBreak/>
         <w:t>Таблица 1.</w:t>
@@ -4014,29 +4096,55 @@
                 <w:lang w:val="en-US"/>
               </w:rPr>
             </w:pPr>
+            <w:proofErr w:type="spellStart"/>
             <w:r>
               <w:rPr>
                 <w:lang w:val="en-US"/>
               </w:rPr>
-              <w:t>Punkt E (</w:t>
-            </w:r>
+              <w:t>Punkt</w:t>
+            </w:r>
+            <w:proofErr w:type="spellEnd"/>
+            <w:r>
+              <w:rPr>
+                <w:lang w:val="en-US"/>
+              </w:rPr>
+              <w:t xml:space="preserve"> E (</w:t>
+            </w:r>
+            <w:proofErr w:type="spellStart"/>
             <w:r>
               <w:t>вкл</w:t>
             </w:r>
+            <w:proofErr w:type="spellEnd"/>
             <w:r>
               <w:rPr>
                 <w:lang w:val="en-US"/>
               </w:rPr>
               <w:t xml:space="preserve">. </w:t>
             </w:r>
+            <w:proofErr w:type="spellStart"/>
             <w:r>
               <w:t>бывш</w:t>
             </w:r>
+            <w:proofErr w:type="spellEnd"/>
             <w:r>
               <w:rPr>
                 <w:lang w:val="en-US"/>
               </w:rPr>
-              <w:t>. Sitronics Electro)</w:t>
+              <w:t xml:space="preserve">. </w:t>
+            </w:r>
+            <w:proofErr w:type="spellStart"/>
+            <w:r>
+              <w:rPr>
+                <w:lang w:val="en-US"/>
+              </w:rPr>
+              <w:t>Sitronics</w:t>
+            </w:r>
+            <w:proofErr w:type="spellEnd"/>
+            <w:r>
+              <w:rPr>
+                <w:lang w:val="en-US"/>
+              </w:rPr>
+              <w:t xml:space="preserve"> Electro)</w:t>
             </w:r>
           </w:p>
         </w:tc>
@@ -4078,7 +4186,15 @@
               <w:ind w:firstLine="0"/>
             </w:pPr>
             <w:r>
-              <w:t>В рамках экосистемы Punkt E</w:t>
+              <w:t xml:space="preserve">В рамках экосистемы </w:t>
+            </w:r>
+            <w:proofErr w:type="spellStart"/>
+            <w:r>
+              <w:t>Punkt</w:t>
+            </w:r>
+            <w:proofErr w:type="spellEnd"/>
+            <w:r>
+              <w:t xml:space="preserve"> E</w:t>
             </w:r>
           </w:p>
         </w:tc>
@@ -4244,9 +4360,11 @@
               <w:spacing w:line="240" w:lineRule="auto"/>
               <w:ind w:firstLine="0"/>
             </w:pPr>
+            <w:proofErr w:type="spellStart"/>
             <w:r>
               <w:t>Voltfuel</w:t>
             </w:r>
+            <w:proofErr w:type="spellEnd"/>
           </w:p>
         </w:tc>
         <w:tc>
@@ -4287,8 +4405,13 @@
               <w:ind w:firstLine="0"/>
             </w:pPr>
             <w:r>
-              <w:t>В рамках экосистемы Voltfuel</w:t>
-            </w:r>
+              <w:t xml:space="preserve">В рамках экосистемы </w:t>
+            </w:r>
+            <w:proofErr w:type="spellStart"/>
+            <w:r>
+              <w:t>Voltfuel</w:t>
+            </w:r>
+            <w:proofErr w:type="spellEnd"/>
           </w:p>
         </w:tc>
         <w:tc>
@@ -4431,8 +4554,13 @@
               <w:spacing w:line="240" w:lineRule="auto"/>
               <w:ind w:firstLine="0"/>
             </w:pPr>
-            <w:r>
-              <w:t>Вендорное приложение к своим домашним станциям</w:t>
+            <w:proofErr w:type="spellStart"/>
+            <w:r>
+              <w:t>Вендорное</w:t>
+            </w:r>
+            <w:proofErr w:type="spellEnd"/>
+            <w:r>
+              <w:t xml:space="preserve"> приложение к своим домашним станциям</w:t>
             </w:r>
           </w:p>
         </w:tc>
@@ -4508,7 +4636,15 @@
               <w:ind w:firstLine="0"/>
             </w:pPr>
             <w:r>
-              <w:t>Нет (управление и монетизация ЭЗС, SaaS)</w:t>
+              <w:t xml:space="preserve">Нет (управление и монетизация ЭЗС, </w:t>
+            </w:r>
+            <w:proofErr w:type="spellStart"/>
+            <w:r>
+              <w:t>SaaS</w:t>
+            </w:r>
+            <w:proofErr w:type="spellEnd"/>
+            <w:r>
+              <w:t>)</w:t>
             </w:r>
           </w:p>
         </w:tc>
@@ -4590,7 +4726,15 @@
     </w:p>
     <w:p>
       <w:r>
-        <w:t>Доминирование операторского и коммерческого контура. Punkt E</w:t>
+        <w:t xml:space="preserve">Доминирование операторского и коммерческого контура. </w:t>
+      </w:r>
+      <w:proofErr w:type="spellStart"/>
+      <w:r>
+        <w:t>Punkt</w:t>
+      </w:r>
+      <w:proofErr w:type="spellEnd"/>
+      <w:r>
+        <w:t xml:space="preserve"> E</w:t>
       </w:r>
       <w:r>
         <w:t xml:space="preserve"> </w:t>
@@ -4605,8 +4749,13 @@
         <w:t xml:space="preserve"> [8]</w:t>
       </w:r>
       <w:r>
-        <w:t>, Voltfuel</w:t>
-      </w:r>
+        <w:t xml:space="preserve">, </w:t>
+      </w:r>
+      <w:proofErr w:type="spellStart"/>
+      <w:r>
+        <w:t>Voltfuel</w:t>
+      </w:r>
+      <w:proofErr w:type="spellEnd"/>
       <w:r>
         <w:t xml:space="preserve"> [10]</w:t>
       </w:r>
@@ -4708,7 +4857,15 @@
     </w:p>
     <w:p>
       <w:r>
-        <w:t xml:space="preserve">По данным агентства «Автостат», на 1 июля 2026 года парк электромобилей и подключаемых гибридов в России составлял около 230 тыс. </w:t>
+        <w:t>По данным агентства «</w:t>
+      </w:r>
+      <w:proofErr w:type="spellStart"/>
+      <w:r>
+        <w:t>Автостат</w:t>
+      </w:r>
+      <w:proofErr w:type="spellEnd"/>
+      <w:r>
+        <w:t xml:space="preserve">», на 1 июля 2026 года парк электромобилей и подключаемых гибридов в России составлял около 230 тыс. </w:t>
       </w:r>
       <w:r>
         <w:lastRenderedPageBreak/>
@@ -4796,7 +4953,23 @@
         <w:t>не полностью</w:t>
       </w:r>
       <w:r>
-        <w:t>. Подключение к серверу Punkt E, ZEVS, Voltfuel или EV-Time даёт удалённый доступ, но добавляет контур тарифов и монетизации, который для персональной домашней станции избыточен. Приложение ПСС сокращает действия только для станций этого производителя и не позволяет подключить произвольную станцию по протоколу OCPP 2.0.1.</w:t>
+        <w:t xml:space="preserve">. Подключение к серверу </w:t>
+      </w:r>
+      <w:proofErr w:type="spellStart"/>
+      <w:r>
+        <w:t>Punkt</w:t>
+      </w:r>
+      <w:proofErr w:type="spellEnd"/>
+      <w:r>
+        <w:t xml:space="preserve"> E, ZEVS, </w:t>
+      </w:r>
+      <w:proofErr w:type="spellStart"/>
+      <w:r>
+        <w:t>Voltfuel</w:t>
+      </w:r>
+      <w:proofErr w:type="spellEnd"/>
+      <w:r>
+        <w:t xml:space="preserve"> или EV-Time даёт удалённый доступ, но добавляет контур тарифов и монетизации, который для персональной домашней станции избыточен. Приложение ПСС сокращает действия только для станций этого производителя и не позволяет подключить произвольную станцию по протоколу OCPP 2.0.1.</w:t>
       </w:r>
     </w:p>
     <w:p>
@@ -5074,7 +5247,13 @@
         <w:t>результат</w:t>
       </w:r>
       <w:r>
-        <w:t>. Тарифы, оплата и управление мощностью зарядки в эту очередь не входят</w:t>
+        <w:t xml:space="preserve">. </w:t>
+      </w:r>
+      <w:r>
+        <w:t>О</w:t>
+      </w:r>
+      <w:r>
+        <w:t>плата и управление мощностью зарядки в эту очередь не входят</w:t>
       </w:r>
       <w:r>
         <w:t>, т.к.</w:t>
@@ -5096,52 +5275,25 @@
       </w:r>
     </w:p>
     <w:p>
-      <w:pPr>
-        <w:ind w:firstLine="0"/>
-        <w:rPr>
-          <w:rFonts w:cs="Times New Roman"/>
-        </w:rPr>
-      </w:pPr>
-      <w:r>
-        <w:rPr>
-          <w:rFonts w:cs="Times New Roman"/>
-        </w:rPr>
+      <w:r>
         <w:t xml:space="preserve">Таблица </w:t>
       </w:r>
       <w:r>
-        <w:rPr>
-          <w:rFonts w:cs="Times New Roman"/>
-        </w:rPr>
         <w:t>1</w:t>
       </w:r>
       <w:r>
-        <w:rPr>
-          <w:rFonts w:cs="Times New Roman"/>
-        </w:rPr>
         <w:t>.</w:t>
       </w:r>
       <w:r>
-        <w:rPr>
-          <w:rFonts w:cs="Times New Roman"/>
-        </w:rPr>
         <w:t>2</w:t>
       </w:r>
       <w:r>
-        <w:rPr>
-          <w:rFonts w:cs="Times New Roman"/>
-        </w:rPr>
         <w:t xml:space="preserve"> </w:t>
       </w:r>
       <w:r>
-        <w:rPr>
-          <w:rFonts w:cs="Times New Roman"/>
-        </w:rPr>
         <w:t>-</w:t>
       </w:r>
       <w:r>
-        <w:rPr>
-          <w:rFonts w:cs="Times New Roman"/>
-        </w:rPr>
         <w:t xml:space="preserve"> Автоматизируемые функции</w:t>
       </w:r>
     </w:p>
@@ -5424,7 +5576,19 @@
               <w:rPr>
                 <w:rFonts w:cs="Times New Roman"/>
               </w:rPr>
-              <w:t>Сохранение завершённой сессии (время начала и окончания, потреблённая энергия) и показ её пользователю</w:t>
+              <w:t>Сохранение завершённой сессии (время начала и окончания, потреблённая энергия</w:t>
+            </w:r>
+            <w:r>
+              <w:rPr>
+                <w:rFonts w:cs="Times New Roman"/>
+              </w:rPr>
+              <w:t>, конечный уровень заряда автомобиля и оценочная стоимость</w:t>
+            </w:r>
+            <w:r>
+              <w:rPr>
+                <w:rFonts w:cs="Times New Roman"/>
+              </w:rPr>
+              <w:t>) и показ её пользователю</w:t>
             </w:r>
           </w:p>
         </w:tc>
@@ -5532,7 +5696,10 @@
         <w:t>. После указания адреса сервера станция с поддержкой OCPP 2.0.1 подключается к системе и появляется в списке станций пользователя</w:t>
       </w:r>
       <w:r>
-        <w:t>, а так же</w:t>
+        <w:t xml:space="preserve">, а </w:t>
+      </w:r>
+      <w:r>
+        <w:t>также</w:t>
       </w:r>
       <w:r>
         <w:t>,</w:t>
@@ -5560,7 +5727,27 @@
         <w:t>коннектора</w:t>
       </w:r>
       <w:r>
-        <w:t xml:space="preserve"> по сообщениям станции. Если станция недоступна, пользователь видит, что статус не обновлён</w:t>
+        <w:t xml:space="preserve"> по сообщениям станции</w:t>
+      </w:r>
+      <w:r>
+        <w:t>,</w:t>
+      </w:r>
+      <w:r>
+        <w:t xml:space="preserve"> также</w:t>
+      </w:r>
+      <w:r>
+        <w:t xml:space="preserve"> оценочную стоимость</w:t>
+      </w:r>
+      <w:r>
+        <w:t xml:space="preserve"> заряженный </w:t>
+      </w:r>
+      <w:proofErr w:type="spellStart"/>
+      <w:r>
+        <w:t>кВт∙ч</w:t>
+      </w:r>
+      <w:proofErr w:type="spellEnd"/>
+      <w:r>
+        <w:t>. Если станция недоступна, пользователь видит, что статус не обновлён</w:t>
       </w:r>
       <w:r>
         <w:t xml:space="preserve"> или что станция в данный момент не доступна</w:t>
@@ -5577,7 +5764,75 @@
         <w:t>, начальное и конечное значение счетчика потребленной энергии</w:t>
       </w:r>
       <w:r>
-        <w:t>, если станция передала эти значения. Пользователь открывает список сессий и карточку выбранной сессии.</w:t>
+        <w:t xml:space="preserve"> в </w:t>
+      </w:r>
+      <w:proofErr w:type="spellStart"/>
+      <w:r>
+        <w:t>кВт∙ч</w:t>
+      </w:r>
+      <w:proofErr w:type="spellEnd"/>
+      <w:r>
+        <w:t>,</w:t>
+      </w:r>
+      <w:r>
+        <w:t xml:space="preserve"> уровень заряда автомобиля на конец сессии,</w:t>
+      </w:r>
+      <w:r>
+        <w:t xml:space="preserve"> если станция передала эти значения</w:t>
+      </w:r>
+      <w:r>
+        <w:t xml:space="preserve">, </w:t>
+      </w:r>
+      <w:r>
+        <w:t>а также стоимость</w:t>
+      </w:r>
+      <w:r>
+        <w:t xml:space="preserve"> 1</w:t>
+      </w:r>
+      <w:r>
+        <w:t xml:space="preserve"> </w:t>
+      </w:r>
+      <w:proofErr w:type="spellStart"/>
+      <w:r>
+        <w:t>кВт∙ч</w:t>
+      </w:r>
+      <w:proofErr w:type="spellEnd"/>
+      <w:r>
+        <w:t xml:space="preserve"> для пользователя</w:t>
+      </w:r>
+      <w:r>
+        <w:t>,</w:t>
+      </w:r>
+      <w:r>
+        <w:t xml:space="preserve"> в момент окончания сессии, который копируется из профиля пользователя</w:t>
+      </w:r>
+      <w:r>
+        <w:t>. Пользователь открывает список сессий и карточку выбранной сессии.</w:t>
+      </w:r>
+    </w:p>
+    <w:p>
+      <w:r>
+        <w:t>В профиле, п</w:t>
+      </w:r>
+      <w:r>
+        <w:t xml:space="preserve">ользователь указывает цену за 1 </w:t>
+      </w:r>
+      <w:proofErr w:type="spellStart"/>
+      <w:r>
+        <w:t>кВт·ч</w:t>
+      </w:r>
+      <w:proofErr w:type="spellEnd"/>
+      <w:r>
+        <w:t>, по умолчанию значение данного поля 0</w:t>
+      </w:r>
+      <w:r>
+        <w:t>. По этой цене сервер считает оценку стоимости сессии. Цена используется только для информационного отображения</w:t>
+      </w:r>
+      <w:r>
+        <w:t xml:space="preserve"> ориентировочной стоимости сессии</w:t>
+      </w:r>
+      <w:r>
+        <w:t>.</w:t>
       </w:r>
     </w:p>
     <w:p>
@@ -5618,7 +5873,11 @@
         <w:t>АСУ</w:t>
       </w:r>
       <w:r>
-        <w:t xml:space="preserve"> «Заряди сам» владелец домашней зарядной станции получает удалённое управление зарядкой через единый сервер по протоколу OCPP 2.0.1</w:t>
+        <w:t xml:space="preserve"> «Заряди сам» владелец домашней зарядной станции получает удалённое управление зарядкой через единый сервер по </w:t>
+      </w:r>
+      <w:r>
+        <w:lastRenderedPageBreak/>
+        <w:t>протоколу OCPP 2.0.1</w:t>
       </w:r>
       <w:r>
         <w:t xml:space="preserve"> и возможностью подключения любых станций в свое приложение без привязки к производителю станции</w:t>
@@ -5650,25 +5909,55 @@
         <w:t xml:space="preserve">тображается текущий статус сессии и </w:t>
       </w:r>
       <w:r>
+        <w:t>коннектора</w:t>
+      </w:r>
+      <w:r>
+        <w:t xml:space="preserve"> по сообщениям станции</w:t>
+      </w:r>
+      <w:r>
+        <w:t xml:space="preserve">. Все завершенные сессии </w:t>
+      </w:r>
+      <w:r>
+        <w:t>сохраняются в истории и доступны в любой момент времени</w:t>
+      </w:r>
+      <w:r>
+        <w:t>.</w:t>
+      </w:r>
+    </w:p>
+    <w:p>
+      <w:r>
+        <w:t>Тем самым сокращаются потери из п. 1.2.5, такие как: лишние действия при запуске, обязательное присутствие у станции и отсутствие собственного журнала сессий.</w:t>
+      </w:r>
+    </w:p>
+    <w:p>
+      <w:r>
+        <w:t>Объектом автоматизации является процесс управления зарядкой электромобиля с домашней зарядной станции. Сейчас владелец запускает зарядку локально, через интерфейс станции или приложение производителя. Удалённый запуск, контроль сессии и своя история при этом не обеспечиваются.</w:t>
+      </w:r>
+    </w:p>
+    <w:p>
+      <w:r>
+        <w:t>Сравнение российских решений показало, что готовые платформы либо привязаны к оборудованию производителя, либо рассчитаны на сеть и монетизацию. Для персонального сценария они избыточны. Поэтому создаётся оригинальная АСУ «Заряди сам» с одним сервером и протоколом OCPP 2.0.1.</w:t>
+      </w:r>
+    </w:p>
+    <w:p>
+      <w:r>
+        <w:t xml:space="preserve">В первую очередь автоматизируются привязка станции к учётной записи, запуск и остановка сессии, показ статуса и хранение истории. После привязки станции зарядка должна запускаться не более чем за три действия. </w:t>
+      </w:r>
+      <w:r>
+        <w:t>О</w:t>
+      </w:r>
+      <w:r>
+        <w:t>плата и управление мощностью зарядки в работу не входят. Объект к автоматизации готов: есть станция с OCPP 2.0.1, электропитание, Интернет и смартфон. Не хватает самого сервера и мобильного доступа к сессии.</w:t>
+      </w:r>
+    </w:p>
+    <w:p/>
+    <w:p>
+      <w:pPr>
+        <w:pStyle w:val="2"/>
+      </w:pPr>
+      <w:r>
         <w:lastRenderedPageBreak/>
-        <w:t>коннектора</w:t>
-      </w:r>
-      <w:r>
-        <w:t xml:space="preserve"> по сообщениям станции</w:t>
-      </w:r>
-      <w:r>
-        <w:t xml:space="preserve">. Все завершенные сессии </w:t>
-      </w:r>
-      <w:r>
-        <w:t>сохраняются в истории и доступны в любой момент времени</w:t>
-      </w:r>
-      <w:r>
-        <w:t>.</w:t>
-      </w:r>
-    </w:p>
-    <w:p>
-      <w:r>
-        <w:t>Тем самым сокращаются потери из п. 1.2.5, такие как: лишние действия при запуске, обязательное присутствие у станции и отсутствие собственного журнала сессий.</w:t>
+        <w:t xml:space="preserve">Выводы по главе 1 </w:t>
       </w:r>
     </w:p>
     <w:p>
@@ -5678,35 +5967,7 @@
     </w:p>
     <w:p>
       <w:r>
-        <w:t>Сравнение российских решений показало, что готовые платформы либо привязаны к оборудованию производителя, либо рассчитаны на сеть и монетизацию. Для персонального сценария они избыточны. Поэтому создаётся оригинальная АСУ «Заряди сам» с одним сервером и протоколом OCPP 2.0.1.</w:t>
-      </w:r>
-    </w:p>
-    <w:p>
-      <w:r>
-        <w:t>В первую очередь автоматизируются привязка станции к учётной записи, запуск и остановка сессии, показ статуса и хранение истории. После привязки станции зарядка должна запускаться не более чем за три действия. Тарифы, оплата и управление мощностью зарядки в работу не входят. Объект к автоматизации готов: есть станция с OCPP 2.0.1, электропитание, Интернет и смартфон. Не хватает самого сервера и мобильного доступа к сессии.</w:t>
-      </w:r>
-    </w:p>
-    <w:p/>
-    <w:p>
-      <w:pPr>
-        <w:pStyle w:val="2"/>
-      </w:pPr>
-      <w:r>
-        <w:t xml:space="preserve">Выводы по главе 1 </w:t>
-      </w:r>
-    </w:p>
-    <w:p>
-      <w:r>
-        <w:t>Объектом автоматизации является процесс управления зарядкой электромобиля с домашней зарядной станции. Сейчас владелец запускает зарядку локально, через интерфейс станции или приложение производителя. Удалённый запуск, контроль сессии и своя история при этом не обеспечиваются.</w:t>
-      </w:r>
-    </w:p>
-    <w:p>
-      <w:r>
-        <w:t xml:space="preserve">Сравнение российских решений показало, что готовые платформы либо привязаны к оборудованию производителя, либо рассчитаны на сеть и </w:t>
-      </w:r>
-      <w:r>
-        <w:lastRenderedPageBreak/>
-        <w:t xml:space="preserve">монетизацию. Для </w:t>
+        <w:t xml:space="preserve">Сравнение российских решений показало, что готовые платформы либо привязаны к оборудованию производителя, либо рассчитаны на сеть и монетизацию. Для </w:t>
       </w:r>
       <w:r>
         <w:t>личного использования</w:t>
@@ -5741,13 +6002,25 @@
         <w:t>, если</w:t>
       </w:r>
       <w:r>
-        <w:t xml:space="preserve"> есть станция с OCPP 2.0.1, электропитание, Интернет и смартфон. Не хватает </w:t>
+        <w:t xml:space="preserve"> есть станция с OCPP 2.0.1, электропитание, </w:t>
+      </w:r>
+      <w:r>
+        <w:t>И</w:t>
+      </w:r>
+      <w:r>
+        <w:t xml:space="preserve">нтернет и смартфон. Не хватает </w:t>
       </w:r>
       <w:r>
         <w:t>реализации</w:t>
       </w:r>
       <w:r>
-        <w:t xml:space="preserve"> сервера и мобильного </w:t>
+        <w:t xml:space="preserve"> сервера</w:t>
+      </w:r>
+      <w:r>
+        <w:t>, административного портала</w:t>
+      </w:r>
+      <w:r>
+        <w:t xml:space="preserve"> и мобильного </w:t>
       </w:r>
       <w:r>
         <w:t>приложения</w:t>
@@ -5864,7 +6137,13 @@
         <w:t>коннектора</w:t>
       </w:r>
       <w:r>
-        <w:t xml:space="preserve"> и открывает историю завершённых сессий. Один пользователь может привязать несколько своих станций. Команды станции передаёт сервер. Тарифы, оплата и управление мощностью зарядки в АСУ не входят.</w:t>
+        <w:t xml:space="preserve"> и открывает историю завершённых сессий. Один пользователь может привязать несколько своих станций. Команды станции передаёт сервер. </w:t>
+      </w:r>
+      <w:r>
+        <w:t>О</w:t>
+      </w:r>
+      <w:r>
+        <w:t>плата и управление мощностью зарядки в АСУ не входят.</w:t>
       </w:r>
     </w:p>
     <w:p>
@@ -5874,7 +6153,21 @@
     </w:p>
     <w:p>
       <w:r>
-        <w:t>Пользователь регистрируется самостоятельно, привязывает свои станции, запускает и останавливает сессии и просматривает историю. Специальная подготовка не требуется.</w:t>
+        <w:t>Пользователь регистрируется самостоятельно, привязывает свои станции, запускает и останавливает сессии и просматривает историю</w:t>
+      </w:r>
+      <w:r>
+        <w:t xml:space="preserve">, а также может указать цену за 1 </w:t>
+      </w:r>
+      <w:proofErr w:type="spellStart"/>
+      <w:r>
+        <w:t>кВт∙ч</w:t>
+      </w:r>
+      <w:proofErr w:type="spellEnd"/>
+      <w:r>
+        <w:t xml:space="preserve"> для расчета оценочной стоимости зарядной сессии</w:t>
+      </w:r>
+      <w:r>
+        <w:t>. Специальная подготовка не требуется.</w:t>
       </w:r>
     </w:p>
     <w:p>
@@ -5886,7 +6179,13 @@
     <w:p>
       <w:r>
         <w:lastRenderedPageBreak/>
-        <w:t>Пользователь обращается к системе в любое время, когда у него и у станции есть Интернет. Администратор работает по мере необходимости. На время технических работ сервер может быть недоступен, пользователь должен видеть, что действие не выполнено.</w:t>
+        <w:t>Пользователь обращается к системе в любое время, когда у него и у станции есть</w:t>
+      </w:r>
+      <w:r>
+        <w:t xml:space="preserve"> доступ в сеть</w:t>
+      </w:r>
+      <w:r>
+        <w:t xml:space="preserve"> Интернет. Администратор работает по мере необходимости. На время технических работ сервер может быть недоступен, пользователь должен видеть, что действие не выполнено.</w:t>
       </w:r>
     </w:p>
     <w:p>
@@ -5929,6 +6228,9 @@
       <w:r>
         <w:t>при недоступности станции или отказе старта пользователь получает сообщение</w:t>
       </w:r>
+      <w:r>
+        <w:t xml:space="preserve"> об ошибке</w:t>
+      </w:r>
     </w:p>
     <w:p>
       <w:pPr>
@@ -5951,7 +6253,44 @@
         <w:t>начальное и конечное значение счетчика потребленной энергии</w:t>
       </w:r>
       <w:r>
-        <w:t>, если станция передала эти значения.</w:t>
+        <w:t xml:space="preserve"> в </w:t>
+      </w:r>
+      <w:proofErr w:type="spellStart"/>
+      <w:r>
+        <w:t>кВт∙ч</w:t>
+      </w:r>
+      <w:proofErr w:type="spellEnd"/>
+      <w:r>
+        <w:t>,</w:t>
+      </w:r>
+      <w:r>
+        <w:t xml:space="preserve"> </w:t>
+      </w:r>
+      <w:r>
+        <w:t>уровень заряда автомобиля на конец сессии</w:t>
+      </w:r>
+      <w:r>
+        <w:t>,</w:t>
+      </w:r>
+      <w:r>
+        <w:t xml:space="preserve"> если станция передала эти значения</w:t>
+      </w:r>
+      <w:r>
+        <w:t xml:space="preserve">, </w:t>
+      </w:r>
+      <w:r>
+        <w:t xml:space="preserve">а также стоимость 1 </w:t>
+      </w:r>
+      <w:proofErr w:type="spellStart"/>
+      <w:r>
+        <w:t>кВт∙ч</w:t>
+      </w:r>
+      <w:proofErr w:type="spellEnd"/>
+      <w:r>
+        <w:t xml:space="preserve"> для пользователя, в момент окончания сессии, который копируется из профиля пользователя</w:t>
+      </w:r>
+      <w:r>
+        <w:t>.</w:t>
       </w:r>
     </w:p>
     <w:p>
@@ -5991,9 +6330,6 @@
       </w:r>
     </w:p>
     <w:p>
-      <w:pPr>
-        <w:ind w:firstLine="0"/>
-      </w:pPr>
       <w:r>
         <w:t xml:space="preserve">Таблица 2.1 </w:t>
       </w:r>
@@ -6502,7 +6838,35 @@
               <w:ind w:firstLine="0"/>
             </w:pPr>
             <w:r>
-              <w:t>Итог завершённой сессии: время начала, время окончания, потреблённая энергия, если станция её передала</w:t>
+              <w:t>Итог завершённой сессии: время начала, время окончания, потреблённая энергия</w:t>
+            </w:r>
+            <w:r>
+              <w:t xml:space="preserve"> в </w:t>
+            </w:r>
+            <w:proofErr w:type="spellStart"/>
+            <w:r>
+              <w:t>кВт∙ч</w:t>
+            </w:r>
+            <w:proofErr w:type="spellEnd"/>
+            <w:r>
+              <w:t>,</w:t>
+            </w:r>
+            <w:r>
+              <w:t xml:space="preserve"> уровень заряда автомобиля,</w:t>
+            </w:r>
+            <w:r>
+              <w:t xml:space="preserve"> если станция её передала</w:t>
+            </w:r>
+            <w:r>
+              <w:t xml:space="preserve">, цена 1 </w:t>
+            </w:r>
+            <w:proofErr w:type="spellStart"/>
+            <w:r>
+              <w:t>кВт∙ч</w:t>
+            </w:r>
+            <w:proofErr w:type="spellEnd"/>
+            <w:r>
+              <w:t xml:space="preserve"> из профиля пользователя на конец сессии</w:t>
             </w:r>
           </w:p>
           <w:p>
@@ -6536,7 +6900,13 @@
               <w:ind w:firstLine="0"/>
             </w:pPr>
             <w:r>
-              <w:t>Если энергия не передана, запись всё равно сохраняется без этого значения. Сессии других пользователей в список не попадают</w:t>
+              <w:t>Если энергия</w:t>
+            </w:r>
+            <w:r>
+              <w:t xml:space="preserve"> или уровень заряда</w:t>
+            </w:r>
+            <w:r>
+              <w:t xml:space="preserve"> не передана, запись всё равно сохраняется без этого значения. Сессии других пользователей в список не попадают</w:t>
             </w:r>
           </w:p>
         </w:tc>
@@ -6597,7 +6967,11 @@
               <w:ind w:firstLine="0"/>
             </w:pPr>
             <w:r>
-              <w:t>Если текущий пароль неверен или новый не совпал с повтором, пароль не меняется, пользователь видит сообщение</w:t>
+              <w:t xml:space="preserve">Если текущий пароль неверен или новый не совпал с повтором, пароль не меняется, </w:t>
+            </w:r>
+            <w:r>
+              <w:lastRenderedPageBreak/>
+              <w:t>пользователь видит сообщение</w:t>
             </w:r>
           </w:p>
           <w:p>
@@ -6622,6 +6996,7 @@
               <w:ind w:firstLine="0"/>
             </w:pPr>
             <w:r>
+              <w:lastRenderedPageBreak/>
               <w:t>Учётные записи</w:t>
             </w:r>
           </w:p>
@@ -6636,11 +7011,7 @@
               <w:ind w:firstLine="0"/>
             </w:pPr>
             <w:r>
-              <w:t xml:space="preserve">Команда администратора: блокировка или </w:t>
-            </w:r>
-            <w:r>
-              <w:lastRenderedPageBreak/>
-              <w:t>задание нового пароля</w:t>
+              <w:t>Команда администратора: блокировка или задание нового пароля</w:t>
             </w:r>
           </w:p>
         </w:tc>
@@ -6654,12 +7025,7 @@
               <w:ind w:firstLine="0"/>
             </w:pPr>
             <w:r>
-              <w:lastRenderedPageBreak/>
-              <w:t xml:space="preserve">Учётная запись блокируется либо </w:t>
-            </w:r>
-            <w:r>
-              <w:lastRenderedPageBreak/>
-              <w:t>пароль заменяется</w:t>
+              <w:t>Учётная запись блокируется либо пароль заменяется</w:t>
             </w:r>
           </w:p>
         </w:tc>
@@ -6673,12 +7039,7 @@
               <w:ind w:firstLine="0"/>
             </w:pPr>
             <w:r>
-              <w:lastRenderedPageBreak/>
-              <w:t xml:space="preserve">Если пользователь не найден, </w:t>
-            </w:r>
-            <w:r>
-              <w:lastRenderedPageBreak/>
-              <w:t>администратор получает сообщение, данные других учётных записей не изменяются</w:t>
+              <w:t>Если пользователь не найден, администратор получает сообщение, данные других учётных записей не изменяются</w:t>
             </w:r>
           </w:p>
           <w:p>
@@ -6703,7 +7064,6 @@
               <w:ind w:firstLine="0"/>
             </w:pPr>
             <w:r>
-              <w:lastRenderedPageBreak/>
               <w:t>Смена пароля администратором</w:t>
             </w:r>
           </w:p>
@@ -6757,6 +7117,92 @@
           </w:p>
         </w:tc>
       </w:tr>
+      <w:tr>
+        <w:trPr>
+          <w:jc w:val="center"/>
+        </w:trPr>
+        <w:tc>
+          <w:tcPr>
+            <w:tcW w:w="2340" w:type="dxa"/>
+          </w:tcPr>
+          <w:p>
+            <w:pPr>
+              <w:spacing w:after="25" w:line="240" w:lineRule="auto"/>
+              <w:ind w:firstLine="0"/>
+            </w:pPr>
+            <w:r>
+              <w:t>Цена</w:t>
+            </w:r>
+            <w:r>
+              <w:t xml:space="preserve"> за </w:t>
+            </w:r>
+            <w:proofErr w:type="spellStart"/>
+            <w:r>
+              <w:t>кВт∙ч</w:t>
+            </w:r>
+            <w:proofErr w:type="spellEnd"/>
+            <w:r>
+              <w:t xml:space="preserve"> в профиле</w:t>
+            </w:r>
+            <w:r>
+              <w:t xml:space="preserve"> пользователя</w:t>
+            </w:r>
+          </w:p>
+        </w:tc>
+        <w:tc>
+          <w:tcPr>
+            <w:tcW w:w="2335" w:type="dxa"/>
+          </w:tcPr>
+          <w:p>
+            <w:pPr>
+              <w:spacing w:after="25" w:line="240" w:lineRule="auto"/>
+              <w:ind w:firstLine="0"/>
+            </w:pPr>
+            <w:r>
+              <w:t>Ц</w:t>
+            </w:r>
+            <w:r>
+              <w:t>ена ₽/</w:t>
+            </w:r>
+            <w:proofErr w:type="spellStart"/>
+            <w:r>
+              <w:t>кВт∙ч</w:t>
+            </w:r>
+            <w:proofErr w:type="spellEnd"/>
+          </w:p>
+        </w:tc>
+        <w:tc>
+          <w:tcPr>
+            <w:tcW w:w="2334" w:type="dxa"/>
+          </w:tcPr>
+          <w:p>
+            <w:pPr>
+              <w:spacing w:after="25" w:line="240" w:lineRule="auto"/>
+              <w:ind w:firstLine="0"/>
+            </w:pPr>
+            <w:r>
+              <w:t>сохранена в учётной записи</w:t>
+            </w:r>
+          </w:p>
+        </w:tc>
+        <w:tc>
+          <w:tcPr>
+            <w:tcW w:w="2336" w:type="dxa"/>
+          </w:tcPr>
+          <w:p>
+            <w:pPr>
+              <w:spacing w:after="25" w:line="240" w:lineRule="auto"/>
+              <w:ind w:firstLine="0"/>
+            </w:pPr>
+            <w:r>
+              <w:t xml:space="preserve">некорректное значение, сообщение </w:t>
+            </w:r>
+            <w:r>
+              <w:t>об ошибке</w:t>
+            </w:r>
+          </w:p>
+        </w:tc>
+      </w:tr>
     </w:tbl>
     <w:p/>
     <w:p>
@@ -6814,8 +7260,22 @@
         </w:numPr>
       </w:pPr>
       <w:r>
-        <w:t>учётная запись: адрес электронной почты и пароль в виде хеша</w:t>
-      </w:r>
+        <w:lastRenderedPageBreak/>
+        <w:t xml:space="preserve">учётная запись: адрес электронной почты и пароль в виде </w:t>
+      </w:r>
+      <w:proofErr w:type="spellStart"/>
+      <w:r>
+        <w:t>хеша</w:t>
+      </w:r>
+      <w:proofErr w:type="spellEnd"/>
+      <w:r>
+        <w:t xml:space="preserve">, цена за 1 </w:t>
+      </w:r>
+      <w:proofErr w:type="spellStart"/>
+      <w:r>
+        <w:t>кВт∙ч</w:t>
+      </w:r>
+      <w:proofErr w:type="spellEnd"/>
     </w:p>
     <w:p>
       <w:pPr>
@@ -6850,13 +7310,34 @@
         <w:t>начальное и конечное значение счетчика потребленной энергии</w:t>
       </w:r>
       <w:r>
-        <w:t>, если станция передала это значение.</w:t>
-      </w:r>
-    </w:p>
-    <w:p>
-      <w:r>
-        <w:lastRenderedPageBreak/>
-        <w:t>Сообщения станции по протоколу OCPP 2.0.1 должны журналироваться отдельно от истории сессий, чтобы по ним можно было разобрать отказ запуска.</w:t>
+        <w:t>, уровень заряда автомобиля на конец сессии</w:t>
+      </w:r>
+      <w:r>
+        <w:t>, если станция передала это значение</w:t>
+      </w:r>
+      <w:r>
+        <w:t xml:space="preserve">, стоимость 1 </w:t>
+      </w:r>
+      <w:proofErr w:type="spellStart"/>
+      <w:r>
+        <w:t>кВт∙ч</w:t>
+      </w:r>
+      <w:proofErr w:type="spellEnd"/>
+      <w:r>
+        <w:t>.</w:t>
+      </w:r>
+    </w:p>
+    <w:p>
+      <w:r>
+        <w:t xml:space="preserve">Сообщения станции по протоколу OCPP 2.0.1 должны </w:t>
+      </w:r>
+      <w:proofErr w:type="spellStart"/>
+      <w:r>
+        <w:t>логироваться</w:t>
+      </w:r>
+      <w:proofErr w:type="spellEnd"/>
+      <w:r>
+        <w:t xml:space="preserve"> отдельно от истории сессий, чтобы по ним можно было разобрать отказ запуска.</w:t>
       </w:r>
     </w:p>
     <w:p>
@@ -6981,6 +7462,7 @@
           <w:b/>
           <w:bCs/>
         </w:rPr>
+        <w:lastRenderedPageBreak/>
         <w:t>Требования к организационному и методическому обеспечению</w:t>
       </w:r>
       <w:r>
@@ -6996,10 +7478,8 @@
         <w:t>Пользователь сам регистрируется, указывает на станции адрес сервера и выполняет зарядку. Инструктаж и специальная подготовка не требуются. Порядок этих действий должен быть описан в руководстве пользователя.</w:t>
       </w:r>
     </w:p>
-    <w:p/>
-    <w:p>
-      <w:r>
-        <w:lastRenderedPageBreak/>
+    <w:p>
+      <w:r>
         <w:t>Администратор сопровождает единый сервер, блокирует учётные записи, задаёт новый пароль и восстанавливает данные из резервной копии. Эти действия описываются в руководстве администратора.</w:t>
       </w:r>
     </w:p>
@@ -7132,6 +7612,7 @@
     </w:p>
     <w:p>
       <w:r>
+        <w:lastRenderedPageBreak/>
         <w:t xml:space="preserve">Зарядная станция обменивается с сервером только по протоколу OCPP 2.0.1. По этому каналу </w:t>
       </w:r>
       <w:r>
@@ -7198,7 +7679,6 @@
         </w:numPr>
       </w:pPr>
       <w:r>
-        <w:lastRenderedPageBreak/>
         <w:t>показани</w:t>
       </w:r>
       <w:r>
@@ -7249,6 +7729,9 @@
       </w:r>
     </w:p>
     <w:p>
+      <w:pPr>
+        <w:jc w:val="center"/>
+      </w:pPr>
       <w:r>
         <w:t>Сервер записывает в базу учётные записи,</w:t>
       </w:r>
@@ -7275,9 +7758,9 @@
           <w:noProof/>
         </w:rPr>
         <w:drawing>
-          <wp:inline distT="0" distB="0" distL="0" distR="0" wp14:anchorId="6B6AA206" wp14:editId="4A5F53E8">
-            <wp:extent cx="5935980" cy="4019550"/>
-            <wp:effectExtent l="0" t="0" r="7620" b="0"/>
+          <wp:inline distT="0" distB="0" distL="0" distR="0" wp14:anchorId="6B6AA206" wp14:editId="7E8E0F38">
+            <wp:extent cx="5730844" cy="3880642"/>
+            <wp:effectExtent l="0" t="0" r="3810" b="5715"/>
             <wp:docPr id="3" name="Рисунок 3"/>
             <wp:cNvGraphicFramePr>
               <a:graphicFrameLocks xmlns:a="http://schemas.openxmlformats.org/drawingml/2006/main" noChangeAspect="1"/>
@@ -7307,7 +7790,7 @@
                   <pic:spPr bwMode="auto">
                     <a:xfrm>
                       <a:off x="0" y="0"/>
-                      <a:ext cx="5935980" cy="4019550"/>
+                      <a:ext cx="5734805" cy="3883324"/>
                     </a:xfrm>
                     <a:prstGeom prst="rect">
                       <a:avLst/>
@@ -7367,145 +7850,171 @@
         <w:t xml:space="preserve"> </w:t>
       </w:r>
       <w:r>
+        <w:t>подсистема зарядной сессии и подсистема истории зарядных сеансов. Администратор системы работает только с подсистемой учетных записей. Рассмотрим каждую подсистему отдельно.</w:t>
+      </w:r>
+    </w:p>
+    <w:p>
+      <w:r>
+        <w:t>Подсистема учётных записей регистрирует пользователя по адресу электронной почты, проверяет пароль при входе и хранит согласие на обработку</w:t>
+      </w:r>
+      <w:r>
+        <w:t xml:space="preserve"> персональных</w:t>
+      </w:r>
+      <w:r>
+        <w:t xml:space="preserve"> данных. Администратор через неё</w:t>
+      </w:r>
+      <w:r>
+        <w:t xml:space="preserve"> может </w:t>
+      </w:r>
+      <w:r>
+        <w:t xml:space="preserve">просматривает список пользователей, </w:t>
+      </w:r>
+      <w:r>
+        <w:t>а также блокировать или задать новый пароль для учетной записи</w:t>
+      </w:r>
+      <w:r>
+        <w:t>.</w:t>
+      </w:r>
+    </w:p>
+    <w:p>
+      <w:r>
+        <w:t xml:space="preserve">Подсистема зарядных станций принимает подключение станции по протоколу OCPP 2.0.1 </w:t>
+      </w:r>
+      <w:r>
+        <w:t>при вводе адреса сервера на станции</w:t>
+      </w:r>
+      <w:r>
+        <w:t xml:space="preserve">. </w:t>
+      </w:r>
+      <w:r>
+        <w:t xml:space="preserve">Станция вместе со списком коннекторов добавляется к </w:t>
+      </w:r>
+      <w:r>
+        <w:t>у</w:t>
+      </w:r>
+      <w:r>
+        <w:t>четной записи пользователя</w:t>
+      </w:r>
+      <w:r>
+        <w:t>. Пользователь видит только свои станции</w:t>
+      </w:r>
+      <w:r>
+        <w:t xml:space="preserve"> и кон</w:t>
+      </w:r>
+      <w:r>
+        <w:t>н</w:t>
+      </w:r>
+      <w:r>
+        <w:t>ектора</w:t>
+      </w:r>
+      <w:r>
+        <w:t xml:space="preserve">. Подсистема сообщает подсистеме сессий, какая станция подключена и </w:t>
+      </w:r>
+      <w:r>
+        <w:t>какой статус подключенных коннекторов</w:t>
+      </w:r>
+      <w:r>
+        <w:t>.</w:t>
+      </w:r>
+    </w:p>
+    <w:p>
+      <w:r>
+        <w:t>Подсистема зарядной сессии по команде «Старт» передаёт станции команду запуска</w:t>
+      </w:r>
+      <w:r>
+        <w:t>, сессия создается при успешном ответе станции</w:t>
+      </w:r>
+      <w:r>
+        <w:t xml:space="preserve">. Пока сессия не завершена, </w:t>
+      </w:r>
+      <w:r>
+        <w:t>данная сессия считается текущей</w:t>
+      </w:r>
+      <w:r>
+        <w:t xml:space="preserve">, </w:t>
+      </w:r>
+      <w:r>
+        <w:t xml:space="preserve">у </w:t>
+      </w:r>
+      <w:r>
+        <w:t>станции</w:t>
+      </w:r>
+      <w:r>
+        <w:t xml:space="preserve"> может быть только одна текущая сессия</w:t>
+      </w:r>
+      <w:r>
+        <w:t>.</w:t>
+      </w:r>
+      <w:r>
+        <w:t xml:space="preserve"> Данные по текущей сессии передаются в реальном времени на мобильное приложение пользователя.</w:t>
+      </w:r>
+      <w:r>
+        <w:t xml:space="preserve"> По команде «Стоп» или по завершению на стороне станции сессия </w:t>
+      </w:r>
+      <w:r>
+        <w:t>завершается</w:t>
+      </w:r>
+      <w:r>
+        <w:t>. Если станция недоступна или отклонила команду, сессия не считается успешно начатой или завершённой, пользователь получает сообщение</w:t>
+      </w:r>
+      <w:r>
+        <w:t xml:space="preserve"> об ошибке</w:t>
+      </w:r>
+      <w:r>
+        <w:t>.</w:t>
+      </w:r>
+    </w:p>
+    <w:p>
+      <w:r>
+        <w:t>Подсистема истории зарядных сеансов</w:t>
+      </w:r>
+      <w:r>
+        <w:t xml:space="preserve"> получает от подсистемы сессий </w:t>
+      </w:r>
+      <w:r>
+        <w:t xml:space="preserve">информацию о завершении сессии и текущая сессия </w:t>
+      </w:r>
+      <w:r>
+        <w:t xml:space="preserve">переходит в состояние </w:t>
+      </w:r>
+      <w:r>
+        <w:t>завершенной, у сессии записываются финальные метрики такие как</w:t>
+      </w:r>
+      <w:r>
+        <w:t>: время начала, время окончания и потреблённ</w:t>
+      </w:r>
+      <w:r>
+        <w:t>ая</w:t>
+      </w:r>
+      <w:r>
+        <w:t xml:space="preserve"> энерги</w:t>
+      </w:r>
+      <w:r>
+        <w:t>я</w:t>
+      </w:r>
+      <w:r>
+        <w:t xml:space="preserve">, конечный уровень заряда </w:t>
+      </w:r>
+      <w:r>
         <w:lastRenderedPageBreak/>
-        <w:t>подсистема зарядной сессии и подсистема истории зарядных сеансов. Администратор системы работает только с подсистемой учетных записей. Рассмотрим каждую подсистему отдельно.</w:t>
-      </w:r>
-    </w:p>
-    <w:p>
-      <w:r>
-        <w:t>Подсистема учётных записей регистрирует пользователя по адресу электронной почты, проверяет пароль при входе и хранит согласие на обработку</w:t>
-      </w:r>
-      <w:r>
-        <w:t xml:space="preserve"> персональных</w:t>
-      </w:r>
-      <w:r>
-        <w:t xml:space="preserve"> данных. Администратор через неё</w:t>
-      </w:r>
-      <w:r>
-        <w:t xml:space="preserve"> может </w:t>
-      </w:r>
-      <w:r>
-        <w:t xml:space="preserve">просматривает список пользователей, </w:t>
-      </w:r>
-      <w:r>
-        <w:t>а также блокировать или задать новый пароль для учетной записи</w:t>
-      </w:r>
-      <w:r>
-        <w:t>.</w:t>
-      </w:r>
-    </w:p>
-    <w:p>
-      <w:r>
-        <w:t xml:space="preserve">Подсистема зарядных станций принимает подключение станции по протоколу OCPP 2.0.1 </w:t>
-      </w:r>
-      <w:r>
-        <w:t>при вводе адреса сервера на станции</w:t>
-      </w:r>
-      <w:r>
-        <w:t xml:space="preserve">. </w:t>
-      </w:r>
-      <w:r>
-        <w:t xml:space="preserve">Станция вместе со списком коннекторов добавляется к </w:t>
-      </w:r>
-      <w:r>
-        <w:t>у</w:t>
-      </w:r>
-      <w:r>
-        <w:t>четной записи пользователя</w:t>
-      </w:r>
-      <w:r>
-        <w:t>. Пользователь видит только свои станции</w:t>
-      </w:r>
-      <w:r>
-        <w:t xml:space="preserve"> и кон</w:t>
-      </w:r>
-      <w:r>
-        <w:t>н</w:t>
-      </w:r>
-      <w:r>
-        <w:t>ектора</w:t>
-      </w:r>
-      <w:r>
-        <w:t xml:space="preserve">. Подсистема сообщает подсистеме сессий, какая станция подключена и </w:t>
-      </w:r>
-      <w:r>
-        <w:t>какой статус подключенных коннекторов</w:t>
-      </w:r>
-      <w:r>
-        <w:t>.</w:t>
-      </w:r>
-    </w:p>
-    <w:p>
-      <w:r>
-        <w:t>Подсистема зарядной сессии по команде «Старт» передаёт станции команду запуска</w:t>
-      </w:r>
-      <w:r>
-        <w:t>, сессия создается при успешном ответе станции</w:t>
-      </w:r>
-      <w:r>
-        <w:t xml:space="preserve">. Пока сессия не завершена, </w:t>
-      </w:r>
-      <w:r>
-        <w:t>данная сессия считается текущей</w:t>
-      </w:r>
-      <w:r>
-        <w:t xml:space="preserve">, </w:t>
-      </w:r>
-      <w:r>
-        <w:t xml:space="preserve">у </w:t>
-      </w:r>
-      <w:r>
-        <w:t>станции</w:t>
-      </w:r>
-      <w:r>
-        <w:t xml:space="preserve"> может быть только одна текущая сессия</w:t>
-      </w:r>
-      <w:r>
-        <w:t>.</w:t>
-      </w:r>
-      <w:r>
-        <w:t xml:space="preserve"> Данные по текущей сессии передаются в реальном времени на мобильное приложение пользователя.</w:t>
-      </w:r>
-      <w:r>
-        <w:t xml:space="preserve"> По команде «Стоп» или по завершению на стороне станции сессия закрывается. Если станция недоступна или отклонила команду, сессия не считается успешно начатой или завершённой, пользователь получает сообщение</w:t>
-      </w:r>
-      <w:r>
-        <w:t xml:space="preserve"> об ошибке</w:t>
-      </w:r>
-      <w:r>
-        <w:t>.</w:t>
-      </w:r>
-    </w:p>
-    <w:p>
-      <w:r>
-        <w:t>Подсистема истории зарядных сеансов</w:t>
-      </w:r>
-      <w:r>
-        <w:t xml:space="preserve"> получает от подсистемы сессий </w:t>
-      </w:r>
-      <w:r>
-        <w:t xml:space="preserve">информацию о завершении сессии и текущая сессия </w:t>
-      </w:r>
-      <w:r>
-        <w:t xml:space="preserve">переходит в состояние </w:t>
-      </w:r>
-      <w:r>
-        <w:t>завершенной, у сессии записываются финальные метрики такие как</w:t>
-      </w:r>
-      <w:r>
-        <w:t>: время начала, время окончания и потреблённ</w:t>
-      </w:r>
-      <w:r>
-        <w:t>ая</w:t>
-      </w:r>
-      <w:r>
-        <w:t xml:space="preserve"> энерги</w:t>
-      </w:r>
-      <w:r>
-        <w:t>я</w:t>
-      </w:r>
-      <w:r>
-        <w:t>, если станция её передала. Пользователь открывает список своих сессий и карточку выбранной записи.</w:t>
+        <w:t>батареи автомобиля</w:t>
+      </w:r>
+      <w:r>
+        <w:t>, если станция её передала</w:t>
+      </w:r>
+      <w:r>
+        <w:t xml:space="preserve">, стоимость 1 </w:t>
+      </w:r>
+      <w:proofErr w:type="spellStart"/>
+      <w:r>
+        <w:t>кВт∙ч</w:t>
+      </w:r>
+      <w:proofErr w:type="spellEnd"/>
+      <w:r>
+        <w:t xml:space="preserve"> из профиля пользователя</w:t>
+      </w:r>
+      <w:r>
+        <w:t>. Пользователь открывает список своих сессий и карточку выбранной записи.</w:t>
       </w:r>
       <w:r>
         <w:t xml:space="preserve"> Пользователю доступны только свои сессии</w:t>
@@ -7523,7 +8032,6 @@
         <w:rPr>
           <w:noProof/>
         </w:rPr>
-        <w:lastRenderedPageBreak/>
         <w:drawing>
           <wp:inline distT="0" distB="0" distL="0" distR="0" wp14:anchorId="496FF578" wp14:editId="7747638C">
             <wp:extent cx="5935980" cy="2063750"/>
@@ -7602,18 +8110,26 @@
         <w:t xml:space="preserve"> протокола</w:t>
       </w:r>
       <w:r>
-        <w:t xml:space="preserve"> WebSocket. </w:t>
+        <w:t xml:space="preserve"> </w:t>
+      </w:r>
+      <w:proofErr w:type="spellStart"/>
+      <w:r>
+        <w:t>WebSocket</w:t>
+      </w:r>
+      <w:proofErr w:type="spellEnd"/>
+      <w:r>
+        <w:t xml:space="preserve">. </w:t>
       </w:r>
       <w:r>
         <w:t>Для функций таблицы 2.1 достаточно операций из таблицы 2.2.</w:t>
       </w:r>
     </w:p>
     <w:p>
-      <w:pPr>
-        <w:ind w:firstLine="0"/>
-      </w:pPr>
-      <w:r>
-        <w:t>Таблица 2.2 – Операции OCPP 2.0.1</w:t>
+      <w:r>
+        <w:t>Таблица 2</w:t>
+      </w:r>
+      <w:r>
+        <w:t>.2 – Операции OCPP 2.0.1</w:t>
       </w:r>
     </w:p>
     <w:tbl>
@@ -7681,9 +8197,11 @@
               <w:spacing w:line="240" w:lineRule="auto"/>
               <w:ind w:firstLine="0"/>
             </w:pPr>
+            <w:proofErr w:type="spellStart"/>
             <w:r>
               <w:t>BootNotification</w:t>
             </w:r>
+            <w:proofErr w:type="spellEnd"/>
           </w:p>
         </w:tc>
         <w:tc>
@@ -7711,16 +8229,13 @@
             <w:pPr>
               <w:spacing w:line="240" w:lineRule="auto"/>
               <w:ind w:firstLine="0"/>
+              <w:rPr>
+                <w:lang w:val="en-US"/>
+              </w:rPr>
             </w:pPr>
             <w:r>
               <w:t>станция сообщает о подключении</w:t>
             </w:r>
-          </w:p>
-          <w:p>
-            <w:pPr>
-              <w:spacing w:line="240" w:lineRule="auto"/>
-              <w:ind w:firstLine="0"/>
-            </w:pPr>
           </w:p>
         </w:tc>
       </w:tr>
@@ -7734,9 +8249,11 @@
               <w:spacing w:line="240" w:lineRule="auto"/>
               <w:ind w:firstLine="0"/>
             </w:pPr>
+            <w:proofErr w:type="spellStart"/>
             <w:r>
               <w:t>Heartbeat</w:t>
             </w:r>
+            <w:proofErr w:type="spellEnd"/>
           </w:p>
         </w:tc>
         <w:tc>
@@ -7768,12 +8285,6 @@
             <w:r>
               <w:t>поддержание соединения с сервером</w:t>
             </w:r>
-          </w:p>
-          <w:p>
-            <w:pPr>
-              <w:spacing w:line="240" w:lineRule="auto"/>
-              <w:ind w:firstLine="0"/>
-            </w:pPr>
           </w:p>
         </w:tc>
       </w:tr>
@@ -7787,9 +8298,11 @@
               <w:spacing w:line="240" w:lineRule="auto"/>
               <w:ind w:firstLine="0"/>
             </w:pPr>
+            <w:proofErr w:type="spellStart"/>
             <w:r>
               <w:t>StatusNotification</w:t>
             </w:r>
+            <w:proofErr w:type="spellEnd"/>
           </w:p>
         </w:tc>
         <w:tc>
@@ -7821,12 +8334,6 @@
             <w:r>
               <w:t>станция сообщает статус коннектора</w:t>
             </w:r>
-          </w:p>
-          <w:p>
-            <w:pPr>
-              <w:spacing w:line="240" w:lineRule="auto"/>
-              <w:ind w:firstLine="0"/>
-            </w:pPr>
           </w:p>
         </w:tc>
       </w:tr>
@@ -7840,9 +8347,11 @@
               <w:spacing w:line="240" w:lineRule="auto"/>
               <w:ind w:firstLine="0"/>
             </w:pPr>
+            <w:proofErr w:type="spellStart"/>
             <w:r>
               <w:t>RequestStartTransaction</w:t>
             </w:r>
+            <w:proofErr w:type="spellEnd"/>
           </w:p>
         </w:tc>
         <w:tc>
@@ -7877,12 +8386,6 @@
             <w:r>
               <w:t>сервер запрашивает запуск сессии</w:t>
             </w:r>
-          </w:p>
-          <w:p>
-            <w:pPr>
-              <w:spacing w:line="240" w:lineRule="auto"/>
-              <w:ind w:firstLine="0"/>
-            </w:pPr>
           </w:p>
         </w:tc>
       </w:tr>
@@ -7896,9 +8399,11 @@
               <w:spacing w:line="240" w:lineRule="auto"/>
               <w:ind w:firstLine="0"/>
             </w:pPr>
+            <w:proofErr w:type="spellStart"/>
             <w:r>
               <w:t>RequestStopTransaction</w:t>
             </w:r>
+            <w:proofErr w:type="spellEnd"/>
           </w:p>
         </w:tc>
         <w:tc>
@@ -7933,12 +8438,6 @@
             <w:r>
               <w:t>сервер запрашивает остановку сессии</w:t>
             </w:r>
-          </w:p>
-          <w:p>
-            <w:pPr>
-              <w:spacing w:line="240" w:lineRule="auto"/>
-              <w:ind w:firstLine="0"/>
-            </w:pPr>
           </w:p>
         </w:tc>
       </w:tr>
@@ -7952,9 +8451,11 @@
               <w:spacing w:line="240" w:lineRule="auto"/>
               <w:ind w:firstLine="0"/>
             </w:pPr>
+            <w:proofErr w:type="spellStart"/>
             <w:r>
               <w:t>TransactionEvent</w:t>
             </w:r>
+            <w:proofErr w:type="spellEnd"/>
           </w:p>
         </w:tc>
         <w:tc>
@@ -7987,12 +8488,6 @@
               <w:t>станция сообщает о старте, ходе и завершении сессии</w:t>
             </w:r>
           </w:p>
-          <w:p>
-            <w:pPr>
-              <w:spacing w:line="240" w:lineRule="auto"/>
-              <w:ind w:firstLine="0"/>
-            </w:pPr>
-          </w:p>
         </w:tc>
       </w:tr>
     </w:tbl>
@@ -8024,16 +8519,44 @@
         <w:rPr>
           <w:lang w:val="en-US"/>
         </w:rPr>
-        <w:t xml:space="preserve"> RequestStartTransaction </w:t>
-      </w:r>
-      <w:r>
-        <w:t>и</w:t>
-      </w:r>
+        <w:t xml:space="preserve"> </w:t>
+      </w:r>
+      <w:proofErr w:type="spellStart"/>
       <w:r>
         <w:rPr>
           <w:lang w:val="en-US"/>
         </w:rPr>
-        <w:t xml:space="preserve"> RequestStopTransaction </w:t>
+        <w:t>RequestStartTransaction</w:t>
+      </w:r>
+      <w:proofErr w:type="spellEnd"/>
+      <w:r>
+        <w:rPr>
+          <w:lang w:val="en-US"/>
+        </w:rPr>
+        <w:t xml:space="preserve"> </w:t>
+      </w:r>
+      <w:r>
+        <w:t>и</w:t>
+      </w:r>
+      <w:r>
+        <w:rPr>
+          <w:lang w:val="en-US"/>
+        </w:rPr>
+        <w:t xml:space="preserve"> </w:t>
+      </w:r>
+      <w:proofErr w:type="spellStart"/>
+      <w:r>
+        <w:rPr>
+          <w:lang w:val="en-US"/>
+        </w:rPr>
+        <w:t>RequestStopTransaction</w:t>
+      </w:r>
+      <w:proofErr w:type="spellEnd"/>
+      <w:r>
+        <w:rPr>
+          <w:lang w:val="en-US"/>
+        </w:rPr>
+        <w:t xml:space="preserve"> </w:t>
       </w:r>
       <w:r>
         <w:t>бывает</w:t>
@@ -8054,8 +8577,13 @@
         <w:t xml:space="preserve"> Rejected. </w:t>
       </w:r>
       <w:r>
-        <w:t>Ход и завершение сессии сервер определяет не по этому ответу, а по сообщению TransactionEvent</w:t>
-      </w:r>
+        <w:t xml:space="preserve">Ход и завершение сессии сервер определяет не по этому ответу, а по сообщению </w:t>
+      </w:r>
+      <w:proofErr w:type="spellStart"/>
+      <w:r>
+        <w:t>TransactionEvent</w:t>
+      </w:r>
+      <w:proofErr w:type="spellEnd"/>
       <w:r>
         <w:t>,</w:t>
       </w:r>
@@ -8063,21 +8591,55 @@
         <w:t xml:space="preserve"> с типами</w:t>
       </w:r>
       <w:r>
-        <w:t xml:space="preserve"> Started</w:t>
-      </w:r>
-      <w:r>
         <w:t xml:space="preserve"> </w:t>
       </w:r>
+      <w:proofErr w:type="spellStart"/>
+      <w:r>
+        <w:t>Started</w:t>
+      </w:r>
+      <w:proofErr w:type="spellEnd"/>
+      <w:r>
+        <w:t xml:space="preserve"> </w:t>
+      </w:r>
       <w:r>
         <w:t xml:space="preserve">или </w:t>
       </w:r>
-      <w:r>
-        <w:t>Ended.</w:t>
-      </w:r>
-    </w:p>
-    <w:p>
-      <w:r>
-        <w:t>Для привязки станции, пользователь в приложении получает адрес сервера, в котором уже есть признак его учётной записи, и вводит этот адрес на станции. Станция открывает соединение и отправляет BootNotification. Сервер принимает станцию и связывает её с учётной записью, которой принадлежал адрес. После чего станция направляет StatusNotification для каждого коннектора. В результате станция и список коннекторов появляются у пользователя. Если BootNotification не пришло, станция в список не добавляется.</w:t>
+      <w:proofErr w:type="spellStart"/>
+      <w:r>
+        <w:t>Ended</w:t>
+      </w:r>
+      <w:proofErr w:type="spellEnd"/>
+      <w:r>
+        <w:t>.</w:t>
+      </w:r>
+    </w:p>
+    <w:p>
+      <w:r>
+        <w:t xml:space="preserve">Для привязки станции, пользователь в приложении получает адрес сервера, в котором уже есть признак его учётной записи, и вводит этот адрес на станции. Станция открывает соединение и отправляет </w:t>
+      </w:r>
+      <w:proofErr w:type="spellStart"/>
+      <w:r>
+        <w:t>BootNotification</w:t>
+      </w:r>
+      <w:proofErr w:type="spellEnd"/>
+      <w:r>
+        <w:t xml:space="preserve">. Сервер принимает станцию и связывает её с учётной записью, которой принадлежал адрес. После чего станция направляет </w:t>
+      </w:r>
+      <w:proofErr w:type="spellStart"/>
+      <w:r>
+        <w:t>StatusNotification</w:t>
+      </w:r>
+      <w:proofErr w:type="spellEnd"/>
+      <w:r>
+        <w:t xml:space="preserve"> для каждого коннектора. В результате станция и список коннекторов появляются у пользователя. Если </w:t>
+      </w:r>
+      <w:proofErr w:type="spellStart"/>
+      <w:r>
+        <w:t>BootNotification</w:t>
+      </w:r>
+      <w:proofErr w:type="spellEnd"/>
+      <w:r>
+        <w:t xml:space="preserve"> не пришло, станция в список не добавляется.</w:t>
       </w:r>
       <w:r>
         <w:t xml:space="preserve"> </w:t>
@@ -8185,17 +8747,63 @@
         <w:t>выбранной станции</w:t>
       </w:r>
       <w:r>
-        <w:t xml:space="preserve"> нет текущей сессии и отправляет станции RequestStartTransaction. Если станция недоступна или ответила Rejected, сессия не создаётся, пользователь видит </w:t>
+        <w:t xml:space="preserve"> нет текущей сессии и отправляет станции </w:t>
+      </w:r>
+      <w:proofErr w:type="spellStart"/>
+      <w:r>
+        <w:t>RequestStartTransaction</w:t>
+      </w:r>
+      <w:proofErr w:type="spellEnd"/>
+      <w:r>
+        <w:t xml:space="preserve">. Если станция недоступна или ответила </w:t>
+      </w:r>
+      <w:proofErr w:type="spellStart"/>
+      <w:r>
+        <w:t>Rejected</w:t>
+      </w:r>
+      <w:proofErr w:type="spellEnd"/>
+      <w:r>
+        <w:t xml:space="preserve">, сессия не создаётся, пользователь видит </w:t>
       </w:r>
       <w:r>
         <w:lastRenderedPageBreak/>
-        <w:t>ошибку. Если станция ответила Accepted, текущая сессия создаётся</w:t>
+        <w:t xml:space="preserve">ошибку. Если станция ответила </w:t>
+      </w:r>
+      <w:proofErr w:type="spellStart"/>
+      <w:r>
+        <w:t>Accepted</w:t>
+      </w:r>
+      <w:proofErr w:type="spellEnd"/>
+      <w:r>
+        <w:t>, текущая сессия создаётся</w:t>
       </w:r>
       <w:r>
         <w:t>, с пустыми значениями полей, время старта и начального значения счетчика</w:t>
       </w:r>
       <w:r>
-        <w:t xml:space="preserve">, данные поля заполняются по сообщению TransactionEvent с типом </w:t>
+        <w:t xml:space="preserve">, уровня заряда </w:t>
+      </w:r>
+      <w:r>
+        <w:t>батареи</w:t>
+      </w:r>
+      <w:r>
+        <w:t xml:space="preserve"> </w:t>
+      </w:r>
+      <w:proofErr w:type="spellStart"/>
+      <w:r>
+        <w:t>атомобиля</w:t>
+      </w:r>
+      <w:proofErr w:type="spellEnd"/>
+      <w:r>
+        <w:t xml:space="preserve">, данные поля заполняются по сообщению </w:t>
+      </w:r>
+      <w:proofErr w:type="spellStart"/>
+      <w:r>
+        <w:t>TransactionEvent</w:t>
+      </w:r>
+      <w:proofErr w:type="spellEnd"/>
+      <w:r>
+        <w:t xml:space="preserve"> с типом </w:t>
       </w:r>
       <w:r>
         <w:rPr>
@@ -8204,10 +8812,40 @@
         <w:t>Started</w:t>
       </w:r>
       <w:r>
-        <w:t xml:space="preserve">. Во время сессии станция присылает TransactionEvent с типом Updated и показания. Эти данные сервер </w:t>
-      </w:r>
-      <w:r>
-        <w:t>записывает в сессию как последнее значение и отправляет в мобильное приложение</w:t>
+        <w:t xml:space="preserve">. Во время сессии станция присылает </w:t>
+      </w:r>
+      <w:proofErr w:type="spellStart"/>
+      <w:r>
+        <w:t>TransactionEvent</w:t>
+      </w:r>
+      <w:proofErr w:type="spellEnd"/>
+      <w:r>
+        <w:t xml:space="preserve"> с типом </w:t>
+      </w:r>
+      <w:proofErr w:type="spellStart"/>
+      <w:r>
+        <w:t>Updated</w:t>
+      </w:r>
+      <w:proofErr w:type="spellEnd"/>
+      <w:r>
+        <w:t xml:space="preserve"> и показания. Эти данные сервер </w:t>
+      </w:r>
+      <w:r>
+        <w:t>записывает в сессию как последнее значение</w:t>
+      </w:r>
+      <w:r>
+        <w:t xml:space="preserve">, высчитывает стоимость заряженной энергии на основании стоимости 1 </w:t>
+      </w:r>
+      <w:proofErr w:type="spellStart"/>
+      <w:r>
+        <w:t>кВт∙ч</w:t>
+      </w:r>
+      <w:proofErr w:type="spellEnd"/>
+      <w:r>
+        <w:t xml:space="preserve"> из профиля пользователя </w:t>
+      </w:r>
+      <w:r>
+        <w:t>и отправляет в мобильное приложение</w:t>
       </w:r>
       <w:r>
         <w:t>.</w:t>
@@ -8221,13 +8859,45 @@
         <w:t xml:space="preserve"> из приложения,</w:t>
       </w:r>
       <w:r>
-        <w:t xml:space="preserve"> сервер отправляет RequestStopTransaction. Сессия остаётся текущей, пока станция не пришлёт TransactionEvent с типом Ended. </w:t>
+        <w:t xml:space="preserve"> сервер отправляет </w:t>
+      </w:r>
+      <w:proofErr w:type="spellStart"/>
+      <w:r>
+        <w:t>RequestStopTransaction</w:t>
+      </w:r>
+      <w:proofErr w:type="spellEnd"/>
+      <w:r>
+        <w:t xml:space="preserve">. Сессия остаётся текущей, пока станция не пришлёт </w:t>
+      </w:r>
+      <w:proofErr w:type="spellStart"/>
+      <w:r>
+        <w:t>TransactionEvent</w:t>
+      </w:r>
+      <w:proofErr w:type="spellEnd"/>
+      <w:r>
+        <w:t xml:space="preserve"> с типом </w:t>
+      </w:r>
+      <w:proofErr w:type="spellStart"/>
+      <w:r>
+        <w:t>Ended</w:t>
+      </w:r>
+      <w:proofErr w:type="spellEnd"/>
+      <w:r>
+        <w:t xml:space="preserve">. </w:t>
       </w:r>
       <w:r>
         <w:t>Так же станция может завершить сессию самостоятельно, отправив такое же сообщение на сервер</w:t>
       </w:r>
       <w:r>
-        <w:t>. При Ended сервер</w:t>
+        <w:t xml:space="preserve">. При </w:t>
+      </w:r>
+      <w:proofErr w:type="spellStart"/>
+      <w:r>
+        <w:t>Ended</w:t>
+      </w:r>
+      <w:proofErr w:type="spellEnd"/>
+      <w:r>
+        <w:t xml:space="preserve"> сервер</w:t>
       </w:r>
       <w:r>
         <w:t xml:space="preserve"> помечает текущую сессию как завершенную и подсистема истории сеансов отображает ее как завершенную</w:t>
@@ -8247,6 +8917,7 @@
         <w:rPr>
           <w:noProof/>
         </w:rPr>
+        <w:lastRenderedPageBreak/>
         <w:drawing>
           <wp:inline distT="0" distB="0" distL="0" distR="0" wp14:anchorId="7A4BCF05" wp14:editId="17999A41">
             <wp:extent cx="5935980" cy="4704080"/>
@@ -8317,8 +8988,13 @@
     </w:p>
     <w:p>
       <w:r>
-        <w:t>Контроль связи. Пока станция подключена, она периодически отправляет Heartbeat</w:t>
-      </w:r>
+        <w:t xml:space="preserve">Контроль связи. Пока станция подключена, она периодически отправляет </w:t>
+      </w:r>
+      <w:proofErr w:type="spellStart"/>
+      <w:r>
+        <w:t>Heartbeat</w:t>
+      </w:r>
+      <w:proofErr w:type="spellEnd"/>
       <w:r>
         <w:t>, для поддержания активного соединения</w:t>
       </w:r>
@@ -8328,12 +9004,11 @@
       <w:r>
         <w:t xml:space="preserve">произошел разрыв по протоколу </w:t>
       </w:r>
-      <w:r>
-        <w:rPr>
-          <w:lang w:val="en-US"/>
-        </w:rPr>
+      <w:proofErr w:type="spellStart"/>
+      <w:r>
         <w:t>WebSocket</w:t>
       </w:r>
+      <w:proofErr w:type="spellEnd"/>
       <w:r>
         <w:t xml:space="preserve">, сервер помечает станцию как недоступную и показывает это в приложении. </w:t>
       </w:r>
@@ -8389,7 +9064,22 @@
         <w:t>ь</w:t>
       </w:r>
       <w:r>
-        <w:t xml:space="preserve">, признак согласия на обработку данных и признак блокировки. Адрес электронной почты уникален. </w:t>
+        <w:t>, признак согласия на обработку данных</w:t>
+      </w:r>
+      <w:r>
+        <w:t xml:space="preserve">, стоимость 1 </w:t>
+      </w:r>
+      <w:proofErr w:type="spellStart"/>
+      <w:r>
+        <w:t>кВт∙ч</w:t>
+      </w:r>
+      <w:proofErr w:type="spellEnd"/>
+      <w:r>
+        <w:t xml:space="preserve"> и признак </w:t>
+      </w:r>
+      <w:r>
+        <w:lastRenderedPageBreak/>
+        <w:t xml:space="preserve">блокировки. Адрес электронной почты уникален. </w:t>
       </w:r>
       <w:r>
         <w:t>Д</w:t>
@@ -8402,12 +9092,14 @@
       <w:r>
         <w:t xml:space="preserve">Станция принадлежит одной учётной записи. У неё есть идентификатор, полученный в </w:t>
       </w:r>
+      <w:proofErr w:type="spellStart"/>
       <w:r>
         <w:rPr>
           <w:lang w:val="en-US"/>
         </w:rPr>
         <w:t>BootNotification</w:t>
       </w:r>
+      <w:proofErr w:type="spellEnd"/>
       <w:r>
         <w:t xml:space="preserve"> и </w:t>
       </w:r>
@@ -8435,12 +9127,14 @@
       <w:r>
         <w:t xml:space="preserve">станция становится недоступной до следующего </w:t>
       </w:r>
+      <w:proofErr w:type="spellStart"/>
       <w:r>
         <w:rPr>
           <w:lang w:val="en-US"/>
         </w:rPr>
         <w:t>BootNotification</w:t>
       </w:r>
+      <w:proofErr w:type="spellEnd"/>
       <w:r>
         <w:t xml:space="preserve">. Сообщение </w:t>
       </w:r>
@@ -8461,12 +9155,14 @@
       <w:r>
         <w:t xml:space="preserve">У одной станции несколько коннекторов. У коннектора хранятся его номер на станции и последний статус из </w:t>
       </w:r>
+      <w:proofErr w:type="spellStart"/>
       <w:r>
         <w:rPr>
           <w:lang w:val="en-US"/>
         </w:rPr>
         <w:t>StatusNotification</w:t>
       </w:r>
+      <w:proofErr w:type="spellEnd"/>
       <w:r>
         <w:t>.</w:t>
       </w:r>
@@ -8482,6 +9178,20 @@
         <w:t>и</w:t>
       </w:r>
       <w:r>
+        <w:t xml:space="preserve">, уровень заряда </w:t>
+      </w:r>
+      <w:r>
+        <w:t>батареи</w:t>
+      </w:r>
+      <w:r>
+        <w:t xml:space="preserve"> автомобиля и цена за 1 </w:t>
+      </w:r>
+      <w:proofErr w:type="spellStart"/>
+      <w:r>
+        <w:t>кВт∙ч</w:t>
+      </w:r>
+      <w:proofErr w:type="spellEnd"/>
+      <w:r>
         <w:t>.</w:t>
       </w:r>
       <w:r>
@@ -8538,8 +9248,32 @@
     </w:p>
     <w:p>
       <w:r>
-        <w:lastRenderedPageBreak/>
-        <w:t>По сообщению TransactionEvent с типом Started в уже созданную сессию записываются время старта и начальное значение счётчика энергии</w:t>
+        <w:t xml:space="preserve">По сообщению </w:t>
+      </w:r>
+      <w:proofErr w:type="spellStart"/>
+      <w:r>
+        <w:t>TransactionEvent</w:t>
+      </w:r>
+      <w:proofErr w:type="spellEnd"/>
+      <w:r>
+        <w:t xml:space="preserve"> с типом </w:t>
+      </w:r>
+      <w:proofErr w:type="spellStart"/>
+      <w:r>
+        <w:t>Started</w:t>
+      </w:r>
+      <w:proofErr w:type="spellEnd"/>
+      <w:r>
+        <w:t xml:space="preserve"> в уже созданную сессию записываются время старта</w:t>
+      </w:r>
+      <w:r>
+        <w:t>,</w:t>
+      </w:r>
+      <w:r>
+        <w:t xml:space="preserve"> начальное значение счётчика энергии</w:t>
+      </w:r>
+      <w:r>
+        <w:t xml:space="preserve"> и уровень заряда батареи авто</w:t>
       </w:r>
       <w:r>
         <w:t xml:space="preserve">. </w:t>
@@ -8547,12 +9281,14 @@
       <w:r>
         <w:t xml:space="preserve">Сообщение </w:t>
       </w:r>
+      <w:proofErr w:type="spellStart"/>
       <w:r>
         <w:rPr>
           <w:lang w:val="en-US"/>
         </w:rPr>
         <w:t>TransactionEvent</w:t>
       </w:r>
+      <w:proofErr w:type="spellEnd"/>
       <w:r>
         <w:t xml:space="preserve"> с типом </w:t>
       </w:r>
@@ -8605,7 +9341,13 @@
         <w:t>ени</w:t>
       </w:r>
       <w:r>
-        <w:t xml:space="preserve"> окончания и </w:t>
+        <w:t xml:space="preserve"> окончания</w:t>
+      </w:r>
+      <w:r>
+        <w:t>,</w:t>
+      </w:r>
+      <w:r>
+        <w:t xml:space="preserve"> </w:t>
       </w:r>
       <w:r>
         <w:t>обновлением</w:t>
@@ -8626,11 +9368,22 @@
         <w:t>счетчика энергии</w:t>
       </w:r>
       <w:r>
+        <w:t xml:space="preserve"> и уровня заряда батареи автомобиля</w:t>
+      </w:r>
+      <w:r>
         <w:t>, если станция передала</w:t>
       </w:r>
       <w:r>
         <w:t xml:space="preserve"> его значение</w:t>
       </w:r>
+      <w:r>
+        <w:t xml:space="preserve"> и копированием значения из профиля пользователя стоимости 1 </w:t>
+      </w:r>
+      <w:proofErr w:type="spellStart"/>
+      <w:r>
+        <w:t>кВт∙ч</w:t>
+      </w:r>
+      <w:proofErr w:type="spellEnd"/>
       <w:r>
         <w:t>. Подсистема истории зарядных сеансов показывает только завершённые сессии этой учётной записи.</w:t>
       </w:r>
@@ -8659,10 +9412,10 @@
           <w:noProof/>
         </w:rPr>
         <w:drawing>
-          <wp:inline distT="0" distB="0" distL="0" distR="0" wp14:anchorId="677E339F" wp14:editId="63067F84">
-            <wp:extent cx="5941060" cy="1936115"/>
-            <wp:effectExtent l="0" t="0" r="2540" b="6985"/>
-            <wp:docPr id="6" name="Рисунок 6"/>
+          <wp:inline distT="0" distB="0" distL="0" distR="0" wp14:anchorId="5DEF9A68" wp14:editId="2CA51FD7">
+            <wp:extent cx="5939155" cy="2086610"/>
+            <wp:effectExtent l="0" t="0" r="4445" b="8890"/>
+            <wp:docPr id="8" name="Рисунок 8"/>
             <wp:cNvGraphicFramePr>
               <a:graphicFrameLocks xmlns:a="http://schemas.openxmlformats.org/drawingml/2006/main" noChangeAspect="1"/>
             </wp:cNvGraphicFramePr>
@@ -8670,7 +9423,7 @@
               <a:graphicData uri="http://schemas.openxmlformats.org/drawingml/2006/picture">
                 <pic:pic xmlns:pic="http://schemas.openxmlformats.org/drawingml/2006/picture">
                   <pic:nvPicPr>
-                    <pic:cNvPr id="0" name="Picture 2"/>
+                    <pic:cNvPr id="0" name="Picture 1"/>
                     <pic:cNvPicPr>
                       <a:picLocks noChangeAspect="1" noChangeArrowheads="1"/>
                     </pic:cNvPicPr>
@@ -8691,7 +9444,7 @@
                   <pic:spPr bwMode="auto">
                     <a:xfrm>
                       <a:off x="0" y="0"/>
-                      <a:ext cx="5941060" cy="1936115"/>
+                      <a:ext cx="5939155" cy="2086610"/>
                     </a:xfrm>
                     <a:prstGeom prst="rect">
                       <a:avLst/>
@@ -8733,16 +9486,28 @@
         <w:t>Сервер выполняет четыре алгоритма: привязку станции, запуск сессии, приём показаний и завершение сессии.</w:t>
       </w:r>
       <w:r>
-        <w:t xml:space="preserve"> Схема алгоритма приведена только на для старта сессии на рисунке 2.6, т.к. он единственный имеет ветвления, остальные диаграммы совпадают с диаграммами из пункта 2.6.</w:t>
-      </w:r>
-    </w:p>
-    <w:p>
-      <w:r>
-        <w:t xml:space="preserve">Для привязки станции пользователь получает в приложении адрес сервера с признаком своей учётной записи и вводит его на станции. Станция открывает соединение и отправляет BootNotification. После получения данного сообщения сервер связывает станцию с учётной записью, которой принадлежал этот адрес и сохраняет идентификатор станции. Затем станция </w:t>
-      </w:r>
-      <w:r>
-        <w:lastRenderedPageBreak/>
-        <w:t>отправляет StatusNotification по каждому коннектору, сервер сохраняет номер коннектора и его статус. После получения станции и всех ее коннекторов станция считается привязанной к пользователю.</w:t>
+        <w:t xml:space="preserve"> Схема алгоритма приведена только для старта сессии на рисунке 2.6, т.к. он единственный имеет ветвления, остальные диаграммы совпадают с диаграммами из пункта 2.6.</w:t>
+      </w:r>
+    </w:p>
+    <w:p>
+      <w:r>
+        <w:t xml:space="preserve">Для привязки станции пользователь получает в приложении адрес сервера с признаком своей учётной записи и вводит его на станции. Станция открывает соединение и отправляет </w:t>
+      </w:r>
+      <w:proofErr w:type="spellStart"/>
+      <w:r>
+        <w:t>BootNotification</w:t>
+      </w:r>
+      <w:proofErr w:type="spellEnd"/>
+      <w:r>
+        <w:t xml:space="preserve">. После получения данного сообщения сервер связывает станцию с учётной записью, которой принадлежал этот адрес и сохраняет идентификатор станции. Затем станция отправляет </w:t>
+      </w:r>
+      <w:proofErr w:type="spellStart"/>
+      <w:r>
+        <w:t>StatusNotification</w:t>
+      </w:r>
+      <w:proofErr w:type="spellEnd"/>
+      <w:r>
+        <w:t xml:space="preserve"> по каждому коннектору, сервер сохраняет номер коннектора и его статус. После получения станции и всех ее коннекторов станция считается привязанной к пользователю.</w:t>
       </w:r>
     </w:p>
     <w:p>
@@ -8765,13 +9530,47 @@
         <w:t>станции</w:t>
       </w:r>
       <w:r>
-        <w:t xml:space="preserve"> уже есть текущая сессия, новая не создаётся и приложение получает сообщение об ошибке. Если станция недоступна, результат тот же. </w:t>
+        <w:t xml:space="preserve"> уже есть текущая сессия, новая не создаётся и приложение получает сообщение об ошибке</w:t>
+      </w:r>
+      <w:r>
+        <w:t>,</w:t>
+      </w:r>
+      <w:r>
+        <w:t xml:space="preserve"> </w:t>
+      </w:r>
+      <w:r>
+        <w:t>е</w:t>
+      </w:r>
+      <w:r>
+        <w:t xml:space="preserve">сли станция недоступна, результат </w:t>
+      </w:r>
+      <w:r>
+        <w:t>аналогичен</w:t>
+      </w:r>
+      <w:r>
+        <w:t xml:space="preserve">. </w:t>
       </w:r>
       <w:r>
         <w:t>Если предыдущие условия выполнены, то</w:t>
       </w:r>
       <w:r>
-        <w:t xml:space="preserve"> сервер отправляет RequestStartTransaction. При ответе Rejected или при отсутствии ответа сессия не создаётся, пользователь видит ошибку. При</w:t>
+        <w:t xml:space="preserve"> сервер отправляет </w:t>
+      </w:r>
+      <w:proofErr w:type="spellStart"/>
+      <w:r>
+        <w:t>RequestStartTransaction</w:t>
+      </w:r>
+      <w:proofErr w:type="spellEnd"/>
+      <w:r>
+        <w:t xml:space="preserve">. При ответе </w:t>
+      </w:r>
+      <w:proofErr w:type="spellStart"/>
+      <w:r>
+        <w:t>Rejected</w:t>
+      </w:r>
+      <w:proofErr w:type="spellEnd"/>
+      <w:r>
+        <w:t xml:space="preserve"> или при отсутствии ответа сессия не создаётся, пользователь видит ошибку. При</w:t>
       </w:r>
       <w:r>
         <w:t xml:space="preserve"> </w:t>
@@ -8792,7 +9591,13 @@
         <w:t xml:space="preserve"> </w:t>
       </w:r>
       <w:r>
-        <w:t>создается сессия. С</w:t>
+        <w:t>сессия</w:t>
+      </w:r>
+      <w:r>
+        <w:t xml:space="preserve"> создается</w:t>
+      </w:r>
+      <w:r>
+        <w:t>. С</w:t>
       </w:r>
       <w:r>
         <w:t>ервер</w:t>
@@ -8806,12 +9611,14 @@
       <w:r>
         <w:t xml:space="preserve"> </w:t>
       </w:r>
+      <w:proofErr w:type="spellStart"/>
       <w:r>
         <w:rPr>
           <w:lang w:val="en-US"/>
         </w:rPr>
         <w:t>TransactionEvent</w:t>
       </w:r>
+      <w:proofErr w:type="spellEnd"/>
       <w:r>
         <w:t xml:space="preserve"> </w:t>
       </w:r>
@@ -8834,10 +9641,38 @@
         <w:t>Started</w:t>
       </w:r>
       <w:r>
-        <w:t>, после его получения</w:t>
-      </w:r>
-      <w:r>
-        <w:t xml:space="preserve"> он записывает время начала и начальное значение счётчика. С этого момента сессия текущая, и приложение получает сообщение о старте.</w:t>
+        <w:t xml:space="preserve">, после его </w:t>
+      </w:r>
+      <w:r>
+        <w:lastRenderedPageBreak/>
+        <w:t>получения</w:t>
+      </w:r>
+      <w:r>
+        <w:t xml:space="preserve"> он записывает время начала</w:t>
+      </w:r>
+      <w:r>
+        <w:t>,</w:t>
+      </w:r>
+      <w:r>
+        <w:t xml:space="preserve"> начальное значение счётчика</w:t>
+      </w:r>
+      <w:r>
+        <w:t xml:space="preserve"> и уровень заряда батареи автомобиля, если эти данные передала станция</w:t>
+      </w:r>
+      <w:r>
+        <w:t xml:space="preserve">. С этого момента сессия </w:t>
+      </w:r>
+      <w:r>
+        <w:t xml:space="preserve">считается </w:t>
+      </w:r>
+      <w:r>
+        <w:t>текущ</w:t>
+      </w:r>
+      <w:r>
+        <w:t>ей</w:t>
+      </w:r>
+      <w:r>
+        <w:t xml:space="preserve"> и приложение получает сообщение о старте.</w:t>
       </w:r>
     </w:p>
     <w:p/>
@@ -8850,12 +9685,11 @@
         <w:rPr>
           <w:noProof/>
         </w:rPr>
-        <w:lastRenderedPageBreak/>
         <w:drawing>
-          <wp:inline distT="0" distB="0" distL="0" distR="0" wp14:anchorId="04CC7FF9" wp14:editId="5B7AD373">
-            <wp:extent cx="4137711" cy="7274460"/>
-            <wp:effectExtent l="0" t="0" r="0" b="3175"/>
-            <wp:docPr id="10" name="Рисунок 10"/>
+          <wp:inline distT="0" distB="0" distL="0" distR="0" wp14:anchorId="28173AF4" wp14:editId="71399DFB">
+            <wp:extent cx="4212380" cy="7405735"/>
+            <wp:effectExtent l="0" t="0" r="0" b="5080"/>
+            <wp:docPr id="11" name="Рисунок 11"/>
             <wp:cNvGraphicFramePr>
               <a:graphicFrameLocks xmlns:a="http://schemas.openxmlformats.org/drawingml/2006/main" noChangeAspect="1"/>
             </wp:cNvGraphicFramePr>
@@ -8863,7 +9697,7 @@
               <a:graphicData uri="http://schemas.openxmlformats.org/drawingml/2006/picture">
                 <pic:pic xmlns:pic="http://schemas.openxmlformats.org/drawingml/2006/picture">
                   <pic:nvPicPr>
-                    <pic:cNvPr id="0" name="Picture 1"/>
+                    <pic:cNvPr id="0" name="Picture 2"/>
                     <pic:cNvPicPr>
                       <a:picLocks noChangeAspect="1" noChangeArrowheads="1"/>
                     </pic:cNvPicPr>
@@ -8884,7 +9718,7 @@
                   <pic:spPr bwMode="auto">
                     <a:xfrm>
                       <a:off x="0" y="0"/>
-                      <a:ext cx="4140432" cy="7279244"/>
+                      <a:ext cx="4219332" cy="7417956"/>
                     </a:xfrm>
                     <a:prstGeom prst="rect">
                       <a:avLst/>
@@ -8921,8 +9755,21 @@
         <w:t>С</w:t>
       </w:r>
       <w:r>
-        <w:t>ервер принимает TransactionEvent с типом Updated</w:t>
-      </w:r>
+        <w:t xml:space="preserve">ервер принимает </w:t>
+      </w:r>
+      <w:proofErr w:type="spellStart"/>
+      <w:r>
+        <w:t>TransactionEvent</w:t>
+      </w:r>
+      <w:proofErr w:type="spellEnd"/>
+      <w:r>
+        <w:t xml:space="preserve"> с типом </w:t>
+      </w:r>
+      <w:proofErr w:type="spellStart"/>
+      <w:r>
+        <w:t>Updated</w:t>
+      </w:r>
+      <w:proofErr w:type="spellEnd"/>
       <w:r>
         <w:t>, при помощи которого обновляется</w:t>
       </w:r>
@@ -8933,70 +9780,259 @@
         <w:t>к</w:t>
       </w:r>
       <w:r>
-        <w:t>онечное значение счётчика энергии в сессии. Обновлённое значение сервер передаёт в приложение.</w:t>
-      </w:r>
-    </w:p>
-    <w:p>
+        <w:t>онечное значение счётчика энергии</w:t>
+      </w:r>
+      <w:r>
+        <w:t xml:space="preserve"> и уровень заряда батареи, если эти данные переданы станцией,</w:t>
+      </w:r>
+      <w:r>
+        <w:t xml:space="preserve"> в сессии.</w:t>
+      </w:r>
+      <w:r>
+        <w:t xml:space="preserve"> Пересчитывается </w:t>
+      </w:r>
+      <w:r>
+        <w:t>оценочная стоимость заряженной энергии</w:t>
+      </w:r>
+      <w:r>
+        <w:t>, которую</w:t>
+      </w:r>
+      <w:r>
+        <w:t xml:space="preserve"> можно</w:t>
+      </w:r>
+      <w:r>
+        <w:t xml:space="preserve"> определить по формуле</w:t>
+      </w:r>
+      <w:r>
+        <w:t xml:space="preserve"> (2.1)</w:t>
+      </w:r>
+      <w:r>
+        <w:t>:</w:t>
+      </w:r>
+      <w:r>
+        <w:t xml:space="preserve"> </w:t>
+      </w:r>
+    </w:p>
+    <w:p/>
+    <w:p>
+      <w:pPr>
+        <w:jc w:val="center"/>
+      </w:pPr>
+      <w:r>
+        <w:t xml:space="preserve">                                    </w:t>
+      </w:r>
+      <w:r>
+        <w:t xml:space="preserve">ОС = (ТЗС – </w:t>
+      </w:r>
+      <w:r>
+        <w:t>Н</w:t>
+      </w:r>
+      <w:r>
+        <w:t>ЗС)</w:t>
+      </w:r>
+      <w:r>
+        <w:t xml:space="preserve"> </w:t>
+      </w:r>
+      <w:r>
+        <w:rPr>
+          <w:rFonts w:cs="Times New Roman"/>
+        </w:rPr>
+        <w:t xml:space="preserve">∙ </w:t>
+      </w:r>
+      <w:r>
+        <w:t>ЦКВТ,</w:t>
+      </w:r>
+      <w:r>
+        <w:t xml:space="preserve">                      </w:t>
+      </w:r>
+      <w:r>
+        <w:t xml:space="preserve">          (2.1)</w:t>
+      </w:r>
+    </w:p>
+    <w:p>
+      <w:r>
+        <w:t>где ТЗС – текущ</w:t>
+      </w:r>
+      <w:r>
+        <w:t>ее</w:t>
+      </w:r>
+      <w:r>
+        <w:t xml:space="preserve"> значение счетчика</w:t>
+      </w:r>
+      <w:r>
+        <w:t>;</w:t>
+      </w:r>
+    </w:p>
+    <w:p>
+      <w:r>
+        <w:t>НЗС – начальное значение счетчика</w:t>
+      </w:r>
+      <w:r>
+        <w:t>;</w:t>
+      </w:r>
+    </w:p>
+    <w:p>
+      <w:r>
+        <w:t xml:space="preserve">ЦКВТ – цена за 1 </w:t>
+      </w:r>
+      <w:proofErr w:type="spellStart"/>
+      <w:r>
+        <w:t>кВт∙ч</w:t>
+      </w:r>
+      <w:proofErr w:type="spellEnd"/>
+      <w:r>
+        <w:t>.</w:t>
+      </w:r>
+    </w:p>
+    <w:p/>
+    <w:p>
+      <w:r>
+        <w:t>Обновлённ</w:t>
+      </w:r>
+      <w:r>
+        <w:t>ые</w:t>
+      </w:r>
+      <w:r>
+        <w:t xml:space="preserve"> значение сервер передаёт в приложение.</w:t>
+      </w:r>
+    </w:p>
+    <w:p>
+      <w:r>
+        <w:t xml:space="preserve">По </w:t>
+      </w:r>
+      <w:r>
+        <w:t>команде</w:t>
+      </w:r>
+      <w:r>
+        <w:t xml:space="preserve"> «Стоп» из приложения</w:t>
+      </w:r>
+      <w:r>
+        <w:t xml:space="preserve">, сервер отправляет сообщение </w:t>
+      </w:r>
+      <w:proofErr w:type="spellStart"/>
+      <w:r>
+        <w:t>RequestStopTransaction</w:t>
+      </w:r>
+      <w:proofErr w:type="spellEnd"/>
+      <w:r>
+        <w:t xml:space="preserve">. Сессия остаётся текущей, пока станция не пришлёт </w:t>
+      </w:r>
+      <w:proofErr w:type="spellStart"/>
+      <w:r>
+        <w:t>TransactionEvent</w:t>
+      </w:r>
+      <w:proofErr w:type="spellEnd"/>
+      <w:r>
+        <w:t xml:space="preserve"> с типом </w:t>
+      </w:r>
+      <w:proofErr w:type="spellStart"/>
+      <w:r>
+        <w:t>Ended</w:t>
+      </w:r>
+      <w:proofErr w:type="spellEnd"/>
+      <w:r>
+        <w:t xml:space="preserve">. Таким же сообщением станция может завершить сессию </w:t>
+      </w:r>
+      <w:r>
+        <w:t>самостоятельно</w:t>
+      </w:r>
+      <w:r>
+        <w:t xml:space="preserve">. По </w:t>
+      </w:r>
+      <w:proofErr w:type="spellStart"/>
+      <w:r>
+        <w:t>Ended</w:t>
+      </w:r>
+      <w:proofErr w:type="spellEnd"/>
+      <w:r>
+        <w:t xml:space="preserve"> сервер записывает время окончания</w:t>
+      </w:r>
+      <w:r>
+        <w:t>,</w:t>
+      </w:r>
+      <w:r>
+        <w:t xml:space="preserve"> обновляет конечное значение счётчика</w:t>
+      </w:r>
+      <w:r>
+        <w:t xml:space="preserve"> и финальный уровень заряда батареи автомобиля,</w:t>
+      </w:r>
+      <w:r>
+        <w:t xml:space="preserve"> </w:t>
+      </w:r>
+      <w:r>
+        <w:t>если станция передала</w:t>
+      </w:r>
+      <w:r>
+        <w:t xml:space="preserve"> эти</w:t>
+      </w:r>
+      <w:r>
+        <w:t xml:space="preserve"> показание</w:t>
+      </w:r>
+      <w:r>
+        <w:t xml:space="preserve">, а </w:t>
+      </w:r>
+      <w:r>
+        <w:t>также</w:t>
+      </w:r>
+      <w:r>
+        <w:t xml:space="preserve"> стоимость 1 </w:t>
+      </w:r>
+      <w:proofErr w:type="spellStart"/>
+      <w:r>
+        <w:t>кВт∙ч</w:t>
+      </w:r>
+      <w:proofErr w:type="spellEnd"/>
+      <w:r>
+        <w:t xml:space="preserve"> из профиля пользователя на момент завершения</w:t>
+      </w:r>
+      <w:r>
+        <w:t xml:space="preserve"> сессии</w:t>
+      </w:r>
+      <w:r>
+        <w:t>. После этого сессия</w:t>
+      </w:r>
+      <w:r>
+        <w:t xml:space="preserve"> считается</w:t>
+      </w:r>
+      <w:r>
+        <w:t xml:space="preserve"> </w:t>
+      </w:r>
+      <w:r>
+        <w:t>завершённой,</w:t>
+      </w:r>
+      <w:r>
+        <w:t xml:space="preserve"> и подсистема истории зарядных сеансов показывает её пользователю.</w:t>
+      </w:r>
+    </w:p>
+    <w:p/>
+    <w:p>
+      <w:pPr>
+        <w:pStyle w:val="2"/>
+      </w:pPr>
+      <w:bookmarkStart w:id="40" w:name="_Toc242914551"/>
+      <w:r>
+        <w:t>2.9 Проектирование интерфейсов</w:t>
+      </w:r>
+      <w:bookmarkEnd w:id="40"/>
+    </w:p>
+    <w:p>
+      <w:r>
+        <w:t>Интерфейс АСУ «Заряди сам» состоит из мобильного приложения пользователя и рабочего места администратора. Оба интерфейса на русском языке. Пользователь видит только свои станции и свои сессии. Администратор управляет учётными записями и не</w:t>
+      </w:r>
+      <w:r>
+        <w:t xml:space="preserve"> </w:t>
+      </w:r>
+      <w:r>
+        <w:t>может запускать зарядку.</w:t>
+      </w:r>
+    </w:p>
+    <w:p>
+      <w:pPr>
+        <w:pStyle w:val="3"/>
+      </w:pPr>
+      <w:bookmarkStart w:id="41" w:name="_Toc242914552"/>
       <w:r>
         <w:lastRenderedPageBreak/>
-        <w:t>По к</w:t>
-      </w:r>
-      <w:r>
-        <w:t>оманд</w:t>
-      </w:r>
-      <w:r>
-        <w:t>не</w:t>
-      </w:r>
-      <w:r>
-        <w:t xml:space="preserve"> «Стоп» из приложения</w:t>
-      </w:r>
-      <w:r>
-        <w:t xml:space="preserve">, сервер отправляет сообщение </w:t>
-      </w:r>
-      <w:r>
-        <w:t xml:space="preserve">RequestStopTransaction. Сессия остаётся текущей, пока станция не пришлёт TransactionEvent с типом Ended. Таким же сообщением станция может завершить сессию </w:t>
-      </w:r>
-      <w:r>
-        <w:t>самостоятельно</w:t>
-      </w:r>
-      <w:r>
-        <w:t xml:space="preserve">. По Ended сервер записывает время окончания </w:t>
-      </w:r>
-      <w:r>
-        <w:t>и,</w:t>
-      </w:r>
-      <w:r>
-        <w:t xml:space="preserve"> если станция передала показание, обновляет конечное значение счётчика. После этого сессия завершённая и подсистема истории зарядных сеансов показывает её пользователю.</w:t>
-      </w:r>
-    </w:p>
-    <w:p/>
-    <w:p>
-      <w:pPr>
-        <w:pStyle w:val="2"/>
-      </w:pPr>
-      <w:bookmarkStart w:id="40" w:name="_Toc242914551"/>
-      <w:r>
-        <w:t>2.9 Проектирование интерфейсов</w:t>
-      </w:r>
-      <w:bookmarkEnd w:id="40"/>
-    </w:p>
-    <w:p>
-      <w:r>
-        <w:t>Интерфейс АСУ «Заряди сам» состоит из мобильного приложения пользователя и рабочего места администратора. Оба интерфейса на русском языке. Пользователь видит только свои станции и свои сессии. Администратор управляет учётными записями и не</w:t>
-      </w:r>
-      <w:r>
-        <w:t xml:space="preserve"> </w:t>
-      </w:r>
-      <w:r>
-        <w:t>может запускать зарядку.</w:t>
-      </w:r>
-    </w:p>
-    <w:p>
-      <w:pPr>
-        <w:pStyle w:val="3"/>
-      </w:pPr>
-      <w:bookmarkStart w:id="41" w:name="_Toc242914552"/>
-      <w:r>
         <w:t>2.9.1 Мобильное приложение</w:t>
       </w:r>
       <w:bookmarkEnd w:id="41"/>
@@ -9021,7 +10057,6 @@
         <w:rPr>
           <w:noProof/>
         </w:rPr>
-        <w:lastRenderedPageBreak/>
         <w:drawing>
           <wp:inline distT="0" distB="0" distL="0" distR="0" wp14:anchorId="35E41EB5" wp14:editId="49633239">
             <wp:extent cx="2467913" cy="4924069"/>
@@ -9163,7 +10198,19 @@
     </w:p>
     <w:p>
       <w:r>
-        <w:t>После входа или регистрации пользователь попадает на экран по умолчанию, который является списком станций. Так же на всех кранах, которые являются корневыми, т.е. перед их открытием не было других экранов и нет кнопки вернуться назад, отображается нижнее меню, состоящее из пунктов: «Станции», «История» и «Профиль».</w:t>
+        <w:t xml:space="preserve">После входа или регистрации пользователь попадает на экран </w:t>
+      </w:r>
+      <w:r>
+        <w:t>списка станций</w:t>
+      </w:r>
+      <w:r>
+        <w:t xml:space="preserve">. Так же на всех </w:t>
+      </w:r>
+      <w:r>
+        <w:t>э</w:t>
+      </w:r>
+      <w:r>
+        <w:t>кранах, которые являются корневыми, т.е. перед их открытием не было других экранов и нет кнопки вернуться назад, отображается нижнее меню, состоящее из пунктов: «Станции», «История» и «Профиль».</w:t>
       </w:r>
     </w:p>
     <w:p>
@@ -9268,10 +10315,10 @@
           <w:noProof/>
         </w:rPr>
         <w:drawing>
-          <wp:inline distT="0" distB="0" distL="0" distR="0" wp14:anchorId="4763886A" wp14:editId="68BBF2B3">
-            <wp:extent cx="2233312" cy="4728633"/>
+          <wp:inline distT="0" distB="0" distL="0" distR="0" wp14:anchorId="5757138B" wp14:editId="18EB7B97">
+            <wp:extent cx="2305945" cy="4880988"/>
             <wp:effectExtent l="0" t="0" r="0" b="0"/>
-            <wp:docPr id="15" name="Рисунок 15"/>
+            <wp:docPr id="21" name="Рисунок 21"/>
             <wp:cNvGraphicFramePr>
               <a:graphicFrameLocks xmlns:a="http://schemas.openxmlformats.org/drawingml/2006/main" noChangeAspect="1"/>
             </wp:cNvGraphicFramePr>
@@ -9279,7 +10326,7 @@
               <a:graphicData uri="http://schemas.openxmlformats.org/drawingml/2006/picture">
                 <pic:pic xmlns:pic="http://schemas.openxmlformats.org/drawingml/2006/picture">
                   <pic:nvPicPr>
-                    <pic:cNvPr id="0" name="Picture 2"/>
+                    <pic:cNvPr id="0" name="Picture 3"/>
                     <pic:cNvPicPr>
                       <a:picLocks noChangeAspect="1" noChangeArrowheads="1"/>
                     </pic:cNvPicPr>
@@ -9300,7 +10347,7 @@
                   <pic:spPr bwMode="auto">
                     <a:xfrm>
                       <a:off x="0" y="0"/>
-                      <a:ext cx="2239616" cy="4741981"/>
+                      <a:ext cx="2313325" cy="4896609"/>
                     </a:xfrm>
                     <a:prstGeom prst="rect">
                       <a:avLst/>
@@ -9348,21 +10395,25 @@
       <w:r>
         <w:t xml:space="preserve">отсылая сообщение </w:t>
       </w:r>
+      <w:proofErr w:type="spellStart"/>
       <w:r>
         <w:rPr>
           <w:lang w:val="en-US"/>
         </w:rPr>
         <w:t>BootNotification</w:t>
       </w:r>
+      <w:proofErr w:type="spellEnd"/>
       <w:r>
         <w:t xml:space="preserve">, так же ей в автоматическом режиме подключаются все коннектора из сообщений </w:t>
       </w:r>
+      <w:proofErr w:type="spellStart"/>
       <w:r>
         <w:rPr>
           <w:lang w:val="en-US"/>
         </w:rPr>
         <w:t>StatusNotification</w:t>
       </w:r>
+      <w:proofErr w:type="spellEnd"/>
       <w:r>
         <w:t>.</w:t>
       </w:r>
@@ -9444,7 +10495,13 @@
     </w:p>
     <w:p>
       <w:r>
-        <w:t>Пользователю после нажатия карточки станции на списке стаций показывается экран старта сессии</w:t>
+        <w:t>Пользователю после нажатия карточки станции на списке ста</w:t>
+      </w:r>
+      <w:r>
+        <w:t>н</w:t>
+      </w:r>
+      <w:r>
+        <w:t>ций показывается экран старта сессии</w:t>
       </w:r>
       <w:r>
         <w:t>, рисунок 2.11</w:t>
@@ -9542,7 +10599,23 @@
         <w:t xml:space="preserve">На момент пока сессия не запустилась отображается индикатор выполнения запроса. </w:t>
       </w:r>
       <w:r>
-        <w:t xml:space="preserve">После TransactionEvent с типом Started экран показывает, что сессия </w:t>
+        <w:t xml:space="preserve">После </w:t>
+      </w:r>
+      <w:proofErr w:type="spellStart"/>
+      <w:r>
+        <w:t>TransactionEvent</w:t>
+      </w:r>
+      <w:proofErr w:type="spellEnd"/>
+      <w:r>
+        <w:t xml:space="preserve"> с типом </w:t>
+      </w:r>
+      <w:proofErr w:type="spellStart"/>
+      <w:r>
+        <w:t>Started</w:t>
+      </w:r>
+      <w:proofErr w:type="spellEnd"/>
+      <w:r>
+        <w:t xml:space="preserve"> экран показывает, что сессия </w:t>
       </w:r>
       <w:r>
         <w:t>началась и отображается</w:t>
@@ -9589,10 +10662,10 @@
         </w:rPr>
         <w:lastRenderedPageBreak/>
         <w:drawing>
-          <wp:inline distT="0" distB="0" distL="0" distR="0" wp14:anchorId="48DD46C3" wp14:editId="7C33F8DB">
-            <wp:extent cx="2525762" cy="5347504"/>
-            <wp:effectExtent l="0" t="0" r="8255" b="5715"/>
-            <wp:docPr id="13" name="Рисунок 13"/>
+          <wp:inline distT="0" distB="0" distL="0" distR="0" wp14:anchorId="66959E5B" wp14:editId="0FDD7B04">
+            <wp:extent cx="2430856" cy="5145387"/>
+            <wp:effectExtent l="0" t="0" r="7620" b="0"/>
+            <wp:docPr id="23" name="Рисунок 23"/>
             <wp:cNvGraphicFramePr>
               <a:graphicFrameLocks xmlns:a="http://schemas.openxmlformats.org/drawingml/2006/main" noChangeAspect="1"/>
             </wp:cNvGraphicFramePr>
@@ -9600,7 +10673,7 @@
               <a:graphicData uri="http://schemas.openxmlformats.org/drawingml/2006/picture">
                 <pic:pic xmlns:pic="http://schemas.openxmlformats.org/drawingml/2006/picture">
                   <pic:nvPicPr>
-                    <pic:cNvPr id="0" name="Picture 7"/>
+                    <pic:cNvPr id="0" name="Picture 5"/>
                     <pic:cNvPicPr>
                       <a:picLocks noChangeAspect="1" noChangeArrowheads="1"/>
                     </pic:cNvPicPr>
@@ -9621,7 +10694,7 @@
                   <pic:spPr bwMode="auto">
                     <a:xfrm>
                       <a:off x="0" y="0"/>
-                      <a:ext cx="2534715" cy="5366460"/>
+                      <a:ext cx="2434343" cy="5152768"/>
                     </a:xfrm>
                     <a:prstGeom prst="rect">
                       <a:avLst/>
@@ -9662,6 +10735,9 @@
       <w:pPr>
         <w:ind w:firstLine="0"/>
         <w:jc w:val="center"/>
+        <w:rPr>
+          <w:lang w:val="en-US"/>
+        </w:rPr>
       </w:pPr>
       <w:r>
         <w:rPr>
@@ -9669,10 +10745,10 @@
         </w:rPr>
         <w:lastRenderedPageBreak/>
         <w:drawing>
-          <wp:inline distT="0" distB="0" distL="0" distR="0" wp14:anchorId="5B903056" wp14:editId="7C466EC9">
-            <wp:extent cx="2410955" cy="5104436"/>
-            <wp:effectExtent l="0" t="0" r="8890" b="1270"/>
-            <wp:docPr id="14" name="Рисунок 14"/>
+          <wp:inline distT="0" distB="0" distL="0" distR="0" wp14:anchorId="64969A7D" wp14:editId="4E1D73CD">
+            <wp:extent cx="2080930" cy="4404699"/>
+            <wp:effectExtent l="0" t="0" r="0" b="0"/>
+            <wp:docPr id="24" name="Рисунок 24"/>
             <wp:cNvGraphicFramePr>
               <a:graphicFrameLocks xmlns:a="http://schemas.openxmlformats.org/drawingml/2006/main" noChangeAspect="1"/>
             </wp:cNvGraphicFramePr>
@@ -9680,7 +10756,7 @@
               <a:graphicData uri="http://schemas.openxmlformats.org/drawingml/2006/picture">
                 <pic:pic xmlns:pic="http://schemas.openxmlformats.org/drawingml/2006/picture">
                   <pic:nvPicPr>
-                    <pic:cNvPr id="0" name="Picture 8"/>
+                    <pic:cNvPr id="0" name="Picture 6"/>
                     <pic:cNvPicPr>
                       <a:picLocks noChangeAspect="1" noChangeArrowheads="1"/>
                     </pic:cNvPicPr>
@@ -9701,7 +10777,7 @@
                   <pic:spPr bwMode="auto">
                     <a:xfrm>
                       <a:off x="0" y="0"/>
-                      <a:ext cx="2417294" cy="5117857"/>
+                      <a:ext cx="2089141" cy="4422079"/>
                     </a:xfrm>
                     <a:prstGeom prst="rect">
                       <a:avLst/>
@@ -9735,7 +10811,27 @@
         <w:t>потребленное количество энергии,</w:t>
       </w:r>
       <w:r>
-        <w:t xml:space="preserve"> высчитываемое из начального и конечного значения счетчика и поделенное на 1000, измеряется в кВт*ч.</w:t>
+        <w:t xml:space="preserve"> </w:t>
+      </w:r>
+      <w:r>
+        <w:t>являющейся разницей</w:t>
+      </w:r>
+      <w:r>
+        <w:t xml:space="preserve"> начального и конечного значения счетчика</w:t>
+      </w:r>
+      <w:r>
+        <w:t xml:space="preserve">, </w:t>
+      </w:r>
+      <w:r>
+        <w:t xml:space="preserve">измеряется в </w:t>
+      </w:r>
+      <w:proofErr w:type="spellStart"/>
+      <w:r>
+        <w:t>кВт∙ч</w:t>
+      </w:r>
+      <w:proofErr w:type="spellEnd"/>
+      <w:r>
+        <w:t>.</w:t>
       </w:r>
     </w:p>
     <w:p>
@@ -9749,16 +10845,24 @@
         <w:t>email</w:t>
       </w:r>
       <w:r>
-        <w:t xml:space="preserve"> </w:t>
-      </w:r>
-      <w:r>
-        <w:t>и возможность изменения пароля</w:t>
-      </w:r>
+        <w:t xml:space="preserve">, </w:t>
+      </w:r>
+      <w:r>
+        <w:t>возможность изменения пароля</w:t>
+      </w:r>
+      <w:r>
+        <w:t xml:space="preserve"> и установить стоимость 1 </w:t>
+      </w:r>
+      <w:proofErr w:type="spellStart"/>
+      <w:r>
+        <w:t>кВт∙ч</w:t>
+      </w:r>
+      <w:proofErr w:type="spellEnd"/>
       <w:r>
         <w:t>, макет экрана рисунок 2.14</w:t>
       </w:r>
       <w:r>
-        <w:t>. Внизу экрана присутствует кнопка выхода, по нажатию по которой приложение выходит из аккаунта пользователя и показывает экран входа.</w:t>
+        <w:t xml:space="preserve">. </w:t>
       </w:r>
     </w:p>
     <w:p>
@@ -9772,10 +10876,10 @@
         </w:rPr>
         <w:lastRenderedPageBreak/>
         <w:drawing>
-          <wp:inline distT="0" distB="0" distL="0" distR="0" wp14:anchorId="153230B9" wp14:editId="15FFE5AE">
-            <wp:extent cx="2812781" cy="5955175"/>
-            <wp:effectExtent l="0" t="0" r="6985" b="7620"/>
-            <wp:docPr id="16" name="Рисунок 16"/>
+          <wp:inline distT="0" distB="0" distL="0" distR="0" wp14:anchorId="1481852F" wp14:editId="455B4A46">
+            <wp:extent cx="2040297" cy="4318691"/>
+            <wp:effectExtent l="0" t="0" r="0" b="5715"/>
+            <wp:docPr id="25" name="Рисунок 25"/>
             <wp:cNvGraphicFramePr>
               <a:graphicFrameLocks xmlns:a="http://schemas.openxmlformats.org/drawingml/2006/main" noChangeAspect="1"/>
             </wp:cNvGraphicFramePr>
@@ -9783,7 +10887,7 @@
               <a:graphicData uri="http://schemas.openxmlformats.org/drawingml/2006/picture">
                 <pic:pic xmlns:pic="http://schemas.openxmlformats.org/drawingml/2006/picture">
                   <pic:nvPicPr>
-                    <pic:cNvPr id="0" name="Picture 10"/>
+                    <pic:cNvPr id="0" name="Picture 7"/>
                     <pic:cNvPicPr>
                       <a:picLocks noChangeAspect="1" noChangeArrowheads="1"/>
                     </pic:cNvPicPr>
@@ -9804,7 +10908,7 @@
                   <pic:spPr bwMode="auto">
                     <a:xfrm>
                       <a:off x="0" y="0"/>
-                      <a:ext cx="2818499" cy="5967281"/>
+                      <a:ext cx="2046619" cy="4332073"/>
                     </a:xfrm>
                     <a:prstGeom prst="rect">
                       <a:avLst/>
@@ -9832,6 +10936,19 @@
     </w:p>
     <w:p>
       <w:r>
+        <w:t xml:space="preserve">По кнопке «Сохранить», отправляется запрос на сервер, для сохранения нового значения стоимости 1 </w:t>
+      </w:r>
+      <w:proofErr w:type="spellStart"/>
+      <w:r>
+        <w:t>кВт∙ч</w:t>
+      </w:r>
+      <w:proofErr w:type="spellEnd"/>
+      <w:r>
+        <w:t>.</w:t>
+      </w:r>
+    </w:p>
+    <w:p>
+      <w:r>
         <w:t>По кнопке «Изменить пароль» открывается экран смены пароля, рисунок 2.1</w:t>
       </w:r>
       <w:r>
@@ -9863,6 +10980,11 @@
       </w:r>
       <w:r>
         <w:t xml:space="preserve"> на сервер. Если текущий пароль неверен, пароль не меняется и сообщение выводится на этом экране. Кнопка «Назад» возвращает в профиль без изменений.</w:t>
+      </w:r>
+    </w:p>
+    <w:p>
+      <w:r>
+        <w:t>Внизу экрана присутствует кнопка выхода, по нажатию по которой приложение выходит из аккаунта пользователя и показывает экран входа.</w:t>
       </w:r>
     </w:p>
     <w:p>
@@ -10269,7 +11391,15 @@
         <w:t xml:space="preserve"> данными</w:t>
       </w:r>
       <w:r>
-        <w:t xml:space="preserve"> со станцией по протоколу OCPP 2.0.1 поверх WebSocket, мобильное приложение</w:t>
+        <w:t xml:space="preserve"> со станцией по протоколу OCPP 2.0.1 поверх </w:t>
+      </w:r>
+      <w:proofErr w:type="spellStart"/>
+      <w:r>
+        <w:t>WebSocket</w:t>
+      </w:r>
+      <w:proofErr w:type="spellEnd"/>
+      <w:r>
+        <w:t>, мобильное приложение</w:t>
       </w:r>
       <w:r>
         <w:t xml:space="preserve"> </w:t>
@@ -10304,12 +11434,11 @@
       <w:r>
         <w:t xml:space="preserve"> Для поддержки передачи в реальном времени данных от сервера к мобильному приложению, мобильное приложение использует протокол </w:t>
       </w:r>
-      <w:r>
-        <w:rPr>
-          <w:lang w:val="en-US"/>
-        </w:rPr>
+      <w:proofErr w:type="spellStart"/>
+      <w:r>
         <w:t>WebSocket</w:t>
       </w:r>
+      <w:proofErr w:type="spellEnd"/>
       <w:r>
         <w:t>.</w:t>
       </w:r>
@@ -10328,8 +11457,13 @@
         <w:t>сравним два типа технологий,</w:t>
       </w:r>
       <w:r>
-        <w:t xml:space="preserve"> ASP.NET Core и Laravel</w:t>
-      </w:r>
+        <w:t xml:space="preserve"> ASP.NET Core и </w:t>
+      </w:r>
+      <w:proofErr w:type="spellStart"/>
+      <w:r>
+        <w:t>Laravel</w:t>
+      </w:r>
+      <w:proofErr w:type="spellEnd"/>
       <w:r>
         <w:t>(</w:t>
       </w:r>
@@ -10373,7 +11507,15 @@
         <w:t>о</w:t>
       </w:r>
       <w:r>
-        <w:t>бмен по OCPP 2.0.1 требует, чтобы соединение со станцией оставалось открытым. В Laravel для этого поднимают отдельный процесс. ASP.NET Core принимает соединения станций и запросы клиентов в одном экземпляре. Поэтому выбран ASP.NET Core</w:t>
+        <w:t xml:space="preserve">бмен по OCPP 2.0.1 требует, чтобы соединение со станцией оставалось открытым. В </w:t>
+      </w:r>
+      <w:proofErr w:type="spellStart"/>
+      <w:r>
+        <w:t>Laravel</w:t>
+      </w:r>
+      <w:proofErr w:type="spellEnd"/>
+      <w:r>
+        <w:t xml:space="preserve"> для этого поднимают отдельный процесс. ASP.NET Core принимает соединения станций и запросы клиентов в одном экземпляре. Поэтому выбран ASP.NET Core</w:t>
       </w:r>
       <w:r>
         <w:t>.</w:t>
@@ -10381,26 +11523,52 @@
     </w:p>
     <w:p>
       <w:r>
-        <w:t xml:space="preserve">Для портала администратора сравнивались Vue.js и Angular. </w:t>
+        <w:t xml:space="preserve">Для портала администратора сравнивались Vue.js и </w:t>
+      </w:r>
+      <w:proofErr w:type="spellStart"/>
+      <w:r>
+        <w:t>Angular</w:t>
+      </w:r>
+      <w:proofErr w:type="spellEnd"/>
+      <w:r>
+        <w:t xml:space="preserve">. </w:t>
       </w:r>
       <w:r>
         <w:t>Оба позволяют реализовать необходимый функционал, но</w:t>
       </w:r>
       <w:r>
-        <w:t xml:space="preserve"> Angular </w:t>
+        <w:t xml:space="preserve"> </w:t>
+      </w:r>
+      <w:proofErr w:type="spellStart"/>
+      <w:r>
+        <w:t>Angular</w:t>
+      </w:r>
+      <w:proofErr w:type="spellEnd"/>
+      <w:r>
+        <w:t xml:space="preserve"> </w:t>
       </w:r>
       <w:r>
         <w:t>более сложный и избыточный, а</w:t>
       </w:r>
       <w:r>
-        <w:t xml:space="preserve"> Vue.</w:t>
-      </w:r>
+        <w:t xml:space="preserve"> </w:t>
+      </w:r>
+      <w:proofErr w:type="spellStart"/>
+      <w:r>
+        <w:t>Vue</w:t>
+      </w:r>
+      <w:proofErr w:type="spellEnd"/>
+      <w:r>
+        <w:t>.</w:t>
+      </w:r>
+      <w:proofErr w:type="spellStart"/>
       <w:r>
         <w:rPr>
           <w:lang w:val="en-US"/>
         </w:rPr>
         <w:t>js</w:t>
       </w:r>
+      <w:proofErr w:type="spellEnd"/>
       <w:r>
         <w:t xml:space="preserve"> </w:t>
       </w:r>
@@ -10434,13 +11602,37 @@
         <w:t xml:space="preserve"> данных</w:t>
       </w:r>
       <w:r>
-        <w:t xml:space="preserve"> сравнивались PostgreSQL и SQLite. </w:t>
+        <w:t xml:space="preserve"> сравнивались </w:t>
+      </w:r>
+      <w:proofErr w:type="spellStart"/>
+      <w:r>
+        <w:t>PostgreSQL</w:t>
+      </w:r>
+      <w:proofErr w:type="spellEnd"/>
+      <w:r>
+        <w:t xml:space="preserve"> и </w:t>
+      </w:r>
+      <w:proofErr w:type="spellStart"/>
+      <w:r>
+        <w:t>SQLite</w:t>
+      </w:r>
+      <w:proofErr w:type="spellEnd"/>
+      <w:r>
+        <w:t xml:space="preserve">. </w:t>
       </w:r>
       <w:r>
         <w:t>Обе СУБД хранят данные в реляционном виде</w:t>
       </w:r>
       <w:r>
-        <w:t xml:space="preserve">. SQLite </w:t>
+        <w:t xml:space="preserve">. </w:t>
+      </w:r>
+      <w:proofErr w:type="spellStart"/>
+      <w:r>
+        <w:t>SQLite</w:t>
+      </w:r>
+      <w:proofErr w:type="spellEnd"/>
+      <w:r>
+        <w:t xml:space="preserve"> </w:t>
       </w:r>
       <w:r>
         <w:t>не имеет возможности выполнять параллельные записи в базу, поскольку станций может быть</w:t>
@@ -10451,9 +11643,11 @@
       <w:r>
         <w:t xml:space="preserve">, а </w:t>
       </w:r>
+      <w:proofErr w:type="spellStart"/>
       <w:r>
         <w:t>PostgreSQL</w:t>
       </w:r>
+      <w:proofErr w:type="spellEnd"/>
       <w:r>
         <w:t xml:space="preserve"> может выполнять запись данных в параллельном режиме, п</w:t>
       </w:r>
@@ -10464,12 +11658,100 @@
         <w:t xml:space="preserve"> был</w:t>
       </w:r>
       <w:r>
-        <w:t xml:space="preserve"> выбрана PostgreSQL. </w:t>
-      </w:r>
-    </w:p>
-    <w:p>
-      <w:r>
-        <w:t>Для мобильного приложения сравнивались Flutter и React Native. Оба собирают одну программу для Android и iOS и закрывают экраны пункта 2.9.1. React Native рисует их системными элементами, поэтому один и тот же макет на Android и iOS может отличаться. Flutter рисует интерфейс сам</w:t>
+        <w:t xml:space="preserve"> выбрана </w:t>
+      </w:r>
+      <w:proofErr w:type="spellStart"/>
+      <w:r>
+        <w:t>PostgreSQL</w:t>
+      </w:r>
+      <w:proofErr w:type="spellEnd"/>
+      <w:r>
+        <w:t xml:space="preserve">. </w:t>
+      </w:r>
+    </w:p>
+    <w:p>
+      <w:r>
+        <w:t xml:space="preserve">Для мобильного приложения сравнивались </w:t>
+      </w:r>
+      <w:proofErr w:type="spellStart"/>
+      <w:r>
+        <w:t>Flutter</w:t>
+      </w:r>
+      <w:proofErr w:type="spellEnd"/>
+      <w:r>
+        <w:t xml:space="preserve"> и </w:t>
+      </w:r>
+      <w:proofErr w:type="spellStart"/>
+      <w:r>
+        <w:t>React</w:t>
+      </w:r>
+      <w:proofErr w:type="spellEnd"/>
+      <w:r>
+        <w:t xml:space="preserve"> </w:t>
+      </w:r>
+      <w:proofErr w:type="spellStart"/>
+      <w:r>
+        <w:t>Native</w:t>
+      </w:r>
+      <w:proofErr w:type="spellEnd"/>
+      <w:r>
+        <w:t xml:space="preserve">. Оба собирают одну программу для </w:t>
+      </w:r>
+      <w:proofErr w:type="spellStart"/>
+      <w:r>
+        <w:t>Android</w:t>
+      </w:r>
+      <w:proofErr w:type="spellEnd"/>
+      <w:r>
+        <w:t xml:space="preserve"> и </w:t>
+      </w:r>
+      <w:proofErr w:type="spellStart"/>
+      <w:r>
+        <w:t>iOS</w:t>
+      </w:r>
+      <w:proofErr w:type="spellEnd"/>
+      <w:r>
+        <w:t xml:space="preserve"> и закрывают экраны пункта 2.9.1. </w:t>
+      </w:r>
+      <w:proofErr w:type="spellStart"/>
+      <w:r>
+        <w:t>React</w:t>
+      </w:r>
+      <w:proofErr w:type="spellEnd"/>
+      <w:r>
+        <w:t xml:space="preserve"> </w:t>
+      </w:r>
+      <w:proofErr w:type="spellStart"/>
+      <w:r>
+        <w:t>Native</w:t>
+      </w:r>
+      <w:proofErr w:type="spellEnd"/>
+      <w:r>
+        <w:t xml:space="preserve"> рисует их системными элементами, поэтому один и тот же макет на </w:t>
+      </w:r>
+      <w:proofErr w:type="spellStart"/>
+      <w:r>
+        <w:t>Android</w:t>
+      </w:r>
+      <w:proofErr w:type="spellEnd"/>
+      <w:r>
+        <w:t xml:space="preserve"> и </w:t>
+      </w:r>
+      <w:proofErr w:type="spellStart"/>
+      <w:r>
+        <w:t>iOS</w:t>
+      </w:r>
+      <w:proofErr w:type="spellEnd"/>
+      <w:r>
+        <w:t xml:space="preserve"> может отличаться. </w:t>
+      </w:r>
+      <w:proofErr w:type="spellStart"/>
+      <w:r>
+        <w:t>Flutter</w:t>
+      </w:r>
+      <w:proofErr w:type="spellEnd"/>
+      <w:r>
+        <w:t xml:space="preserve"> рисует интерфейс сам</w:t>
       </w:r>
       <w:r>
         <w:t xml:space="preserve"> поэтому все элементы управления будут выглядеть одинаково на всех платформах. Выбор был сделан в пользу </w:t>
@@ -10506,9 +11788,6 @@
       </w:pPr>
     </w:p>
     <w:p>
-      <w:pPr>
-        <w:ind w:firstLine="0"/>
-      </w:pPr>
       <w:r>
         <w:t>Таблица 2.3 – Выбор средств разработки</w:t>
       </w:r>
@@ -10700,8 +11979,13 @@
               <w:t xml:space="preserve"> и</w:t>
             </w:r>
             <w:r>
-              <w:t xml:space="preserve"> Angular</w:t>
-            </w:r>
+              <w:t xml:space="preserve"> </w:t>
+            </w:r>
+            <w:proofErr w:type="spellStart"/>
+            <w:r>
+              <w:t>Angular</w:t>
+            </w:r>
+            <w:proofErr w:type="spellEnd"/>
           </w:p>
         </w:tc>
         <w:tc>
@@ -10772,15 +12056,19 @@
               <w:spacing w:line="240" w:lineRule="auto"/>
               <w:ind w:firstLine="0"/>
             </w:pPr>
+            <w:proofErr w:type="spellStart"/>
             <w:r>
               <w:t>PostgreSQL</w:t>
             </w:r>
+            <w:proofErr w:type="spellEnd"/>
             <w:r>
               <w:t xml:space="preserve"> и </w:t>
             </w:r>
+            <w:proofErr w:type="spellStart"/>
             <w:r>
               <w:t>SQLite</w:t>
             </w:r>
+            <w:proofErr w:type="spellEnd"/>
           </w:p>
         </w:tc>
         <w:tc>
@@ -10792,9 +12080,11 @@
               <w:spacing w:line="240" w:lineRule="auto"/>
               <w:ind w:firstLine="0"/>
             </w:pPr>
+            <w:proofErr w:type="spellStart"/>
             <w:r>
               <w:t>PostgreSQL</w:t>
             </w:r>
+            <w:proofErr w:type="spellEnd"/>
           </w:p>
         </w:tc>
         <w:tc>
@@ -10842,15 +12132,30 @@
               <w:spacing w:line="240" w:lineRule="auto"/>
               <w:ind w:firstLine="0"/>
             </w:pPr>
+            <w:proofErr w:type="spellStart"/>
             <w:r>
               <w:t>Flutter</w:t>
             </w:r>
+            <w:proofErr w:type="spellEnd"/>
             <w:r>
               <w:t xml:space="preserve"> и</w:t>
             </w:r>
             <w:r>
-              <w:t xml:space="preserve"> React Native</w:t>
-            </w:r>
+              <w:t xml:space="preserve"> </w:t>
+            </w:r>
+            <w:proofErr w:type="spellStart"/>
+            <w:r>
+              <w:t>React</w:t>
+            </w:r>
+            <w:proofErr w:type="spellEnd"/>
+            <w:r>
+              <w:t xml:space="preserve"> </w:t>
+            </w:r>
+            <w:proofErr w:type="spellStart"/>
+            <w:r>
+              <w:t>Native</w:t>
+            </w:r>
+            <w:proofErr w:type="spellEnd"/>
           </w:p>
         </w:tc>
         <w:tc>
@@ -10862,9 +12167,11 @@
               <w:spacing w:line="240" w:lineRule="auto"/>
               <w:ind w:firstLine="0"/>
             </w:pPr>
+            <w:proofErr w:type="spellStart"/>
             <w:r>
               <w:t>Flutter</w:t>
             </w:r>
+            <w:proofErr w:type="spellEnd"/>
           </w:p>
         </w:tc>
         <w:tc>
@@ -10877,8 +12184,21 @@
               <w:ind w:firstLine="0"/>
             </w:pPr>
             <w:r>
-              <w:t>Одинаковый вид экранов на Android и iOS</w:t>
-            </w:r>
+              <w:t xml:space="preserve">Одинаковый вид экранов на </w:t>
+            </w:r>
+            <w:proofErr w:type="spellStart"/>
+            <w:r>
+              <w:t>Android</w:t>
+            </w:r>
+            <w:proofErr w:type="spellEnd"/>
+            <w:r>
+              <w:t xml:space="preserve"> и </w:t>
+            </w:r>
+            <w:proofErr w:type="spellStart"/>
+            <w:r>
+              <w:t>iOS</w:t>
+            </w:r>
+            <w:proofErr w:type="spellEnd"/>
           </w:p>
           <w:p>
             <w:pPr>
@@ -10928,16 +12248,77 @@
     </w:p>
     <w:p>
       <w:r>
-        <w:t xml:space="preserve">Сервер на ASP.NET Core принимает соединение станции по WebSocket и сообщения BootNotification, Heartbeat, StatusNotification, </w:t>
-      </w:r>
+        <w:t xml:space="preserve">Сервер на ASP.NET Core принимает соединение станции по </w:t>
+      </w:r>
+      <w:proofErr w:type="spellStart"/>
+      <w:r>
+        <w:t>WebSocket</w:t>
+      </w:r>
+      <w:proofErr w:type="spellEnd"/>
+      <w:r>
+        <w:t xml:space="preserve"> и сообщения </w:t>
+      </w:r>
+      <w:proofErr w:type="spellStart"/>
+      <w:r>
+        <w:t>BootNotification</w:t>
+      </w:r>
+      <w:proofErr w:type="spellEnd"/>
+      <w:r>
+        <w:t xml:space="preserve">, </w:t>
+      </w:r>
+      <w:proofErr w:type="spellStart"/>
+      <w:r>
+        <w:t>Heartbeat</w:t>
+      </w:r>
+      <w:proofErr w:type="spellEnd"/>
+      <w:r>
+        <w:t xml:space="preserve">, </w:t>
+      </w:r>
+      <w:proofErr w:type="spellStart"/>
+      <w:r>
+        <w:t>StatusNotification</w:t>
+      </w:r>
+      <w:proofErr w:type="spellEnd"/>
+      <w:r>
+        <w:t xml:space="preserve">, </w:t>
+      </w:r>
+      <w:proofErr w:type="spellStart"/>
       <w:r>
         <w:lastRenderedPageBreak/>
-        <w:t>RequestStartTransaction, RequestStopTransaction и TransactionEvent. Он же отдаёт данные мобильному приложению и порталу администратора.</w:t>
-      </w:r>
-    </w:p>
-    <w:p>
-      <w:r>
-        <w:t xml:space="preserve">В PostgreSQL сохраняются учётные записи, станции, коннекторы и сессии. Журнал сообщений OCPP 2.0.1 хранится отдельно от истории сессий. У </w:t>
+        <w:t>RequestStartTransaction</w:t>
+      </w:r>
+      <w:proofErr w:type="spellEnd"/>
+      <w:r>
+        <w:t xml:space="preserve">, </w:t>
+      </w:r>
+      <w:proofErr w:type="spellStart"/>
+      <w:r>
+        <w:t>RequestStopTransaction</w:t>
+      </w:r>
+      <w:proofErr w:type="spellEnd"/>
+      <w:r>
+        <w:t xml:space="preserve"> и </w:t>
+      </w:r>
+      <w:proofErr w:type="spellStart"/>
+      <w:r>
+        <w:t>TransactionEvent</w:t>
+      </w:r>
+      <w:proofErr w:type="spellEnd"/>
+      <w:r>
+        <w:t>. Он же отдаёт данные мобильному приложению и порталу администратора.</w:t>
+      </w:r>
+    </w:p>
+    <w:p>
+      <w:r>
+        <w:t xml:space="preserve">В </w:t>
+      </w:r>
+      <w:proofErr w:type="spellStart"/>
+      <w:r>
+        <w:t>PostgreSQL</w:t>
+      </w:r>
+      <w:proofErr w:type="spellEnd"/>
+      <w:r>
+        <w:t xml:space="preserve"> сохраняются учётные записи, станции, коннекторы и сессии. Журнал сообщений OCPP 2.0.1 хранится отдельно от истории сессий. У </w:t>
       </w:r>
       <w:r>
         <w:t>станции</w:t>
@@ -10951,7 +12332,15 @@
     </w:p>
     <w:p>
       <w:r>
-        <w:t>Мобильное приложение на Flutter реализует экраны пункта 2.9.1: вход, регистрация, список станций, добавление, старт и остановка сессии, история, профиль и смена своего пароля.</w:t>
+        <w:t xml:space="preserve">Мобильное приложение на </w:t>
+      </w:r>
+      <w:proofErr w:type="spellStart"/>
+      <w:r>
+        <w:t>Flutter</w:t>
+      </w:r>
+      <w:proofErr w:type="spellEnd"/>
+      <w:r>
+        <w:t xml:space="preserve"> реализует экраны пункта 2.9.1: вход, регистрация, список станций, добавление, старт и остановка сессии, история, профиль и смена своего пароля.</w:t>
       </w:r>
     </w:p>
     <w:p>
@@ -10980,7 +12369,23 @@
         <w:ind w:left="709"/>
       </w:pPr>
       <w:r>
-        <w:t>станция с адресом сервера после BootNotification и StatusNotification закрепляется за учётной записью вместе с коннекторами</w:t>
+        <w:t xml:space="preserve">станция с адресом сервера после </w:t>
+      </w:r>
+      <w:proofErr w:type="spellStart"/>
+      <w:r>
+        <w:t>BootNotification</w:t>
+      </w:r>
+      <w:proofErr w:type="spellEnd"/>
+      <w:r>
+        <w:t xml:space="preserve"> и </w:t>
+      </w:r>
+      <w:proofErr w:type="spellStart"/>
+      <w:r>
+        <w:t>StatusNotification</w:t>
+      </w:r>
+      <w:proofErr w:type="spellEnd"/>
+      <w:r>
+        <w:t xml:space="preserve"> закрепляется за учётной записью вместе с коннекторами</w:t>
       </w:r>
     </w:p>
     <w:p>
@@ -11019,7 +12424,15 @@
         <w:ind w:left="709"/>
       </w:pPr>
       <w:r>
-        <w:t xml:space="preserve">при недоступной станции, неготовности коннектора или ответе не Accepted сессия не </w:t>
+        <w:t xml:space="preserve">при недоступной станции, неготовности коннектора или ответе не </w:t>
+      </w:r>
+      <w:proofErr w:type="spellStart"/>
+      <w:r>
+        <w:t>Accepted</w:t>
+      </w:r>
+      <w:proofErr w:type="spellEnd"/>
+      <w:r>
+        <w:t xml:space="preserve"> сессия не </w:t>
       </w:r>
       <w:r>
         <w:t>создается</w:t>
@@ -11046,12 +12459,14 @@
       <w:r>
         <w:t xml:space="preserve">после успешного ответа </w:t>
       </w:r>
+      <w:proofErr w:type="spellStart"/>
       <w:r>
         <w:rPr>
           <w:lang w:val="en-US"/>
         </w:rPr>
         <w:t>RequestStartTransaction</w:t>
       </w:r>
+      <w:proofErr w:type="spellEnd"/>
     </w:p>
     <w:p>
       <w:pPr>
@@ -11063,7 +12478,15 @@
         <w:ind w:left="709"/>
       </w:pPr>
       <w:r>
-        <w:t>сообщения Updated обновляют конечное значение счётчика и передаются в приложение</w:t>
+        <w:t xml:space="preserve">сообщения </w:t>
+      </w:r>
+      <w:proofErr w:type="spellStart"/>
+      <w:r>
+        <w:t>Updated</w:t>
+      </w:r>
+      <w:proofErr w:type="spellEnd"/>
+      <w:r>
+        <w:t xml:space="preserve"> обновляют конечное значение счётчика и передаются в приложение</w:t>
       </w:r>
     </w:p>
     <w:p>
@@ -11076,7 +12499,15 @@
         <w:ind w:left="709"/>
       </w:pPr>
       <w:r>
-        <w:t>по Ended записываются время окончания и конечное значение счётчика, сессия переходит в историю</w:t>
+        <w:t xml:space="preserve">по </w:t>
+      </w:r>
+      <w:proofErr w:type="spellStart"/>
+      <w:r>
+        <w:t>Ended</w:t>
+      </w:r>
+      <w:proofErr w:type="spellEnd"/>
+      <w:r>
+        <w:t xml:space="preserve"> записываются время окончания и конечное значение счётчика, сессия переходит в историю</w:t>
       </w:r>
     </w:p>
     <w:p>
@@ -11093,11 +12524,16 @@
         <w:t>в истории видны только свои завершённые сессии, энергия считается по разности показаний счётчика</w:t>
       </w:r>
       <w:r>
-        <w:t xml:space="preserve"> </w:t>
-      </w:r>
-      <w:r>
-        <w:t>и в кВт*ч</w:t>
-      </w:r>
+        <w:t>,</w:t>
+      </w:r>
+      <w:r>
+        <w:t xml:space="preserve"> в </w:t>
+      </w:r>
+      <w:proofErr w:type="spellStart"/>
+      <w:r>
+        <w:t>кВт∙ч</w:t>
+      </w:r>
+      <w:proofErr w:type="spellEnd"/>
     </w:p>
     <w:p>
       <w:pPr>
@@ -11122,7 +12558,15 @@
         <w:ind w:left="709"/>
       </w:pPr>
       <w:r>
-        <w:t>администратор блокирует учётную запись и задаёт пароль другому пользователю без ввода его текущего пароля</w:t>
+        <w:t xml:space="preserve">сохранение стоимости 1 </w:t>
+      </w:r>
+      <w:proofErr w:type="spellStart"/>
+      <w:r>
+        <w:t>кВт∙ч</w:t>
+      </w:r>
+      <w:proofErr w:type="spellEnd"/>
+      <w:r>
+        <w:t xml:space="preserve"> для пользователя</w:t>
       </w:r>
     </w:p>
     <w:p>
@@ -11135,6 +12579,19 @@
         <w:ind w:left="709"/>
       </w:pPr>
       <w:r>
+        <w:t>администратор блокирует учётную запись и задаёт пароль другому пользователю без ввода его текущего пароля</w:t>
+      </w:r>
+    </w:p>
+    <w:p>
+      <w:pPr>
+        <w:pStyle w:val="a4"/>
+        <w:numPr>
+          <w:ilvl w:val="0"/>
+          <w:numId w:val="42"/>
+        </w:numPr>
+        <w:ind w:left="709"/>
+      </w:pPr>
+      <w:r>
         <w:t>свой пароль администратор меняет только вместе с верным текущим паролем.</w:t>
       </w:r>
     </w:p>
@@ -11145,9 +12602,6 @@
     </w:p>
     <w:p/>
     <w:p>
-      <w:pPr>
-        <w:ind w:firstLine="0"/>
-      </w:pPr>
       <w:r>
         <w:t xml:space="preserve">Таблица 2.4 </w:t>
       </w:r>
@@ -11242,8 +12696,13 @@
               <w:ind w:firstLine="0"/>
             </w:pPr>
             <w:r>
-              <w:t>База PostgreSQL</w:t>
-            </w:r>
+              <w:t xml:space="preserve">База </w:t>
+            </w:r>
+            <w:proofErr w:type="spellStart"/>
+            <w:r>
+              <w:t>PostgreSQL</w:t>
+            </w:r>
+            <w:proofErr w:type="spellEnd"/>
           </w:p>
         </w:tc>
         <w:tc>
@@ -11275,12 +12734,6 @@
               <w:t>Мобильное приложение</w:t>
             </w:r>
           </w:p>
-          <w:p>
-            <w:pPr>
-              <w:spacing w:line="300" w:lineRule="auto"/>
-              <w:ind w:firstLine="0"/>
-            </w:pPr>
-          </w:p>
         </w:tc>
         <w:tc>
           <w:tcPr>
@@ -11311,12 +12764,6 @@
               <w:t>Портал администратора</w:t>
             </w:r>
           </w:p>
-          <w:p>
-            <w:pPr>
-              <w:spacing w:line="300" w:lineRule="auto"/>
-              <w:ind w:firstLine="0"/>
-            </w:pPr>
-          </w:p>
         </w:tc>
         <w:tc>
           <w:tcPr>
@@ -11419,19 +12866,52 @@
     </w:p>
     <w:p>
       <w:r>
-        <w:t>Для реализации выбраны сервер на ASP.NET Core, портал администратора на Vue.js, база данных PostgreSQL и мобильное приложение на Flutter. Экраны приложения и портала спроектированы</w:t>
+        <w:t xml:space="preserve">Для реализации выбраны сервер на ASP.NET Core, портал администратора на Vue.js, база данных </w:t>
+      </w:r>
+      <w:proofErr w:type="spellStart"/>
+      <w:r>
+        <w:t>PostgreSQL</w:t>
+      </w:r>
+      <w:proofErr w:type="spellEnd"/>
+      <w:r>
+        <w:t xml:space="preserve"> и мобильное приложение на </w:t>
+      </w:r>
+      <w:proofErr w:type="spellStart"/>
+      <w:r>
+        <w:t>Flutter</w:t>
+      </w:r>
+      <w:proofErr w:type="spellEnd"/>
+      <w:r>
+        <w:t>. Экраны приложения и портала спроектированы</w:t>
       </w:r>
       <w:r>
         <w:t xml:space="preserve"> и предоставлены в виде макетов</w:t>
       </w:r>
       <w:r>
-        <w:t>. Приёмка в главе 3 выполняется по контрольным примерам</w:t>
+        <w:t xml:space="preserve">. Приёмка в главе 3 выполняется </w:t>
+      </w:r>
+      <w:r>
+        <w:t>по контрольным примерам,</w:t>
       </w:r>
       <w:r>
         <w:t xml:space="preserve"> приведенным в данной главе</w:t>
       </w:r>
       <w:r>
-        <w:t>: привязка станции, запуск не более чем за три действия, отказ без создания сессии, история своих завершённых сессий, смена пароля пользователем и администратором.</w:t>
+        <w:t>: привязка станции, запуск не более чем за три действия, отказ без создания сессии, история своих завершённых сессий,</w:t>
+      </w:r>
+      <w:r>
+        <w:t xml:space="preserve"> сохранения стоимости 1 </w:t>
+      </w:r>
+      <w:proofErr w:type="spellStart"/>
+      <w:r>
+        <w:t>кВт∙ч</w:t>
+      </w:r>
+      <w:proofErr w:type="spellEnd"/>
+      <w:r>
+        <w:t>,</w:t>
+      </w:r>
+      <w:r>
+        <w:t xml:space="preserve"> смена пароля пользователем и администратором.</w:t>
       </w:r>
     </w:p>
     <w:p>
@@ -11458,54 +12938,20 @@
     </w:p>
     <w:p>
       <w:r>
-        <w:t xml:space="preserve">АСУ «Заряди сам» </w:t>
-      </w:r>
-      <w:r>
-        <w:t>разработан</w:t>
-      </w:r>
-      <w:r>
-        <w:t xml:space="preserve"> и выполняет сценарии, </w:t>
-      </w:r>
-      <w:r>
-        <w:t>указанные</w:t>
-      </w:r>
-      <w:r>
-        <w:t xml:space="preserve"> в пункте 2.11. </w:t>
-      </w:r>
-      <w:r>
-        <w:t>АСУ состоит из: серверной части,</w:t>
-      </w:r>
-      <w:r>
-        <w:t xml:space="preserve"> мобильного приложения и портала администратора. </w:t>
-      </w:r>
-      <w:r>
-        <w:t>Используемая база данных</w:t>
-      </w:r>
-      <w:r>
-        <w:t xml:space="preserve"> PostgreSQL. Зарядная станци</w:t>
-      </w:r>
-      <w:r>
-        <w:t>и являются внешним оборудованием</w:t>
-      </w:r>
-      <w:r>
-        <w:t>.</w:t>
-      </w:r>
-      <w:r>
-        <w:t xml:space="preserve"> Для проверки работоспособности использовался эмулятор </w:t>
-      </w:r>
-      <w:r>
-        <w:t>протокола OCPP 2.0.1.</w:t>
-      </w:r>
-    </w:p>
-    <w:p>
-      <w:r>
-        <w:t xml:space="preserve">Серверная часть </w:t>
-      </w:r>
-      <w:r>
-        <w:t>реализована</w:t>
-      </w:r>
-      <w:r>
-        <w:t xml:space="preserve"> на ASP.NET Core</w:t>
+        <w:t xml:space="preserve">АСУ «Заряди сам» разработан и выполняет сценарии, указанные в пункте 2.11. АСУ состоит из: серверной части, мобильного приложения и портала администратора. Используемая база данных </w:t>
+      </w:r>
+      <w:proofErr w:type="spellStart"/>
+      <w:r>
+        <w:t>PostgreSQL</w:t>
+      </w:r>
+      <w:proofErr w:type="spellEnd"/>
+      <w:r>
+        <w:t>. Зарядная станции являются внешним оборудованием. Для проверки работоспособности использовался эмулятор протокола OCPP 2.0.1.</w:t>
+      </w:r>
+    </w:p>
+    <w:p>
+      <w:r>
+        <w:t>Серверная часть реализована на ASP.NET Core</w:t>
       </w:r>
       <w:r>
         <w:t xml:space="preserve"> с использованием языка </w:t>
@@ -11520,38 +12966,29 @@
         <w:t>#</w:t>
       </w:r>
       <w:r>
-        <w:t xml:space="preserve"> и собрана из двух проектов. </w:t>
-      </w:r>
-      <w:r>
-        <w:t xml:space="preserve">Проект </w:t>
-      </w:r>
+        <w:t xml:space="preserve"> и собрана из двух проектов. Проект </w:t>
+      </w:r>
+      <w:proofErr w:type="spellStart"/>
       <w:r>
         <w:t>ChargingServer.Server</w:t>
       </w:r>
-      <w:r>
-        <w:t>,</w:t>
-      </w:r>
-      <w:r>
-        <w:t xml:space="preserve"> </w:t>
-      </w:r>
-      <w:r>
-        <w:t>является точкой входа для внешних систем</w:t>
-      </w:r>
-      <w:r>
-        <w:t>. ChargingServer.Ocpp</w:t>
-      </w:r>
-      <w:r>
-        <w:t>,</w:t>
-      </w:r>
-      <w:r>
-        <w:t xml:space="preserve"> </w:t>
-      </w:r>
-      <w:r>
-        <w:t xml:space="preserve">получает данные от проекта </w:t>
-      </w:r>
+      <w:proofErr w:type="spellEnd"/>
+      <w:r>
+        <w:t xml:space="preserve">, является точкой входа для внешних систем. </w:t>
+      </w:r>
+      <w:proofErr w:type="spellStart"/>
+      <w:r>
+        <w:t>ChargingServer.Ocpp</w:t>
+      </w:r>
+      <w:proofErr w:type="spellEnd"/>
+      <w:r>
+        <w:t xml:space="preserve">, получает данные от проекта </w:t>
+      </w:r>
+      <w:proofErr w:type="spellStart"/>
       <w:r>
         <w:t>ChargingServer.Server</w:t>
       </w:r>
+      <w:proofErr w:type="spellEnd"/>
       <w:r>
         <w:t xml:space="preserve"> и обрабатывает сообщения </w:t>
       </w:r>
@@ -11562,75 +12999,46 @@
         <w:t>OCPP</w:t>
       </w:r>
       <w:r>
-        <w:t>. Оба проекта запускаются одним</w:t>
-      </w:r>
-      <w:r>
-        <w:t xml:space="preserve"> в одном</w:t>
-      </w:r>
-      <w:r>
-        <w:t xml:space="preserve"> процесс</w:t>
-      </w:r>
-      <w:r>
-        <w:t>е</w:t>
-      </w:r>
-      <w:r>
-        <w:t>. Журнал обмена со станцией пишется в отдельный файл</w:t>
+        <w:t>. Оба проекта запускаются одним в одном процессе. Журнал обмена со станцией пишется в отдельный файл</w:t>
       </w:r>
       <w:r>
         <w:t xml:space="preserve"> </w:t>
       </w:r>
       <w:r>
-        <w:t>логирования</w:t>
-      </w:r>
-      <w:r>
-        <w:t>.</w:t>
-      </w:r>
-    </w:p>
-    <w:p>
-      <w:r>
-        <w:t xml:space="preserve">Станция подключается по адресу вида </w:t>
-      </w:r>
-      <w:r>
-        <w:t>«</w:t>
-      </w:r>
-      <w:r>
-        <w:t>/ocpp/{признак учётной записи}/{идентификатор станции}</w:t>
-      </w:r>
-      <w:r>
-        <w:t>»</w:t>
+        <w:t>логирования.</w:t>
+      </w:r>
+    </w:p>
+    <w:p>
+      <w:r>
+        <w:t>Станция подключается по адресу вида «/</w:t>
+      </w:r>
+      <w:proofErr w:type="spellStart"/>
+      <w:r>
+        <w:t>ocpp</w:t>
+      </w:r>
+      <w:proofErr w:type="spellEnd"/>
+      <w:r>
+        <w:t>/{признак учётной записи}/{идентификатор станции}»</w:t>
       </w:r>
       <w:r>
         <w:t>,</w:t>
       </w:r>
       <w:r>
-        <w:t xml:space="preserve"> «</w:t>
-      </w:r>
-      <w:r>
-        <w:t>идентификатор станции</w:t>
-      </w:r>
-      <w:r>
-        <w:t>» - указывается станцией, а не системой</w:t>
-      </w:r>
-      <w:r>
-        <w:t xml:space="preserve">. Соединение принимается только как WebSocket с </w:t>
-      </w:r>
-      <w:r>
-        <w:t>указанием в заголовке версии протокола</w:t>
-      </w:r>
-      <w:r>
-        <w:t xml:space="preserve"> </w:t>
-      </w:r>
-      <w:r>
-        <w:t>«</w:t>
-      </w:r>
-      <w:r>
-        <w:t>ocpp2.0.1</w:t>
-      </w:r>
-      <w:r>
-        <w:t>»</w:t>
-      </w:r>
-      <w:r>
-        <w:t>. По</w:t>
+        <w:t xml:space="preserve"> идентификатор станции </w:t>
+      </w:r>
+      <w:r>
+        <w:t xml:space="preserve">– указывается </w:t>
+      </w:r>
+      <w:r>
+        <w:t xml:space="preserve">станцией, а не системой. Соединение принимается только как </w:t>
+      </w:r>
+      <w:proofErr w:type="spellStart"/>
+      <w:r>
+        <w:t>WebSocket</w:t>
+      </w:r>
+      <w:proofErr w:type="spellEnd"/>
+      <w:r>
+        <w:t xml:space="preserve"> с указанием в заголовке версии протокола ocpp2.0.1. По</w:t>
       </w:r>
       <w:r>
         <w:t xml:space="preserve"> </w:t>
@@ -11697,8 +13105,13 @@
       <w:r>
         <w:t xml:space="preserve">– реализовано на базе </w:t>
       </w:r>
-      <w:r>
-        <w:t xml:space="preserve">фраймворка </w:t>
+      <w:proofErr w:type="spellStart"/>
+      <w:r>
+        <w:t>фраймворка</w:t>
+      </w:r>
+      <w:proofErr w:type="spellEnd"/>
+      <w:r>
+        <w:t xml:space="preserve"> </w:t>
       </w:r>
       <w:r>
         <w:rPr>
@@ -11760,12 +13173,11 @@
       <w:r>
         <w:t xml:space="preserve">и </w:t>
       </w:r>
-      <w:r>
-        <w:rPr>
-          <w:lang w:val="en-US"/>
-        </w:rPr>
+      <w:proofErr w:type="spellStart"/>
+      <w:r>
         <w:t>WebSocket</w:t>
       </w:r>
+      <w:proofErr w:type="spellEnd"/>
       <w:r>
         <w:t xml:space="preserve">. </w:t>
       </w:r>
@@ -11781,232 +13193,1043 @@
       <w:r>
         <w:t xml:space="preserve">используется для получения первичных данных, а </w:t>
       </w:r>
+      <w:proofErr w:type="spellStart"/>
+      <w:r>
+        <w:t>WebSocket</w:t>
+      </w:r>
+      <w:proofErr w:type="spellEnd"/>
+      <w:r>
+        <w:t xml:space="preserve"> для быстрого обновления информации по статусам станции, коннекторов и информации по сессии.</w:t>
+      </w:r>
+    </w:p>
+    <w:p/>
+    <w:p>
+      <w:r>
+        <w:t>Портал администратора</w:t>
+      </w:r>
+      <w:r>
+        <w:t>, реализован при помощи</w:t>
+      </w:r>
+      <w:r>
+        <w:t xml:space="preserve"> фреймворка</w:t>
+      </w:r>
+      <w:r>
+        <w:t xml:space="preserve"> Vue.js. </w:t>
+      </w:r>
+      <w:r>
+        <w:t xml:space="preserve">Портал является частью </w:t>
+      </w:r>
+      <w:r>
+        <w:t>серверно</w:t>
+      </w:r>
+      <w:r>
+        <w:t>го</w:t>
+      </w:r>
+      <w:r>
+        <w:t xml:space="preserve"> решение и открывается в браузере. В портале два экрана: вход и список пользователей. Из списка администратор </w:t>
+      </w:r>
+      <w:r>
+        <w:lastRenderedPageBreak/>
+        <w:t>имеет возможность за</w:t>
+      </w:r>
+      <w:r>
+        <w:t>блоки</w:t>
+      </w:r>
+      <w:r>
+        <w:t>ровать</w:t>
+      </w:r>
+      <w:r>
+        <w:t xml:space="preserve"> учётную запись, задаёт пароль другому пользователю и меняет свой пароль. К серверу портал обращается по</w:t>
+      </w:r>
+      <w:r>
+        <w:t xml:space="preserve"> протоколу</w:t>
+      </w:r>
+      <w:r>
+        <w:t xml:space="preserve"> HTTP.</w:t>
+      </w:r>
+    </w:p>
+    <w:p>
+      <w:r>
+        <w:t xml:space="preserve">Сессия создаётся после ответа станции </w:t>
+      </w:r>
+      <w:proofErr w:type="spellStart"/>
+      <w:r>
+        <w:t>Accepted</w:t>
+      </w:r>
+      <w:proofErr w:type="spellEnd"/>
+      <w:r>
+        <w:t xml:space="preserve"> на </w:t>
+      </w:r>
+      <w:proofErr w:type="spellStart"/>
+      <w:r>
+        <w:t>RequestStartTransaction</w:t>
+      </w:r>
+      <w:proofErr w:type="spellEnd"/>
+      <w:r>
+        <w:t xml:space="preserve">. Время начала и начальное значение счётчика в этот момент </w:t>
+      </w:r>
+      <w:r>
+        <w:t>не устанавливаются</w:t>
+      </w:r>
+      <w:r>
+        <w:t xml:space="preserve">. Они заполняются </w:t>
+      </w:r>
+      <w:r>
+        <w:t xml:space="preserve">после получения </w:t>
+      </w:r>
+      <w:r>
+        <w:t>сообщени</w:t>
+      </w:r>
+      <w:r>
+        <w:t>я</w:t>
+      </w:r>
+      <w:r>
+        <w:t xml:space="preserve"> </w:t>
+      </w:r>
+      <w:proofErr w:type="spellStart"/>
+      <w:r>
+        <w:t>TransactionEvent</w:t>
+      </w:r>
+      <w:proofErr w:type="spellEnd"/>
+      <w:r>
+        <w:t xml:space="preserve"> с типом </w:t>
+      </w:r>
+      <w:proofErr w:type="spellStart"/>
+      <w:r>
+        <w:t>Started</w:t>
+      </w:r>
+      <w:proofErr w:type="spellEnd"/>
+      <w:r>
+        <w:t>. Сообщение</w:t>
+      </w:r>
+      <w:r>
+        <w:t xml:space="preserve"> с типом</w:t>
+      </w:r>
+      <w:r>
+        <w:t xml:space="preserve"> </w:t>
+      </w:r>
+      <w:proofErr w:type="spellStart"/>
+      <w:r>
+        <w:t>Updated</w:t>
+      </w:r>
+      <w:proofErr w:type="spellEnd"/>
+      <w:r>
+        <w:t xml:space="preserve"> обновляет конечное значение счётчика. Сообщение</w:t>
+      </w:r>
+      <w:r>
+        <w:t xml:space="preserve"> с типом</w:t>
+      </w:r>
+      <w:r>
+        <w:t xml:space="preserve"> </w:t>
+      </w:r>
+      <w:proofErr w:type="spellStart"/>
+      <w:r>
+        <w:t>Ended</w:t>
+      </w:r>
+      <w:proofErr w:type="spellEnd"/>
+      <w:r>
+        <w:t xml:space="preserve"> записывает время окончания и конечное значение, после </w:t>
+      </w:r>
+      <w:r>
+        <w:t>этого</w:t>
+      </w:r>
+      <w:r>
+        <w:t xml:space="preserve"> сессия </w:t>
+      </w:r>
+      <w:r>
+        <w:t xml:space="preserve">считается </w:t>
+      </w:r>
+      <w:r>
+        <w:t>завершённ</w:t>
+      </w:r>
+      <w:r>
+        <w:t>ой</w:t>
+      </w:r>
+      <w:r>
+        <w:t xml:space="preserve"> и </w:t>
+      </w:r>
+      <w:r>
+        <w:t>появляется</w:t>
+      </w:r>
+      <w:r>
+        <w:t xml:space="preserve"> в истории. Энергия на экране истории считается по разности показаний счётчика и показывается в </w:t>
+      </w:r>
+      <w:proofErr w:type="spellStart"/>
+      <w:r>
+        <w:t>кВт·ч</w:t>
+      </w:r>
+      <w:proofErr w:type="spellEnd"/>
+      <w:r>
+        <w:t xml:space="preserve">. </w:t>
+      </w:r>
+      <w:r>
+        <w:t>Пользователь может выполнять не больше одной текущей сессии</w:t>
+      </w:r>
+      <w:r>
+        <w:t>. Если станция недоступна</w:t>
+      </w:r>
+      <w:r>
+        <w:t xml:space="preserve"> </w:t>
+      </w:r>
+      <w:r>
+        <w:t xml:space="preserve">или ответ не </w:t>
+      </w:r>
+      <w:r>
+        <w:t>«</w:t>
+      </w:r>
+      <w:proofErr w:type="spellStart"/>
+      <w:r>
+        <w:t>Accepted</w:t>
+      </w:r>
+      <w:proofErr w:type="spellEnd"/>
+      <w:r>
+        <w:t>»</w:t>
+      </w:r>
+      <w:r>
+        <w:t>, сессия не создаётся, пользователь видит сообщение</w:t>
+      </w:r>
+      <w:r>
+        <w:t xml:space="preserve"> об ошибке</w:t>
+      </w:r>
+      <w:r>
+        <w:t>.</w:t>
+      </w:r>
+    </w:p>
+    <w:p>
+      <w:r>
+        <w:t xml:space="preserve">Пользователь видит только свои станции и свои сессии. Администратор </w:t>
+      </w:r>
+      <w:r>
+        <w:t>не имеет возможности запустить зарядку для пользователя</w:t>
+      </w:r>
+      <w:r>
+        <w:t>.</w:t>
+      </w:r>
+    </w:p>
+    <w:p>
+      <w:pPr>
+        <w:pStyle w:val="2"/>
+      </w:pPr>
+      <w:r>
+        <w:t>3.2 Структура серверной части</w:t>
+      </w:r>
+    </w:p>
+    <w:p>
+      <w:r>
+        <w:t xml:space="preserve">Серверная часть </w:t>
+      </w:r>
+      <w:r>
+        <w:t>состоит</w:t>
+      </w:r>
+      <w:r>
+        <w:t xml:space="preserve"> из двух проектов на платформе ASP.NET Core: </w:t>
+      </w:r>
+      <w:proofErr w:type="spellStart"/>
+      <w:r>
+        <w:t>ChargingServer.Server</w:t>
+      </w:r>
+      <w:proofErr w:type="spellEnd"/>
+      <w:r>
+        <w:t xml:space="preserve"> и </w:t>
+      </w:r>
+      <w:proofErr w:type="spellStart"/>
+      <w:r>
+        <w:t>ChargingServer.Ocpp</w:t>
+      </w:r>
+      <w:proofErr w:type="spellEnd"/>
+      <w:r>
+        <w:t>. Оба проекта запускаются в одном процессе. Точкой входа является</w:t>
+      </w:r>
+      <w:r>
+        <w:t xml:space="preserve"> проект</w:t>
+      </w:r>
+      <w:r>
+        <w:t xml:space="preserve"> </w:t>
+      </w:r>
+      <w:proofErr w:type="spellStart"/>
+      <w:r>
+        <w:t>ChargingServer.Server</w:t>
+      </w:r>
+      <w:proofErr w:type="spellEnd"/>
+      <w:r>
+        <w:t>,</w:t>
+      </w:r>
+      <w:r>
+        <w:t xml:space="preserve"> в нём </w:t>
+      </w:r>
+      <w:r>
+        <w:t xml:space="preserve">настраивается подключение к </w:t>
+      </w:r>
+      <w:proofErr w:type="spellStart"/>
+      <w:r>
+        <w:t>PostgreSQL</w:t>
+      </w:r>
+      <w:proofErr w:type="spellEnd"/>
+      <w:r>
+        <w:t xml:space="preserve"> и структура базы данных</w:t>
+      </w:r>
+      <w:r>
+        <w:t xml:space="preserve">, аутентификация JWT, контроллеры HTTP API, хаб </w:t>
+      </w:r>
+      <w:proofErr w:type="spellStart"/>
+      <w:r>
+        <w:t>SignalR</w:t>
+      </w:r>
+      <w:proofErr w:type="spellEnd"/>
+      <w:r>
+        <w:t xml:space="preserve"> для мгновенного обновления данных в мобильном приложении </w:t>
+      </w:r>
+      <w:r>
+        <w:t>и приём</w:t>
+      </w:r>
+      <w:r>
+        <w:t xml:space="preserve"> входящих</w:t>
+      </w:r>
+      <w:r>
+        <w:t xml:space="preserve"> </w:t>
+      </w:r>
+      <w:proofErr w:type="spellStart"/>
+      <w:r>
+        <w:t>WebSocket</w:t>
+      </w:r>
+      <w:proofErr w:type="spellEnd"/>
+      <w:r>
+        <w:t>-соединений</w:t>
+      </w:r>
+      <w:r>
+        <w:t xml:space="preserve"> от</w:t>
+      </w:r>
+      <w:r>
+        <w:t xml:space="preserve"> станций. Проект </w:t>
+      </w:r>
+      <w:proofErr w:type="spellStart"/>
+      <w:r>
+        <w:t>ChargingServer.Ocpp</w:t>
+      </w:r>
+      <w:proofErr w:type="spellEnd"/>
+      <w:r>
+        <w:t xml:space="preserve"> </w:t>
+      </w:r>
+      <w:r>
+        <w:t>обработку входящих сообщений соединений от ста</w:t>
+      </w:r>
+      <w:r>
+        <w:t xml:space="preserve">нций по протоколу </w:t>
+      </w:r>
+      <w:proofErr w:type="spellStart"/>
+      <w:r>
+        <w:t>WebSocket</w:t>
+      </w:r>
+      <w:proofErr w:type="spellEnd"/>
+      <w:r>
+        <w:t>, разбор, входящих сообщений, поступающих, от станций и их конечная обработка</w:t>
+      </w:r>
+      <w:r>
+        <w:t>.</w:t>
+      </w:r>
+    </w:p>
+    <w:p>
+      <w:r>
+        <w:t xml:space="preserve">В </w:t>
+      </w:r>
+      <w:proofErr w:type="spellStart"/>
+      <w:r>
+        <w:t>ChargingServer.Server</w:t>
+      </w:r>
+      <w:proofErr w:type="spellEnd"/>
+      <w:r>
+        <w:t xml:space="preserve"> выделены следующие слои</w:t>
+      </w:r>
+      <w:r>
+        <w:t xml:space="preserve">. </w:t>
+      </w:r>
+      <w:r>
+        <w:t>Контроллеры принимают запросы от мобильного приложения и портала администратора:</w:t>
+      </w:r>
+    </w:p>
+    <w:p>
+      <w:pPr>
+        <w:pStyle w:val="a4"/>
+        <w:numPr>
+          <w:ilvl w:val="0"/>
+          <w:numId w:val="44"/>
+        </w:numPr>
+      </w:pPr>
+      <w:proofErr w:type="spellStart"/>
+      <w:r>
+        <w:t>AuthController</w:t>
+      </w:r>
+      <w:proofErr w:type="spellEnd"/>
+      <w:r>
+        <w:t xml:space="preserve"> (/</w:t>
+      </w:r>
+      <w:proofErr w:type="spellStart"/>
+      <w:r>
+        <w:t>api</w:t>
+      </w:r>
+      <w:proofErr w:type="spellEnd"/>
+      <w:r>
+        <w:t>/</w:t>
+      </w:r>
+      <w:proofErr w:type="spellStart"/>
+      <w:r>
+        <w:t>auth</w:t>
+      </w:r>
+      <w:proofErr w:type="spellEnd"/>
+      <w:r>
+        <w:t xml:space="preserve">) </w:t>
+      </w:r>
+      <w:r>
+        <w:t>–</w:t>
+      </w:r>
+      <w:r>
+        <w:t xml:space="preserve"> регистрация</w:t>
+      </w:r>
+      <w:r>
+        <w:t>, вход, смена пароля</w:t>
+      </w:r>
+      <w:r>
+        <w:t xml:space="preserve"> пользователей</w:t>
+      </w:r>
+    </w:p>
+    <w:p>
+      <w:pPr>
+        <w:pStyle w:val="a4"/>
+        <w:numPr>
+          <w:ilvl w:val="0"/>
+          <w:numId w:val="44"/>
+        </w:numPr>
+      </w:pPr>
+      <w:proofErr w:type="spellStart"/>
+      <w:r>
+        <w:lastRenderedPageBreak/>
+        <w:t>StationsController</w:t>
+      </w:r>
+      <w:proofErr w:type="spellEnd"/>
+      <w:r>
+        <w:t xml:space="preserve"> (/</w:t>
+      </w:r>
+      <w:proofErr w:type="spellStart"/>
+      <w:r>
+        <w:t>api</w:t>
+      </w:r>
+      <w:proofErr w:type="spellEnd"/>
+      <w:r>
+        <w:t>/</w:t>
+      </w:r>
+      <w:proofErr w:type="spellStart"/>
+      <w:r>
+        <w:t>stations</w:t>
+      </w:r>
+      <w:proofErr w:type="spellEnd"/>
+      <w:r>
+        <w:t xml:space="preserve">) </w:t>
+      </w:r>
+      <w:r>
+        <w:t>– список</w:t>
+      </w:r>
+      <w:r>
+        <w:t xml:space="preserve"> станций пользователя, переименование, удаление</w:t>
+      </w:r>
+      <w:r>
+        <w:t xml:space="preserve"> и получение информации для подключения станции</w:t>
+      </w:r>
+    </w:p>
+    <w:p>
+      <w:pPr>
+        <w:pStyle w:val="a4"/>
+        <w:numPr>
+          <w:ilvl w:val="0"/>
+          <w:numId w:val="44"/>
+        </w:numPr>
+      </w:pPr>
+      <w:proofErr w:type="spellStart"/>
+      <w:r>
+        <w:t>SessionsController</w:t>
+      </w:r>
+      <w:proofErr w:type="spellEnd"/>
+      <w:r>
+        <w:t xml:space="preserve"> (/</w:t>
+      </w:r>
+      <w:proofErr w:type="spellStart"/>
+      <w:r>
+        <w:t>api</w:t>
+      </w:r>
+      <w:proofErr w:type="spellEnd"/>
+      <w:r>
+        <w:t>/</w:t>
+      </w:r>
+      <w:proofErr w:type="spellStart"/>
+      <w:r>
+        <w:t>sessions</w:t>
+      </w:r>
+      <w:proofErr w:type="spellEnd"/>
+      <w:r>
+        <w:t>)</w:t>
+      </w:r>
+      <w:r>
+        <w:t xml:space="preserve"> – запуск </w:t>
+      </w:r>
+      <w:r>
+        <w:t xml:space="preserve">и остановка сессии, </w:t>
+      </w:r>
+      <w:r>
+        <w:t xml:space="preserve">получение информации о </w:t>
+      </w:r>
+      <w:r>
+        <w:t>текущ</w:t>
+      </w:r>
+      <w:r>
+        <w:t>ей</w:t>
+      </w:r>
+      <w:r>
+        <w:t xml:space="preserve"> сесси</w:t>
+      </w:r>
+      <w:r>
+        <w:t>и</w:t>
+      </w:r>
+      <w:r>
+        <w:t>, история</w:t>
+      </w:r>
+      <w:r>
+        <w:t xml:space="preserve"> зарядных сессий</w:t>
+      </w:r>
+    </w:p>
+    <w:p>
+      <w:pPr>
+        <w:pStyle w:val="a4"/>
+        <w:numPr>
+          <w:ilvl w:val="0"/>
+          <w:numId w:val="44"/>
+        </w:numPr>
+      </w:pPr>
+      <w:proofErr w:type="spellStart"/>
+      <w:r>
+        <w:t>AdminController</w:t>
+      </w:r>
+      <w:proofErr w:type="spellEnd"/>
+      <w:r>
+        <w:t xml:space="preserve"> (/</w:t>
+      </w:r>
+      <w:proofErr w:type="spellStart"/>
+      <w:r>
+        <w:t>api</w:t>
+      </w:r>
+      <w:proofErr w:type="spellEnd"/>
+      <w:r>
+        <w:t>/</w:t>
+      </w:r>
+      <w:proofErr w:type="spellStart"/>
+      <w:r>
+        <w:t>admin</w:t>
+      </w:r>
+      <w:proofErr w:type="spellEnd"/>
+      <w:r>
+        <w:t>)</w:t>
+      </w:r>
+      <w:r>
+        <w:t xml:space="preserve"> – получение списка </w:t>
+      </w:r>
+      <w:r>
+        <w:t>пользователей, блокировка</w:t>
+      </w:r>
+      <w:r>
+        <w:t xml:space="preserve"> пользователя и</w:t>
+      </w:r>
+      <w:r>
+        <w:t xml:space="preserve"> смена пароля </w:t>
+      </w:r>
+      <w:r>
+        <w:t>для административной учетной записи</w:t>
+      </w:r>
+    </w:p>
+    <w:p>
+      <w:pPr>
+        <w:pStyle w:val="a4"/>
+        <w:numPr>
+          <w:ilvl w:val="0"/>
+          <w:numId w:val="44"/>
+        </w:numPr>
+      </w:pPr>
+      <w:proofErr w:type="spellStart"/>
+      <w:r>
+        <w:t>OcppController</w:t>
+      </w:r>
+      <w:proofErr w:type="spellEnd"/>
+      <w:r>
+        <w:t xml:space="preserve"> (/</w:t>
+      </w:r>
+      <w:proofErr w:type="spellStart"/>
+      <w:r>
+        <w:t>ocpp</w:t>
+      </w:r>
+      <w:proofErr w:type="spellEnd"/>
+      <w:r>
+        <w:t>/{</w:t>
+      </w:r>
+      <w:proofErr w:type="spellStart"/>
+      <w:r>
+        <w:t>bindToken</w:t>
+      </w:r>
+      <w:proofErr w:type="spellEnd"/>
+      <w:r>
+        <w:t>}/{</w:t>
+      </w:r>
+      <w:proofErr w:type="spellStart"/>
+      <w:r>
+        <w:t>chargePointId</w:t>
+      </w:r>
+      <w:proofErr w:type="spellEnd"/>
+      <w:r>
+        <w:t>})</w:t>
+      </w:r>
+      <w:r>
+        <w:t xml:space="preserve"> – место подключения станции к системе</w:t>
+      </w:r>
+      <w:r>
+        <w:t>.</w:t>
+      </w:r>
+    </w:p>
+    <w:p>
+      <w:r>
+        <w:t>Прикладная</w:t>
+      </w:r>
+      <w:r>
+        <w:t xml:space="preserve"> </w:t>
+      </w:r>
+      <w:r>
+        <w:t>логика</w:t>
+      </w:r>
+      <w:r>
+        <w:t xml:space="preserve"> </w:t>
+      </w:r>
+      <w:r>
+        <w:t>разбита</w:t>
+      </w:r>
+      <w:r>
+        <w:t xml:space="preserve"> </w:t>
+      </w:r>
+      <w:r>
+        <w:t>на</w:t>
+      </w:r>
+      <w:r>
+        <w:t xml:space="preserve"> </w:t>
+      </w:r>
+      <w:r>
+        <w:t>сервисы</w:t>
+      </w:r>
+      <w:r>
+        <w:t xml:space="preserve">, </w:t>
+      </w:r>
+      <w:r>
+        <w:t>для</w:t>
+      </w:r>
+      <w:r>
+        <w:t xml:space="preserve"> </w:t>
+      </w:r>
+      <w:r>
+        <w:t>разделения</w:t>
+      </w:r>
+      <w:r>
+        <w:t xml:space="preserve"> </w:t>
+      </w:r>
+      <w:r>
+        <w:t xml:space="preserve">логики. </w:t>
+      </w:r>
+      <w:r>
+        <w:t>Связь</w:t>
+      </w:r>
+      <w:r>
+        <w:t xml:space="preserve"> </w:t>
+      </w:r>
+      <w:r>
+        <w:t>с</w:t>
+      </w:r>
+      <w:r>
+        <w:t xml:space="preserve"> </w:t>
+      </w:r>
+      <w:r>
+        <w:t>протоколом</w:t>
+      </w:r>
+      <w:r>
+        <w:t xml:space="preserve"> </w:t>
+      </w:r>
       <w:r>
         <w:rPr>
           <w:lang w:val="en-US"/>
         </w:rPr>
+        <w:t>OCPP</w:t>
+      </w:r>
+      <w:r>
+        <w:t xml:space="preserve"> </w:t>
+      </w:r>
+      <w:r>
+        <w:t>выполняется</w:t>
+      </w:r>
+      <w:r>
+        <w:t xml:space="preserve"> </w:t>
+      </w:r>
+      <w:r>
+        <w:t>через</w:t>
+      </w:r>
+      <w:r>
+        <w:t xml:space="preserve"> </w:t>
+      </w:r>
+      <w:r>
+        <w:t>«</w:t>
+      </w:r>
+      <w:proofErr w:type="spellStart"/>
+      <w:r>
+        <w:rPr>
+          <w:lang w:val="en-US"/>
+        </w:rPr>
+        <w:t>OcppHandler</w:t>
+      </w:r>
+      <w:proofErr w:type="spellEnd"/>
+      <w:r>
+        <w:t>»</w:t>
+      </w:r>
+      <w:r>
+        <w:t xml:space="preserve">, который является частью проекта </w:t>
+      </w:r>
+      <w:proofErr w:type="spellStart"/>
+      <w:r>
+        <w:t>ChargingServer.Server</w:t>
+      </w:r>
+      <w:proofErr w:type="spellEnd"/>
+      <w:r>
+        <w:t xml:space="preserve"> </w:t>
+      </w:r>
+      <w:r>
+        <w:t>и связывает его с проектом</w:t>
+      </w:r>
+      <w:r>
+        <w:t xml:space="preserve"> </w:t>
+      </w:r>
+      <w:proofErr w:type="spellStart"/>
+      <w:r>
+        <w:t>ChargingServer.Ocpp</w:t>
+      </w:r>
+      <w:proofErr w:type="spellEnd"/>
+      <w:r>
+        <w:t>.</w:t>
+      </w:r>
+    </w:p>
+    <w:p>
+      <w:r>
+        <w:t xml:space="preserve">Для обновления данных в мобильном приложении, </w:t>
+      </w:r>
+      <w:r>
+        <w:t>без повторного опроса API</w:t>
+      </w:r>
+      <w:r>
+        <w:t>,</w:t>
+      </w:r>
+      <w:r>
+        <w:t xml:space="preserve"> </w:t>
+      </w:r>
+      <w:r>
+        <w:t xml:space="preserve">используется протокол </w:t>
+      </w:r>
+      <w:proofErr w:type="spellStart"/>
+      <w:r>
+        <w:rPr>
+          <w:lang w:val="en-US"/>
+        </w:rPr>
+        <w:t>SignalR</w:t>
+      </w:r>
+      <w:proofErr w:type="spellEnd"/>
+      <w:r>
+        <w:t xml:space="preserve"> </w:t>
+      </w:r>
+      <w:r>
+        <w:t xml:space="preserve">работающий по верх протокола </w:t>
+      </w:r>
+      <w:proofErr w:type="spellStart"/>
+      <w:r>
         <w:t>WebSocket</w:t>
       </w:r>
-      <w:r>
-        <w:t xml:space="preserve"> для быстрого обновления информации по статусам станции, коннекторов и информации по сессии.</w:t>
-      </w:r>
-    </w:p>
-    <w:p/>
-    <w:p>
-      <w:r>
-        <w:t>Портал администратора</w:t>
-      </w:r>
-      <w:r>
-        <w:t>, реализован при помощи</w:t>
-      </w:r>
-      <w:r>
-        <w:t xml:space="preserve"> фреймворка</w:t>
-      </w:r>
-      <w:r>
-        <w:t xml:space="preserve"> Vue.js. </w:t>
-      </w:r>
-      <w:r>
-        <w:t xml:space="preserve">Портал является частью </w:t>
-      </w:r>
-      <w:r>
-        <w:t>серверно</w:t>
-      </w:r>
-      <w:r>
-        <w:t>го</w:t>
-      </w:r>
-      <w:r>
-        <w:t xml:space="preserve"> решение и открывается в браузере. В портале два экрана: вход и список пользователей. Из списка администратор </w:t>
+      <w:proofErr w:type="spellEnd"/>
+      <w:r>
+        <w:t xml:space="preserve">. После подключения </w:t>
+      </w:r>
+      <w:r>
+        <w:t>пользователь</w:t>
+      </w:r>
+      <w:r>
+        <w:t xml:space="preserve"> попадает в группу своей учётной записи. При изменении статуса станции, коннектора или сессии сервер отправляет событие</w:t>
+      </w:r>
+      <w:r>
+        <w:t xml:space="preserve"> с новыми данными</w:t>
+      </w:r>
+      <w:r>
+        <w:t xml:space="preserve"> в эту группу.</w:t>
+      </w:r>
+    </w:p>
+    <w:p>
+      <w:r>
+        <w:t xml:space="preserve">Модель данных реализована </w:t>
+      </w:r>
+      <w:r>
+        <w:t>с использованием</w:t>
+      </w:r>
+      <w:r>
+        <w:t xml:space="preserve"> </w:t>
+      </w:r>
+      <w:proofErr w:type="spellStart"/>
+      <w:r>
+        <w:t>Entity</w:t>
+      </w:r>
+      <w:proofErr w:type="spellEnd"/>
+      <w:r>
+        <w:t xml:space="preserve"> Framework Core. В базе </w:t>
+      </w:r>
+      <w:r>
+        <w:t xml:space="preserve">данных </w:t>
+      </w:r>
+      <w:r>
+        <w:t xml:space="preserve">хранятся </w:t>
+      </w:r>
+      <w:r>
+        <w:t>следующие данные:</w:t>
+      </w:r>
+      <w:r>
+        <w:t xml:space="preserve"> учётной записи</w:t>
+      </w:r>
+      <w:r>
+        <w:t xml:space="preserve"> пользователей</w:t>
+      </w:r>
+      <w:r>
+        <w:t>, станции, коннектора</w:t>
+      </w:r>
+      <w:r>
+        <w:t xml:space="preserve"> для станций</w:t>
+      </w:r>
+      <w:r>
+        <w:t xml:space="preserve"> и</w:t>
+      </w:r>
+      <w:r>
+        <w:t xml:space="preserve"> список</w:t>
+      </w:r>
+      <w:r>
+        <w:t xml:space="preserve"> зарядн</w:t>
+      </w:r>
+      <w:r>
+        <w:t>ых</w:t>
+      </w:r>
+      <w:r>
+        <w:t xml:space="preserve"> сесси</w:t>
+      </w:r>
+      <w:r>
+        <w:t>й пользователей</w:t>
+      </w:r>
+      <w:r>
+        <w:t>. Журнал обмена</w:t>
+      </w:r>
+      <w:r>
+        <w:t xml:space="preserve"> сообщениями станции с сервером</w:t>
+      </w:r>
+      <w:r>
+        <w:t xml:space="preserve"> по</w:t>
+      </w:r>
+      <w:r>
+        <w:t xml:space="preserve"> протоколу</w:t>
+      </w:r>
+      <w:r>
+        <w:t xml:space="preserve"> </w:t>
+      </w:r>
+      <w:r>
+        <w:t>«</w:t>
+      </w:r>
+      <w:r>
+        <w:t>OCPP</w:t>
+      </w:r>
+      <w:r>
+        <w:t>»</w:t>
+      </w:r>
+      <w:r>
+        <w:t xml:space="preserve"> пишется в отдельный файл</w:t>
+      </w:r>
+      <w:r>
+        <w:t xml:space="preserve"> логирования</w:t>
+      </w:r>
+      <w:r>
+        <w:t>. Для текущих сессий в базе создан частичный уникальный индекс по идентификатору станции при пустом времени окончания</w:t>
+      </w:r>
+      <w:r>
+        <w:t>.</w:t>
+      </w:r>
+      <w:r>
+        <w:t xml:space="preserve"> </w:t>
+      </w:r>
+      <w:r>
+        <w:t>Н</w:t>
+      </w:r>
+      <w:r>
+        <w:t xml:space="preserve">а одной станции допускается только одна сессия </w:t>
+      </w:r>
+      <w:r>
+        <w:t xml:space="preserve">без заполненного поля </w:t>
+      </w:r>
+      <w:proofErr w:type="spellStart"/>
+      <w:r>
+        <w:t>EndedAt</w:t>
+      </w:r>
+      <w:proofErr w:type="spellEnd"/>
+      <w:r>
+        <w:t xml:space="preserve">. Перед запуском </w:t>
+      </w:r>
+      <w:proofErr w:type="spellStart"/>
+      <w:r>
+        <w:t>SessionService</w:t>
+      </w:r>
+      <w:proofErr w:type="spellEnd"/>
+      <w:r>
+        <w:t xml:space="preserve"> дополнительно проверяет отсутствие такой сессии у выбранной станции</w:t>
+      </w:r>
+      <w:r>
+        <w:t>,</w:t>
+      </w:r>
+      <w:r>
+        <w:t xml:space="preserve"> </w:t>
+      </w:r>
+      <w:r>
+        <w:t xml:space="preserve">если уже существует </w:t>
       </w:r>
       <w:r>
         <w:lastRenderedPageBreak/>
-        <w:t>имеет возможность за</w:t>
-      </w:r>
-      <w:r>
-        <w:t>блоки</w:t>
-      </w:r>
-      <w:r>
-        <w:t>ровать</w:t>
-      </w:r>
-      <w:r>
-        <w:t xml:space="preserve"> учётную запись, задаёт пароль другому пользователю и меняет свой пароль. К серверу портал обращается по</w:t>
-      </w:r>
-      <w:r>
-        <w:t xml:space="preserve"> протоколу</w:t>
-      </w:r>
-      <w:r>
-        <w:t xml:space="preserve"> HTTP.</w:t>
-      </w:r>
-    </w:p>
-    <w:p>
-      <w:r>
-        <w:t xml:space="preserve">Сессия создаётся после ответа станции </w:t>
-      </w:r>
-      <w:r>
-        <w:t>«</w:t>
-      </w:r>
-      <w:r>
-        <w:t>Accepted</w:t>
-      </w:r>
-      <w:r>
-        <w:t>»</w:t>
-      </w:r>
-      <w:r>
-        <w:t xml:space="preserve"> на </w:t>
-      </w:r>
-      <w:r>
-        <w:t>«</w:t>
-      </w:r>
+        <w:t xml:space="preserve">текущая сессия, то </w:t>
+      </w:r>
+      <w:r>
+        <w:t>новая сессия не создаётся, приложение получает сообщение об ошибке.</w:t>
+      </w:r>
+    </w:p>
+    <w:p>
+      <w:r>
+        <w:t xml:space="preserve">В проекте </w:t>
+      </w:r>
+      <w:proofErr w:type="spellStart"/>
+      <w:r>
+        <w:t>ChargingServer.Ocpp</w:t>
+      </w:r>
+      <w:proofErr w:type="spellEnd"/>
+      <w:r>
+        <w:t xml:space="preserve"> фабрика обработчиков направляет входящие сообщения:</w:t>
+      </w:r>
+    </w:p>
+    <w:p>
+      <w:pPr>
+        <w:pStyle w:val="a4"/>
+        <w:numPr>
+          <w:ilvl w:val="0"/>
+          <w:numId w:val="43"/>
+        </w:numPr>
+      </w:pPr>
+      <w:proofErr w:type="spellStart"/>
+      <w:r>
+        <w:t>BootNotification</w:t>
+      </w:r>
+      <w:proofErr w:type="spellEnd"/>
+      <w:r>
+        <w:t xml:space="preserve"> </w:t>
+      </w:r>
+      <w:r>
+        <w:t>– информационное сообщение станции, что она доступна</w:t>
+      </w:r>
+    </w:p>
+    <w:p>
+      <w:pPr>
+        <w:pStyle w:val="a4"/>
+        <w:numPr>
+          <w:ilvl w:val="0"/>
+          <w:numId w:val="43"/>
+        </w:numPr>
+      </w:pPr>
+      <w:proofErr w:type="spellStart"/>
+      <w:r>
+        <w:t>Heartbeat</w:t>
+      </w:r>
+      <w:proofErr w:type="spellEnd"/>
+      <w:r>
+        <w:t xml:space="preserve"> </w:t>
+      </w:r>
+      <w:r>
+        <w:t>– техническое сообщение, для поддержания соединения</w:t>
+      </w:r>
+    </w:p>
+    <w:p>
+      <w:pPr>
+        <w:pStyle w:val="a4"/>
+        <w:numPr>
+          <w:ilvl w:val="0"/>
+          <w:numId w:val="43"/>
+        </w:numPr>
+      </w:pPr>
+      <w:proofErr w:type="spellStart"/>
+      <w:r>
+        <w:t>StatusNotification</w:t>
+      </w:r>
+      <w:proofErr w:type="spellEnd"/>
+      <w:r>
+        <w:t xml:space="preserve"> </w:t>
+      </w:r>
+      <w:r>
+        <w:t>– обновление состояния станции и коннекторов</w:t>
+      </w:r>
+    </w:p>
+    <w:p>
+      <w:pPr>
+        <w:pStyle w:val="a4"/>
+        <w:numPr>
+          <w:ilvl w:val="0"/>
+          <w:numId w:val="43"/>
+        </w:numPr>
+      </w:pPr>
+      <w:proofErr w:type="spellStart"/>
+      <w:r>
+        <w:t>TransactionEvent</w:t>
+      </w:r>
+      <w:proofErr w:type="spellEnd"/>
+      <w:r>
+        <w:t xml:space="preserve"> </w:t>
+      </w:r>
+      <w:r>
+        <w:t xml:space="preserve">– </w:t>
+      </w:r>
+      <w:r>
+        <w:t>предоставляет данные о текущей сессии</w:t>
+      </w:r>
+    </w:p>
+    <w:p>
+      <w:r>
+        <w:t xml:space="preserve">Исходящие команды </w:t>
+      </w:r>
+      <w:proofErr w:type="spellStart"/>
       <w:r>
         <w:t>RequestStartTransaction</w:t>
       </w:r>
-      <w:r>
-        <w:t>»</w:t>
-      </w:r>
-      <w:r>
-        <w:t xml:space="preserve">. Время начала и начальное значение счётчика в этот момент </w:t>
-      </w:r>
-      <w:r>
-        <w:t>не устанавливаются</w:t>
-      </w:r>
-      <w:r>
-        <w:t xml:space="preserve">. Они заполняются </w:t>
-      </w:r>
-      <w:r>
-        <w:t xml:space="preserve">после получения </w:t>
-      </w:r>
-      <w:r>
-        <w:t>сообщени</w:t>
-      </w:r>
-      <w:r>
-        <w:t>я</w:t>
-      </w:r>
+      <w:proofErr w:type="spellEnd"/>
+      <w:r>
+        <w:t xml:space="preserve"> и </w:t>
+      </w:r>
+      <w:proofErr w:type="spellStart"/>
+      <w:r>
+        <w:t>RequestStopTransaction</w:t>
+      </w:r>
+      <w:proofErr w:type="spellEnd"/>
+      <w:r>
+        <w:t xml:space="preserve"> формирует сервер по запросу приложения и передаёт по уже открытому </w:t>
+      </w:r>
+      <w:proofErr w:type="spellStart"/>
+      <w:r>
+        <w:t>WebSocket</w:t>
+      </w:r>
+      <w:proofErr w:type="spellEnd"/>
       <w:r>
         <w:t xml:space="preserve"> </w:t>
       </w:r>
       <w:r>
-        <w:t>«</w:t>
-      </w:r>
-      <w:r>
-        <w:t>TransactionEvent</w:t>
-      </w:r>
-      <w:r>
-        <w:t>»</w:t>
-      </w:r>
-      <w:r>
-        <w:t xml:space="preserve"> с типом </w:t>
-      </w:r>
-      <w:r>
-        <w:t>«</w:t>
-      </w:r>
-      <w:r>
-        <w:t>Started</w:t>
-      </w:r>
-      <w:r>
-        <w:t>»</w:t>
-      </w:r>
-      <w:r>
-        <w:t>. Сообщение</w:t>
-      </w:r>
-      <w:r>
-        <w:t xml:space="preserve"> с типом</w:t>
-      </w:r>
-      <w:r>
-        <w:t xml:space="preserve"> </w:t>
-      </w:r>
-      <w:r>
-        <w:t>«</w:t>
-      </w:r>
-      <w:r>
-        <w:t>Updated</w:t>
-      </w:r>
-      <w:r>
-        <w:t>»</w:t>
-      </w:r>
-      <w:r>
-        <w:t xml:space="preserve"> обновляет конечное значение счётчика. Сообщение</w:t>
-      </w:r>
-      <w:r>
-        <w:t xml:space="preserve"> с типом</w:t>
-      </w:r>
-      <w:r>
-        <w:t xml:space="preserve"> </w:t>
-      </w:r>
-      <w:r>
-        <w:t>«</w:t>
-      </w:r>
-      <w:r>
-        <w:t>Ended</w:t>
-      </w:r>
-      <w:r>
-        <w:t>»</w:t>
-      </w:r>
-      <w:r>
-        <w:t xml:space="preserve"> записывает время окончания и конечное значение, после </w:t>
-      </w:r>
-      <w:r>
-        <w:t>этого</w:t>
-      </w:r>
-      <w:r>
-        <w:t xml:space="preserve"> сессия </w:t>
-      </w:r>
-      <w:r>
-        <w:t xml:space="preserve">считается </w:t>
-      </w:r>
-      <w:r>
-        <w:t>завершённ</w:t>
-      </w:r>
-      <w:r>
-        <w:t>ой</w:t>
-      </w:r>
-      <w:r>
-        <w:t xml:space="preserve"> и </w:t>
-      </w:r>
-      <w:r>
-        <w:t>появляется</w:t>
-      </w:r>
-      <w:r>
-        <w:t xml:space="preserve"> в истории. Энергия на экране истории считается по разности показаний счётчика и показывается в кВт·ч. </w:t>
-      </w:r>
-      <w:r>
-        <w:t>Пользователь может выполнять не больше одной текущей сессии</w:t>
-      </w:r>
-      <w:r>
-        <w:t>. Если станция недоступна</w:t>
-      </w:r>
-      <w:r>
-        <w:t xml:space="preserve"> </w:t>
-      </w:r>
-      <w:r>
-        <w:t xml:space="preserve">или ответ не </w:t>
-      </w:r>
-      <w:r>
-        <w:t>«</w:t>
-      </w:r>
-      <w:r>
-        <w:t>Accepted</w:t>
-      </w:r>
-      <w:r>
-        <w:t>»</w:t>
-      </w:r>
-      <w:r>
-        <w:t>, сессия не создаётся, пользователь видит сообщение</w:t>
-      </w:r>
-      <w:r>
-        <w:t xml:space="preserve"> об ошибке</w:t>
-      </w:r>
-      <w:r>
-        <w:t>.</w:t>
-      </w:r>
-    </w:p>
-    <w:p>
-      <w:r>
-        <w:t xml:space="preserve">Пользователь видит только свои станции и свои сессии. Администратор </w:t>
-      </w:r>
-      <w:r>
-        <w:t>не имеет возможности запустить зарядку для пользователя</w:t>
-      </w:r>
-      <w:r>
-        <w:t xml:space="preserve">. </w:t>
+        <w:t>соединению станции.</w:t>
       </w:r>
     </w:p>
     <w:p>
@@ -12037,7 +14260,14 @@
       </w:r>
       <w:r>
         <w:tab/>
-        <w:t>Рудинский И.Д. Учебно-методическое пособие по выполнению курсового проекта для студентов, обучающихся в бакалавриате по направлению подготовки «Прикладная информатика» - Калининград: КГТУ, 2015г. – 63 с.</w:t>
+      </w:r>
+      <w:proofErr w:type="spellStart"/>
+      <w:r>
+        <w:t>Рудинский</w:t>
+      </w:r>
+      <w:proofErr w:type="spellEnd"/>
+      <w:r>
+        <w:t xml:space="preserve"> И.Д. Учебно-методическое пособие по выполнению курсового проекта для студентов, обучающихся в бакалавриате по направлению подготовки «Прикладная информатика» - Калининград: КГТУ, 2015г. – 63 с.</w:t>
       </w:r>
     </w:p>
     <w:p>
@@ -12099,7 +14329,14 @@
       </w:r>
       <w:r>
         <w:tab/>
-        <w:t xml:space="preserve">Punkt E. Официальный сайт [Электронный ресурс]. </w:t>
+      </w:r>
+      <w:proofErr w:type="spellStart"/>
+      <w:r>
+        <w:t>Punkt</w:t>
+      </w:r>
+      <w:proofErr w:type="spellEnd"/>
+      <w:r>
+        <w:t xml:space="preserve"> E. Официальный сайт [Электронный ресурс]. </w:t>
       </w:r>
       <w:r>
         <w:t>-</w:t>
@@ -12120,7 +14357,23 @@
       </w:r>
       <w:r>
         <w:tab/>
-        <w:t xml:space="preserve">PUNKT E консолидирует рынок, приобретая операторский бизнес Sitronics Electro [Электронный ресурс] // PUNKT E. </w:t>
+        <w:t xml:space="preserve">PUNKT E консолидирует рынок, приобретая операторский бизнес </w:t>
+      </w:r>
+      <w:proofErr w:type="spellStart"/>
+      <w:r>
+        <w:t>Sitronics</w:t>
+      </w:r>
+      <w:proofErr w:type="spellEnd"/>
+      <w:r>
+        <w:t xml:space="preserve"> </w:t>
+      </w:r>
+      <w:proofErr w:type="spellStart"/>
+      <w:r>
+        <w:t>Electro</w:t>
+      </w:r>
+      <w:proofErr w:type="spellEnd"/>
+      <w:r>
+        <w:t xml:space="preserve"> [Электронный ресурс] // PUNKT E. </w:t>
       </w:r>
       <w:r>
         <w:t>-</w:t>
@@ -12175,8 +14428,13 @@
       <w:r>
         <w:tab/>
       </w:r>
-      <w:r>
-        <w:t>Voltfuel. Сеть зарядных станций для электромобилей [Электронный ресурс]. — URL: https://voltfuel.ru/ (дата обращения: 25.09.2026).</w:t>
+      <w:proofErr w:type="spellStart"/>
+      <w:r>
+        <w:t>Voltfuel</w:t>
+      </w:r>
+      <w:proofErr w:type="spellEnd"/>
+      <w:r>
+        <w:t>. Сеть зарядных станций для электромобилей [Электронный ресурс]. — URL: https://voltfuel.ru/ (дата обращения: 25.09.2026).</w:t>
       </w:r>
     </w:p>
     <w:p>
@@ -12268,7 +14526,15 @@
       </w:r>
       <w:r>
         <w:tab/>
-        <w:t xml:space="preserve">В России вырос спрос на персональные зарядные устройства для электромобилей и гибридов [Электронный ресурс] // Автостат. </w:t>
+        <w:t xml:space="preserve">В России вырос спрос на персональные зарядные устройства для электромобилей и гибридов [Электронный ресурс] // </w:t>
+      </w:r>
+      <w:proofErr w:type="spellStart"/>
+      <w:r>
+        <w:t>Автостат</w:t>
+      </w:r>
+      <w:proofErr w:type="spellEnd"/>
+      <w:r>
+        <w:t xml:space="preserve">. </w:t>
       </w:r>
       <w:r>
         <w:t>-</w:t>
@@ -15342,6 +17608,119 @@
     </w:lvl>
   </w:abstractNum>
   <w:abstractNum w:abstractNumId="26" w15:restartNumberingAfterBreak="0">
+    <w:nsid w:val="5D51261B"/>
+    <w:multiLevelType w:val="hybridMultilevel"/>
+    <w:tmpl w:val="32BA87E0"/>
+    <w:lvl w:ilvl="0" w:tplc="04190001">
+      <w:start w:val="1"/>
+      <w:numFmt w:val="bullet"/>
+      <w:lvlText w:val=""/>
+      <w:lvlJc w:val="left"/>
+      <w:pPr>
+        <w:ind w:left="1429" w:hanging="360"/>
+      </w:pPr>
+      <w:rPr>
+        <w:rFonts w:ascii="Symbol" w:hAnsi="Symbol" w:hint="default"/>
+      </w:rPr>
+    </w:lvl>
+    <w:lvl w:ilvl="1" w:tplc="04190003" w:tentative="1">
+      <w:start w:val="1"/>
+      <w:numFmt w:val="bullet"/>
+      <w:lvlText w:val="o"/>
+      <w:lvlJc w:val="left"/>
+      <w:pPr>
+        <w:ind w:left="2149" w:hanging="360"/>
+      </w:pPr>
+      <w:rPr>
+        <w:rFonts w:ascii="Courier New" w:hAnsi="Courier New" w:cs="Courier New" w:hint="default"/>
+      </w:rPr>
+    </w:lvl>
+    <w:lvl w:ilvl="2" w:tplc="04190005" w:tentative="1">
+      <w:start w:val="1"/>
+      <w:numFmt w:val="bullet"/>
+      <w:lvlText w:val=""/>
+      <w:lvlJc w:val="left"/>
+      <w:pPr>
+        <w:ind w:left="2869" w:hanging="360"/>
+      </w:pPr>
+      <w:rPr>
+        <w:rFonts w:ascii="Wingdings" w:hAnsi="Wingdings" w:hint="default"/>
+      </w:rPr>
+    </w:lvl>
+    <w:lvl w:ilvl="3" w:tplc="04190001" w:tentative="1">
+      <w:start w:val="1"/>
+      <w:numFmt w:val="bullet"/>
+      <w:lvlText w:val=""/>
+      <w:lvlJc w:val="left"/>
+      <w:pPr>
+        <w:ind w:left="3589" w:hanging="360"/>
+      </w:pPr>
+      <w:rPr>
+        <w:rFonts w:ascii="Symbol" w:hAnsi="Symbol" w:hint="default"/>
+      </w:rPr>
+    </w:lvl>
+    <w:lvl w:ilvl="4" w:tplc="04190003" w:tentative="1">
+      <w:start w:val="1"/>
+      <w:numFmt w:val="bullet"/>
+      <w:lvlText w:val="o"/>
+      <w:lvlJc w:val="left"/>
+      <w:pPr>
+        <w:ind w:left="4309" w:hanging="360"/>
+      </w:pPr>
+      <w:rPr>
+        <w:rFonts w:ascii="Courier New" w:hAnsi="Courier New" w:cs="Courier New" w:hint="default"/>
+      </w:rPr>
+    </w:lvl>
+    <w:lvl w:ilvl="5" w:tplc="04190005" w:tentative="1">
+      <w:start w:val="1"/>
+      <w:numFmt w:val="bullet"/>
+      <w:lvlText w:val=""/>
+      <w:lvlJc w:val="left"/>
+      <w:pPr>
+        <w:ind w:left="5029" w:hanging="360"/>
+      </w:pPr>
+      <w:rPr>
+        <w:rFonts w:ascii="Wingdings" w:hAnsi="Wingdings" w:hint="default"/>
+      </w:rPr>
+    </w:lvl>
+    <w:lvl w:ilvl="6" w:tplc="04190001" w:tentative="1">
+      <w:start w:val="1"/>
+      <w:numFmt w:val="bullet"/>
+      <w:lvlText w:val=""/>
+      <w:lvlJc w:val="left"/>
+      <w:pPr>
+        <w:ind w:left="5749" w:hanging="360"/>
+      </w:pPr>
+      <w:rPr>
+        <w:rFonts w:ascii="Symbol" w:hAnsi="Symbol" w:hint="default"/>
+      </w:rPr>
+    </w:lvl>
+    <w:lvl w:ilvl="7" w:tplc="04190003" w:tentative="1">
+      <w:start w:val="1"/>
+      <w:numFmt w:val="bullet"/>
+      <w:lvlText w:val="o"/>
+      <w:lvlJc w:val="left"/>
+      <w:pPr>
+        <w:ind w:left="6469" w:hanging="360"/>
+      </w:pPr>
+      <w:rPr>
+        <w:rFonts w:ascii="Courier New" w:hAnsi="Courier New" w:cs="Courier New" w:hint="default"/>
+      </w:rPr>
+    </w:lvl>
+    <w:lvl w:ilvl="8" w:tplc="04190005" w:tentative="1">
+      <w:start w:val="1"/>
+      <w:numFmt w:val="bullet"/>
+      <w:lvlText w:val=""/>
+      <w:lvlJc w:val="left"/>
+      <w:pPr>
+        <w:ind w:left="7189" w:hanging="360"/>
+      </w:pPr>
+      <w:rPr>
+        <w:rFonts w:ascii="Wingdings" w:hAnsi="Wingdings" w:hint="default"/>
+      </w:rPr>
+    </w:lvl>
+  </w:abstractNum>
+  <w:abstractNum w:abstractNumId="27" w15:restartNumberingAfterBreak="0">
     <w:nsid w:val="5DBD6B69"/>
     <w:multiLevelType w:val="hybridMultilevel"/>
     <w:tmpl w:val="BF5E1650"/>
@@ -15454,7 +17833,7 @@
       </w:rPr>
     </w:lvl>
   </w:abstractNum>
-  <w:abstractNum w:abstractNumId="27" w15:restartNumberingAfterBreak="0">
+  <w:abstractNum w:abstractNumId="28" w15:restartNumberingAfterBreak="0">
     <w:nsid w:val="5DD03BBB"/>
     <w:multiLevelType w:val="singleLevel"/>
     <w:tmpl w:val="0419000F"/>
@@ -15474,7 +17853,7 @@
       </w:rPr>
     </w:lvl>
   </w:abstractNum>
-  <w:abstractNum w:abstractNumId="28" w15:restartNumberingAfterBreak="0">
+  <w:abstractNum w:abstractNumId="29" w15:restartNumberingAfterBreak="0">
     <w:nsid w:val="5EA51FE6"/>
     <w:multiLevelType w:val="hybridMultilevel"/>
     <w:tmpl w:val="C67ACFD0"/>
@@ -15587,7 +17966,7 @@
       </w:rPr>
     </w:lvl>
   </w:abstractNum>
-  <w:abstractNum w:abstractNumId="29" w15:restartNumberingAfterBreak="0">
+  <w:abstractNum w:abstractNumId="30" w15:restartNumberingAfterBreak="0">
     <w:nsid w:val="6637090B"/>
     <w:multiLevelType w:val="hybridMultilevel"/>
     <w:tmpl w:val="223E00DC"/>
@@ -15700,7 +18079,7 @@
       </w:rPr>
     </w:lvl>
   </w:abstractNum>
-  <w:abstractNum w:abstractNumId="30" w15:restartNumberingAfterBreak="0">
+  <w:abstractNum w:abstractNumId="31" w15:restartNumberingAfterBreak="0">
     <w:nsid w:val="66867CF5"/>
     <w:multiLevelType w:val="hybridMultilevel"/>
     <w:tmpl w:val="47308118"/>
@@ -15813,7 +18192,7 @@
       </w:rPr>
     </w:lvl>
   </w:abstractNum>
-  <w:abstractNum w:abstractNumId="31" w15:restartNumberingAfterBreak="0">
+  <w:abstractNum w:abstractNumId="32" w15:restartNumberingAfterBreak="0">
     <w:nsid w:val="68026BA1"/>
     <w:multiLevelType w:val="hybridMultilevel"/>
     <w:tmpl w:val="ACA83356"/>
@@ -15926,7 +18305,7 @@
       </w:rPr>
     </w:lvl>
   </w:abstractNum>
-  <w:abstractNum w:abstractNumId="32" w15:restartNumberingAfterBreak="0">
+  <w:abstractNum w:abstractNumId="33" w15:restartNumberingAfterBreak="0">
     <w:nsid w:val="6AC2686F"/>
     <w:multiLevelType w:val="hybridMultilevel"/>
     <w:tmpl w:val="70724A2C"/>
@@ -16039,7 +18418,7 @@
       </w:rPr>
     </w:lvl>
   </w:abstractNum>
-  <w:abstractNum w:abstractNumId="33" w15:restartNumberingAfterBreak="0">
+  <w:abstractNum w:abstractNumId="34" w15:restartNumberingAfterBreak="0">
     <w:nsid w:val="6BAC7BF3"/>
     <w:multiLevelType w:val="hybridMultilevel"/>
     <w:tmpl w:val="D200E804"/>
@@ -16152,7 +18531,7 @@
       </w:rPr>
     </w:lvl>
   </w:abstractNum>
-  <w:abstractNum w:abstractNumId="34" w15:restartNumberingAfterBreak="0">
+  <w:abstractNum w:abstractNumId="35" w15:restartNumberingAfterBreak="0">
     <w:nsid w:val="6BE15EE5"/>
     <w:multiLevelType w:val="hybridMultilevel"/>
     <w:tmpl w:val="A03A4198"/>
@@ -16265,7 +18644,120 @@
       </w:rPr>
     </w:lvl>
   </w:abstractNum>
-  <w:abstractNum w:abstractNumId="35" w15:restartNumberingAfterBreak="0">
+  <w:abstractNum w:abstractNumId="36" w15:restartNumberingAfterBreak="0">
+    <w:nsid w:val="6F1F4D2C"/>
+    <w:multiLevelType w:val="hybridMultilevel"/>
+    <w:tmpl w:val="B8400F56"/>
+    <w:lvl w:ilvl="0" w:tplc="04190001">
+      <w:start w:val="1"/>
+      <w:numFmt w:val="bullet"/>
+      <w:lvlText w:val=""/>
+      <w:lvlJc w:val="left"/>
+      <w:pPr>
+        <w:ind w:left="1429" w:hanging="360"/>
+      </w:pPr>
+      <w:rPr>
+        <w:rFonts w:ascii="Symbol" w:hAnsi="Symbol" w:hint="default"/>
+      </w:rPr>
+    </w:lvl>
+    <w:lvl w:ilvl="1" w:tplc="04190003" w:tentative="1">
+      <w:start w:val="1"/>
+      <w:numFmt w:val="bullet"/>
+      <w:lvlText w:val="o"/>
+      <w:lvlJc w:val="left"/>
+      <w:pPr>
+        <w:ind w:left="2149" w:hanging="360"/>
+      </w:pPr>
+      <w:rPr>
+        <w:rFonts w:ascii="Courier New" w:hAnsi="Courier New" w:cs="Courier New" w:hint="default"/>
+      </w:rPr>
+    </w:lvl>
+    <w:lvl w:ilvl="2" w:tplc="04190005" w:tentative="1">
+      <w:start w:val="1"/>
+      <w:numFmt w:val="bullet"/>
+      <w:lvlText w:val=""/>
+      <w:lvlJc w:val="left"/>
+      <w:pPr>
+        <w:ind w:left="2869" w:hanging="360"/>
+      </w:pPr>
+      <w:rPr>
+        <w:rFonts w:ascii="Wingdings" w:hAnsi="Wingdings" w:hint="default"/>
+      </w:rPr>
+    </w:lvl>
+    <w:lvl w:ilvl="3" w:tplc="04190001" w:tentative="1">
+      <w:start w:val="1"/>
+      <w:numFmt w:val="bullet"/>
+      <w:lvlText w:val=""/>
+      <w:lvlJc w:val="left"/>
+      <w:pPr>
+        <w:ind w:left="3589" w:hanging="360"/>
+      </w:pPr>
+      <w:rPr>
+        <w:rFonts w:ascii="Symbol" w:hAnsi="Symbol" w:hint="default"/>
+      </w:rPr>
+    </w:lvl>
+    <w:lvl w:ilvl="4" w:tplc="04190003" w:tentative="1">
+      <w:start w:val="1"/>
+      <w:numFmt w:val="bullet"/>
+      <w:lvlText w:val="o"/>
+      <w:lvlJc w:val="left"/>
+      <w:pPr>
+        <w:ind w:left="4309" w:hanging="360"/>
+      </w:pPr>
+      <w:rPr>
+        <w:rFonts w:ascii="Courier New" w:hAnsi="Courier New" w:cs="Courier New" w:hint="default"/>
+      </w:rPr>
+    </w:lvl>
+    <w:lvl w:ilvl="5" w:tplc="04190005" w:tentative="1">
+      <w:start w:val="1"/>
+      <w:numFmt w:val="bullet"/>
+      <w:lvlText w:val=""/>
+      <w:lvlJc w:val="left"/>
+      <w:pPr>
+        <w:ind w:left="5029" w:hanging="360"/>
+      </w:pPr>
+      <w:rPr>
+        <w:rFonts w:ascii="Wingdings" w:hAnsi="Wingdings" w:hint="default"/>
+      </w:rPr>
+    </w:lvl>
+    <w:lvl w:ilvl="6" w:tplc="04190001" w:tentative="1">
+      <w:start w:val="1"/>
+      <w:numFmt w:val="bullet"/>
+      <w:lvlText w:val=""/>
+      <w:lvlJc w:val="left"/>
+      <w:pPr>
+        <w:ind w:left="5749" w:hanging="360"/>
+      </w:pPr>
+      <w:rPr>
+        <w:rFonts w:ascii="Symbol" w:hAnsi="Symbol" w:hint="default"/>
+      </w:rPr>
+    </w:lvl>
+    <w:lvl w:ilvl="7" w:tplc="04190003" w:tentative="1">
+      <w:start w:val="1"/>
+      <w:numFmt w:val="bullet"/>
+      <w:lvlText w:val="o"/>
+      <w:lvlJc w:val="left"/>
+      <w:pPr>
+        <w:ind w:left="6469" w:hanging="360"/>
+      </w:pPr>
+      <w:rPr>
+        <w:rFonts w:ascii="Courier New" w:hAnsi="Courier New" w:cs="Courier New" w:hint="default"/>
+      </w:rPr>
+    </w:lvl>
+    <w:lvl w:ilvl="8" w:tplc="04190005" w:tentative="1">
+      <w:start w:val="1"/>
+      <w:numFmt w:val="bullet"/>
+      <w:lvlText w:val=""/>
+      <w:lvlJc w:val="left"/>
+      <w:pPr>
+        <w:ind w:left="7189" w:hanging="360"/>
+      </w:pPr>
+      <w:rPr>
+        <w:rFonts w:ascii="Wingdings" w:hAnsi="Wingdings" w:hint="default"/>
+      </w:rPr>
+    </w:lvl>
+  </w:abstractNum>
+  <w:abstractNum w:abstractNumId="37" w15:restartNumberingAfterBreak="0">
     <w:nsid w:val="6F6B19EE"/>
     <w:multiLevelType w:val="hybridMultilevel"/>
     <w:tmpl w:val="FA74FE64"/>
@@ -16378,7 +18870,7 @@
       </w:rPr>
     </w:lvl>
   </w:abstractNum>
-  <w:abstractNum w:abstractNumId="36" w15:restartNumberingAfterBreak="0">
+  <w:abstractNum w:abstractNumId="38" w15:restartNumberingAfterBreak="0">
     <w:nsid w:val="71CD09FB"/>
     <w:multiLevelType w:val="hybridMultilevel"/>
     <w:tmpl w:val="3326A67C"/>
@@ -16491,7 +18983,7 @@
       </w:rPr>
     </w:lvl>
   </w:abstractNum>
-  <w:abstractNum w:abstractNumId="37" w15:restartNumberingAfterBreak="0">
+  <w:abstractNum w:abstractNumId="39" w15:restartNumberingAfterBreak="0">
     <w:nsid w:val="780D6AEF"/>
     <w:multiLevelType w:val="hybridMultilevel"/>
     <w:tmpl w:val="2370F930"/>
@@ -16604,7 +19096,7 @@
       </w:rPr>
     </w:lvl>
   </w:abstractNum>
-  <w:abstractNum w:abstractNumId="38" w15:restartNumberingAfterBreak="0">
+  <w:abstractNum w:abstractNumId="40" w15:restartNumberingAfterBreak="0">
     <w:nsid w:val="78EB234B"/>
     <w:multiLevelType w:val="hybridMultilevel"/>
     <w:tmpl w:val="564AA568"/>
@@ -16717,7 +19209,7 @@
       </w:rPr>
     </w:lvl>
   </w:abstractNum>
-  <w:abstractNum w:abstractNumId="39" w15:restartNumberingAfterBreak="0">
+  <w:abstractNum w:abstractNumId="41" w15:restartNumberingAfterBreak="0">
     <w:nsid w:val="79DF3B93"/>
     <w:multiLevelType w:val="hybridMultilevel"/>
     <w:tmpl w:val="8F960B98"/>
@@ -16830,7 +19322,7 @@
       </w:rPr>
     </w:lvl>
   </w:abstractNum>
-  <w:abstractNum w:abstractNumId="40" w15:restartNumberingAfterBreak="0">
+  <w:abstractNum w:abstractNumId="42" w15:restartNumberingAfterBreak="0">
     <w:nsid w:val="7E9A36FF"/>
     <w:multiLevelType w:val="hybridMultilevel"/>
     <w:tmpl w:val="05665720"/>
@@ -16943,7 +19435,7 @@
       </w:rPr>
     </w:lvl>
   </w:abstractNum>
-  <w:abstractNum w:abstractNumId="41" w15:restartNumberingAfterBreak="0">
+  <w:abstractNum w:abstractNumId="43" w15:restartNumberingAfterBreak="0">
     <w:nsid w:val="7F832975"/>
     <w:multiLevelType w:val="hybridMultilevel"/>
     <w:tmpl w:val="6F16FABE"/>
@@ -17063,10 +19555,10 @@
     <w:abstractNumId w:val="3"/>
   </w:num>
   <w:num w:numId="3">
-    <w:abstractNumId w:val="39"/>
+    <w:abstractNumId w:val="41"/>
   </w:num>
   <w:num w:numId="4">
-    <w:abstractNumId w:val="36"/>
+    <w:abstractNumId w:val="38"/>
   </w:num>
   <w:num w:numId="5">
     <w:abstractNumId w:val="12"/>
@@ -17075,10 +19567,10 @@
     <w:abstractNumId w:val="14"/>
   </w:num>
   <w:num w:numId="7">
-    <w:abstractNumId w:val="27"/>
+    <w:abstractNumId w:val="28"/>
   </w:num>
   <w:num w:numId="8">
-    <w:abstractNumId w:val="38"/>
+    <w:abstractNumId w:val="40"/>
   </w:num>
   <w:num w:numId="9">
     <w:abstractNumId w:val="24"/>
@@ -17093,7 +19585,7 @@
     <w:abstractNumId w:val="23"/>
   </w:num>
   <w:num w:numId="13">
-    <w:abstractNumId w:val="28"/>
+    <w:abstractNumId w:val="29"/>
   </w:num>
   <w:num w:numId="14">
     <w:abstractNumId w:val="0"/>
@@ -17114,7 +19606,7 @@
     <w:abstractNumId w:val="6"/>
   </w:num>
   <w:num w:numId="20">
-    <w:abstractNumId w:val="26"/>
+    <w:abstractNumId w:val="27"/>
   </w:num>
   <w:num w:numId="21">
     <w:abstractNumId w:val="17"/>
@@ -17129,22 +19621,22 @@
     <w:abstractNumId w:val="18"/>
   </w:num>
   <w:num w:numId="25">
-    <w:abstractNumId w:val="31"/>
+    <w:abstractNumId w:val="32"/>
   </w:num>
   <w:num w:numId="26">
-    <w:abstractNumId w:val="41"/>
+    <w:abstractNumId w:val="43"/>
   </w:num>
   <w:num w:numId="27">
     <w:abstractNumId w:val="5"/>
   </w:num>
   <w:num w:numId="28">
-    <w:abstractNumId w:val="40"/>
+    <w:abstractNumId w:val="42"/>
   </w:num>
   <w:num w:numId="29">
     <w:abstractNumId w:val="19"/>
   </w:num>
   <w:num w:numId="30">
-    <w:abstractNumId w:val="37"/>
+    <w:abstractNumId w:val="39"/>
   </w:num>
   <w:num w:numId="31">
     <w:abstractNumId w:val="8"/>
@@ -17153,34 +19645,40 @@
     <w:abstractNumId w:val="10"/>
   </w:num>
   <w:num w:numId="33">
-    <w:abstractNumId w:val="33"/>
+    <w:abstractNumId w:val="34"/>
   </w:num>
   <w:num w:numId="34">
     <w:abstractNumId w:val="13"/>
   </w:num>
   <w:num w:numId="35">
-    <w:abstractNumId w:val="30"/>
+    <w:abstractNumId w:val="31"/>
   </w:num>
   <w:num w:numId="36">
-    <w:abstractNumId w:val="34"/>
+    <w:abstractNumId w:val="35"/>
   </w:num>
   <w:num w:numId="37">
     <w:abstractNumId w:val="9"/>
   </w:num>
   <w:num w:numId="38">
-    <w:abstractNumId w:val="35"/>
+    <w:abstractNumId w:val="37"/>
   </w:num>
   <w:num w:numId="39">
-    <w:abstractNumId w:val="32"/>
+    <w:abstractNumId w:val="33"/>
   </w:num>
   <w:num w:numId="40">
-    <w:abstractNumId w:val="29"/>
+    <w:abstractNumId w:val="30"/>
   </w:num>
   <w:num w:numId="41">
     <w:abstractNumId w:val="7"/>
   </w:num>
   <w:num w:numId="42">
     <w:abstractNumId w:val="15"/>
+  </w:num>
+  <w:num w:numId="43">
+    <w:abstractNumId w:val="26"/>
+  </w:num>
+  <w:num w:numId="44">
+    <w:abstractNumId w:val="36"/>
   </w:num>
   <w:numIdMacAtCleanup w:val="22"/>
 </w:numbering>
@@ -17711,7 +20209,6 @@
   <w:style w:type="character" w:default="1" w:styleId="a0">
     <w:name w:val="Default Paragraph Font"/>
     <w:uiPriority w:val="1"/>
-    <w:semiHidden/>
     <w:unhideWhenUsed/>
   </w:style>
   <w:style w:type="table" w:default="1" w:styleId="a1">

--- a/ПЗ 22-ЗИЭ-1 Петрачков А.Е. — Петров.docx
+++ b/ПЗ 22-ЗИЭ-1 Петрачков А.Е. — Петров.docx
@@ -193,7 +193,21 @@
           <w:szCs w:val="28"/>
         </w:rPr>
         <w:tab/>
-        <w:t>«____»_______________20__ г.</w:t>
+        <w:t>«___</w:t>
+      </w:r>
+      <w:proofErr w:type="gramStart"/>
+      <w:r>
+        <w:rPr>
+          <w:szCs w:val="28"/>
+        </w:rPr>
+        <w:t>_»_</w:t>
+      </w:r>
+      <w:proofErr w:type="gramEnd"/>
+      <w:r>
+        <w:rPr>
+          <w:szCs w:val="28"/>
+        </w:rPr>
+        <w:t>______________20__ г.</w:t>
       </w:r>
     </w:p>
     <w:p>
@@ -9839,11 +9853,16 @@
         </w:rPr>
         <w:t xml:space="preserve">∙ </w:t>
       </w:r>
+      <w:proofErr w:type="gramStart"/>
       <w:r>
         <w:t>ЦКВТ,</w:t>
       </w:r>
       <w:r>
-        <w:t xml:space="preserve">                      </w:t>
+        <w:t xml:space="preserve">   </w:t>
+      </w:r>
+      <w:proofErr w:type="gramEnd"/>
+      <w:r>
+        <w:t xml:space="preserve">                   </w:t>
       </w:r>
       <w:r>
         <w:t xml:space="preserve">          (2.1)</w:t>
@@ -11460,6 +11479,7 @@
         <w:t xml:space="preserve"> ASP.NET Core и </w:t>
       </w:r>
       <w:proofErr w:type="spellStart"/>
+      <w:proofErr w:type="gramStart"/>
       <w:r>
         <w:t>Laravel</w:t>
       </w:r>
@@ -11467,6 +11487,7 @@
       <w:r>
         <w:t>(</w:t>
       </w:r>
+      <w:proofErr w:type="gramEnd"/>
       <w:r>
         <w:rPr>
           <w:lang w:val="en-US"/>
@@ -13017,8 +13038,13 @@
         <w:t>ocpp</w:t>
       </w:r>
       <w:proofErr w:type="spellEnd"/>
-      <w:r>
-        <w:t>/{признак учётной записи}/{идентификатор станции}»</w:t>
+      <w:proofErr w:type="gramStart"/>
+      <w:r>
+        <w:t>/{</w:t>
+      </w:r>
+      <w:proofErr w:type="gramEnd"/>
+      <w:r>
+        <w:t>признак учётной записи}/{идентификатор станции}»</w:t>
       </w:r>
       <w:r>
         <w:t>,</w:t>
@@ -13105,11 +13131,9 @@
       <w:r>
         <w:t xml:space="preserve">– реализовано на базе </w:t>
       </w:r>
-      <w:proofErr w:type="spellStart"/>
-      <w:r>
-        <w:t>фраймворка</w:t>
-      </w:r>
-      <w:proofErr w:type="spellEnd"/>
+      <w:r>
+        <w:t>фреймворка</w:t>
+      </w:r>
       <w:r>
         <w:t xml:space="preserve"> </w:t>
       </w:r>

--- a/ПЗ 22-ЗИЭ-1 Петрачков А.Е. — Петров.docx
+++ b/ПЗ 22-ЗИЭ-1 Петрачков А.Е. — Петров.docx
@@ -193,21 +193,7 @@
           <w:szCs w:val="28"/>
         </w:rPr>
         <w:tab/>
-        <w:t>«___</w:t>
-      </w:r>
-      <w:proofErr w:type="gramStart"/>
-      <w:r>
-        <w:rPr>
-          <w:szCs w:val="28"/>
-        </w:rPr>
-        <w:t>_»_</w:t>
-      </w:r>
-      <w:proofErr w:type="gramEnd"/>
-      <w:r>
-        <w:rPr>
-          <w:szCs w:val="28"/>
-        </w:rPr>
-        <w:t>______________20__ г.</w:t>
+        <w:t>«____»_______________20__ г.</w:t>
       </w:r>
     </w:p>
     <w:p>
@@ -419,21 +405,12 @@
                 <w:szCs w:val="28"/>
               </w:rPr>
             </w:pPr>
-            <w:proofErr w:type="spellStart"/>
             <w:r>
               <w:rPr>
                 <w:rFonts w:cs="Times New Roman"/>
                 <w:szCs w:val="28"/>
               </w:rPr>
-              <w:t>к.п.н</w:t>
-            </w:r>
-            <w:proofErr w:type="spellEnd"/>
-            <w:r>
-              <w:rPr>
-                <w:rFonts w:cs="Times New Roman"/>
-                <w:szCs w:val="28"/>
-              </w:rPr>
-              <w:t>., доцент</w:t>
+              <w:t>к.п.н., доцент</w:t>
             </w:r>
           </w:p>
           <w:p>
@@ -488,7 +465,6 @@
                 <w:szCs w:val="28"/>
               </w:rPr>
             </w:pPr>
-            <w:proofErr w:type="spellStart"/>
             <w:r>
               <w:rPr>
                 <w:rFonts w:cs="Times New Roman"/>
@@ -496,7 +472,6 @@
               </w:rPr>
               <w:t>Нормоконтролер</w:t>
             </w:r>
-            <w:proofErr w:type="spellEnd"/>
           </w:p>
           <w:p>
             <w:pPr>
@@ -2927,15 +2902,7 @@
     </w:p>
     <w:p>
       <w:r>
-        <w:t xml:space="preserve">Одним из перспективных направлений в данной области является применение открытого протокола OCPP 2.0.1 (Open </w:t>
-      </w:r>
-      <w:proofErr w:type="spellStart"/>
-      <w:r>
-        <w:t>Charge</w:t>
-      </w:r>
-      <w:proofErr w:type="spellEnd"/>
-      <w:r>
-        <w:t xml:space="preserve"> Point Protocol), обеспечивающего унифицированное взаимодействие между зарядной станцией и центральной системой управления (CSMS). Использование OCPP 2.0.1 позволяет реализовать удалённое управление зарядными сессиями, сбор статистики и расширяемость системы независимо от производителя оборудования.</w:t>
+        <w:t>Одним из перспективных направлений в данной области является применение открытого протокола OCPP 2.0.1 (Open Charge Point Protocol), обеспечивающего унифицированное взаимодействие между зарядной станцией и центральной системой управления (CSMS). Использование OCPP 2.0.1 позволяет реализовать удалённое управление зарядными сессиями, сбор статистики и расширяемость системы независимо от производителя оборудования.</w:t>
       </w:r>
     </w:p>
     <w:p>
@@ -3049,11 +3016,9 @@
       <w:r>
         <w:t xml:space="preserve">показ текущего статуса сессии и </w:t>
       </w:r>
-      <w:proofErr w:type="spellStart"/>
       <w:r>
         <w:t>коннетора</w:t>
       </w:r>
-      <w:proofErr w:type="spellEnd"/>
     </w:p>
     <w:p>
       <w:pPr>
@@ -3099,15 +3064,7 @@
         <w:t>и должен</w:t>
       </w:r>
       <w:r>
-        <w:t xml:space="preserve"> </w:t>
-      </w:r>
-      <w:proofErr w:type="spellStart"/>
-      <w:r>
-        <w:t>запускатся</w:t>
-      </w:r>
-      <w:proofErr w:type="spellEnd"/>
-      <w:r>
-        <w:t xml:space="preserve"> не более чем за три действия</w:t>
+        <w:t xml:space="preserve"> запускатся не более чем за три действия</w:t>
       </w:r>
     </w:p>
     <w:p>
@@ -3636,15 +3593,7 @@
         <w:t>для поддержания связи</w:t>
       </w:r>
       <w:r>
-        <w:t>(</w:t>
-      </w:r>
-      <w:proofErr w:type="spellStart"/>
-      <w:r>
-        <w:t>heartbeat</w:t>
-      </w:r>
-      <w:proofErr w:type="spellEnd"/>
-      <w:r>
-        <w:t>), передачу показаний счётчика электроэнергии и удалённые команды управления. Протокол позволяет интегрировать оборудование различных производителей в единую логику управления.</w:t>
+        <w:t>(heartbeat), передачу показаний счётчика электроэнергии и удалённые команды управления. Протокол позволяет интегрировать оборудование различных производителей в единую логику управления.</w:t>
       </w:r>
     </w:p>
     <w:p>
@@ -3691,15 +3640,7 @@
         <w:t>а</w:t>
       </w:r>
       <w:r>
-        <w:t xml:space="preserve"> </w:t>
-      </w:r>
-      <w:proofErr w:type="spellStart"/>
-      <w:r>
-        <w:t>heartbeat</w:t>
-      </w:r>
-      <w:proofErr w:type="spellEnd"/>
-      <w:r>
-        <w:t xml:space="preserve">-сообщений, отслеживание статуса </w:t>
+        <w:t xml:space="preserve"> heartbeat-сообщений, отслеживание статуса </w:t>
       </w:r>
       <w:r>
         <w:t>коннекторов</w:t>
@@ -3791,47 +3732,7 @@
     </w:p>
     <w:p>
       <w:r>
-        <w:t xml:space="preserve">Для выявления недостатков существующей организации управления домашней зарядной станцией выполнен сравнительный анализ российских решений: экосистем операторов зарядной инфраструктуры, </w:t>
-      </w:r>
-      <w:proofErr w:type="spellStart"/>
-      <w:r>
-        <w:t>вендорных</w:t>
-      </w:r>
-      <w:proofErr w:type="spellEnd"/>
-      <w:r>
-        <w:t xml:space="preserve"> приложений для домашних станций и облачных платформ управления ЭЗС (CSMS). В апреле 2026 г. операторский бизнес </w:t>
-      </w:r>
-      <w:proofErr w:type="spellStart"/>
-      <w:r>
-        <w:t>Sitronics</w:t>
-      </w:r>
-      <w:proofErr w:type="spellEnd"/>
-      <w:r>
-        <w:t xml:space="preserve"> </w:t>
-      </w:r>
-      <w:proofErr w:type="spellStart"/>
-      <w:r>
-        <w:t>Electro</w:t>
-      </w:r>
-      <w:proofErr w:type="spellEnd"/>
-      <w:r>
-        <w:t xml:space="preserve"> перешёл к </w:t>
-      </w:r>
-      <w:proofErr w:type="spellStart"/>
-      <w:r>
-        <w:t>Punkt</w:t>
-      </w:r>
-      <w:proofErr w:type="spellEnd"/>
-      <w:r>
-        <w:t xml:space="preserve"> E, поэтому соответствующие сервисы рассматриваются в составе экосистемы </w:t>
-      </w:r>
-      <w:proofErr w:type="spellStart"/>
-      <w:r>
-        <w:t>Punkt</w:t>
-      </w:r>
-      <w:proofErr w:type="spellEnd"/>
-      <w:r>
-        <w:t xml:space="preserve"> E.</w:t>
+        <w:t>Для выявления недостатков существующей организации управления домашней зарядной станцией выполнен сравнительный анализ российских решений: экосистем операторов зарядной инфраструктуры, вендорных приложений для домашних станций и облачных платформ управления ЭЗС (CSMS). В апреле 2026 г. операторский бизнес Sitronics Electro перешёл к Punkt E, поэтому соответствующие сервисы рассматриваются в составе экосистемы Punkt E.</w:t>
       </w:r>
       <w:r>
         <w:t xml:space="preserve"> [7]</w:t>
@@ -4110,55 +4011,29 @@
                 <w:lang w:val="en-US"/>
               </w:rPr>
             </w:pPr>
-            <w:proofErr w:type="spellStart"/>
             <w:r>
               <w:rPr>
                 <w:lang w:val="en-US"/>
               </w:rPr>
-              <w:t>Punkt</w:t>
-            </w:r>
-            <w:proofErr w:type="spellEnd"/>
-            <w:r>
-              <w:rPr>
-                <w:lang w:val="en-US"/>
-              </w:rPr>
-              <w:t xml:space="preserve"> E (</w:t>
-            </w:r>
-            <w:proofErr w:type="spellStart"/>
+              <w:t>Punkt E (</w:t>
+            </w:r>
             <w:r>
               <w:t>вкл</w:t>
             </w:r>
-            <w:proofErr w:type="spellEnd"/>
             <w:r>
               <w:rPr>
                 <w:lang w:val="en-US"/>
               </w:rPr>
               <w:t xml:space="preserve">. </w:t>
             </w:r>
-            <w:proofErr w:type="spellStart"/>
             <w:r>
               <w:t>бывш</w:t>
             </w:r>
-            <w:proofErr w:type="spellEnd"/>
             <w:r>
               <w:rPr>
                 <w:lang w:val="en-US"/>
               </w:rPr>
-              <w:t xml:space="preserve">. </w:t>
-            </w:r>
-            <w:proofErr w:type="spellStart"/>
-            <w:r>
-              <w:rPr>
-                <w:lang w:val="en-US"/>
-              </w:rPr>
-              <w:t>Sitronics</w:t>
-            </w:r>
-            <w:proofErr w:type="spellEnd"/>
-            <w:r>
-              <w:rPr>
-                <w:lang w:val="en-US"/>
-              </w:rPr>
-              <w:t xml:space="preserve"> Electro)</w:t>
+              <w:t>. Sitronics Electro)</w:t>
             </w:r>
           </w:p>
         </w:tc>
@@ -4200,15 +4075,7 @@
               <w:ind w:firstLine="0"/>
             </w:pPr>
             <w:r>
-              <w:t xml:space="preserve">В рамках экосистемы </w:t>
-            </w:r>
-            <w:proofErr w:type="spellStart"/>
-            <w:r>
-              <w:t>Punkt</w:t>
-            </w:r>
-            <w:proofErr w:type="spellEnd"/>
-            <w:r>
-              <w:t xml:space="preserve"> E</w:t>
+              <w:t>В рамках экосистемы Punkt E</w:t>
             </w:r>
           </w:p>
         </w:tc>
@@ -4374,11 +4241,9 @@
               <w:spacing w:line="240" w:lineRule="auto"/>
               <w:ind w:firstLine="0"/>
             </w:pPr>
-            <w:proofErr w:type="spellStart"/>
             <w:r>
               <w:t>Voltfuel</w:t>
             </w:r>
-            <w:proofErr w:type="spellEnd"/>
           </w:p>
         </w:tc>
         <w:tc>
@@ -4419,13 +4284,8 @@
               <w:ind w:firstLine="0"/>
             </w:pPr>
             <w:r>
-              <w:t xml:space="preserve">В рамках экосистемы </w:t>
-            </w:r>
-            <w:proofErr w:type="spellStart"/>
-            <w:r>
-              <w:t>Voltfuel</w:t>
-            </w:r>
-            <w:proofErr w:type="spellEnd"/>
+              <w:t>В рамках экосистемы Voltfuel</w:t>
+            </w:r>
           </w:p>
         </w:tc>
         <w:tc>
@@ -4568,13 +4428,8 @@
               <w:spacing w:line="240" w:lineRule="auto"/>
               <w:ind w:firstLine="0"/>
             </w:pPr>
-            <w:proofErr w:type="spellStart"/>
-            <w:r>
-              <w:t>Вендорное</w:t>
-            </w:r>
-            <w:proofErr w:type="spellEnd"/>
-            <w:r>
-              <w:t xml:space="preserve"> приложение к своим домашним станциям</w:t>
+            <w:r>
+              <w:t>Вендорное приложение к своим домашним станциям</w:t>
             </w:r>
           </w:p>
         </w:tc>
@@ -4650,15 +4505,7 @@
               <w:ind w:firstLine="0"/>
             </w:pPr>
             <w:r>
-              <w:t xml:space="preserve">Нет (управление и монетизация ЭЗС, </w:t>
-            </w:r>
-            <w:proofErr w:type="spellStart"/>
-            <w:r>
-              <w:t>SaaS</w:t>
-            </w:r>
-            <w:proofErr w:type="spellEnd"/>
-            <w:r>
-              <w:t>)</w:t>
+              <w:t>Нет (управление и монетизация ЭЗС, SaaS)</w:t>
             </w:r>
           </w:p>
         </w:tc>
@@ -4740,15 +4587,7 @@
     </w:p>
     <w:p>
       <w:r>
-        <w:t xml:space="preserve">Доминирование операторского и коммерческого контура. </w:t>
-      </w:r>
-      <w:proofErr w:type="spellStart"/>
-      <w:r>
-        <w:t>Punkt</w:t>
-      </w:r>
-      <w:proofErr w:type="spellEnd"/>
-      <w:r>
-        <w:t xml:space="preserve"> E</w:t>
+        <w:t>Доминирование операторского и коммерческого контура. Punkt E</w:t>
       </w:r>
       <w:r>
         <w:t xml:space="preserve"> </w:t>
@@ -4763,13 +4602,8 @@
         <w:t xml:space="preserve"> [8]</w:t>
       </w:r>
       <w:r>
-        <w:t xml:space="preserve">, </w:t>
-      </w:r>
-      <w:proofErr w:type="spellStart"/>
-      <w:r>
-        <w:t>Voltfuel</w:t>
-      </w:r>
-      <w:proofErr w:type="spellEnd"/>
+        <w:t>, Voltfuel</w:t>
+      </w:r>
       <w:r>
         <w:t xml:space="preserve"> [10]</w:t>
       </w:r>
@@ -4871,15 +4705,7 @@
     </w:p>
     <w:p>
       <w:r>
-        <w:t>По данным агентства «</w:t>
-      </w:r>
-      <w:proofErr w:type="spellStart"/>
-      <w:r>
-        <w:t>Автостат</w:t>
-      </w:r>
-      <w:proofErr w:type="spellEnd"/>
-      <w:r>
-        <w:t xml:space="preserve">», на 1 июля 2026 года парк электромобилей и подключаемых гибридов в России составлял около 230 тыс. </w:t>
+        <w:t xml:space="preserve">По данным агентства «Автостат», на 1 июля 2026 года парк электромобилей и подключаемых гибридов в России составлял около 230 тыс. </w:t>
       </w:r>
       <w:r>
         <w:lastRenderedPageBreak/>
@@ -4967,23 +4793,7 @@
         <w:t>не полностью</w:t>
       </w:r>
       <w:r>
-        <w:t xml:space="preserve">. Подключение к серверу </w:t>
-      </w:r>
-      <w:proofErr w:type="spellStart"/>
-      <w:r>
-        <w:t>Punkt</w:t>
-      </w:r>
-      <w:proofErr w:type="spellEnd"/>
-      <w:r>
-        <w:t xml:space="preserve"> E, ZEVS, </w:t>
-      </w:r>
-      <w:proofErr w:type="spellStart"/>
-      <w:r>
-        <w:t>Voltfuel</w:t>
-      </w:r>
-      <w:proofErr w:type="spellEnd"/>
-      <w:r>
-        <w:t xml:space="preserve"> или EV-Time даёт удалённый доступ, но добавляет контур тарифов и монетизации, который для персональной домашней станции избыточен. Приложение ПСС сокращает действия только для станций этого производителя и не позволяет подключить произвольную станцию по протоколу OCPP 2.0.1.</w:t>
+        <w:t>. Подключение к серверу Punkt E, ZEVS, Voltfuel или EV-Time даёт удалённый доступ, но добавляет контур тарифов и монетизации, который для персональной домашней станции избыточен. Приложение ПСС сокращает действия только для станций этого производителя и не позволяет подключить произвольную станцию по протоколу OCPP 2.0.1.</w:t>
       </w:r>
     </w:p>
     <w:p>
@@ -5755,11 +5565,9 @@
       <w:r>
         <w:t xml:space="preserve"> заряженный </w:t>
       </w:r>
-      <w:proofErr w:type="spellStart"/>
       <w:r>
         <w:t>кВт∙ч</w:t>
       </w:r>
-      <w:proofErr w:type="spellEnd"/>
       <w:r>
         <w:t>. Если станция недоступна, пользователь видит, что статус не обновлён</w:t>
       </w:r>
@@ -5780,11 +5588,9 @@
       <w:r>
         <w:t xml:space="preserve"> в </w:t>
       </w:r>
-      <w:proofErr w:type="spellStart"/>
       <w:r>
         <w:t>кВт∙ч</w:t>
       </w:r>
-      <w:proofErr w:type="spellEnd"/>
       <w:r>
         <w:t>,</w:t>
       </w:r>
@@ -5806,11 +5612,9 @@
       <w:r>
         <w:t xml:space="preserve"> </w:t>
       </w:r>
-      <w:proofErr w:type="spellStart"/>
       <w:r>
         <w:t>кВт∙ч</w:t>
       </w:r>
-      <w:proofErr w:type="spellEnd"/>
       <w:r>
         <w:t xml:space="preserve"> для пользователя</w:t>
       </w:r>
@@ -5829,13 +5633,8 @@
         <w:t>В профиле, п</w:t>
       </w:r>
       <w:r>
-        <w:t xml:space="preserve">ользователь указывает цену за 1 </w:t>
-      </w:r>
-      <w:proofErr w:type="spellStart"/>
-      <w:r>
-        <w:t>кВт·ч</w:t>
-      </w:r>
-      <w:proofErr w:type="spellEnd"/>
+        <w:t>ользователь указывает цену за 1 кВт·ч</w:t>
+      </w:r>
       <w:r>
         <w:t>, по умолчанию значение данного поля 0</w:t>
       </w:r>
@@ -6172,11 +5971,9 @@
       <w:r>
         <w:t xml:space="preserve">, а также может указать цену за 1 </w:t>
       </w:r>
-      <w:proofErr w:type="spellStart"/>
       <w:r>
         <w:t>кВт∙ч</w:t>
       </w:r>
-      <w:proofErr w:type="spellEnd"/>
       <w:r>
         <w:t xml:space="preserve"> для расчета оценочной стоимости зарядной сессии</w:t>
       </w:r>
@@ -6269,11 +6066,9 @@
       <w:r>
         <w:t xml:space="preserve"> в </w:t>
       </w:r>
-      <w:proofErr w:type="spellStart"/>
       <w:r>
         <w:t>кВт∙ч</w:t>
       </w:r>
-      <w:proofErr w:type="spellEnd"/>
       <w:r>
         <w:t>,</w:t>
       </w:r>
@@ -6295,11 +6090,9 @@
       <w:r>
         <w:t xml:space="preserve">а также стоимость 1 </w:t>
       </w:r>
-      <w:proofErr w:type="spellStart"/>
       <w:r>
         <w:t>кВт∙ч</w:t>
       </w:r>
-      <w:proofErr w:type="spellEnd"/>
       <w:r>
         <w:t xml:space="preserve"> для пользователя, в момент окончания сессии, который копируется из профиля пользователя</w:t>
       </w:r>
@@ -6857,11 +6650,9 @@
             <w:r>
               <w:t xml:space="preserve"> в </w:t>
             </w:r>
-            <w:proofErr w:type="spellStart"/>
             <w:r>
               <w:t>кВт∙ч</w:t>
             </w:r>
-            <w:proofErr w:type="spellEnd"/>
             <w:r>
               <w:t>,</w:t>
             </w:r>
@@ -6874,11 +6665,9 @@
             <w:r>
               <w:t xml:space="preserve">, цена 1 </w:t>
             </w:r>
-            <w:proofErr w:type="spellStart"/>
             <w:r>
               <w:t>кВт∙ч</w:t>
             </w:r>
-            <w:proofErr w:type="spellEnd"/>
             <w:r>
               <w:t xml:space="preserve"> из профиля пользователя на конец сессии</w:t>
             </w:r>
@@ -7150,11 +6939,9 @@
             <w:r>
               <w:t xml:space="preserve"> за </w:t>
             </w:r>
-            <w:proofErr w:type="spellStart"/>
             <w:r>
               <w:t>кВт∙ч</w:t>
             </w:r>
-            <w:proofErr w:type="spellEnd"/>
             <w:r>
               <w:t xml:space="preserve"> в профиле</w:t>
             </w:r>
@@ -7178,11 +6965,9 @@
             <w:r>
               <w:t>ена ₽/</w:t>
             </w:r>
-            <w:proofErr w:type="spellStart"/>
             <w:r>
               <w:t>кВт∙ч</w:t>
             </w:r>
-            <w:proofErr w:type="spellEnd"/>
           </w:p>
         </w:tc>
         <w:tc>
@@ -7275,21 +7060,14 @@
       </w:pPr>
       <w:r>
         <w:lastRenderedPageBreak/>
-        <w:t xml:space="preserve">учётная запись: адрес электронной почты и пароль в виде </w:t>
-      </w:r>
-      <w:proofErr w:type="spellStart"/>
-      <w:r>
-        <w:t>хеша</w:t>
-      </w:r>
-      <w:proofErr w:type="spellEnd"/>
+        <w:t>учётная запись: адрес электронной почты и пароль в виде хеша</w:t>
+      </w:r>
       <w:r>
         <w:t xml:space="preserve">, цена за 1 </w:t>
       </w:r>
-      <w:proofErr w:type="spellStart"/>
       <w:r>
         <w:t>кВт∙ч</w:t>
       </w:r>
-      <w:proofErr w:type="spellEnd"/>
     </w:p>
     <w:p>
       <w:pPr>
@@ -7332,11 +7110,9 @@
       <w:r>
         <w:t xml:space="preserve">, стоимость 1 </w:t>
       </w:r>
-      <w:proofErr w:type="spellStart"/>
       <w:r>
         <w:t>кВт∙ч</w:t>
       </w:r>
-      <w:proofErr w:type="spellEnd"/>
       <w:r>
         <w:t>.</w:t>
       </w:r>
@@ -7345,11 +7121,9 @@
       <w:r>
         <w:t xml:space="preserve">Сообщения станции по протоколу OCPP 2.0.1 должны </w:t>
       </w:r>
-      <w:proofErr w:type="spellStart"/>
       <w:r>
         <w:t>логироваться</w:t>
       </w:r>
-      <w:proofErr w:type="spellEnd"/>
       <w:r>
         <w:t xml:space="preserve"> отдельно от истории сессий, чтобы по ним можно было разобрать отказ запуска.</w:t>
       </w:r>
@@ -8019,11 +7793,9 @@
       <w:r>
         <w:t xml:space="preserve">, стоимость 1 </w:t>
       </w:r>
-      <w:proofErr w:type="spellStart"/>
       <w:r>
         <w:t>кВт∙ч</w:t>
       </w:r>
-      <w:proofErr w:type="spellEnd"/>
       <w:r>
         <w:t xml:space="preserve"> из профиля пользователя</w:t>
       </w:r>
@@ -8126,11 +7898,9 @@
       <w:r>
         <w:t xml:space="preserve"> </w:t>
       </w:r>
-      <w:proofErr w:type="spellStart"/>
       <w:r>
         <w:t>WebSocket</w:t>
       </w:r>
-      <w:proofErr w:type="spellEnd"/>
       <w:r>
         <w:t xml:space="preserve">. </w:t>
       </w:r>
@@ -8211,11 +7981,9 @@
               <w:spacing w:line="240" w:lineRule="auto"/>
               <w:ind w:firstLine="0"/>
             </w:pPr>
-            <w:proofErr w:type="spellStart"/>
             <w:r>
               <w:t>BootNotification</w:t>
             </w:r>
-            <w:proofErr w:type="spellEnd"/>
           </w:p>
         </w:tc>
         <w:tc>
@@ -8263,11 +8031,9 @@
               <w:spacing w:line="240" w:lineRule="auto"/>
               <w:ind w:firstLine="0"/>
             </w:pPr>
-            <w:proofErr w:type="spellStart"/>
             <w:r>
               <w:t>Heartbeat</w:t>
             </w:r>
-            <w:proofErr w:type="spellEnd"/>
           </w:p>
         </w:tc>
         <w:tc>
@@ -8312,11 +8078,9 @@
               <w:spacing w:line="240" w:lineRule="auto"/>
               <w:ind w:firstLine="0"/>
             </w:pPr>
-            <w:proofErr w:type="spellStart"/>
             <w:r>
               <w:t>StatusNotification</w:t>
             </w:r>
-            <w:proofErr w:type="spellEnd"/>
           </w:p>
         </w:tc>
         <w:tc>
@@ -8361,11 +8125,9 @@
               <w:spacing w:line="240" w:lineRule="auto"/>
               <w:ind w:firstLine="0"/>
             </w:pPr>
-            <w:proofErr w:type="spellStart"/>
             <w:r>
               <w:t>RequestStartTransaction</w:t>
             </w:r>
-            <w:proofErr w:type="spellEnd"/>
           </w:p>
         </w:tc>
         <w:tc>
@@ -8413,11 +8175,9 @@
               <w:spacing w:line="240" w:lineRule="auto"/>
               <w:ind w:firstLine="0"/>
             </w:pPr>
-            <w:proofErr w:type="spellStart"/>
             <w:r>
               <w:t>RequestStopTransaction</w:t>
             </w:r>
-            <w:proofErr w:type="spellEnd"/>
           </w:p>
         </w:tc>
         <w:tc>
@@ -8465,11 +8225,9 @@
               <w:spacing w:line="240" w:lineRule="auto"/>
               <w:ind w:firstLine="0"/>
             </w:pPr>
-            <w:proofErr w:type="spellStart"/>
             <w:r>
               <w:t>TransactionEvent</w:t>
             </w:r>
-            <w:proofErr w:type="spellEnd"/>
           </w:p>
         </w:tc>
         <w:tc>
@@ -8533,127 +8291,60 @@
         <w:rPr>
           <w:lang w:val="en-US"/>
         </w:rPr>
+        <w:t xml:space="preserve"> RequestStartTransaction </w:t>
+      </w:r>
+      <w:r>
+        <w:t>и</w:t>
+      </w:r>
+      <w:r>
+        <w:rPr>
+          <w:lang w:val="en-US"/>
+        </w:rPr>
+        <w:t xml:space="preserve"> RequestStopTransaction </w:t>
+      </w:r>
+      <w:r>
+        <w:t>бывает</w:t>
+      </w:r>
+      <w:r>
+        <w:rPr>
+          <w:lang w:val="en-US"/>
+        </w:rPr>
+        <w:t xml:space="preserve"> Accepted </w:t>
+      </w:r>
+      <w:r>
+        <w:t>или</w:t>
+      </w:r>
+      <w:r>
+        <w:rPr>
+          <w:lang w:val="en-US"/>
+        </w:rPr>
+        <w:t xml:space="preserve"> Rejected. </w:t>
+      </w:r>
+      <w:r>
+        <w:t>Ход и завершение сессии сервер определяет не по этому ответу, а по сообщению TransactionEvent</w:t>
+      </w:r>
+      <w:r>
+        <w:t>,</w:t>
+      </w:r>
+      <w:r>
+        <w:t xml:space="preserve"> с типами</w:t>
+      </w:r>
+      <w:r>
+        <w:t xml:space="preserve"> Started</w:t>
+      </w:r>
+      <w:r>
         <w:t xml:space="preserve"> </w:t>
       </w:r>
-      <w:proofErr w:type="spellStart"/>
-      <w:r>
-        <w:rPr>
-          <w:lang w:val="en-US"/>
-        </w:rPr>
-        <w:t>RequestStartTransaction</w:t>
-      </w:r>
-      <w:proofErr w:type="spellEnd"/>
-      <w:r>
-        <w:rPr>
-          <w:lang w:val="en-US"/>
-        </w:rPr>
-        <w:t xml:space="preserve"> </w:t>
-      </w:r>
-      <w:r>
-        <w:t>и</w:t>
-      </w:r>
-      <w:r>
-        <w:rPr>
-          <w:lang w:val="en-US"/>
-        </w:rPr>
-        <w:t xml:space="preserve"> </w:t>
-      </w:r>
-      <w:proofErr w:type="spellStart"/>
-      <w:r>
-        <w:rPr>
-          <w:lang w:val="en-US"/>
-        </w:rPr>
-        <w:t>RequestStopTransaction</w:t>
-      </w:r>
-      <w:proofErr w:type="spellEnd"/>
-      <w:r>
-        <w:rPr>
-          <w:lang w:val="en-US"/>
-        </w:rPr>
-        <w:t xml:space="preserve"> </w:t>
-      </w:r>
-      <w:r>
-        <w:t>бывает</w:t>
-      </w:r>
-      <w:r>
-        <w:rPr>
-          <w:lang w:val="en-US"/>
-        </w:rPr>
-        <w:t xml:space="preserve"> Accepted </w:t>
-      </w:r>
-      <w:r>
-        <w:t>или</w:t>
-      </w:r>
-      <w:r>
-        <w:rPr>
-          <w:lang w:val="en-US"/>
-        </w:rPr>
-        <w:t xml:space="preserve"> Rejected. </w:t>
-      </w:r>
-      <w:r>
-        <w:t xml:space="preserve">Ход и завершение сессии сервер определяет не по этому ответу, а по сообщению </w:t>
-      </w:r>
-      <w:proofErr w:type="spellStart"/>
-      <w:r>
-        <w:t>TransactionEvent</w:t>
-      </w:r>
-      <w:proofErr w:type="spellEnd"/>
-      <w:r>
-        <w:t>,</w:t>
-      </w:r>
-      <w:r>
-        <w:t xml:space="preserve"> с типами</w:t>
-      </w:r>
-      <w:r>
-        <w:t xml:space="preserve"> </w:t>
-      </w:r>
-      <w:proofErr w:type="spellStart"/>
-      <w:r>
-        <w:t>Started</w:t>
-      </w:r>
-      <w:proofErr w:type="spellEnd"/>
-      <w:r>
-        <w:t xml:space="preserve"> </w:t>
-      </w:r>
       <w:r>
         <w:t xml:space="preserve">или </w:t>
       </w:r>
-      <w:proofErr w:type="spellStart"/>
-      <w:r>
-        <w:t>Ended</w:t>
-      </w:r>
-      <w:proofErr w:type="spellEnd"/>
-      <w:r>
-        <w:t>.</w:t>
-      </w:r>
-    </w:p>
-    <w:p>
-      <w:r>
-        <w:t xml:space="preserve">Для привязки станции, пользователь в приложении получает адрес сервера, в котором уже есть признак его учётной записи, и вводит этот адрес на станции. Станция открывает соединение и отправляет </w:t>
-      </w:r>
-      <w:proofErr w:type="spellStart"/>
-      <w:r>
-        <w:t>BootNotification</w:t>
-      </w:r>
-      <w:proofErr w:type="spellEnd"/>
-      <w:r>
-        <w:t xml:space="preserve">. Сервер принимает станцию и связывает её с учётной записью, которой принадлежал адрес. После чего станция направляет </w:t>
-      </w:r>
-      <w:proofErr w:type="spellStart"/>
-      <w:r>
-        <w:t>StatusNotification</w:t>
-      </w:r>
-      <w:proofErr w:type="spellEnd"/>
-      <w:r>
-        <w:t xml:space="preserve"> для каждого коннектора. В результате станция и список коннекторов появляются у пользователя. Если </w:t>
-      </w:r>
-      <w:proofErr w:type="spellStart"/>
-      <w:r>
-        <w:t>BootNotification</w:t>
-      </w:r>
-      <w:proofErr w:type="spellEnd"/>
-      <w:r>
-        <w:t xml:space="preserve"> не пришло, станция в список не добавляется.</w:t>
+      <w:r>
+        <w:t>Ended.</w:t>
+      </w:r>
+    </w:p>
+    <w:p>
+      <w:r>
+        <w:t>Для привязки станции, пользователь в приложении получает адрес сервера, в котором уже есть признак его учётной записи, и вводит этот адрес на станции. Станция открывает соединение и отправляет BootNotification. Сервер принимает станцию и связывает её с учётной записью, которой принадлежал адрес. После чего станция направляет StatusNotification для каждого коннектора. В результате станция и список коннекторов появляются у пользователя. Если BootNotification не пришло, станция в список не добавляется.</w:t>
       </w:r>
       <w:r>
         <w:t xml:space="preserve"> </w:t>
@@ -8761,35 +8452,11 @@
         <w:t>выбранной станции</w:t>
       </w:r>
       <w:r>
-        <w:t xml:space="preserve"> нет текущей сессии и отправляет станции </w:t>
-      </w:r>
-      <w:proofErr w:type="spellStart"/>
-      <w:r>
-        <w:t>RequestStartTransaction</w:t>
-      </w:r>
-      <w:proofErr w:type="spellEnd"/>
-      <w:r>
-        <w:t xml:space="preserve">. Если станция недоступна или ответила </w:t>
-      </w:r>
-      <w:proofErr w:type="spellStart"/>
-      <w:r>
-        <w:t>Rejected</w:t>
-      </w:r>
-      <w:proofErr w:type="spellEnd"/>
-      <w:r>
-        <w:t xml:space="preserve">, сессия не создаётся, пользователь видит </w:t>
+        <w:t xml:space="preserve"> нет текущей сессии и отправляет станции RequestStartTransaction. Если станция недоступна или ответила Rejected, сессия не создаётся, пользователь видит </w:t>
       </w:r>
       <w:r>
         <w:lastRenderedPageBreak/>
-        <w:t xml:space="preserve">ошибку. Если станция ответила </w:t>
-      </w:r>
-      <w:proofErr w:type="spellStart"/>
-      <w:r>
-        <w:t>Accepted</w:t>
-      </w:r>
-      <w:proofErr w:type="spellEnd"/>
-      <w:r>
-        <w:t>, текущая сессия создаётся</w:t>
+        <w:t>ошибку. Если станция ответила Accepted, текущая сессия создаётся</w:t>
       </w:r>
       <w:r>
         <w:t>, с пустыми значениями полей, время старта и начального значения счетчика</w:t>
@@ -8801,23 +8468,10 @@
         <w:t>батареи</w:t>
       </w:r>
       <w:r>
-        <w:t xml:space="preserve"> </w:t>
-      </w:r>
-      <w:proofErr w:type="spellStart"/>
-      <w:r>
-        <w:t>атомобиля</w:t>
-      </w:r>
-      <w:proofErr w:type="spellEnd"/>
-      <w:r>
-        <w:t xml:space="preserve">, данные поля заполняются по сообщению </w:t>
-      </w:r>
-      <w:proofErr w:type="spellStart"/>
-      <w:r>
-        <w:t>TransactionEvent</w:t>
-      </w:r>
-      <w:proofErr w:type="spellEnd"/>
-      <w:r>
-        <w:t xml:space="preserve"> с типом </w:t>
+        <w:t xml:space="preserve"> атомобиля</w:t>
+      </w:r>
+      <w:r>
+        <w:t xml:space="preserve">, данные поля заполняются по сообщению TransactionEvent с типом </w:t>
       </w:r>
       <w:r>
         <w:rPr>
@@ -8826,23 +8480,7 @@
         <w:t>Started</w:t>
       </w:r>
       <w:r>
-        <w:t xml:space="preserve">. Во время сессии станция присылает </w:t>
-      </w:r>
-      <w:proofErr w:type="spellStart"/>
-      <w:r>
-        <w:t>TransactionEvent</w:t>
-      </w:r>
-      <w:proofErr w:type="spellEnd"/>
-      <w:r>
-        <w:t xml:space="preserve"> с типом </w:t>
-      </w:r>
-      <w:proofErr w:type="spellStart"/>
-      <w:r>
-        <w:t>Updated</w:t>
-      </w:r>
-      <w:proofErr w:type="spellEnd"/>
-      <w:r>
-        <w:t xml:space="preserve"> и показания. Эти данные сервер </w:t>
+        <w:t xml:space="preserve">. Во время сессии станция присылает TransactionEvent с типом Updated и показания. Эти данные сервер </w:t>
       </w:r>
       <w:r>
         <w:t>записывает в сессию как последнее значение</w:t>
@@ -8850,11 +8488,9 @@
       <w:r>
         <w:t xml:space="preserve">, высчитывает стоимость заряженной энергии на основании стоимости 1 </w:t>
       </w:r>
-      <w:proofErr w:type="spellStart"/>
       <w:r>
         <w:t>кВт∙ч</w:t>
       </w:r>
-      <w:proofErr w:type="spellEnd"/>
       <w:r>
         <w:t xml:space="preserve"> из профиля пользователя </w:t>
       </w:r>
@@ -8873,45 +8509,13 @@
         <w:t xml:space="preserve"> из приложения,</w:t>
       </w:r>
       <w:r>
-        <w:t xml:space="preserve"> сервер отправляет </w:t>
-      </w:r>
-      <w:proofErr w:type="spellStart"/>
-      <w:r>
-        <w:t>RequestStopTransaction</w:t>
-      </w:r>
-      <w:proofErr w:type="spellEnd"/>
-      <w:r>
-        <w:t xml:space="preserve">. Сессия остаётся текущей, пока станция не пришлёт </w:t>
-      </w:r>
-      <w:proofErr w:type="spellStart"/>
-      <w:r>
-        <w:t>TransactionEvent</w:t>
-      </w:r>
-      <w:proofErr w:type="spellEnd"/>
-      <w:r>
-        <w:t xml:space="preserve"> с типом </w:t>
-      </w:r>
-      <w:proofErr w:type="spellStart"/>
-      <w:r>
-        <w:t>Ended</w:t>
-      </w:r>
-      <w:proofErr w:type="spellEnd"/>
-      <w:r>
-        <w:t xml:space="preserve">. </w:t>
+        <w:t xml:space="preserve"> сервер отправляет RequestStopTransaction. Сессия остаётся текущей, пока станция не пришлёт TransactionEvent с типом Ended. </w:t>
       </w:r>
       <w:r>
         <w:t>Так же станция может завершить сессию самостоятельно, отправив такое же сообщение на сервер</w:t>
       </w:r>
       <w:r>
-        <w:t xml:space="preserve">. При </w:t>
-      </w:r>
-      <w:proofErr w:type="spellStart"/>
-      <w:r>
-        <w:t>Ended</w:t>
-      </w:r>
-      <w:proofErr w:type="spellEnd"/>
-      <w:r>
-        <w:t xml:space="preserve"> сервер</w:t>
+        <w:t>. При Ended сервер</w:t>
       </w:r>
       <w:r>
         <w:t xml:space="preserve"> помечает текущую сессию как завершенную и подсистема истории сеансов отображает ее как завершенную</w:t>
@@ -9002,13 +8606,8 @@
     </w:p>
     <w:p>
       <w:r>
-        <w:t xml:space="preserve">Контроль связи. Пока станция подключена, она периодически отправляет </w:t>
-      </w:r>
-      <w:proofErr w:type="spellStart"/>
-      <w:r>
-        <w:t>Heartbeat</w:t>
-      </w:r>
-      <w:proofErr w:type="spellEnd"/>
+        <w:t>Контроль связи. Пока станция подключена, она периодически отправляет Heartbeat</w:t>
+      </w:r>
       <w:r>
         <w:t>, для поддержания активного соединения</w:t>
       </w:r>
@@ -9018,11 +8617,9 @@
       <w:r>
         <w:t xml:space="preserve">произошел разрыв по протоколу </w:t>
       </w:r>
-      <w:proofErr w:type="spellStart"/>
       <w:r>
         <w:t>WebSocket</w:t>
       </w:r>
-      <w:proofErr w:type="spellEnd"/>
       <w:r>
         <w:t xml:space="preserve">, сервер помечает станцию как недоступную и показывает это в приложении. </w:t>
       </w:r>
@@ -9083,11 +8680,9 @@
       <w:r>
         <w:t xml:space="preserve">, стоимость 1 </w:t>
       </w:r>
-      <w:proofErr w:type="spellStart"/>
       <w:r>
         <w:t>кВт∙ч</w:t>
       </w:r>
-      <w:proofErr w:type="spellEnd"/>
       <w:r>
         <w:t xml:space="preserve"> и признак </w:t>
       </w:r>
@@ -9106,14 +8701,12 @@
       <w:r>
         <w:t xml:space="preserve">Станция принадлежит одной учётной записи. У неё есть идентификатор, полученный в </w:t>
       </w:r>
-      <w:proofErr w:type="spellStart"/>
       <w:r>
         <w:rPr>
           <w:lang w:val="en-US"/>
         </w:rPr>
         <w:t>BootNotification</w:t>
       </w:r>
-      <w:proofErr w:type="spellEnd"/>
       <w:r>
         <w:t xml:space="preserve"> и </w:t>
       </w:r>
@@ -9141,14 +8734,12 @@
       <w:r>
         <w:t xml:space="preserve">станция становится недоступной до следующего </w:t>
       </w:r>
-      <w:proofErr w:type="spellStart"/>
       <w:r>
         <w:rPr>
           <w:lang w:val="en-US"/>
         </w:rPr>
         <w:t>BootNotification</w:t>
       </w:r>
-      <w:proofErr w:type="spellEnd"/>
       <w:r>
         <w:t xml:space="preserve">. Сообщение </w:t>
       </w:r>
@@ -9169,14 +8760,12 @@
       <w:r>
         <w:t xml:space="preserve">У одной станции несколько коннекторов. У коннектора хранятся его номер на станции и последний статус из </w:t>
       </w:r>
-      <w:proofErr w:type="spellStart"/>
       <w:r>
         <w:rPr>
           <w:lang w:val="en-US"/>
         </w:rPr>
         <w:t>StatusNotification</w:t>
       </w:r>
-      <w:proofErr w:type="spellEnd"/>
       <w:r>
         <w:t>.</w:t>
       </w:r>
@@ -9200,11 +8789,9 @@
       <w:r>
         <w:t xml:space="preserve"> автомобиля и цена за 1 </w:t>
       </w:r>
-      <w:proofErr w:type="spellStart"/>
       <w:r>
         <w:t>кВт∙ч</w:t>
       </w:r>
-      <w:proofErr w:type="spellEnd"/>
       <w:r>
         <w:t>.</w:t>
       </w:r>
@@ -9262,123 +8849,105 @@
     </w:p>
     <w:p>
       <w:r>
-        <w:t xml:space="preserve">По сообщению </w:t>
-      </w:r>
-      <w:proofErr w:type="spellStart"/>
-      <w:r>
+        <w:t>По сообщению TransactionEvent с типом Started в уже созданную сессию записываются время старта</w:t>
+      </w:r>
+      <w:r>
+        <w:t>,</w:t>
+      </w:r>
+      <w:r>
+        <w:t xml:space="preserve"> начальное значение счётчика энергии</w:t>
+      </w:r>
+      <w:r>
+        <w:t xml:space="preserve"> и уровень заряда батареи авто</w:t>
+      </w:r>
+      <w:r>
+        <w:t xml:space="preserve">. </w:t>
+      </w:r>
+      <w:r>
+        <w:t xml:space="preserve">Сообщение </w:t>
+      </w:r>
+      <w:r>
+        <w:rPr>
+          <w:lang w:val="en-US"/>
+        </w:rPr>
         <w:t>TransactionEvent</w:t>
       </w:r>
-      <w:proofErr w:type="spellEnd"/>
       <w:r>
         <w:t xml:space="preserve"> с типом </w:t>
       </w:r>
-      <w:proofErr w:type="spellStart"/>
-      <w:r>
-        <w:t>Started</w:t>
-      </w:r>
-      <w:proofErr w:type="spellEnd"/>
-      <w:r>
-        <w:t xml:space="preserve"> в уже созданную сессию записываются время старта</w:t>
+      <w:r>
+        <w:rPr>
+          <w:lang w:val="en-US"/>
+        </w:rPr>
+        <w:t>Updated</w:t>
+      </w:r>
+      <w:r>
+        <w:t xml:space="preserve"> обновляет</w:t>
+      </w:r>
+      <w:r>
+        <w:t xml:space="preserve"> </w:t>
+      </w:r>
+      <w:r>
+        <w:t>конечное значение счетчика энергии</w:t>
+      </w:r>
+      <w:r>
+        <w:t xml:space="preserve">. Сообщение </w:t>
+      </w:r>
+      <w:r>
+        <w:rPr>
+          <w:lang w:val="en-US"/>
+        </w:rPr>
+        <w:t>Ended</w:t>
+      </w:r>
+      <w:r>
+        <w:t xml:space="preserve"> переводит сессию в </w:t>
+      </w:r>
+      <w:r>
+        <w:t>состояние</w:t>
+      </w:r>
+      <w:r>
+        <w:t xml:space="preserve"> «завершённая»</w:t>
+      </w:r>
+      <w:r>
+        <w:t>, по средствам</w:t>
+      </w:r>
+      <w:r>
+        <w:t xml:space="preserve"> запис</w:t>
+      </w:r>
+      <w:r>
+        <w:t>и поля</w:t>
+      </w:r>
+      <w:r>
+        <w:t xml:space="preserve"> врем</w:t>
+      </w:r>
+      <w:r>
+        <w:t>ени</w:t>
+      </w:r>
+      <w:r>
+        <w:t xml:space="preserve"> окончания</w:t>
       </w:r>
       <w:r>
         <w:t>,</w:t>
       </w:r>
       <w:r>
-        <w:t xml:space="preserve"> начальное значение счётчика энергии</w:t>
-      </w:r>
-      <w:r>
-        <w:t xml:space="preserve"> и уровень заряда батареи авто</w:t>
-      </w:r>
-      <w:r>
-        <w:t xml:space="preserve">. </w:t>
-      </w:r>
-      <w:r>
-        <w:t xml:space="preserve">Сообщение </w:t>
-      </w:r>
-      <w:proofErr w:type="spellStart"/>
-      <w:r>
-        <w:rPr>
-          <w:lang w:val="en-US"/>
-        </w:rPr>
-        <w:t>TransactionEvent</w:t>
-      </w:r>
-      <w:proofErr w:type="spellEnd"/>
-      <w:r>
-        <w:t xml:space="preserve"> с типом </w:t>
-      </w:r>
-      <w:r>
-        <w:rPr>
-          <w:lang w:val="en-US"/>
-        </w:rPr>
-        <w:t>Updated</w:t>
-      </w:r>
-      <w:r>
-        <w:t xml:space="preserve"> обновляет</w:t>
-      </w:r>
-      <w:r>
         <w:t xml:space="preserve"> </w:t>
       </w:r>
       <w:r>
-        <w:t>конечное значение счетчика энергии</w:t>
-      </w:r>
-      <w:r>
-        <w:t xml:space="preserve">. Сообщение </w:t>
-      </w:r>
-      <w:r>
-        <w:rPr>
-          <w:lang w:val="en-US"/>
-        </w:rPr>
-        <w:t>Ended</w:t>
-      </w:r>
-      <w:r>
-        <w:t xml:space="preserve"> переводит сессию в </w:t>
-      </w:r>
-      <w:r>
-        <w:t>состояние</w:t>
-      </w:r>
-      <w:r>
-        <w:t xml:space="preserve"> «завершённая»</w:t>
-      </w:r>
-      <w:r>
-        <w:t>, по средствам</w:t>
-      </w:r>
-      <w:r>
-        <w:t xml:space="preserve"> запис</w:t>
-      </w:r>
-      <w:r>
-        <w:t>и поля</w:t>
-      </w:r>
-      <w:r>
-        <w:t xml:space="preserve"> врем</w:t>
-      </w:r>
-      <w:r>
-        <w:t>ени</w:t>
-      </w:r>
-      <w:r>
-        <w:t xml:space="preserve"> окончания</w:t>
-      </w:r>
-      <w:r>
-        <w:t>,</w:t>
+        <w:t>обновлением</w:t>
+      </w:r>
+      <w:r>
+        <w:t xml:space="preserve"> значен</w:t>
+      </w:r>
+      <w:r>
+        <w:t>ия</w:t>
+      </w:r>
+      <w:r>
+        <w:t xml:space="preserve"> конечного</w:t>
       </w:r>
       <w:r>
         <w:t xml:space="preserve"> </w:t>
       </w:r>
       <w:r>
-        <w:t>обновлением</w:t>
-      </w:r>
-      <w:r>
-        <w:t xml:space="preserve"> значен</w:t>
-      </w:r>
-      <w:r>
-        <w:t>ия</w:t>
-      </w:r>
-      <w:r>
-        <w:t xml:space="preserve"> конечного</w:t>
-      </w:r>
-      <w:r>
-        <w:t xml:space="preserve"> </w:t>
-      </w:r>
-      <w:r>
         <w:t>счетчика энергии</w:t>
       </w:r>
       <w:r>
@@ -9393,11 +8962,9 @@
       <w:r>
         <w:t xml:space="preserve"> и копированием значения из профиля пользователя стоимости 1 </w:t>
       </w:r>
-      <w:proofErr w:type="spellStart"/>
       <w:r>
         <w:t>кВт∙ч</w:t>
       </w:r>
-      <w:proofErr w:type="spellEnd"/>
       <w:r>
         <w:t>. Подсистема истории зарядных сеансов показывает только завершённые сессии этой учётной записи.</w:t>
       </w:r>
@@ -9505,23 +9072,7 @@
     </w:p>
     <w:p>
       <w:r>
-        <w:t xml:space="preserve">Для привязки станции пользователь получает в приложении адрес сервера с признаком своей учётной записи и вводит его на станции. Станция открывает соединение и отправляет </w:t>
-      </w:r>
-      <w:proofErr w:type="spellStart"/>
-      <w:r>
-        <w:t>BootNotification</w:t>
-      </w:r>
-      <w:proofErr w:type="spellEnd"/>
-      <w:r>
-        <w:t xml:space="preserve">. После получения данного сообщения сервер связывает станцию с учётной записью, которой принадлежал этот адрес и сохраняет идентификатор станции. Затем станция отправляет </w:t>
-      </w:r>
-      <w:proofErr w:type="spellStart"/>
-      <w:r>
-        <w:t>StatusNotification</w:t>
-      </w:r>
-      <w:proofErr w:type="spellEnd"/>
-      <w:r>
-        <w:t xml:space="preserve"> по каждому коннектору, сервер сохраняет номер коннектора и его статус. После получения станции и всех ее коннекторов станция считается привязанной к пользователю.</w:t>
+        <w:t>Для привязки станции пользователь получает в приложении адрес сервера с признаком своей учётной записи и вводит его на станции. Станция открывает соединение и отправляет BootNotification. После получения данного сообщения сервер связывает станцию с учётной записью, которой принадлежал этот адрес и сохраняет идентификатор станции. Затем станция отправляет StatusNotification по каждому коннектору, сервер сохраняет номер коннектора и его статус. После получения станции и всех ее коннекторов станция считается привязанной к пользователю.</w:t>
       </w:r>
     </w:p>
     <w:p>
@@ -9568,23 +9119,7 @@
         <w:t>Если предыдущие условия выполнены, то</w:t>
       </w:r>
       <w:r>
-        <w:t xml:space="preserve"> сервер отправляет </w:t>
-      </w:r>
-      <w:proofErr w:type="spellStart"/>
-      <w:r>
-        <w:t>RequestStartTransaction</w:t>
-      </w:r>
-      <w:proofErr w:type="spellEnd"/>
-      <w:r>
-        <w:t xml:space="preserve">. При ответе </w:t>
-      </w:r>
-      <w:proofErr w:type="spellStart"/>
-      <w:r>
-        <w:t>Rejected</w:t>
-      </w:r>
-      <w:proofErr w:type="spellEnd"/>
-      <w:r>
-        <w:t xml:space="preserve"> или при отсутствии ответа сессия не создаётся, пользователь видит ошибку. При</w:t>
+        <w:t xml:space="preserve"> сервер отправляет RequestStartTransaction. При ответе Rejected или при отсутствии ответа сессия не создаётся, пользователь видит ошибку. При</w:t>
       </w:r>
       <w:r>
         <w:t xml:space="preserve"> </w:t>
@@ -9625,14 +9160,12 @@
       <w:r>
         <w:t xml:space="preserve"> </w:t>
       </w:r>
-      <w:proofErr w:type="spellStart"/>
       <w:r>
         <w:rPr>
           <w:lang w:val="en-US"/>
         </w:rPr>
         <w:t>TransactionEvent</w:t>
       </w:r>
-      <w:proofErr w:type="spellEnd"/>
       <w:r>
         <w:t xml:space="preserve"> </w:t>
       </w:r>
@@ -9769,21 +9302,8 @@
         <w:t>С</w:t>
       </w:r>
       <w:r>
-        <w:t xml:space="preserve">ервер принимает </w:t>
-      </w:r>
-      <w:proofErr w:type="spellStart"/>
-      <w:r>
-        <w:t>TransactionEvent</w:t>
-      </w:r>
-      <w:proofErr w:type="spellEnd"/>
-      <w:r>
-        <w:t xml:space="preserve"> с типом </w:t>
-      </w:r>
-      <w:proofErr w:type="spellStart"/>
-      <w:r>
-        <w:t>Updated</w:t>
-      </w:r>
-      <w:proofErr w:type="spellEnd"/>
+        <w:t>ервер принимает TransactionEvent с типом Updated</w:t>
+      </w:r>
       <w:r>
         <w:t>, при помощи которого обновляется</w:t>
       </w:r>
@@ -9853,16 +9373,11 @@
         </w:rPr>
         <w:t xml:space="preserve">∙ </w:t>
       </w:r>
-      <w:proofErr w:type="gramStart"/>
       <w:r>
         <w:t>ЦКВТ,</w:t>
       </w:r>
       <w:r>
-        <w:t xml:space="preserve">   </w:t>
-      </w:r>
-      <w:proofErr w:type="gramEnd"/>
-      <w:r>
-        <w:t xml:space="preserve">                   </w:t>
+        <w:t xml:space="preserve">                      </w:t>
       </w:r>
       <w:r>
         <w:t xml:space="preserve">          (2.1)</w:t>
@@ -9894,11 +9409,9 @@
       <w:r>
         <w:t xml:space="preserve">ЦКВТ – цена за 1 </w:t>
       </w:r>
-      <w:proofErr w:type="spellStart"/>
       <w:r>
         <w:t>кВт∙ч</w:t>
       </w:r>
-      <w:proofErr w:type="spellEnd"/>
       <w:r>
         <w:t>.</w:t>
       </w:r>
@@ -9928,43 +9441,14 @@
       <w:r>
         <w:t xml:space="preserve">, сервер отправляет сообщение </w:t>
       </w:r>
-      <w:proofErr w:type="spellStart"/>
-      <w:r>
-        <w:t>RequestStopTransaction</w:t>
-      </w:r>
-      <w:proofErr w:type="spellEnd"/>
-      <w:r>
-        <w:t xml:space="preserve">. Сессия остаётся текущей, пока станция не пришлёт </w:t>
-      </w:r>
-      <w:proofErr w:type="spellStart"/>
-      <w:r>
-        <w:t>TransactionEvent</w:t>
-      </w:r>
-      <w:proofErr w:type="spellEnd"/>
-      <w:r>
-        <w:t xml:space="preserve"> с типом </w:t>
-      </w:r>
-      <w:proofErr w:type="spellStart"/>
-      <w:r>
-        <w:t>Ended</w:t>
-      </w:r>
-      <w:proofErr w:type="spellEnd"/>
-      <w:r>
-        <w:t xml:space="preserve">. Таким же сообщением станция может завершить сессию </w:t>
+      <w:r>
+        <w:t xml:space="preserve">RequestStopTransaction. Сессия остаётся текущей, пока станция не пришлёт TransactionEvent с типом Ended. Таким же сообщением станция может завершить сессию </w:t>
       </w:r>
       <w:r>
         <w:t>самостоятельно</w:t>
       </w:r>
       <w:r>
-        <w:t xml:space="preserve">. По </w:t>
-      </w:r>
-      <w:proofErr w:type="spellStart"/>
-      <w:r>
-        <w:t>Ended</w:t>
-      </w:r>
-      <w:proofErr w:type="spellEnd"/>
-      <w:r>
-        <w:t xml:space="preserve"> сервер записывает время окончания</w:t>
+        <w:t>. По Ended сервер записывает время окончания</w:t>
       </w:r>
       <w:r>
         <w:t>,</w:t>
@@ -9994,15 +9478,7 @@
         <w:t>также</w:t>
       </w:r>
       <w:r>
-        <w:t xml:space="preserve"> стоимость 1 </w:t>
-      </w:r>
-      <w:proofErr w:type="spellStart"/>
-      <w:r>
-        <w:t>кВт∙ч</w:t>
-      </w:r>
-      <w:proofErr w:type="spellEnd"/>
-      <w:r>
-        <w:t xml:space="preserve"> из профиля пользователя на момент завершения</w:t>
+        <w:t xml:space="preserve"> стоимость 1 кВт∙ч из профиля пользователя на момент завершения</w:t>
       </w:r>
       <w:r>
         <w:t xml:space="preserve"> сессии</w:t>
@@ -10414,25 +9890,21 @@
       <w:r>
         <w:t xml:space="preserve">отсылая сообщение </w:t>
       </w:r>
-      <w:proofErr w:type="spellStart"/>
       <w:r>
         <w:rPr>
           <w:lang w:val="en-US"/>
         </w:rPr>
         <w:t>BootNotification</w:t>
       </w:r>
-      <w:proofErr w:type="spellEnd"/>
       <w:r>
         <w:t xml:space="preserve">, так же ей в автоматическом режиме подключаются все коннектора из сообщений </w:t>
       </w:r>
-      <w:proofErr w:type="spellStart"/>
       <w:r>
         <w:rPr>
           <w:lang w:val="en-US"/>
         </w:rPr>
         <w:t>StatusNotification</w:t>
       </w:r>
-      <w:proofErr w:type="spellEnd"/>
       <w:r>
         <w:t>.</w:t>
       </w:r>
@@ -10618,23 +10090,7 @@
         <w:t xml:space="preserve">На момент пока сессия не запустилась отображается индикатор выполнения запроса. </w:t>
       </w:r>
       <w:r>
-        <w:t xml:space="preserve">После </w:t>
-      </w:r>
-      <w:proofErr w:type="spellStart"/>
-      <w:r>
-        <w:t>TransactionEvent</w:t>
-      </w:r>
-      <w:proofErr w:type="spellEnd"/>
-      <w:r>
-        <w:t xml:space="preserve"> с типом </w:t>
-      </w:r>
-      <w:proofErr w:type="spellStart"/>
-      <w:r>
-        <w:t>Started</w:t>
-      </w:r>
-      <w:proofErr w:type="spellEnd"/>
-      <w:r>
-        <w:t xml:space="preserve"> экран показывает, что сессия </w:t>
+        <w:t xml:space="preserve">После TransactionEvent с типом Started экран показывает, что сессия </w:t>
       </w:r>
       <w:r>
         <w:t>началась и отображается</w:t>
@@ -10844,11 +10300,9 @@
       <w:r>
         <w:t xml:space="preserve">измеряется в </w:t>
       </w:r>
-      <w:proofErr w:type="spellStart"/>
       <w:r>
         <w:t>кВт∙ч</w:t>
       </w:r>
-      <w:proofErr w:type="spellEnd"/>
       <w:r>
         <w:t>.</w:t>
       </w:r>
@@ -10872,11 +10326,9 @@
       <w:r>
         <w:t xml:space="preserve"> и установить стоимость 1 </w:t>
       </w:r>
-      <w:proofErr w:type="spellStart"/>
       <w:r>
         <w:t>кВт∙ч</w:t>
       </w:r>
-      <w:proofErr w:type="spellEnd"/>
       <w:r>
         <w:t>, макет экрана рисунок 2.14</w:t>
       </w:r>
@@ -10957,11 +10409,9 @@
       <w:r>
         <w:t xml:space="preserve">По кнопке «Сохранить», отправляется запрос на сервер, для сохранения нового значения стоимости 1 </w:t>
       </w:r>
-      <w:proofErr w:type="spellStart"/>
       <w:r>
         <w:t>кВт∙ч</w:t>
       </w:r>
-      <w:proofErr w:type="spellEnd"/>
       <w:r>
         <w:t>.</w:t>
       </w:r>
@@ -11412,11 +10862,9 @@
       <w:r>
         <w:t xml:space="preserve"> со станцией по протоколу OCPP 2.0.1 поверх </w:t>
       </w:r>
-      <w:proofErr w:type="spellStart"/>
       <w:r>
         <w:t>WebSocket</w:t>
       </w:r>
-      <w:proofErr w:type="spellEnd"/>
       <w:r>
         <w:t>, мобильное приложение</w:t>
       </w:r>
@@ -11453,11 +10901,9 @@
       <w:r>
         <w:t xml:space="preserve"> Для поддержки передачи в реальном времени данных от сервера к мобильному приложению, мобильное приложение использует протокол </w:t>
       </w:r>
-      <w:proofErr w:type="spellStart"/>
       <w:r>
         <w:t>WebSocket</w:t>
       </w:r>
-      <w:proofErr w:type="spellEnd"/>
       <w:r>
         <w:t>.</w:t>
       </w:r>
@@ -11476,18 +10922,11 @@
         <w:t>сравним два типа технологий,</w:t>
       </w:r>
       <w:r>
-        <w:t xml:space="preserve"> ASP.NET Core и </w:t>
-      </w:r>
-      <w:proofErr w:type="spellStart"/>
-      <w:proofErr w:type="gramStart"/>
-      <w:r>
-        <w:t>Laravel</w:t>
-      </w:r>
-      <w:proofErr w:type="spellEnd"/>
+        <w:t xml:space="preserve"> ASP.NET Core и Laravel</w:t>
+      </w:r>
       <w:r>
         <w:t>(</w:t>
       </w:r>
-      <w:proofErr w:type="gramEnd"/>
       <w:r>
         <w:rPr>
           <w:lang w:val="en-US"/>
@@ -11528,15 +10967,7 @@
         <w:t>о</w:t>
       </w:r>
       <w:r>
-        <w:t xml:space="preserve">бмен по OCPP 2.0.1 требует, чтобы соединение со станцией оставалось открытым. В </w:t>
-      </w:r>
-      <w:proofErr w:type="spellStart"/>
-      <w:r>
-        <w:t>Laravel</w:t>
-      </w:r>
-      <w:proofErr w:type="spellEnd"/>
-      <w:r>
-        <w:t xml:space="preserve"> для этого поднимают отдельный процесс. ASP.NET Core принимает соединения станций и запросы клиентов в одном экземпляре. Поэтому выбран ASP.NET Core</w:t>
+        <w:t>бмен по OCPP 2.0.1 требует, чтобы соединение со станцией оставалось открытым. В Laravel для этого поднимают отдельный процесс. ASP.NET Core принимает соединения станций и запросы клиентов в одном экземпляре. Поэтому выбран ASP.NET Core</w:t>
       </w:r>
       <w:r>
         <w:t>.</w:t>
@@ -11544,65 +10975,39 @@
     </w:p>
     <w:p>
       <w:r>
-        <w:t xml:space="preserve">Для портала администратора сравнивались Vue.js и </w:t>
-      </w:r>
-      <w:proofErr w:type="spellStart"/>
-      <w:r>
-        <w:t>Angular</w:t>
-      </w:r>
-      <w:proofErr w:type="spellEnd"/>
-      <w:r>
-        <w:t xml:space="preserve">. </w:t>
+        <w:t xml:space="preserve">Для портала администратора сравнивались Vue.js и Angular. </w:t>
       </w:r>
       <w:r>
         <w:t>Оба позволяют реализовать необходимый функционал, но</w:t>
       </w:r>
       <w:r>
+        <w:t xml:space="preserve"> Angular </w:t>
+      </w:r>
+      <w:r>
+        <w:t>более сложный и избыточный, а</w:t>
+      </w:r>
+      <w:r>
+        <w:t xml:space="preserve"> Vue.</w:t>
+      </w:r>
+      <w:r>
+        <w:rPr>
+          <w:lang w:val="en-US"/>
+        </w:rPr>
+        <w:t>js</w:t>
+      </w:r>
+      <w:r>
         <w:t xml:space="preserve"> </w:t>
       </w:r>
-      <w:proofErr w:type="spellStart"/>
-      <w:r>
-        <w:t>Angular</w:t>
-      </w:r>
-      <w:proofErr w:type="spellEnd"/>
+      <w:r>
+        <w:t>является более легким</w:t>
+      </w:r>
+      <w:r>
+        <w:t>.</w:t>
+      </w:r>
       <w:r>
         <w:t xml:space="preserve"> </w:t>
       </w:r>
       <w:r>
-        <w:t>более сложный и избыточный, а</w:t>
-      </w:r>
-      <w:r>
-        <w:t xml:space="preserve"> </w:t>
-      </w:r>
-      <w:proofErr w:type="spellStart"/>
-      <w:r>
-        <w:t>Vue</w:t>
-      </w:r>
-      <w:proofErr w:type="spellEnd"/>
-      <w:r>
-        <w:t>.</w:t>
-      </w:r>
-      <w:proofErr w:type="spellStart"/>
-      <w:r>
-        <w:rPr>
-          <w:lang w:val="en-US"/>
-        </w:rPr>
-        <w:t>js</w:t>
-      </w:r>
-      <w:proofErr w:type="spellEnd"/>
-      <w:r>
-        <w:t xml:space="preserve"> </w:t>
-      </w:r>
-      <w:r>
-        <w:t>является более легким</w:t>
-      </w:r>
-      <w:r>
-        <w:t>.</w:t>
-      </w:r>
-      <w:r>
-        <w:t xml:space="preserve"> </w:t>
-      </w:r>
-      <w:r>
         <w:t>Поскольку портал состоит из нескольких страниц</w:t>
       </w:r>
       <w:r>
@@ -11623,52 +11028,26 @@
         <w:t xml:space="preserve"> данных</w:t>
       </w:r>
       <w:r>
-        <w:t xml:space="preserve"> сравнивались </w:t>
-      </w:r>
-      <w:proofErr w:type="spellStart"/>
+        <w:t xml:space="preserve"> сравнивались PostgreSQL и SQLite. </w:t>
+      </w:r>
+      <w:r>
+        <w:t>Обе СУБД хранят данные в реляционном виде</w:t>
+      </w:r>
+      <w:r>
+        <w:t xml:space="preserve">. SQLite </w:t>
+      </w:r>
+      <w:r>
+        <w:t>не имеет возможности выполнять параллельные записи в базу, поскольку станций может быть</w:t>
+      </w:r>
+      <w:r>
+        <w:t xml:space="preserve"> несколько и сообщения от них приходят одновременно</w:t>
+      </w:r>
+      <w:r>
+        <w:t xml:space="preserve">, а </w:t>
+      </w:r>
       <w:r>
         <w:t>PostgreSQL</w:t>
       </w:r>
-      <w:proofErr w:type="spellEnd"/>
-      <w:r>
-        <w:t xml:space="preserve"> и </w:t>
-      </w:r>
-      <w:proofErr w:type="spellStart"/>
-      <w:r>
-        <w:t>SQLite</w:t>
-      </w:r>
-      <w:proofErr w:type="spellEnd"/>
-      <w:r>
-        <w:t xml:space="preserve">. </w:t>
-      </w:r>
-      <w:r>
-        <w:t>Обе СУБД хранят данные в реляционном виде</w:t>
-      </w:r>
-      <w:r>
-        <w:t xml:space="preserve">. </w:t>
-      </w:r>
-      <w:proofErr w:type="spellStart"/>
-      <w:r>
-        <w:t>SQLite</w:t>
-      </w:r>
-      <w:proofErr w:type="spellEnd"/>
-      <w:r>
-        <w:t xml:space="preserve"> </w:t>
-      </w:r>
-      <w:r>
-        <w:t>не имеет возможности выполнять параллельные записи в базу, поскольку станций может быть</w:t>
-      </w:r>
-      <w:r>
-        <w:t xml:space="preserve"> несколько и сообщения от них приходят одновременно</w:t>
-      </w:r>
-      <w:r>
-        <w:t xml:space="preserve">, а </w:t>
-      </w:r>
-      <w:proofErr w:type="spellStart"/>
-      <w:r>
-        <w:t>PostgreSQL</w:t>
-      </w:r>
-      <w:proofErr w:type="spellEnd"/>
       <w:r>
         <w:t xml:space="preserve"> может выполнять запись данных в параллельном режиме, п</w:t>
       </w:r>
@@ -11679,100 +11058,12 @@
         <w:t xml:space="preserve"> был</w:t>
       </w:r>
       <w:r>
-        <w:t xml:space="preserve"> выбрана </w:t>
-      </w:r>
-      <w:proofErr w:type="spellStart"/>
-      <w:r>
-        <w:t>PostgreSQL</w:t>
-      </w:r>
-      <w:proofErr w:type="spellEnd"/>
-      <w:r>
-        <w:t xml:space="preserve">. </w:t>
-      </w:r>
-    </w:p>
-    <w:p>
-      <w:r>
-        <w:t xml:space="preserve">Для мобильного приложения сравнивались </w:t>
-      </w:r>
-      <w:proofErr w:type="spellStart"/>
-      <w:r>
-        <w:t>Flutter</w:t>
-      </w:r>
-      <w:proofErr w:type="spellEnd"/>
-      <w:r>
-        <w:t xml:space="preserve"> и </w:t>
-      </w:r>
-      <w:proofErr w:type="spellStart"/>
-      <w:r>
-        <w:t>React</w:t>
-      </w:r>
-      <w:proofErr w:type="spellEnd"/>
-      <w:r>
-        <w:t xml:space="preserve"> </w:t>
-      </w:r>
-      <w:proofErr w:type="spellStart"/>
-      <w:r>
-        <w:t>Native</w:t>
-      </w:r>
-      <w:proofErr w:type="spellEnd"/>
-      <w:r>
-        <w:t xml:space="preserve">. Оба собирают одну программу для </w:t>
-      </w:r>
-      <w:proofErr w:type="spellStart"/>
-      <w:r>
-        <w:t>Android</w:t>
-      </w:r>
-      <w:proofErr w:type="spellEnd"/>
-      <w:r>
-        <w:t xml:space="preserve"> и </w:t>
-      </w:r>
-      <w:proofErr w:type="spellStart"/>
-      <w:r>
-        <w:t>iOS</w:t>
-      </w:r>
-      <w:proofErr w:type="spellEnd"/>
-      <w:r>
-        <w:t xml:space="preserve"> и закрывают экраны пункта 2.9.1. </w:t>
-      </w:r>
-      <w:proofErr w:type="spellStart"/>
-      <w:r>
-        <w:t>React</w:t>
-      </w:r>
-      <w:proofErr w:type="spellEnd"/>
-      <w:r>
-        <w:t xml:space="preserve"> </w:t>
-      </w:r>
-      <w:proofErr w:type="spellStart"/>
-      <w:r>
-        <w:t>Native</w:t>
-      </w:r>
-      <w:proofErr w:type="spellEnd"/>
-      <w:r>
-        <w:t xml:space="preserve"> рисует их системными элементами, поэтому один и тот же макет на </w:t>
-      </w:r>
-      <w:proofErr w:type="spellStart"/>
-      <w:r>
-        <w:t>Android</w:t>
-      </w:r>
-      <w:proofErr w:type="spellEnd"/>
-      <w:r>
-        <w:t xml:space="preserve"> и </w:t>
-      </w:r>
-      <w:proofErr w:type="spellStart"/>
-      <w:r>
-        <w:t>iOS</w:t>
-      </w:r>
-      <w:proofErr w:type="spellEnd"/>
-      <w:r>
-        <w:t xml:space="preserve"> может отличаться. </w:t>
-      </w:r>
-      <w:proofErr w:type="spellStart"/>
-      <w:r>
-        <w:t>Flutter</w:t>
-      </w:r>
-      <w:proofErr w:type="spellEnd"/>
-      <w:r>
-        <w:t xml:space="preserve"> рисует интерфейс сам</w:t>
+        <w:t xml:space="preserve"> выбрана PostgreSQL. </w:t>
+      </w:r>
+    </w:p>
+    <w:p>
+      <w:r>
+        <w:t>Для мобильного приложения сравнивались Flutter и React Native. Оба собирают одну программу для Android и iOS и закрывают экраны пункта 2.9.1. React Native рисует их системными элементами, поэтому один и тот же макет на Android и iOS может отличаться. Flutter рисует интерфейс сам</w:t>
       </w:r>
       <w:r>
         <w:t xml:space="preserve"> поэтому все элементы управления будут выглядеть одинаково на всех платформах. Выбор был сделан в пользу </w:t>
@@ -12000,13 +11291,8 @@
               <w:t xml:space="preserve"> и</w:t>
             </w:r>
             <w:r>
-              <w:t xml:space="preserve"> </w:t>
-            </w:r>
-            <w:proofErr w:type="spellStart"/>
-            <w:r>
-              <w:t>Angular</w:t>
-            </w:r>
-            <w:proofErr w:type="spellEnd"/>
+              <w:t xml:space="preserve"> Angular</w:t>
+            </w:r>
           </w:p>
         </w:tc>
         <w:tc>
@@ -12077,19 +11363,15 @@
               <w:spacing w:line="240" w:lineRule="auto"/>
               <w:ind w:firstLine="0"/>
             </w:pPr>
-            <w:proofErr w:type="spellStart"/>
             <w:r>
               <w:t>PostgreSQL</w:t>
             </w:r>
-            <w:proofErr w:type="spellEnd"/>
             <w:r>
               <w:t xml:space="preserve"> и </w:t>
             </w:r>
-            <w:proofErr w:type="spellStart"/>
             <w:r>
               <w:t>SQLite</w:t>
             </w:r>
-            <w:proofErr w:type="spellEnd"/>
           </w:p>
         </w:tc>
         <w:tc>
@@ -12101,11 +11383,9 @@
               <w:spacing w:line="240" w:lineRule="auto"/>
               <w:ind w:firstLine="0"/>
             </w:pPr>
-            <w:proofErr w:type="spellStart"/>
             <w:r>
               <w:t>PostgreSQL</w:t>
             </w:r>
-            <w:proofErr w:type="spellEnd"/>
           </w:p>
         </w:tc>
         <w:tc>
@@ -12153,30 +11433,15 @@
               <w:spacing w:line="240" w:lineRule="auto"/>
               <w:ind w:firstLine="0"/>
             </w:pPr>
-            <w:proofErr w:type="spellStart"/>
             <w:r>
               <w:t>Flutter</w:t>
             </w:r>
-            <w:proofErr w:type="spellEnd"/>
             <w:r>
               <w:t xml:space="preserve"> и</w:t>
             </w:r>
             <w:r>
-              <w:t xml:space="preserve"> </w:t>
-            </w:r>
-            <w:proofErr w:type="spellStart"/>
-            <w:r>
-              <w:t>React</w:t>
-            </w:r>
-            <w:proofErr w:type="spellEnd"/>
-            <w:r>
-              <w:t xml:space="preserve"> </w:t>
-            </w:r>
-            <w:proofErr w:type="spellStart"/>
-            <w:r>
-              <w:t>Native</w:t>
-            </w:r>
-            <w:proofErr w:type="spellEnd"/>
+              <w:t xml:space="preserve"> React Native</w:t>
+            </w:r>
           </w:p>
         </w:tc>
         <w:tc>
@@ -12188,11 +11453,9 @@
               <w:spacing w:line="240" w:lineRule="auto"/>
               <w:ind w:firstLine="0"/>
             </w:pPr>
-            <w:proofErr w:type="spellStart"/>
             <w:r>
               <w:t>Flutter</w:t>
             </w:r>
-            <w:proofErr w:type="spellEnd"/>
           </w:p>
         </w:tc>
         <w:tc>
@@ -12205,21 +11468,8 @@
               <w:ind w:firstLine="0"/>
             </w:pPr>
             <w:r>
-              <w:t xml:space="preserve">Одинаковый вид экранов на </w:t>
-            </w:r>
-            <w:proofErr w:type="spellStart"/>
-            <w:r>
-              <w:t>Android</w:t>
-            </w:r>
-            <w:proofErr w:type="spellEnd"/>
-            <w:r>
-              <w:t xml:space="preserve"> и </w:t>
-            </w:r>
-            <w:proofErr w:type="spellStart"/>
-            <w:r>
-              <w:t>iOS</w:t>
-            </w:r>
-            <w:proofErr w:type="spellEnd"/>
+              <w:t>Одинаковый вид экранов на Android и iOS</w:t>
+            </w:r>
           </w:p>
           <w:p>
             <w:pPr>
@@ -12271,75 +11521,20 @@
       <w:r>
         <w:t xml:space="preserve">Сервер на ASP.NET Core принимает соединение станции по </w:t>
       </w:r>
-      <w:proofErr w:type="spellStart"/>
       <w:r>
         <w:t>WebSocket</w:t>
       </w:r>
-      <w:proofErr w:type="spellEnd"/>
-      <w:r>
-        <w:t xml:space="preserve"> и сообщения </w:t>
-      </w:r>
-      <w:proofErr w:type="spellStart"/>
-      <w:r>
-        <w:t>BootNotification</w:t>
-      </w:r>
-      <w:proofErr w:type="spellEnd"/>
-      <w:r>
-        <w:t xml:space="preserve">, </w:t>
-      </w:r>
-      <w:proofErr w:type="spellStart"/>
-      <w:r>
-        <w:t>Heartbeat</w:t>
-      </w:r>
-      <w:proofErr w:type="spellEnd"/>
-      <w:r>
-        <w:t xml:space="preserve">, </w:t>
-      </w:r>
-      <w:proofErr w:type="spellStart"/>
-      <w:r>
-        <w:t>StatusNotification</w:t>
-      </w:r>
-      <w:proofErr w:type="spellEnd"/>
-      <w:r>
-        <w:t xml:space="preserve">, </w:t>
-      </w:r>
-      <w:proofErr w:type="spellStart"/>
+      <w:r>
+        <w:t xml:space="preserve"> и сообщения BootNotification, Heartbeat, StatusNotification, </w:t>
+      </w:r>
       <w:r>
         <w:lastRenderedPageBreak/>
-        <w:t>RequestStartTransaction</w:t>
-      </w:r>
-      <w:proofErr w:type="spellEnd"/>
-      <w:r>
-        <w:t xml:space="preserve">, </w:t>
-      </w:r>
-      <w:proofErr w:type="spellStart"/>
-      <w:r>
-        <w:t>RequestStopTransaction</w:t>
-      </w:r>
-      <w:proofErr w:type="spellEnd"/>
-      <w:r>
-        <w:t xml:space="preserve"> и </w:t>
-      </w:r>
-      <w:proofErr w:type="spellStart"/>
-      <w:r>
-        <w:t>TransactionEvent</w:t>
-      </w:r>
-      <w:proofErr w:type="spellEnd"/>
-      <w:r>
-        <w:t>. Он же отдаёт данные мобильному приложению и порталу администратора.</w:t>
-      </w:r>
-    </w:p>
-    <w:p>
-      <w:r>
-        <w:t xml:space="preserve">В </w:t>
-      </w:r>
-      <w:proofErr w:type="spellStart"/>
-      <w:r>
-        <w:t>PostgreSQL</w:t>
-      </w:r>
-      <w:proofErr w:type="spellEnd"/>
-      <w:r>
-        <w:t xml:space="preserve"> сохраняются учётные записи, станции, коннекторы и сессии. Журнал сообщений OCPP 2.0.1 хранится отдельно от истории сессий. У </w:t>
+        <w:t>RequestStartTransaction, RequestStopTransaction и TransactionEvent. Он же отдаёт данные мобильному приложению и порталу администратора.</w:t>
+      </w:r>
+    </w:p>
+    <w:p>
+      <w:r>
+        <w:t xml:space="preserve">В PostgreSQL сохраняются учётные записи, станции, коннекторы и сессии. Журнал сообщений OCPP 2.0.1 хранится отдельно от истории сессий. У </w:t>
       </w:r>
       <w:r>
         <w:t>станции</w:t>
@@ -12353,15 +11548,7 @@
     </w:p>
     <w:p>
       <w:r>
-        <w:t xml:space="preserve">Мобильное приложение на </w:t>
-      </w:r>
-      <w:proofErr w:type="spellStart"/>
-      <w:r>
-        <w:t>Flutter</w:t>
-      </w:r>
-      <w:proofErr w:type="spellEnd"/>
-      <w:r>
-        <w:t xml:space="preserve"> реализует экраны пункта 2.9.1: вход, регистрация, список станций, добавление, старт и остановка сессии, история, профиль и смена своего пароля.</w:t>
+        <w:t>Мобильное приложение на Flutter реализует экраны пункта 2.9.1: вход, регистрация, список станций, добавление, старт и остановка сессии, история, профиль и смена своего пароля.</w:t>
       </w:r>
     </w:p>
     <w:p>
@@ -12390,23 +11577,7 @@
         <w:ind w:left="709"/>
       </w:pPr>
       <w:r>
-        <w:t xml:space="preserve">станция с адресом сервера после </w:t>
-      </w:r>
-      <w:proofErr w:type="spellStart"/>
-      <w:r>
-        <w:t>BootNotification</w:t>
-      </w:r>
-      <w:proofErr w:type="spellEnd"/>
-      <w:r>
-        <w:t xml:space="preserve"> и </w:t>
-      </w:r>
-      <w:proofErr w:type="spellStart"/>
-      <w:r>
-        <w:t>StatusNotification</w:t>
-      </w:r>
-      <w:proofErr w:type="spellEnd"/>
-      <w:r>
-        <w:t xml:space="preserve"> закрепляется за учётной записью вместе с коннекторами</w:t>
+        <w:t>станция с адресом сервера после BootNotification и StatusNotification закрепляется за учётной записью вместе с коннекторами</w:t>
       </w:r>
     </w:p>
     <w:p>
@@ -12445,15 +11616,7 @@
         <w:ind w:left="709"/>
       </w:pPr>
       <w:r>
-        <w:t xml:space="preserve">при недоступной станции, неготовности коннектора или ответе не </w:t>
-      </w:r>
-      <w:proofErr w:type="spellStart"/>
-      <w:r>
-        <w:t>Accepted</w:t>
-      </w:r>
-      <w:proofErr w:type="spellEnd"/>
-      <w:r>
-        <w:t xml:space="preserve"> сессия не </w:t>
+        <w:t xml:space="preserve">при недоступной станции, неготовности коннектора или ответе не Accepted сессия не </w:t>
       </w:r>
       <w:r>
         <w:t>создается</w:t>
@@ -12480,14 +11643,12 @@
       <w:r>
         <w:t xml:space="preserve">после успешного ответа </w:t>
       </w:r>
-      <w:proofErr w:type="spellStart"/>
       <w:r>
         <w:rPr>
           <w:lang w:val="en-US"/>
         </w:rPr>
         <w:t>RequestStartTransaction</w:t>
       </w:r>
-      <w:proofErr w:type="spellEnd"/>
     </w:p>
     <w:p>
       <w:pPr>
@@ -12499,15 +11660,7 @@
         <w:ind w:left="709"/>
       </w:pPr>
       <w:r>
-        <w:t xml:space="preserve">сообщения </w:t>
-      </w:r>
-      <w:proofErr w:type="spellStart"/>
-      <w:r>
-        <w:t>Updated</w:t>
-      </w:r>
-      <w:proofErr w:type="spellEnd"/>
-      <w:r>
-        <w:t xml:space="preserve"> обновляют конечное значение счётчика и передаются в приложение</w:t>
+        <w:t>сообщения Updated обновляют конечное значение счётчика и передаются в приложение</w:t>
       </w:r>
     </w:p>
     <w:p>
@@ -12520,15 +11673,7 @@
         <w:ind w:left="709"/>
       </w:pPr>
       <w:r>
-        <w:t xml:space="preserve">по </w:t>
-      </w:r>
-      <w:proofErr w:type="spellStart"/>
-      <w:r>
-        <w:t>Ended</w:t>
-      </w:r>
-      <w:proofErr w:type="spellEnd"/>
-      <w:r>
-        <w:t xml:space="preserve"> записываются время окончания и конечное значение счётчика, сессия переходит в историю</w:t>
+        <w:t>по Ended записываются время окончания и конечное значение счётчика, сессия переходит в историю</w:t>
       </w:r>
     </w:p>
     <w:p>
@@ -12550,11 +11695,9 @@
       <w:r>
         <w:t xml:space="preserve"> в </w:t>
       </w:r>
-      <w:proofErr w:type="spellStart"/>
       <w:r>
         <w:t>кВт∙ч</w:t>
       </w:r>
-      <w:proofErr w:type="spellEnd"/>
     </w:p>
     <w:p>
       <w:pPr>
@@ -12581,11 +11724,9 @@
       <w:r>
         <w:t xml:space="preserve">сохранение стоимости 1 </w:t>
       </w:r>
-      <w:proofErr w:type="spellStart"/>
       <w:r>
         <w:t>кВт∙ч</w:t>
       </w:r>
-      <w:proofErr w:type="spellEnd"/>
       <w:r>
         <w:t xml:space="preserve"> для пользователя</w:t>
       </w:r>
@@ -12717,13 +11858,8 @@
               <w:ind w:firstLine="0"/>
             </w:pPr>
             <w:r>
-              <w:t xml:space="preserve">База </w:t>
-            </w:r>
-            <w:proofErr w:type="spellStart"/>
-            <w:r>
-              <w:t>PostgreSQL</w:t>
-            </w:r>
-            <w:proofErr w:type="spellEnd"/>
+              <w:t>База PostgreSQL</w:t>
+            </w:r>
           </w:p>
         </w:tc>
         <w:tc>
@@ -12887,23 +12023,7 @@
     </w:p>
     <w:p>
       <w:r>
-        <w:t xml:space="preserve">Для реализации выбраны сервер на ASP.NET Core, портал администратора на Vue.js, база данных </w:t>
-      </w:r>
-      <w:proofErr w:type="spellStart"/>
-      <w:r>
-        <w:t>PostgreSQL</w:t>
-      </w:r>
-      <w:proofErr w:type="spellEnd"/>
-      <w:r>
-        <w:t xml:space="preserve"> и мобильное приложение на </w:t>
-      </w:r>
-      <w:proofErr w:type="spellStart"/>
-      <w:r>
-        <w:t>Flutter</w:t>
-      </w:r>
-      <w:proofErr w:type="spellEnd"/>
-      <w:r>
-        <w:t>. Экраны приложения и портала спроектированы</w:t>
+        <w:t>Для реализации выбраны сервер на ASP.NET Core, портал администратора на Vue.js, база данных PostgreSQL и мобильное приложение на Flutter. Экраны приложения и портала спроектированы</w:t>
       </w:r>
       <w:r>
         <w:t xml:space="preserve"> и предоставлены в виде макетов</w:t>
@@ -12923,11 +12043,9 @@
       <w:r>
         <w:t xml:space="preserve"> сохранения стоимости 1 </w:t>
       </w:r>
-      <w:proofErr w:type="spellStart"/>
       <w:r>
         <w:t>кВт∙ч</w:t>
       </w:r>
-      <w:proofErr w:type="spellEnd"/>
       <w:r>
         <w:t>,</w:t>
       </w:r>
@@ -12959,15 +12077,7 @@
     </w:p>
     <w:p>
       <w:r>
-        <w:t xml:space="preserve">АСУ «Заряди сам» разработан и выполняет сценарии, указанные в пункте 2.11. АСУ состоит из: серверной части, мобильного приложения и портала администратора. Используемая база данных </w:t>
-      </w:r>
-      <w:proofErr w:type="spellStart"/>
-      <w:r>
-        <w:t>PostgreSQL</w:t>
-      </w:r>
-      <w:proofErr w:type="spellEnd"/>
-      <w:r>
-        <w:t>. Зарядная станции являются внешним оборудованием. Для проверки работоспособности использовался эмулятор протокола OCPP 2.0.1.</w:t>
+        <w:t>АСУ «Заряди сам» разработан и выполняет сценарии, указанные в пункте 2.11. АСУ состоит из: серверной части, мобильного приложения и портала администратора. Используемая база данных PostgreSQL. Зарядная станции являются внешним оборудованием. Для проверки работоспособности использовался эмулятор протокола OCPP 2.0.1.</w:t>
       </w:r>
     </w:p>
     <w:p>
@@ -12987,31 +12097,7 @@
         <w:t>#</w:t>
       </w:r>
       <w:r>
-        <w:t xml:space="preserve"> и собрана из двух проектов. Проект </w:t>
-      </w:r>
-      <w:proofErr w:type="spellStart"/>
-      <w:r>
-        <w:t>ChargingServer.Server</w:t>
-      </w:r>
-      <w:proofErr w:type="spellEnd"/>
-      <w:r>
-        <w:t xml:space="preserve">, является точкой входа для внешних систем. </w:t>
-      </w:r>
-      <w:proofErr w:type="spellStart"/>
-      <w:r>
-        <w:t>ChargingServer.Ocpp</w:t>
-      </w:r>
-      <w:proofErr w:type="spellEnd"/>
-      <w:r>
-        <w:t xml:space="preserve">, получает данные от проекта </w:t>
-      </w:r>
-      <w:proofErr w:type="spellStart"/>
-      <w:r>
-        <w:t>ChargingServer.Server</w:t>
-      </w:r>
-      <w:proofErr w:type="spellEnd"/>
-      <w:r>
-        <w:t xml:space="preserve"> и обрабатывает сообщения </w:t>
+        <w:t xml:space="preserve"> и собрана из двух проектов. Проект ChargingServer.Server, является точкой входа для внешних систем. ChargingServer.Ocpp, получает данные от проекта ChargingServer.Server и обрабатывает сообщения </w:t>
       </w:r>
       <w:r>
         <w:rPr>
@@ -13031,20 +12117,7 @@
     </w:p>
     <w:p>
       <w:r>
-        <w:t>Станция подключается по адресу вида «/</w:t>
-      </w:r>
-      <w:proofErr w:type="spellStart"/>
-      <w:r>
-        <w:t>ocpp</w:t>
-      </w:r>
-      <w:proofErr w:type="spellEnd"/>
-      <w:proofErr w:type="gramStart"/>
-      <w:r>
-        <w:t>/{</w:t>
-      </w:r>
-      <w:proofErr w:type="gramEnd"/>
-      <w:r>
-        <w:t>признак учётной записи}/{идентификатор станции}»</w:t>
+        <w:t>Станция подключается по адресу вида «/ocpp/{признак учётной записи}/{идентификатор станции}»</w:t>
       </w:r>
       <w:r>
         <w:t>,</w:t>
@@ -13058,11 +12131,9 @@
       <w:r>
         <w:t xml:space="preserve">станцией, а не системой. Соединение принимается только как </w:t>
       </w:r>
-      <w:proofErr w:type="spellStart"/>
       <w:r>
         <w:t>WebSocket</w:t>
       </w:r>
-      <w:proofErr w:type="spellEnd"/>
       <w:r>
         <w:t xml:space="preserve"> с указанием в заголовке версии протокола ocpp2.0.1. По</w:t>
       </w:r>
@@ -13197,11 +12268,9 @@
       <w:r>
         <w:t xml:space="preserve">и </w:t>
       </w:r>
-      <w:proofErr w:type="spellStart"/>
       <w:r>
         <w:t>WebSocket</w:t>
       </w:r>
-      <w:proofErr w:type="spellEnd"/>
       <w:r>
         <w:t xml:space="preserve">. </w:t>
       </w:r>
@@ -13217,11 +12286,9 @@
       <w:r>
         <w:t xml:space="preserve">используется для получения первичных данных, а </w:t>
       </w:r>
-      <w:proofErr w:type="spellStart"/>
       <w:r>
         <w:t>WebSocket</w:t>
       </w:r>
-      <w:proofErr w:type="spellEnd"/>
       <w:r>
         <w:t xml:space="preserve"> для быстрого обновления информации по статусам станции, коннекторов и информации по сессии.</w:t>
       </w:r>
@@ -13274,146 +12341,202 @@
     </w:p>
     <w:p>
       <w:r>
-        <w:t xml:space="preserve">Сессия создаётся после ответа станции </w:t>
-      </w:r>
-      <w:proofErr w:type="spellStart"/>
+        <w:t xml:space="preserve">Сессия создаётся после ответа станции Accepted на RequestStartTransaction. Время начала и начальное значение счётчика в этот момент </w:t>
+      </w:r>
+      <w:r>
+        <w:t>не устанавливаются</w:t>
+      </w:r>
+      <w:r>
+        <w:t xml:space="preserve">. Они заполняются </w:t>
+      </w:r>
+      <w:r>
+        <w:t xml:space="preserve">после получения </w:t>
+      </w:r>
+      <w:r>
+        <w:t>сообщени</w:t>
+      </w:r>
+      <w:r>
+        <w:t>я</w:t>
+      </w:r>
+      <w:r>
+        <w:t xml:space="preserve"> TransactionEvent с типом Started. Сообщение</w:t>
+      </w:r>
+      <w:r>
+        <w:t xml:space="preserve"> с типом</w:t>
+      </w:r>
+      <w:r>
+        <w:t xml:space="preserve"> Updated обновляет конечное значение счётчика. Сообщение</w:t>
+      </w:r>
+      <w:r>
+        <w:t xml:space="preserve"> с типом</w:t>
+      </w:r>
+      <w:r>
+        <w:t xml:space="preserve"> Ended записывает время окончания и конечное значение, после </w:t>
+      </w:r>
+      <w:r>
+        <w:t>этого</w:t>
+      </w:r>
+      <w:r>
+        <w:t xml:space="preserve"> сессия </w:t>
+      </w:r>
+      <w:r>
+        <w:t xml:space="preserve">считается </w:t>
+      </w:r>
+      <w:r>
+        <w:t>завершённ</w:t>
+      </w:r>
+      <w:r>
+        <w:t>ой</w:t>
+      </w:r>
+      <w:r>
+        <w:t xml:space="preserve"> и </w:t>
+      </w:r>
+      <w:r>
+        <w:t>появляется</w:t>
+      </w:r>
+      <w:r>
+        <w:t xml:space="preserve"> в истории. Энергия на экране истории считается по разности показаний счётчика и показывается в кВт·ч. </w:t>
+      </w:r>
+      <w:r>
+        <w:t>Пользователь может выполнять не больше одной текущей сессии</w:t>
+      </w:r>
+      <w:r>
+        <w:t>. Если станция недоступна</w:t>
+      </w:r>
+      <w:r>
+        <w:t xml:space="preserve"> </w:t>
+      </w:r>
+      <w:r>
+        <w:t xml:space="preserve">или ответ не </w:t>
+      </w:r>
+      <w:r>
+        <w:t>«</w:t>
+      </w:r>
       <w:r>
         <w:t>Accepted</w:t>
       </w:r>
-      <w:proofErr w:type="spellEnd"/>
-      <w:r>
-        <w:t xml:space="preserve"> на </w:t>
-      </w:r>
-      <w:proofErr w:type="spellStart"/>
-      <w:r>
-        <w:t>RequestStartTransaction</w:t>
-      </w:r>
-      <w:proofErr w:type="spellEnd"/>
-      <w:r>
-        <w:t xml:space="preserve">. Время начала и начальное значение счётчика в этот момент </w:t>
-      </w:r>
-      <w:r>
-        <w:t>не устанавливаются</w:t>
-      </w:r>
-      <w:r>
-        <w:t xml:space="preserve">. Они заполняются </w:t>
-      </w:r>
-      <w:r>
-        <w:t xml:space="preserve">после получения </w:t>
-      </w:r>
-      <w:r>
-        <w:t>сообщени</w:t>
-      </w:r>
-      <w:r>
-        <w:t>я</w:t>
+      <w:r>
+        <w:t>»</w:t>
+      </w:r>
+      <w:r>
+        <w:t>, сессия не создаётся, пользователь видит сообщение</w:t>
+      </w:r>
+      <w:r>
+        <w:t xml:space="preserve"> об ошибке</w:t>
+      </w:r>
+      <w:r>
+        <w:t>.</w:t>
+      </w:r>
+    </w:p>
+    <w:p>
+      <w:r>
+        <w:t xml:space="preserve">Пользователь видит только свои станции и свои сессии. Администратор </w:t>
+      </w:r>
+      <w:r>
+        <w:t>не имеет возможности запустить зарядку для пользователя</w:t>
+      </w:r>
+      <w:r>
+        <w:t>.</w:t>
+      </w:r>
+    </w:p>
+    <w:p>
+      <w:pPr>
+        <w:pStyle w:val="2"/>
+      </w:pPr>
+      <w:r>
+        <w:t>3.2 Структура серверной части</w:t>
+      </w:r>
+    </w:p>
+    <w:p>
+      <w:r>
+        <w:t xml:space="preserve">Серверная часть </w:t>
+      </w:r>
+      <w:r>
+        <w:t>состоит</w:t>
+      </w:r>
+      <w:r>
+        <w:t xml:space="preserve"> из двух проектов на платформе ASP.NET Core: </w:t>
+      </w:r>
+      <w:r>
+        <w:t>ChargingServer.Server</w:t>
+      </w:r>
+      <w:r>
+        <w:t xml:space="preserve"> и </w:t>
+      </w:r>
+      <w:r>
+        <w:t>ChargingServer.Ocpp</w:t>
+      </w:r>
+      <w:r>
+        <w:t>. Оба проекта запускаются в одном процессе. Точкой входа является</w:t>
+      </w:r>
+      <w:r>
+        <w:t xml:space="preserve"> проект</w:t>
       </w:r>
       <w:r>
         <w:t xml:space="preserve"> </w:t>
       </w:r>
-      <w:proofErr w:type="spellStart"/>
-      <w:r>
-        <w:t>TransactionEvent</w:t>
-      </w:r>
-      <w:proofErr w:type="spellEnd"/>
-      <w:r>
-        <w:t xml:space="preserve"> с типом </w:t>
-      </w:r>
-      <w:proofErr w:type="spellStart"/>
-      <w:r>
-        <w:t>Started</w:t>
-      </w:r>
-      <w:proofErr w:type="spellEnd"/>
-      <w:r>
-        <w:t>. Сообщение</w:t>
-      </w:r>
-      <w:r>
-        <w:t xml:space="preserve"> с типом</w:t>
+      <w:r>
+        <w:t>ChargingServer.Server</w:t>
+      </w:r>
+      <w:r>
+        <w:t>,</w:t>
+      </w:r>
+      <w:r>
+        <w:t xml:space="preserve"> в нём </w:t>
+      </w:r>
+      <w:r>
+        <w:t xml:space="preserve">настраивается подключение к </w:t>
+      </w:r>
+      <w:r>
+        <w:t>PostgreSQL</w:t>
+      </w:r>
+      <w:r>
+        <w:t xml:space="preserve"> и структура базы данных</w:t>
+      </w:r>
+      <w:r>
+        <w:t>, аутентификация JWT, контроллеры HTTP API, хаб SignalR</w:t>
+      </w:r>
+      <w:r>
+        <w:t xml:space="preserve"> для мгновенного обновления данных в мобильном приложении </w:t>
+      </w:r>
+      <w:r>
+        <w:t>и приём</w:t>
+      </w:r>
+      <w:r>
+        <w:t xml:space="preserve"> входящих</w:t>
       </w:r>
       <w:r>
         <w:t xml:space="preserve"> </w:t>
       </w:r>
-      <w:proofErr w:type="spellStart"/>
-      <w:r>
-        <w:t>Updated</w:t>
-      </w:r>
-      <w:proofErr w:type="spellEnd"/>
-      <w:r>
-        <w:t xml:space="preserve"> обновляет конечное значение счётчика. Сообщение</w:t>
-      </w:r>
-      <w:r>
-        <w:t xml:space="preserve"> с типом</w:t>
+      <w:r>
+        <w:t>WebSocket</w:t>
+      </w:r>
+      <w:r>
+        <w:t>-соединений</w:t>
+      </w:r>
+      <w:r>
+        <w:t xml:space="preserve"> от</w:t>
+      </w:r>
+      <w:r>
+        <w:t xml:space="preserve"> станций. Проект </w:t>
+      </w:r>
+      <w:r>
+        <w:t>ChargingServer.Ocpp</w:t>
       </w:r>
       <w:r>
         <w:t xml:space="preserve"> </w:t>
       </w:r>
-      <w:proofErr w:type="spellStart"/>
-      <w:r>
-        <w:t>Ended</w:t>
-      </w:r>
-      <w:proofErr w:type="spellEnd"/>
-      <w:r>
-        <w:t xml:space="preserve"> записывает время окончания и конечное значение, после </w:t>
-      </w:r>
-      <w:r>
-        <w:t>этого</w:t>
-      </w:r>
-      <w:r>
-        <w:t xml:space="preserve"> сессия </w:t>
-      </w:r>
-      <w:r>
-        <w:t xml:space="preserve">считается </w:t>
-      </w:r>
-      <w:r>
-        <w:t>завершённ</w:t>
-      </w:r>
-      <w:r>
-        <w:t>ой</w:t>
-      </w:r>
-      <w:r>
-        <w:t xml:space="preserve"> и </w:t>
-      </w:r>
-      <w:r>
-        <w:t>появляется</w:t>
-      </w:r>
-      <w:r>
-        <w:t xml:space="preserve"> в истории. Энергия на экране истории считается по разности показаний счётчика и показывается в </w:t>
-      </w:r>
-      <w:proofErr w:type="spellStart"/>
-      <w:r>
-        <w:t>кВт·ч</w:t>
-      </w:r>
-      <w:proofErr w:type="spellEnd"/>
-      <w:r>
-        <w:t xml:space="preserve">. </w:t>
-      </w:r>
-      <w:r>
-        <w:t>Пользователь может выполнять не больше одной текущей сессии</w:t>
-      </w:r>
-      <w:r>
-        <w:t>. Если станция недоступна</w:t>
-      </w:r>
-      <w:r>
-        <w:t xml:space="preserve"> </w:t>
-      </w:r>
-      <w:r>
-        <w:t xml:space="preserve">или ответ не </w:t>
-      </w:r>
-      <w:r>
-        <w:t>«</w:t>
-      </w:r>
-      <w:proofErr w:type="spellStart"/>
-      <w:r>
-        <w:t>Accepted</w:t>
-      </w:r>
-      <w:proofErr w:type="spellEnd"/>
-      <w:r>
-        <w:t>»</w:t>
-      </w:r>
-      <w:r>
-        <w:t>, сессия не создаётся, пользователь видит сообщение</w:t>
-      </w:r>
-      <w:r>
-        <w:t xml:space="preserve"> об ошибке</w:t>
+      <w:r>
+        <w:t>обработку входящих сообщений соединений от ста</w:t>
+      </w:r>
+      <w:r>
+        <w:t xml:space="preserve">нций по протоколу </w:t>
+      </w:r>
+      <w:r>
+        <w:t>WebSocket</w:t>
+      </w:r>
+      <w:r>
+        <w:t>, разбор, входящих сообщений, поступающих, от станций и их конечная обработка</w:t>
       </w:r>
       <w:r>
         <w:t>.</w:t>
@@ -13421,146 +12544,11 @@
     </w:p>
     <w:p>
       <w:r>
-        <w:t xml:space="preserve">Пользователь видит только свои станции и свои сессии. Администратор </w:t>
-      </w:r>
-      <w:r>
-        <w:t>не имеет возможности запустить зарядку для пользователя</w:t>
-      </w:r>
-      <w:r>
-        <w:t>.</w:t>
-      </w:r>
-    </w:p>
-    <w:p>
-      <w:pPr>
-        <w:pStyle w:val="2"/>
-      </w:pPr>
-      <w:r>
-        <w:t>3.2 Структура серверной части</w:t>
-      </w:r>
-    </w:p>
-    <w:p>
-      <w:r>
-        <w:t xml:space="preserve">Серверная часть </w:t>
-      </w:r>
-      <w:r>
-        <w:t>состоит</w:t>
-      </w:r>
-      <w:r>
-        <w:t xml:space="preserve"> из двух проектов на платформе ASP.NET Core: </w:t>
-      </w:r>
-      <w:proofErr w:type="spellStart"/>
+        <w:t xml:space="preserve">В </w:t>
+      </w:r>
       <w:r>
         <w:t>ChargingServer.Server</w:t>
       </w:r>
-      <w:proofErr w:type="spellEnd"/>
-      <w:r>
-        <w:t xml:space="preserve"> и </w:t>
-      </w:r>
-      <w:proofErr w:type="spellStart"/>
-      <w:r>
-        <w:t>ChargingServer.Ocpp</w:t>
-      </w:r>
-      <w:proofErr w:type="spellEnd"/>
-      <w:r>
-        <w:t>. Оба проекта запускаются в одном процессе. Точкой входа является</w:t>
-      </w:r>
-      <w:r>
-        <w:t xml:space="preserve"> проект</w:t>
-      </w:r>
-      <w:r>
-        <w:t xml:space="preserve"> </w:t>
-      </w:r>
-      <w:proofErr w:type="spellStart"/>
-      <w:r>
-        <w:t>ChargingServer.Server</w:t>
-      </w:r>
-      <w:proofErr w:type="spellEnd"/>
-      <w:r>
-        <w:t>,</w:t>
-      </w:r>
-      <w:r>
-        <w:t xml:space="preserve"> в нём </w:t>
-      </w:r>
-      <w:r>
-        <w:t xml:space="preserve">настраивается подключение к </w:t>
-      </w:r>
-      <w:proofErr w:type="spellStart"/>
-      <w:r>
-        <w:t>PostgreSQL</w:t>
-      </w:r>
-      <w:proofErr w:type="spellEnd"/>
-      <w:r>
-        <w:t xml:space="preserve"> и структура базы данных</w:t>
-      </w:r>
-      <w:r>
-        <w:t xml:space="preserve">, аутентификация JWT, контроллеры HTTP API, хаб </w:t>
-      </w:r>
-      <w:proofErr w:type="spellStart"/>
-      <w:r>
-        <w:t>SignalR</w:t>
-      </w:r>
-      <w:proofErr w:type="spellEnd"/>
-      <w:r>
-        <w:t xml:space="preserve"> для мгновенного обновления данных в мобильном приложении </w:t>
-      </w:r>
-      <w:r>
-        <w:t>и приём</w:t>
-      </w:r>
-      <w:r>
-        <w:t xml:space="preserve"> входящих</w:t>
-      </w:r>
-      <w:r>
-        <w:t xml:space="preserve"> </w:t>
-      </w:r>
-      <w:proofErr w:type="spellStart"/>
-      <w:r>
-        <w:t>WebSocket</w:t>
-      </w:r>
-      <w:proofErr w:type="spellEnd"/>
-      <w:r>
-        <w:t>-соединений</w:t>
-      </w:r>
-      <w:r>
-        <w:t xml:space="preserve"> от</w:t>
-      </w:r>
-      <w:r>
-        <w:t xml:space="preserve"> станций. Проект </w:t>
-      </w:r>
-      <w:proofErr w:type="spellStart"/>
-      <w:r>
-        <w:t>ChargingServer.Ocpp</w:t>
-      </w:r>
-      <w:proofErr w:type="spellEnd"/>
-      <w:r>
-        <w:t xml:space="preserve"> </w:t>
-      </w:r>
-      <w:r>
-        <w:t>обработку входящих сообщений соединений от ста</w:t>
-      </w:r>
-      <w:r>
-        <w:t xml:space="preserve">нций по протоколу </w:t>
-      </w:r>
-      <w:proofErr w:type="spellStart"/>
-      <w:r>
-        <w:t>WebSocket</w:t>
-      </w:r>
-      <w:proofErr w:type="spellEnd"/>
-      <w:r>
-        <w:t>, разбор, входящих сообщений, поступающих, от станций и их конечная обработка</w:t>
-      </w:r>
-      <w:r>
-        <w:t>.</w:t>
-      </w:r>
-    </w:p>
-    <w:p>
-      <w:r>
-        <w:t xml:space="preserve">В </w:t>
-      </w:r>
-      <w:proofErr w:type="spellStart"/>
-      <w:r>
-        <w:t>ChargingServer.Server</w:t>
-      </w:r>
-      <w:proofErr w:type="spellEnd"/>
       <w:r>
         <w:t xml:space="preserve"> выделены следующие слои</w:t>
       </w:r>
@@ -13579,29 +12567,14 @@
           <w:numId w:val="44"/>
         </w:numPr>
       </w:pPr>
-      <w:proofErr w:type="spellStart"/>
-      <w:r>
-        <w:t>AuthController</w:t>
-      </w:r>
-      <w:proofErr w:type="spellEnd"/>
-      <w:r>
-        <w:t xml:space="preserve"> (/</w:t>
-      </w:r>
-      <w:proofErr w:type="spellStart"/>
-      <w:r>
-        <w:t>api</w:t>
-      </w:r>
-      <w:proofErr w:type="spellEnd"/>
-      <w:r>
-        <w:t>/</w:t>
-      </w:r>
-      <w:proofErr w:type="spellStart"/>
-      <w:r>
-        <w:t>auth</w:t>
-      </w:r>
-      <w:proofErr w:type="spellEnd"/>
-      <w:r>
-        <w:t xml:space="preserve">) </w:t>
+      <w:r>
+        <w:rPr>
+          <w:lang w:val="en-US"/>
+        </w:rPr>
+        <w:t>User</w:t>
+      </w:r>
+      <w:r>
+        <w:t xml:space="preserve">Controller (/api/auth) </w:t>
       </w:r>
       <w:r>
         <w:t>–</w:t>
@@ -13614,6 +12587,12 @@
       </w:r>
       <w:r>
         <w:t xml:space="preserve"> пользователей</w:t>
+      </w:r>
+      <w:r>
+        <w:t xml:space="preserve">, обновление стоимости 1 </w:t>
+      </w:r>
+      <w:r>
+        <w:t>кВт·ч</w:t>
       </w:r>
     </w:p>
     <w:p>
@@ -13624,30 +12603,9 @@
           <w:numId w:val="44"/>
         </w:numPr>
       </w:pPr>
-      <w:proofErr w:type="spellStart"/>
       <w:r>
         <w:lastRenderedPageBreak/>
-        <w:t>StationsController</w:t>
-      </w:r>
-      <w:proofErr w:type="spellEnd"/>
-      <w:r>
-        <w:t xml:space="preserve"> (/</w:t>
-      </w:r>
-      <w:proofErr w:type="spellStart"/>
-      <w:r>
-        <w:t>api</w:t>
-      </w:r>
-      <w:proofErr w:type="spellEnd"/>
-      <w:r>
-        <w:t>/</w:t>
-      </w:r>
-      <w:proofErr w:type="spellStart"/>
-      <w:r>
-        <w:t>stations</w:t>
-      </w:r>
-      <w:proofErr w:type="spellEnd"/>
-      <w:r>
-        <w:t xml:space="preserve">) </w:t>
+        <w:t xml:space="preserve">StationsController (/api/stations) </w:t>
       </w:r>
       <w:r>
         <w:t>– список</w:t>
@@ -13667,29 +12625,8 @@
           <w:numId w:val="44"/>
         </w:numPr>
       </w:pPr>
-      <w:proofErr w:type="spellStart"/>
-      <w:r>
-        <w:t>SessionsController</w:t>
-      </w:r>
-      <w:proofErr w:type="spellEnd"/>
-      <w:r>
-        <w:t xml:space="preserve"> (/</w:t>
-      </w:r>
-      <w:proofErr w:type="spellStart"/>
-      <w:r>
-        <w:t>api</w:t>
-      </w:r>
-      <w:proofErr w:type="spellEnd"/>
-      <w:r>
-        <w:t>/</w:t>
-      </w:r>
-      <w:proofErr w:type="spellStart"/>
-      <w:r>
-        <w:t>sessions</w:t>
-      </w:r>
-      <w:proofErr w:type="spellEnd"/>
-      <w:r>
-        <w:t>)</w:t>
+      <w:r>
+        <w:t>SessionsController (/api/sessions)</w:t>
       </w:r>
       <w:r>
         <w:t xml:space="preserve"> – запуск </w:t>
@@ -13727,29 +12664,8 @@
           <w:numId w:val="44"/>
         </w:numPr>
       </w:pPr>
-      <w:proofErr w:type="spellStart"/>
-      <w:r>
-        <w:t>AdminController</w:t>
-      </w:r>
-      <w:proofErr w:type="spellEnd"/>
-      <w:r>
-        <w:t xml:space="preserve"> (/</w:t>
-      </w:r>
-      <w:proofErr w:type="spellStart"/>
-      <w:r>
-        <w:t>api</w:t>
-      </w:r>
-      <w:proofErr w:type="spellEnd"/>
-      <w:r>
-        <w:t>/</w:t>
-      </w:r>
-      <w:proofErr w:type="spellStart"/>
-      <w:r>
-        <w:t>admin</w:t>
-      </w:r>
-      <w:proofErr w:type="spellEnd"/>
-      <w:r>
-        <w:t>)</w:t>
+      <w:r>
+        <w:t>AdminController (/api/admin)</w:t>
       </w:r>
       <w:r>
         <w:t xml:space="preserve"> – получение списка </w:t>
@@ -13775,37 +12691,8 @@
           <w:numId w:val="44"/>
         </w:numPr>
       </w:pPr>
-      <w:proofErr w:type="spellStart"/>
-      <w:r>
-        <w:t>OcppController</w:t>
-      </w:r>
-      <w:proofErr w:type="spellEnd"/>
-      <w:r>
-        <w:t xml:space="preserve"> (/</w:t>
-      </w:r>
-      <w:proofErr w:type="spellStart"/>
-      <w:r>
-        <w:t>ocpp</w:t>
-      </w:r>
-      <w:proofErr w:type="spellEnd"/>
-      <w:r>
-        <w:t>/{</w:t>
-      </w:r>
-      <w:proofErr w:type="spellStart"/>
-      <w:r>
-        <w:t>bindToken</w:t>
-      </w:r>
-      <w:proofErr w:type="spellEnd"/>
-      <w:r>
-        <w:t>}/{</w:t>
-      </w:r>
-      <w:proofErr w:type="spellStart"/>
-      <w:r>
-        <w:t>chargePointId</w:t>
-      </w:r>
-      <w:proofErr w:type="spellEnd"/>
-      <w:r>
-        <w:t>})</w:t>
+      <w:r>
+        <w:t>OcppController (/ocpp/{bindToken}/{chargePointId})</w:t>
       </w:r>
       <w:r>
         <w:t xml:space="preserve"> – место подключения станции к системе</w:t>
@@ -13902,25 +12789,21 @@
       <w:r>
         <w:t>«</w:t>
       </w:r>
-      <w:proofErr w:type="spellStart"/>
       <w:r>
         <w:rPr>
           <w:lang w:val="en-US"/>
         </w:rPr>
         <w:t>OcppHandler</w:t>
       </w:r>
-      <w:proofErr w:type="spellEnd"/>
       <w:r>
         <w:t>»</w:t>
       </w:r>
       <w:r>
         <w:t xml:space="preserve">, который является частью проекта </w:t>
       </w:r>
-      <w:proofErr w:type="spellStart"/>
       <w:r>
         <w:t>ChargingServer.Server</w:t>
       </w:r>
-      <w:proofErr w:type="spellEnd"/>
       <w:r>
         <w:t xml:space="preserve"> </w:t>
       </w:r>
@@ -13930,11 +12813,9 @@
       <w:r>
         <w:t xml:space="preserve"> </w:t>
       </w:r>
-      <w:proofErr w:type="spellStart"/>
       <w:r>
         <w:t>ChargingServer.Ocpp</w:t>
       </w:r>
-      <w:proofErr w:type="spellEnd"/>
       <w:r>
         <w:t>.</w:t>
       </w:r>
@@ -13955,25 +12836,21 @@
       <w:r>
         <w:t xml:space="preserve">используется протокол </w:t>
       </w:r>
-      <w:proofErr w:type="spellStart"/>
       <w:r>
         <w:rPr>
           <w:lang w:val="en-US"/>
         </w:rPr>
         <w:t>SignalR</w:t>
       </w:r>
-      <w:proofErr w:type="spellEnd"/>
       <w:r>
         <w:t xml:space="preserve"> </w:t>
       </w:r>
       <w:r>
         <w:t xml:space="preserve">работающий по верх протокола </w:t>
       </w:r>
-      <w:proofErr w:type="spellStart"/>
       <w:r>
         <w:t>WebSocket</w:t>
       </w:r>
-      <w:proofErr w:type="spellEnd"/>
       <w:r>
         <w:t xml:space="preserve">. После подключения </w:t>
       </w:r>
@@ -13998,95 +12875,87 @@
         <w:t>с использованием</w:t>
       </w:r>
       <w:r>
+        <w:t xml:space="preserve"> Entity Framework Core. В базе </w:t>
+      </w:r>
+      <w:r>
+        <w:t xml:space="preserve">данных </w:t>
+      </w:r>
+      <w:r>
+        <w:t xml:space="preserve">хранятся </w:t>
+      </w:r>
+      <w:r>
+        <w:t>следующие данные:</w:t>
+      </w:r>
+      <w:r>
+        <w:t xml:space="preserve"> учётной записи</w:t>
+      </w:r>
+      <w:r>
+        <w:t xml:space="preserve"> пользователей</w:t>
+      </w:r>
+      <w:r>
+        <w:t>, станции, коннектора</w:t>
+      </w:r>
+      <w:r>
+        <w:t xml:space="preserve"> для станций</w:t>
+      </w:r>
+      <w:r>
+        <w:t xml:space="preserve"> и</w:t>
+      </w:r>
+      <w:r>
+        <w:t xml:space="preserve"> список</w:t>
+      </w:r>
+      <w:r>
+        <w:t xml:space="preserve"> зарядн</w:t>
+      </w:r>
+      <w:r>
+        <w:t>ых</w:t>
+      </w:r>
+      <w:r>
+        <w:t xml:space="preserve"> сесси</w:t>
+      </w:r>
+      <w:r>
+        <w:t>й пользователей</w:t>
+      </w:r>
+      <w:r>
+        <w:t>. Журнал обмена</w:t>
+      </w:r>
+      <w:r>
+        <w:t xml:space="preserve"> сообщениями станции с сервером</w:t>
+      </w:r>
+      <w:r>
+        <w:t xml:space="preserve"> по</w:t>
+      </w:r>
+      <w:r>
+        <w:t xml:space="preserve"> протоколу</w:t>
+      </w:r>
+      <w:r>
         <w:t xml:space="preserve"> </w:t>
       </w:r>
-      <w:proofErr w:type="spellStart"/>
-      <w:r>
-        <w:t>Entity</w:t>
-      </w:r>
-      <w:proofErr w:type="spellEnd"/>
-      <w:r>
-        <w:t xml:space="preserve"> Framework Core. В базе </w:t>
-      </w:r>
-      <w:r>
-        <w:t xml:space="preserve">данных </w:t>
-      </w:r>
-      <w:r>
-        <w:t xml:space="preserve">хранятся </w:t>
-      </w:r>
-      <w:r>
-        <w:t>следующие данные:</w:t>
-      </w:r>
-      <w:r>
-        <w:t xml:space="preserve"> учётной записи</w:t>
-      </w:r>
-      <w:r>
-        <w:t xml:space="preserve"> пользователей</w:t>
-      </w:r>
-      <w:r>
-        <w:t>, станции, коннектора</w:t>
-      </w:r>
-      <w:r>
-        <w:t xml:space="preserve"> для станций</w:t>
-      </w:r>
-      <w:r>
-        <w:t xml:space="preserve"> и</w:t>
-      </w:r>
-      <w:r>
-        <w:t xml:space="preserve"> список</w:t>
-      </w:r>
-      <w:r>
-        <w:t xml:space="preserve"> зарядн</w:t>
-      </w:r>
-      <w:r>
-        <w:t>ых</w:t>
-      </w:r>
-      <w:r>
-        <w:t xml:space="preserve"> сесси</w:t>
-      </w:r>
-      <w:r>
-        <w:t>й пользователей</w:t>
-      </w:r>
-      <w:r>
-        <w:t>. Журнал обмена</w:t>
-      </w:r>
-      <w:r>
-        <w:t xml:space="preserve"> сообщениями станции с сервером</w:t>
-      </w:r>
-      <w:r>
-        <w:t xml:space="preserve"> по</w:t>
-      </w:r>
-      <w:r>
-        <w:t xml:space="preserve"> протоколу</w:t>
+      <w:r>
+        <w:t>«</w:t>
+      </w:r>
+      <w:r>
+        <w:t>OCPP</w:t>
+      </w:r>
+      <w:r>
+        <w:t>»</w:t>
+      </w:r>
+      <w:r>
+        <w:t xml:space="preserve"> пишется в отдельный файл</w:t>
+      </w:r>
+      <w:r>
+        <w:t xml:space="preserve"> логирования</w:t>
+      </w:r>
+      <w:r>
+        <w:t>. Для текущих сессий в базе создан частичный уникальный индекс по идентификатору станции при пустом времени окончания</w:t>
+      </w:r>
+      <w:r>
+        <w:t>.</w:t>
       </w:r>
       <w:r>
         <w:t xml:space="preserve"> </w:t>
       </w:r>
       <w:r>
-        <w:t>«</w:t>
-      </w:r>
-      <w:r>
-        <w:t>OCPP</w:t>
-      </w:r>
-      <w:r>
-        <w:t>»</w:t>
-      </w:r>
-      <w:r>
-        <w:t xml:space="preserve"> пишется в отдельный файл</w:t>
-      </w:r>
-      <w:r>
-        <w:t xml:space="preserve"> логирования</w:t>
-      </w:r>
-      <w:r>
-        <w:t>. Для текущих сессий в базе создан частичный уникальный индекс по идентификатору станции при пустом времени окончания</w:t>
-      </w:r>
-      <w:r>
-        <w:t>.</w:t>
-      </w:r>
-      <w:r>
-        <w:t xml:space="preserve"> </w:t>
-      </w:r>
-      <w:r>
         <w:t>Н</w:t>
       </w:r>
       <w:r>
@@ -14095,21 +12964,8 @@
       <w:r>
         <w:t xml:space="preserve">без заполненного поля </w:t>
       </w:r>
-      <w:proofErr w:type="spellStart"/>
-      <w:r>
-        <w:t>EndedAt</w:t>
-      </w:r>
-      <w:proofErr w:type="spellEnd"/>
-      <w:r>
-        <w:t xml:space="preserve">. Перед запуском </w:t>
-      </w:r>
-      <w:proofErr w:type="spellStart"/>
-      <w:r>
-        <w:t>SessionService</w:t>
-      </w:r>
-      <w:proofErr w:type="spellEnd"/>
-      <w:r>
-        <w:t xml:space="preserve"> дополнительно проверяет отсутствие такой сессии у выбранной станции</w:t>
+      <w:r>
+        <w:t>EndedAt. Перед запуском SessionService дополнительно проверяет отсутствие такой сессии у выбранной станции</w:t>
       </w:r>
       <w:r>
         <w:t>,</w:t>
@@ -14132,11 +12988,9 @@
       <w:r>
         <w:t xml:space="preserve">В проекте </w:t>
       </w:r>
-      <w:proofErr w:type="spellStart"/>
       <w:r>
         <w:t>ChargingServer.Ocpp</w:t>
       </w:r>
-      <w:proofErr w:type="spellEnd"/>
       <w:r>
         <w:t xml:space="preserve"> фабрика обработчиков направляет входящие сообщения:</w:t>
       </w:r>
@@ -14149,13 +13003,8 @@
           <w:numId w:val="43"/>
         </w:numPr>
       </w:pPr>
-      <w:proofErr w:type="spellStart"/>
-      <w:r>
-        <w:t>BootNotification</w:t>
-      </w:r>
-      <w:proofErr w:type="spellEnd"/>
-      <w:r>
-        <w:t xml:space="preserve"> </w:t>
+      <w:r>
+        <w:t xml:space="preserve">BootNotification </w:t>
       </w:r>
       <w:r>
         <w:t>– информационное сообщение станции, что она доступна</w:t>
@@ -14169,13 +13018,8 @@
           <w:numId w:val="43"/>
         </w:numPr>
       </w:pPr>
-      <w:proofErr w:type="spellStart"/>
-      <w:r>
-        <w:t>Heartbeat</w:t>
-      </w:r>
-      <w:proofErr w:type="spellEnd"/>
-      <w:r>
-        <w:t xml:space="preserve"> </w:t>
+      <w:r>
+        <w:t xml:space="preserve">Heartbeat </w:t>
       </w:r>
       <w:r>
         <w:t>– техническое сообщение, для поддержания соединения</w:t>
@@ -14189,13 +13033,8 @@
           <w:numId w:val="43"/>
         </w:numPr>
       </w:pPr>
-      <w:proofErr w:type="spellStart"/>
-      <w:r>
-        <w:t>StatusNotification</w:t>
-      </w:r>
-      <w:proofErr w:type="spellEnd"/>
-      <w:r>
-        <w:t xml:space="preserve"> </w:t>
+      <w:r>
+        <w:t xml:space="preserve">StatusNotification </w:t>
       </w:r>
       <w:r>
         <w:t>– обновление состояния станции и коннекторов</w:t>
@@ -14209,13 +13048,8 @@
           <w:numId w:val="43"/>
         </w:numPr>
       </w:pPr>
-      <w:proofErr w:type="spellStart"/>
-      <w:r>
-        <w:t>TransactionEvent</w:t>
-      </w:r>
-      <w:proofErr w:type="spellEnd"/>
-      <w:r>
-        <w:t xml:space="preserve"> </w:t>
+      <w:r>
+        <w:t xml:space="preserve">TransactionEvent </w:t>
       </w:r>
       <w:r>
         <w:t xml:space="preserve">– </w:t>
@@ -14226,29 +13060,11 @@
     </w:p>
     <w:p>
       <w:r>
-        <w:t xml:space="preserve">Исходящие команды </w:t>
-      </w:r>
-      <w:proofErr w:type="spellStart"/>
-      <w:r>
-        <w:t>RequestStartTransaction</w:t>
-      </w:r>
-      <w:proofErr w:type="spellEnd"/>
-      <w:r>
-        <w:t xml:space="preserve"> и </w:t>
-      </w:r>
-      <w:proofErr w:type="spellStart"/>
-      <w:r>
-        <w:t>RequestStopTransaction</w:t>
-      </w:r>
-      <w:proofErr w:type="spellEnd"/>
-      <w:r>
-        <w:t xml:space="preserve"> формирует сервер по запросу приложения и передаёт по уже открытому </w:t>
-      </w:r>
-      <w:proofErr w:type="spellStart"/>
+        <w:t xml:space="preserve">Исходящие команды RequestStartTransaction и RequestStopTransaction формирует сервер по запросу приложения и передаёт по уже открытому </w:t>
+      </w:r>
       <w:r>
         <w:t>WebSocket</w:t>
       </w:r>
-      <w:proofErr w:type="spellEnd"/>
       <w:r>
         <w:t xml:space="preserve"> </w:t>
       </w:r>
@@ -14284,14 +13100,7 @@
       </w:r>
       <w:r>
         <w:tab/>
-      </w:r>
-      <w:proofErr w:type="spellStart"/>
-      <w:r>
-        <w:t>Рудинский</w:t>
-      </w:r>
-      <w:proofErr w:type="spellEnd"/>
-      <w:r>
-        <w:t xml:space="preserve"> И.Д. Учебно-методическое пособие по выполнению курсового проекта для студентов, обучающихся в бакалавриате по направлению подготовки «Прикладная информатика» - Калининград: КГТУ, 2015г. – 63 с.</w:t>
+        <w:t>Рудинский И.Д. Учебно-методическое пособие по выполнению курсового проекта для студентов, обучающихся в бакалавриате по направлению подготовки «Прикладная информатика» - Калининград: КГТУ, 2015г. – 63 с.</w:t>
       </w:r>
     </w:p>
     <w:p>
@@ -14353,14 +13162,7 @@
       </w:r>
       <w:r>
         <w:tab/>
-      </w:r>
-      <w:proofErr w:type="spellStart"/>
-      <w:r>
-        <w:t>Punkt</w:t>
-      </w:r>
-      <w:proofErr w:type="spellEnd"/>
-      <w:r>
-        <w:t xml:space="preserve"> E. Официальный сайт [Электронный ресурс]. </w:t>
+        <w:t xml:space="preserve">Punkt E. Официальный сайт [Электронный ресурс]. </w:t>
       </w:r>
       <w:r>
         <w:t>-</w:t>
@@ -14381,23 +13183,7 @@
       </w:r>
       <w:r>
         <w:tab/>
-        <w:t xml:space="preserve">PUNKT E консолидирует рынок, приобретая операторский бизнес </w:t>
-      </w:r>
-      <w:proofErr w:type="spellStart"/>
-      <w:r>
-        <w:t>Sitronics</w:t>
-      </w:r>
-      <w:proofErr w:type="spellEnd"/>
-      <w:r>
-        <w:t xml:space="preserve"> </w:t>
-      </w:r>
-      <w:proofErr w:type="spellStart"/>
-      <w:r>
-        <w:t>Electro</w:t>
-      </w:r>
-      <w:proofErr w:type="spellEnd"/>
-      <w:r>
-        <w:t xml:space="preserve"> [Электронный ресурс] // PUNKT E. </w:t>
+        <w:t xml:space="preserve">PUNKT E консолидирует рынок, приобретая операторский бизнес Sitronics Electro [Электронный ресурс] // PUNKT E. </w:t>
       </w:r>
       <w:r>
         <w:t>-</w:t>
@@ -14452,13 +13238,8 @@
       <w:r>
         <w:tab/>
       </w:r>
-      <w:proofErr w:type="spellStart"/>
-      <w:r>
-        <w:t>Voltfuel</w:t>
-      </w:r>
-      <w:proofErr w:type="spellEnd"/>
-      <w:r>
-        <w:t>. Сеть зарядных станций для электромобилей [Электронный ресурс]. — URL: https://voltfuel.ru/ (дата обращения: 25.09.2026).</w:t>
+      <w:r>
+        <w:t>Voltfuel. Сеть зарядных станций для электромобилей [Электронный ресурс]. — URL: https://voltfuel.ru/ (дата обращения: 25.09.2026).</w:t>
       </w:r>
     </w:p>
     <w:p>
@@ -14550,15 +13331,7 @@
       </w:r>
       <w:r>
         <w:tab/>
-        <w:t xml:space="preserve">В России вырос спрос на персональные зарядные устройства для электромобилей и гибридов [Электронный ресурс] // </w:t>
-      </w:r>
-      <w:proofErr w:type="spellStart"/>
-      <w:r>
-        <w:t>Автостат</w:t>
-      </w:r>
-      <w:proofErr w:type="spellEnd"/>
-      <w:r>
-        <w:t xml:space="preserve">. </w:t>
+        <w:t xml:space="preserve">В России вырос спрос на персональные зарядные устройства для электромобилей и гибридов [Электронный ресурс] // Автостат. </w:t>
       </w:r>
       <w:r>
         <w:t>-</w:t>

--- a/ПЗ 22-ЗИЭ-1 Петрачков А.Е. — Петров.docx
+++ b/ПЗ 22-ЗИЭ-1 Петрачков А.Е. — Петров.docx
@@ -866,7 +866,7 @@
         </w:rPr>
         <w:fldChar w:fldCharType="separate"/>
       </w:r>
-      <w:hyperlink w:anchor="_Toc242914528" w:history="1">
+      <w:hyperlink w:anchor="_Toc243875201" w:history="1">
         <w:r>
           <w:rPr>
             <w:rStyle w:val="a3"/>
@@ -893,7 +893,7 @@
             <w:noProof/>
             <w:webHidden/>
           </w:rPr>
-          <w:instrText xml:space="preserve"> PAGEREF _Toc242914528 \h </w:instrText>
+          <w:instrText xml:space="preserve"> PAGEREF _Toc243875201 \h </w:instrText>
         </w:r>
         <w:r>
           <w:rPr>
@@ -934,7 +934,7 @@
           <w:szCs w:val="22"/>
         </w:rPr>
       </w:pPr>
-      <w:hyperlink w:anchor="_Toc242914529" w:history="1">
+      <w:hyperlink w:anchor="_Toc243875202" w:history="1">
         <w:r>
           <w:rPr>
             <w:rStyle w:val="a3"/>
@@ -961,7 +961,7 @@
             <w:noProof/>
             <w:webHidden/>
           </w:rPr>
-          <w:instrText xml:space="preserve"> PAGEREF _Toc242914529 \h </w:instrText>
+          <w:instrText xml:space="preserve"> PAGEREF _Toc243875202 \h </w:instrText>
         </w:r>
         <w:r>
           <w:rPr>
@@ -1005,7 +1005,7 @@
           <w:szCs w:val="22"/>
         </w:rPr>
       </w:pPr>
-      <w:hyperlink w:anchor="_Toc242914530" w:history="1">
+      <w:hyperlink w:anchor="_Toc243875203" w:history="1">
         <w:r>
           <w:rPr>
             <w:rStyle w:val="a3"/>
@@ -1032,7 +1032,7 @@
             <w:noProof/>
             <w:webHidden/>
           </w:rPr>
-          <w:instrText xml:space="preserve"> PAGEREF _Toc242914530 \h </w:instrText>
+          <w:instrText xml:space="preserve"> PAGEREF _Toc243875203 \h </w:instrText>
         </w:r>
         <w:r>
           <w:rPr>
@@ -1076,7 +1076,7 @@
           <w:szCs w:val="22"/>
         </w:rPr>
       </w:pPr>
-      <w:hyperlink w:anchor="_Toc242914531" w:history="1">
+      <w:hyperlink w:anchor="_Toc243875204" w:history="1">
         <w:r>
           <w:rPr>
             <w:rStyle w:val="a3"/>
@@ -1103,7 +1103,7 @@
             <w:noProof/>
             <w:webHidden/>
           </w:rPr>
-          <w:instrText xml:space="preserve"> PAGEREF _Toc242914531 \h </w:instrText>
+          <w:instrText xml:space="preserve"> PAGEREF _Toc243875204 \h </w:instrText>
         </w:r>
         <w:r>
           <w:rPr>
@@ -1148,7 +1148,7 @@
           <w:lang w:eastAsia="ru-RU"/>
         </w:rPr>
       </w:pPr>
-      <w:hyperlink w:anchor="_Toc242914532" w:history="1">
+      <w:hyperlink w:anchor="_Toc243875205" w:history="1">
         <w:r>
           <w:rPr>
             <w:rStyle w:val="a3"/>
@@ -1191,7 +1191,7 @@
             <w:noProof/>
             <w:webHidden/>
           </w:rPr>
-          <w:instrText xml:space="preserve"> PAGEREF _Toc242914532 \h </w:instrText>
+          <w:instrText xml:space="preserve"> PAGEREF _Toc243875205 \h </w:instrText>
         </w:r>
         <w:r>
           <w:rPr>
@@ -1235,7 +1235,7 @@
           <w:lang w:eastAsia="ru-RU"/>
         </w:rPr>
       </w:pPr>
-      <w:hyperlink w:anchor="_Toc242914533" w:history="1">
+      <w:hyperlink w:anchor="_Toc243875206" w:history="1">
         <w:r>
           <w:rPr>
             <w:rStyle w:val="a3"/>
@@ -1262,7 +1262,7 @@
             <w:noProof/>
             <w:webHidden/>
           </w:rPr>
-          <w:instrText xml:space="preserve"> PAGEREF _Toc242914533 \h </w:instrText>
+          <w:instrText xml:space="preserve"> PAGEREF _Toc243875206 \h </w:instrText>
         </w:r>
         <w:r>
           <w:rPr>
@@ -1306,7 +1306,7 @@
           <w:lang w:eastAsia="ru-RU"/>
         </w:rPr>
       </w:pPr>
-      <w:hyperlink w:anchor="_Toc242914534" w:history="1">
+      <w:hyperlink w:anchor="_Toc243875207" w:history="1">
         <w:r>
           <w:rPr>
             <w:rStyle w:val="a3"/>
@@ -1333,7 +1333,7 @@
             <w:noProof/>
             <w:webHidden/>
           </w:rPr>
-          <w:instrText xml:space="preserve"> PAGEREF _Toc242914534 \h </w:instrText>
+          <w:instrText xml:space="preserve"> PAGEREF _Toc243875207 \h </w:instrText>
         </w:r>
         <w:r>
           <w:rPr>
@@ -1377,7 +1377,7 @@
           <w:lang w:eastAsia="ru-RU"/>
         </w:rPr>
       </w:pPr>
-      <w:hyperlink w:anchor="_Toc242914535" w:history="1">
+      <w:hyperlink w:anchor="_Toc243875208" w:history="1">
         <w:r>
           <w:rPr>
             <w:rStyle w:val="a3"/>
@@ -1404,7 +1404,7 @@
             <w:noProof/>
             <w:webHidden/>
           </w:rPr>
-          <w:instrText xml:space="preserve"> PAGEREF _Toc242914535 \h </w:instrText>
+          <w:instrText xml:space="preserve"> PAGEREF _Toc243875208 \h </w:instrText>
         </w:r>
         <w:r>
           <w:rPr>
@@ -1448,7 +1448,7 @@
           <w:lang w:eastAsia="ru-RU"/>
         </w:rPr>
       </w:pPr>
-      <w:hyperlink w:anchor="_Toc242914536" w:history="1">
+      <w:hyperlink w:anchor="_Toc243875209" w:history="1">
         <w:r>
           <w:rPr>
             <w:rStyle w:val="a3"/>
@@ -1475,7 +1475,7 @@
             <w:noProof/>
             <w:webHidden/>
           </w:rPr>
-          <w:instrText xml:space="preserve"> PAGEREF _Toc242914536 \h </w:instrText>
+          <w:instrText xml:space="preserve"> PAGEREF _Toc243875209 \h </w:instrText>
         </w:r>
         <w:r>
           <w:rPr>
@@ -1519,7 +1519,7 @@
           <w:lang w:eastAsia="ru-RU"/>
         </w:rPr>
       </w:pPr>
-      <w:hyperlink w:anchor="_Toc242914537" w:history="1">
+      <w:hyperlink w:anchor="_Toc243875210" w:history="1">
         <w:r>
           <w:rPr>
             <w:rStyle w:val="a3"/>
@@ -1546,7 +1546,7 @@
             <w:noProof/>
             <w:webHidden/>
           </w:rPr>
-          <w:instrText xml:space="preserve"> PAGEREF _Toc242914537 \h </w:instrText>
+          <w:instrText xml:space="preserve"> PAGEREF _Toc243875210 \h </w:instrText>
         </w:r>
         <w:r>
           <w:rPr>
@@ -1590,7 +1590,7 @@
           <w:szCs w:val="22"/>
         </w:rPr>
       </w:pPr>
-      <w:hyperlink w:anchor="_Toc242914538" w:history="1">
+      <w:hyperlink w:anchor="_Toc243875211" w:history="1">
         <w:r>
           <w:rPr>
             <w:rStyle w:val="a3"/>
@@ -1617,7 +1617,7 @@
             <w:noProof/>
             <w:webHidden/>
           </w:rPr>
-          <w:instrText xml:space="preserve"> PAGEREF _Toc242914538 \h </w:instrText>
+          <w:instrText xml:space="preserve"> PAGEREF _Toc243875211 \h </w:instrText>
         </w:r>
         <w:r>
           <w:rPr>
@@ -1661,7 +1661,7 @@
           <w:lang w:eastAsia="ru-RU"/>
         </w:rPr>
       </w:pPr>
-      <w:hyperlink w:anchor="_Toc242914539" w:history="1">
+      <w:hyperlink w:anchor="_Toc243875212" w:history="1">
         <w:r>
           <w:rPr>
             <w:rStyle w:val="a3"/>
@@ -1688,7 +1688,7 @@
             <w:noProof/>
             <w:webHidden/>
           </w:rPr>
-          <w:instrText xml:space="preserve"> PAGEREF _Toc242914539 \h </w:instrText>
+          <w:instrText xml:space="preserve"> PAGEREF _Toc243875212 \h </w:instrText>
         </w:r>
         <w:r>
           <w:rPr>
@@ -1732,7 +1732,7 @@
           <w:lang w:eastAsia="ru-RU"/>
         </w:rPr>
       </w:pPr>
-      <w:hyperlink w:anchor="_Toc242914540" w:history="1">
+      <w:hyperlink w:anchor="_Toc243875213" w:history="1">
         <w:r>
           <w:rPr>
             <w:rStyle w:val="a3"/>
@@ -1759,7 +1759,7 @@
             <w:noProof/>
             <w:webHidden/>
           </w:rPr>
-          <w:instrText xml:space="preserve"> PAGEREF _Toc242914540 \h </w:instrText>
+          <w:instrText xml:space="preserve"> PAGEREF _Toc243875213 \h </w:instrText>
         </w:r>
         <w:r>
           <w:rPr>
@@ -1803,7 +1803,7 @@
           <w:szCs w:val="22"/>
         </w:rPr>
       </w:pPr>
-      <w:hyperlink w:anchor="_Toc242914541" w:history="1">
+      <w:hyperlink w:anchor="_Toc243875214" w:history="1">
         <w:r>
           <w:rPr>
             <w:rStyle w:val="a3"/>
@@ -1830,7 +1830,7 @@
             <w:noProof/>
             <w:webHidden/>
           </w:rPr>
-          <w:instrText xml:space="preserve"> PAGEREF _Toc242914541 \h </w:instrText>
+          <w:instrText xml:space="preserve"> PAGEREF _Toc243875214 \h </w:instrText>
         </w:r>
         <w:r>
           <w:rPr>
@@ -1863,7 +1863,10 @@
     </w:p>
     <w:p>
       <w:pPr>
-        <w:pStyle w:val="11"/>
+        <w:pStyle w:val="21"/>
+        <w:tabs>
+          <w:tab w:val="right" w:leader="dot" w:pos="9345"/>
+        </w:tabs>
         <w:rPr>
           <w:rFonts w:asciiTheme="minorHAnsi" w:eastAsiaTheme="minorEastAsia" w:hAnsiTheme="minorHAnsi" w:cstheme="minorBidi"/>
           <w:noProof/>
@@ -1871,12 +1874,80 @@
           <w:szCs w:val="22"/>
         </w:rPr>
       </w:pPr>
-      <w:hyperlink w:anchor="_Toc242914542" w:history="1">
+      <w:hyperlink w:anchor="_Toc243875215" w:history="1">
         <w:r>
           <w:rPr>
             <w:rStyle w:val="a3"/>
             <w:noProof/>
           </w:rPr>
+          <w:t>Выводы по главе 1</w:t>
+        </w:r>
+        <w:r>
+          <w:rPr>
+            <w:noProof/>
+            <w:webHidden/>
+          </w:rPr>
+          <w:tab/>
+        </w:r>
+        <w:r>
+          <w:rPr>
+            <w:noProof/>
+            <w:webHidden/>
+          </w:rPr>
+          <w:fldChar w:fldCharType="begin"/>
+        </w:r>
+        <w:r>
+          <w:rPr>
+            <w:noProof/>
+            <w:webHidden/>
+          </w:rPr>
+          <w:instrText xml:space="preserve"> PAGEREF _Toc243875215 \h </w:instrText>
+        </w:r>
+        <w:r>
+          <w:rPr>
+            <w:noProof/>
+            <w:webHidden/>
+          </w:rPr>
+        </w:r>
+        <w:r>
+          <w:rPr>
+            <w:noProof/>
+            <w:webHidden/>
+          </w:rPr>
+          <w:fldChar w:fldCharType="separate"/>
+        </w:r>
+        <w:r>
+          <w:rPr>
+            <w:noProof/>
+            <w:webHidden/>
+          </w:rPr>
+          <w:t>19</w:t>
+        </w:r>
+        <w:r>
+          <w:rPr>
+            <w:noProof/>
+            <w:webHidden/>
+          </w:rPr>
+          <w:fldChar w:fldCharType="end"/>
+        </w:r>
+      </w:hyperlink>
+    </w:p>
+    <w:p>
+      <w:pPr>
+        <w:pStyle w:val="11"/>
+        <w:rPr>
+          <w:rFonts w:asciiTheme="minorHAnsi" w:eastAsiaTheme="minorEastAsia" w:hAnsiTheme="minorHAnsi" w:cstheme="minorBidi"/>
+          <w:noProof/>
+          <w:sz w:val="22"/>
+          <w:szCs w:val="22"/>
+        </w:rPr>
+      </w:pPr>
+      <w:hyperlink w:anchor="_Toc243875216" w:history="1">
+        <w:r>
+          <w:rPr>
+            <w:rStyle w:val="a3"/>
+            <w:noProof/>
+          </w:rPr>
           <w:t>Глава 2. Техническое задание и проектирование АСУ «Заряди сам»</w:t>
         </w:r>
         <w:r>
@@ -1898,7 +1969,7 @@
             <w:noProof/>
             <w:webHidden/>
           </w:rPr>
-          <w:instrText xml:space="preserve"> PAGEREF _Toc242914542 \h </w:instrText>
+          <w:instrText xml:space="preserve"> PAGEREF _Toc243875216 \h </w:instrText>
         </w:r>
         <w:r>
           <w:rPr>
@@ -1942,7 +2013,7 @@
           <w:szCs w:val="22"/>
         </w:rPr>
       </w:pPr>
-      <w:hyperlink w:anchor="_Toc242914543" w:history="1">
+      <w:hyperlink w:anchor="_Toc243875217" w:history="1">
         <w:r>
           <w:rPr>
             <w:rStyle w:val="a3"/>
@@ -1969,7 +2040,7 @@
             <w:noProof/>
             <w:webHidden/>
           </w:rPr>
-          <w:instrText xml:space="preserve"> PAGEREF _Toc242914543 \h </w:instrText>
+          <w:instrText xml:space="preserve"> PAGEREF _Toc243875217 \h </w:instrText>
         </w:r>
         <w:r>
           <w:rPr>
@@ -2013,7 +2084,7 @@
           <w:szCs w:val="22"/>
         </w:rPr>
       </w:pPr>
-      <w:hyperlink w:anchor="_Toc242914544" w:history="1">
+      <w:hyperlink w:anchor="_Toc243875218" w:history="1">
         <w:r>
           <w:rPr>
             <w:rStyle w:val="a3"/>
@@ -2040,7 +2111,7 @@
             <w:noProof/>
             <w:webHidden/>
           </w:rPr>
-          <w:instrText xml:space="preserve"> PAGEREF _Toc242914544 \h </w:instrText>
+          <w:instrText xml:space="preserve"> PAGEREF _Toc243875218 \h </w:instrText>
         </w:r>
         <w:r>
           <w:rPr>
@@ -2084,7 +2155,7 @@
           <w:szCs w:val="22"/>
         </w:rPr>
       </w:pPr>
-      <w:hyperlink w:anchor="_Toc242914545" w:history="1">
+      <w:hyperlink w:anchor="_Toc243875219" w:history="1">
         <w:r>
           <w:rPr>
             <w:rStyle w:val="a3"/>
@@ -2111,7 +2182,7 @@
             <w:noProof/>
             <w:webHidden/>
           </w:rPr>
-          <w:instrText xml:space="preserve"> PAGEREF _Toc242914545 \h </w:instrText>
+          <w:instrText xml:space="preserve"> PAGEREF _Toc243875219 \h </w:instrText>
         </w:r>
         <w:r>
           <w:rPr>
@@ -2155,7 +2226,7 @@
           <w:szCs w:val="22"/>
         </w:rPr>
       </w:pPr>
-      <w:hyperlink w:anchor="_Toc242914546" w:history="1">
+      <w:hyperlink w:anchor="_Toc243875220" w:history="1">
         <w:r>
           <w:rPr>
             <w:rStyle w:val="a3"/>
@@ -2182,7 +2253,7 @@
             <w:noProof/>
             <w:webHidden/>
           </w:rPr>
-          <w:instrText xml:space="preserve"> PAGEREF _Toc242914546 \h </w:instrText>
+          <w:instrText xml:space="preserve"> PAGEREF _Toc243875220 \h </w:instrText>
         </w:r>
         <w:r>
           <w:rPr>
@@ -2226,7 +2297,7 @@
           <w:szCs w:val="22"/>
         </w:rPr>
       </w:pPr>
-      <w:hyperlink w:anchor="_Toc242914547" w:history="1">
+      <w:hyperlink w:anchor="_Toc243875221" w:history="1">
         <w:r>
           <w:rPr>
             <w:rStyle w:val="a3"/>
@@ -2253,7 +2324,7 @@
             <w:noProof/>
             <w:webHidden/>
           </w:rPr>
-          <w:instrText xml:space="preserve"> PAGEREF _Toc242914547 \h </w:instrText>
+          <w:instrText xml:space="preserve"> PAGEREF _Toc243875221 \h </w:instrText>
         </w:r>
         <w:r>
           <w:rPr>
@@ -2297,7 +2368,7 @@
           <w:szCs w:val="22"/>
         </w:rPr>
       </w:pPr>
-      <w:hyperlink w:anchor="_Toc242914548" w:history="1">
+      <w:hyperlink w:anchor="_Toc243875222" w:history="1">
         <w:r>
           <w:rPr>
             <w:rStyle w:val="a3"/>
@@ -2324,7 +2395,7 @@
             <w:noProof/>
             <w:webHidden/>
           </w:rPr>
-          <w:instrText xml:space="preserve"> PAGEREF _Toc242914548 \h </w:instrText>
+          <w:instrText xml:space="preserve"> PAGEREF _Toc243875222 \h </w:instrText>
         </w:r>
         <w:r>
           <w:rPr>
@@ -2368,7 +2439,7 @@
           <w:szCs w:val="22"/>
         </w:rPr>
       </w:pPr>
-      <w:hyperlink w:anchor="_Toc242914549" w:history="1">
+      <w:hyperlink w:anchor="_Toc243875223" w:history="1">
         <w:r>
           <w:rPr>
             <w:rStyle w:val="a3"/>
@@ -2395,7 +2466,7 @@
             <w:noProof/>
             <w:webHidden/>
           </w:rPr>
-          <w:instrText xml:space="preserve"> PAGEREF _Toc242914549 \h </w:instrText>
+          <w:instrText xml:space="preserve"> PAGEREF _Toc243875223 \h </w:instrText>
         </w:r>
         <w:r>
           <w:rPr>
@@ -2439,7 +2510,7 @@
           <w:szCs w:val="22"/>
         </w:rPr>
       </w:pPr>
-      <w:hyperlink w:anchor="_Toc242914550" w:history="1">
+      <w:hyperlink w:anchor="_Toc243875224" w:history="1">
         <w:r>
           <w:rPr>
             <w:rStyle w:val="a3"/>
@@ -2466,7 +2537,7 @@
             <w:noProof/>
             <w:webHidden/>
           </w:rPr>
-          <w:instrText xml:space="preserve"> PAGEREF _Toc242914550 \h </w:instrText>
+          <w:instrText xml:space="preserve"> PAGEREF _Toc243875224 \h </w:instrText>
         </w:r>
         <w:r>
           <w:rPr>
@@ -2510,7 +2581,7 @@
           <w:szCs w:val="22"/>
         </w:rPr>
       </w:pPr>
-      <w:hyperlink w:anchor="_Toc242914551" w:history="1">
+      <w:hyperlink w:anchor="_Toc243875225" w:history="1">
         <w:r>
           <w:rPr>
             <w:rStyle w:val="a3"/>
@@ -2537,7 +2608,7 @@
             <w:noProof/>
             <w:webHidden/>
           </w:rPr>
-          <w:instrText xml:space="preserve"> PAGEREF _Toc242914551 \h </w:instrText>
+          <w:instrText xml:space="preserve"> PAGEREF _Toc243875225 \h </w:instrText>
         </w:r>
         <w:r>
           <w:rPr>
@@ -2557,7 +2628,7 @@
             <w:noProof/>
             <w:webHidden/>
           </w:rPr>
-          <w:t>36</w:t>
+          <w:t>37</w:t>
         </w:r>
         <w:r>
           <w:rPr>
@@ -2581,7 +2652,7 @@
           <w:lang w:eastAsia="ru-RU"/>
         </w:rPr>
       </w:pPr>
-      <w:hyperlink w:anchor="_Toc242914552" w:history="1">
+      <w:hyperlink w:anchor="_Toc243875226" w:history="1">
         <w:r>
           <w:rPr>
             <w:rStyle w:val="a3"/>
@@ -2608,7 +2679,7 @@
             <w:noProof/>
             <w:webHidden/>
           </w:rPr>
-          <w:instrText xml:space="preserve"> PAGEREF _Toc242914552 \h </w:instrText>
+          <w:instrText xml:space="preserve"> PAGEREF _Toc243875226 \h </w:instrText>
         </w:r>
         <w:r>
           <w:rPr>
@@ -2628,7 +2699,7 @@
             <w:noProof/>
             <w:webHidden/>
           </w:rPr>
-          <w:t>36</w:t>
+          <w:t>37</w:t>
         </w:r>
         <w:r>
           <w:rPr>
@@ -2652,7 +2723,7 @@
           <w:lang w:eastAsia="ru-RU"/>
         </w:rPr>
       </w:pPr>
-      <w:hyperlink w:anchor="_Toc242914553" w:history="1">
+      <w:hyperlink w:anchor="_Toc243875227" w:history="1">
         <w:r>
           <w:rPr>
             <w:rStyle w:val="a3"/>
@@ -2679,7 +2750,7 @@
             <w:noProof/>
             <w:webHidden/>
           </w:rPr>
-          <w:instrText xml:space="preserve"> PAGEREF _Toc242914553 \h </w:instrText>
+          <w:instrText xml:space="preserve"> PAGEREF _Toc243875227 \h </w:instrText>
         </w:r>
         <w:r>
           <w:rPr>
@@ -2699,7 +2770,7 @@
             <w:noProof/>
             <w:webHidden/>
           </w:rPr>
-          <w:t>45</w:t>
+          <w:t>46</w:t>
         </w:r>
         <w:r>
           <w:rPr>
@@ -2723,7 +2794,7 @@
           <w:szCs w:val="22"/>
         </w:rPr>
       </w:pPr>
-      <w:hyperlink w:anchor="_Toc242914554" w:history="1">
+      <w:hyperlink w:anchor="_Toc243875228" w:history="1">
         <w:r>
           <w:rPr>
             <w:rStyle w:val="a3"/>
@@ -2750,7 +2821,7 @@
             <w:noProof/>
             <w:webHidden/>
           </w:rPr>
-          <w:instrText xml:space="preserve"> PAGEREF _Toc242914554 \h </w:instrText>
+          <w:instrText xml:space="preserve"> PAGEREF _Toc243875228 \h </w:instrText>
         </w:r>
         <w:r>
           <w:rPr>
@@ -2770,7 +2841,7 @@
             <w:noProof/>
             <w:webHidden/>
           </w:rPr>
-          <w:t>48</w:t>
+          <w:t>49</w:t>
         </w:r>
         <w:r>
           <w:rPr>
@@ -2783,7 +2854,10 @@
     </w:p>
     <w:p>
       <w:pPr>
-        <w:pStyle w:val="11"/>
+        <w:pStyle w:val="21"/>
+        <w:tabs>
+          <w:tab w:val="right" w:leader="dot" w:pos="9345"/>
+        </w:tabs>
         <w:rPr>
           <w:rFonts w:asciiTheme="minorHAnsi" w:eastAsiaTheme="minorEastAsia" w:hAnsiTheme="minorHAnsi" w:cstheme="minorBidi"/>
           <w:noProof/>
@@ -2791,12 +2865,432 @@
           <w:szCs w:val="22"/>
         </w:rPr>
       </w:pPr>
-      <w:hyperlink w:anchor="_Toc242914555" w:history="1">
+      <w:hyperlink w:anchor="_Toc243875229" w:history="1">
         <w:r>
           <w:rPr>
             <w:rStyle w:val="a3"/>
             <w:noProof/>
           </w:rPr>
+          <w:t>2.11 Состав работ, порядок контроля и приёмки, требования к документированию</w:t>
+        </w:r>
+        <w:r>
+          <w:rPr>
+            <w:noProof/>
+            <w:webHidden/>
+          </w:rPr>
+          <w:tab/>
+        </w:r>
+        <w:r>
+          <w:rPr>
+            <w:noProof/>
+            <w:webHidden/>
+          </w:rPr>
+          <w:fldChar w:fldCharType="begin"/>
+        </w:r>
+        <w:r>
+          <w:rPr>
+            <w:noProof/>
+            <w:webHidden/>
+          </w:rPr>
+          <w:instrText xml:space="preserve"> PAGEREF _Toc243875229 \h </w:instrText>
+        </w:r>
+        <w:r>
+          <w:rPr>
+            <w:noProof/>
+            <w:webHidden/>
+          </w:rPr>
+        </w:r>
+        <w:r>
+          <w:rPr>
+            <w:noProof/>
+            <w:webHidden/>
+          </w:rPr>
+          <w:fldChar w:fldCharType="separate"/>
+        </w:r>
+        <w:r>
+          <w:rPr>
+            <w:noProof/>
+            <w:webHidden/>
+          </w:rPr>
+          <w:t>50</w:t>
+        </w:r>
+        <w:r>
+          <w:rPr>
+            <w:noProof/>
+            <w:webHidden/>
+          </w:rPr>
+          <w:fldChar w:fldCharType="end"/>
+        </w:r>
+      </w:hyperlink>
+    </w:p>
+    <w:p>
+      <w:pPr>
+        <w:pStyle w:val="21"/>
+        <w:tabs>
+          <w:tab w:val="right" w:leader="dot" w:pos="9345"/>
+        </w:tabs>
+        <w:rPr>
+          <w:rFonts w:asciiTheme="minorHAnsi" w:eastAsiaTheme="minorEastAsia" w:hAnsiTheme="minorHAnsi" w:cstheme="minorBidi"/>
+          <w:noProof/>
+          <w:sz w:val="22"/>
+          <w:szCs w:val="22"/>
+        </w:rPr>
+      </w:pPr>
+      <w:hyperlink w:anchor="_Toc243875230" w:history="1">
+        <w:r>
+          <w:rPr>
+            <w:rStyle w:val="a3"/>
+            <w:noProof/>
+          </w:rPr>
+          <w:t>Выводы по главе 2</w:t>
+        </w:r>
+        <w:r>
+          <w:rPr>
+            <w:noProof/>
+            <w:webHidden/>
+          </w:rPr>
+          <w:tab/>
+        </w:r>
+        <w:r>
+          <w:rPr>
+            <w:noProof/>
+            <w:webHidden/>
+          </w:rPr>
+          <w:fldChar w:fldCharType="begin"/>
+        </w:r>
+        <w:r>
+          <w:rPr>
+            <w:noProof/>
+            <w:webHidden/>
+          </w:rPr>
+          <w:instrText xml:space="preserve"> PAGEREF _Toc243875230 \h </w:instrText>
+        </w:r>
+        <w:r>
+          <w:rPr>
+            <w:noProof/>
+            <w:webHidden/>
+          </w:rPr>
+        </w:r>
+        <w:r>
+          <w:rPr>
+            <w:noProof/>
+            <w:webHidden/>
+          </w:rPr>
+          <w:fldChar w:fldCharType="separate"/>
+        </w:r>
+        <w:r>
+          <w:rPr>
+            <w:noProof/>
+            <w:webHidden/>
+          </w:rPr>
+          <w:t>52</w:t>
+        </w:r>
+        <w:r>
+          <w:rPr>
+            <w:noProof/>
+            <w:webHidden/>
+          </w:rPr>
+          <w:fldChar w:fldCharType="end"/>
+        </w:r>
+      </w:hyperlink>
+    </w:p>
+    <w:p>
+      <w:pPr>
+        <w:pStyle w:val="11"/>
+        <w:rPr>
+          <w:rFonts w:asciiTheme="minorHAnsi" w:eastAsiaTheme="minorEastAsia" w:hAnsiTheme="minorHAnsi" w:cstheme="minorBidi"/>
+          <w:noProof/>
+          <w:sz w:val="22"/>
+          <w:szCs w:val="22"/>
+        </w:rPr>
+      </w:pPr>
+      <w:hyperlink w:anchor="_Toc243875231" w:history="1">
+        <w:r>
+          <w:rPr>
+            <w:rStyle w:val="a3"/>
+            <w:noProof/>
+          </w:rPr>
+          <w:t>Глава 3. Реализация и тестирование системы</w:t>
+        </w:r>
+        <w:r>
+          <w:rPr>
+            <w:noProof/>
+            <w:webHidden/>
+          </w:rPr>
+          <w:tab/>
+        </w:r>
+        <w:r>
+          <w:rPr>
+            <w:noProof/>
+            <w:webHidden/>
+          </w:rPr>
+          <w:fldChar w:fldCharType="begin"/>
+        </w:r>
+        <w:r>
+          <w:rPr>
+            <w:noProof/>
+            <w:webHidden/>
+          </w:rPr>
+          <w:instrText xml:space="preserve"> PAGEREF _Toc243875231 \h </w:instrText>
+        </w:r>
+        <w:r>
+          <w:rPr>
+            <w:noProof/>
+            <w:webHidden/>
+          </w:rPr>
+        </w:r>
+        <w:r>
+          <w:rPr>
+            <w:noProof/>
+            <w:webHidden/>
+          </w:rPr>
+          <w:fldChar w:fldCharType="separate"/>
+        </w:r>
+        <w:r>
+          <w:rPr>
+            <w:noProof/>
+            <w:webHidden/>
+          </w:rPr>
+          <w:t>54</w:t>
+        </w:r>
+        <w:r>
+          <w:rPr>
+            <w:noProof/>
+            <w:webHidden/>
+          </w:rPr>
+          <w:fldChar w:fldCharType="end"/>
+        </w:r>
+      </w:hyperlink>
+    </w:p>
+    <w:p>
+      <w:pPr>
+        <w:pStyle w:val="21"/>
+        <w:tabs>
+          <w:tab w:val="right" w:leader="dot" w:pos="9345"/>
+        </w:tabs>
+        <w:rPr>
+          <w:rFonts w:asciiTheme="minorHAnsi" w:eastAsiaTheme="minorEastAsia" w:hAnsiTheme="minorHAnsi" w:cstheme="minorBidi"/>
+          <w:noProof/>
+          <w:sz w:val="22"/>
+          <w:szCs w:val="22"/>
+        </w:rPr>
+      </w:pPr>
+      <w:hyperlink w:anchor="_Toc243875232" w:history="1">
+        <w:r>
+          <w:rPr>
+            <w:rStyle w:val="a3"/>
+            <w:noProof/>
+          </w:rPr>
+          <w:t>3.1 Общее описание программного комплекса</w:t>
+        </w:r>
+        <w:r>
+          <w:rPr>
+            <w:noProof/>
+            <w:webHidden/>
+          </w:rPr>
+          <w:tab/>
+        </w:r>
+        <w:r>
+          <w:rPr>
+            <w:noProof/>
+            <w:webHidden/>
+          </w:rPr>
+          <w:fldChar w:fldCharType="begin"/>
+        </w:r>
+        <w:r>
+          <w:rPr>
+            <w:noProof/>
+            <w:webHidden/>
+          </w:rPr>
+          <w:instrText xml:space="preserve"> PAGEREF _Toc243875232 \h </w:instrText>
+        </w:r>
+        <w:r>
+          <w:rPr>
+            <w:noProof/>
+            <w:webHidden/>
+          </w:rPr>
+        </w:r>
+        <w:r>
+          <w:rPr>
+            <w:noProof/>
+            <w:webHidden/>
+          </w:rPr>
+          <w:fldChar w:fldCharType="separate"/>
+        </w:r>
+        <w:r>
+          <w:rPr>
+            <w:noProof/>
+            <w:webHidden/>
+          </w:rPr>
+          <w:t>54</w:t>
+        </w:r>
+        <w:r>
+          <w:rPr>
+            <w:noProof/>
+            <w:webHidden/>
+          </w:rPr>
+          <w:fldChar w:fldCharType="end"/>
+        </w:r>
+      </w:hyperlink>
+    </w:p>
+    <w:p>
+      <w:pPr>
+        <w:pStyle w:val="21"/>
+        <w:tabs>
+          <w:tab w:val="right" w:leader="dot" w:pos="9345"/>
+        </w:tabs>
+        <w:rPr>
+          <w:rFonts w:asciiTheme="minorHAnsi" w:eastAsiaTheme="minorEastAsia" w:hAnsiTheme="minorHAnsi" w:cstheme="minorBidi"/>
+          <w:noProof/>
+          <w:sz w:val="22"/>
+          <w:szCs w:val="22"/>
+        </w:rPr>
+      </w:pPr>
+      <w:hyperlink w:anchor="_Toc243875233" w:history="1">
+        <w:r>
+          <w:rPr>
+            <w:rStyle w:val="a3"/>
+            <w:noProof/>
+          </w:rPr>
+          <w:t>3.2 Структура серверной части</w:t>
+        </w:r>
+        <w:r>
+          <w:rPr>
+            <w:noProof/>
+            <w:webHidden/>
+          </w:rPr>
+          <w:tab/>
+        </w:r>
+        <w:r>
+          <w:rPr>
+            <w:noProof/>
+            <w:webHidden/>
+          </w:rPr>
+          <w:fldChar w:fldCharType="begin"/>
+        </w:r>
+        <w:r>
+          <w:rPr>
+            <w:noProof/>
+            <w:webHidden/>
+          </w:rPr>
+          <w:instrText xml:space="preserve"> PAGEREF _Toc243875233 \h </w:instrText>
+        </w:r>
+        <w:r>
+          <w:rPr>
+            <w:noProof/>
+            <w:webHidden/>
+          </w:rPr>
+        </w:r>
+        <w:r>
+          <w:rPr>
+            <w:noProof/>
+            <w:webHidden/>
+          </w:rPr>
+          <w:fldChar w:fldCharType="separate"/>
+        </w:r>
+        <w:r>
+          <w:rPr>
+            <w:noProof/>
+            <w:webHidden/>
+          </w:rPr>
+          <w:t>55</w:t>
+        </w:r>
+        <w:r>
+          <w:rPr>
+            <w:noProof/>
+            <w:webHidden/>
+          </w:rPr>
+          <w:fldChar w:fldCharType="end"/>
+        </w:r>
+      </w:hyperlink>
+    </w:p>
+    <w:p>
+      <w:pPr>
+        <w:pStyle w:val="21"/>
+        <w:tabs>
+          <w:tab w:val="right" w:leader="dot" w:pos="9345"/>
+        </w:tabs>
+        <w:rPr>
+          <w:rFonts w:asciiTheme="minorHAnsi" w:eastAsiaTheme="minorEastAsia" w:hAnsiTheme="minorHAnsi" w:cstheme="minorBidi"/>
+          <w:noProof/>
+          <w:sz w:val="22"/>
+          <w:szCs w:val="22"/>
+        </w:rPr>
+      </w:pPr>
+      <w:hyperlink w:anchor="_Toc243875234" w:history="1">
+        <w:r>
+          <w:rPr>
+            <w:rStyle w:val="a3"/>
+            <w:noProof/>
+          </w:rPr>
+          <w:t>3.3 Структура мобильного приложения</w:t>
+        </w:r>
+        <w:r>
+          <w:rPr>
+            <w:noProof/>
+            <w:webHidden/>
+          </w:rPr>
+          <w:tab/>
+        </w:r>
+        <w:r>
+          <w:rPr>
+            <w:noProof/>
+            <w:webHidden/>
+          </w:rPr>
+          <w:fldChar w:fldCharType="begin"/>
+        </w:r>
+        <w:r>
+          <w:rPr>
+            <w:noProof/>
+            <w:webHidden/>
+          </w:rPr>
+          <w:instrText xml:space="preserve"> PAGEREF _Toc243875234 \h </w:instrText>
+        </w:r>
+        <w:r>
+          <w:rPr>
+            <w:noProof/>
+            <w:webHidden/>
+          </w:rPr>
+        </w:r>
+        <w:r>
+          <w:rPr>
+            <w:noProof/>
+            <w:webHidden/>
+          </w:rPr>
+          <w:fldChar w:fldCharType="separate"/>
+        </w:r>
+        <w:r>
+          <w:rPr>
+            <w:noProof/>
+            <w:webHidden/>
+          </w:rPr>
+          <w:t>58</w:t>
+        </w:r>
+        <w:r>
+          <w:rPr>
+            <w:noProof/>
+            <w:webHidden/>
+          </w:rPr>
+          <w:fldChar w:fldCharType="end"/>
+        </w:r>
+      </w:hyperlink>
+    </w:p>
+    <w:p>
+      <w:pPr>
+        <w:pStyle w:val="11"/>
+        <w:rPr>
+          <w:rFonts w:asciiTheme="minorHAnsi" w:eastAsiaTheme="minorEastAsia" w:hAnsiTheme="minorHAnsi" w:cstheme="minorBidi"/>
+          <w:noProof/>
+          <w:sz w:val="22"/>
+          <w:szCs w:val="22"/>
+        </w:rPr>
+      </w:pPr>
+      <w:hyperlink w:anchor="_Toc243875235" w:history="1">
+        <w:r>
+          <w:rPr>
+            <w:rStyle w:val="a3"/>
+            <w:noProof/>
+          </w:rPr>
           <w:t>Список источников</w:t>
         </w:r>
         <w:r>
@@ -2818,7 +3312,7 @@
             <w:noProof/>
             <w:webHidden/>
           </w:rPr>
-          <w:instrText xml:space="preserve"> PAGEREF _Toc242914555 \h </w:instrText>
+          <w:instrText xml:space="preserve"> PAGEREF _Toc243875235 \h </w:instrText>
         </w:r>
         <w:r>
           <w:rPr>
@@ -2838,7 +3332,7 @@
             <w:noProof/>
             <w:webHidden/>
           </w:rPr>
-          <w:t>57</w:t>
+          <w:t>64</w:t>
         </w:r>
         <w:r>
           <w:rPr>
@@ -2888,7 +3382,7 @@
         <w:pStyle w:val="1"/>
         <w:jc w:val="center"/>
       </w:pPr>
-      <w:bookmarkStart w:id="0" w:name="_Toc242914528"/>
+      <w:bookmarkStart w:id="0" w:name="_Toc243875201"/>
       <w:r>
         <w:lastRenderedPageBreak/>
         <w:t>Введение</w:t>
@@ -2917,7 +3411,7 @@
       <w:pPr>
         <w:pStyle w:val="1"/>
       </w:pPr>
-      <w:bookmarkStart w:id="1" w:name="_Toc242914529"/>
+      <w:bookmarkStart w:id="1" w:name="_Toc243875202"/>
       <w:r>
         <w:lastRenderedPageBreak/>
         <w:t xml:space="preserve">1 </w:t>
@@ -2936,7 +3430,7 @@
       <w:bookmarkStart w:id="4" w:name="_Toc249609599"/>
       <w:bookmarkStart w:id="5" w:name="_Toc284456264"/>
       <w:bookmarkStart w:id="6" w:name="_Toc216991253"/>
-      <w:bookmarkStart w:id="7" w:name="_Toc242914530"/>
+      <w:bookmarkStart w:id="7" w:name="_Toc243875203"/>
       <w:r>
         <w:t>1.1</w:t>
       </w:r>
@@ -3179,7 +3673,7 @@
         <w:pStyle w:val="2"/>
       </w:pPr>
       <w:bookmarkStart w:id="8" w:name="_Toc216991254"/>
-      <w:bookmarkStart w:id="9" w:name="_Toc242914531"/>
+      <w:bookmarkStart w:id="9" w:name="_Toc243875204"/>
       <w:r>
         <w:t xml:space="preserve">1.2 </w:t>
       </w:r>
@@ -3194,7 +3688,7 @@
         <w:pStyle w:val="3"/>
       </w:pPr>
       <w:bookmarkStart w:id="10" w:name="_Toc216991255"/>
-      <w:bookmarkStart w:id="11" w:name="_Toc242914532"/>
+      <w:bookmarkStart w:id="11" w:name="_Toc243875205"/>
       <w:r>
         <w:t>1.2.1</w:t>
       </w:r>
@@ -3387,7 +3881,7 @@
         <w:pStyle w:val="3"/>
       </w:pPr>
       <w:bookmarkStart w:id="13" w:name="_Toc216991256"/>
-      <w:bookmarkStart w:id="14" w:name="_Toc242914533"/>
+      <w:bookmarkStart w:id="14" w:name="_Toc243875206"/>
       <w:r>
         <w:t xml:space="preserve">1.2.2 </w:t>
       </w:r>
@@ -3560,7 +4054,7 @@
         <w:pStyle w:val="3"/>
       </w:pPr>
       <w:bookmarkStart w:id="15" w:name="_Toc216991257"/>
-      <w:bookmarkStart w:id="16" w:name="_Toc242914534"/>
+      <w:bookmarkStart w:id="16" w:name="_Toc243875207"/>
       <w:r>
         <w:t xml:space="preserve">1.2.3 </w:t>
       </w:r>
@@ -3720,7 +4214,7 @@
         <w:pStyle w:val="3"/>
       </w:pPr>
       <w:bookmarkStart w:id="17" w:name="_Toc216991258"/>
-      <w:bookmarkStart w:id="18" w:name="_Toc242914535"/>
+      <w:bookmarkStart w:id="18" w:name="_Toc243875208"/>
       <w:r>
         <w:t xml:space="preserve">1.2.4 </w:t>
       </w:r>
@@ -4688,7 +5182,7 @@
         <w:pStyle w:val="3"/>
       </w:pPr>
       <w:bookmarkStart w:id="19" w:name="_Toc216991259"/>
-      <w:bookmarkStart w:id="20" w:name="_Toc242914536"/>
+      <w:bookmarkStart w:id="20" w:name="_Toc243875209"/>
       <w:r>
         <w:t xml:space="preserve">1.2.5 </w:t>
       </w:r>
@@ -4856,7 +5350,7 @@
         <w:pStyle w:val="3"/>
       </w:pPr>
       <w:bookmarkStart w:id="21" w:name="_Toc216991260"/>
-      <w:bookmarkStart w:id="22" w:name="_Toc242914537"/>
+      <w:bookmarkStart w:id="22" w:name="_Toc243875210"/>
       <w:r>
         <w:t xml:space="preserve">1.2.6 </w:t>
       </w:r>
@@ -5028,7 +5522,7 @@
         <w:pStyle w:val="2"/>
       </w:pPr>
       <w:bookmarkStart w:id="23" w:name="_Toc216991261"/>
-      <w:bookmarkStart w:id="24" w:name="_Toc242914538"/>
+      <w:bookmarkStart w:id="24" w:name="_Toc243875211"/>
       <w:r>
         <w:lastRenderedPageBreak/>
         <w:t xml:space="preserve">1.3 </w:t>
@@ -5053,7 +5547,7 @@
         <w:pStyle w:val="3"/>
       </w:pPr>
       <w:bookmarkStart w:id="25" w:name="_Toc216991262"/>
-      <w:bookmarkStart w:id="26" w:name="_Toc242914539"/>
+      <w:bookmarkStart w:id="26" w:name="_Toc243875212"/>
       <w:r>
         <w:t>1.</w:t>
       </w:r>
@@ -5492,7 +5986,7 @@
         <w:pStyle w:val="3"/>
       </w:pPr>
       <w:bookmarkStart w:id="27" w:name="_Toc216991263"/>
-      <w:bookmarkStart w:id="28" w:name="_Toc242914540"/>
+      <w:bookmarkStart w:id="28" w:name="_Toc243875213"/>
       <w:r>
         <w:lastRenderedPageBreak/>
         <w:t>1.</w:t>
@@ -5554,25 +6048,89 @@
         <w:t xml:space="preserve"> по сообщениям станции</w:t>
       </w:r>
       <w:r>
+        <w:t>, также оценочную стоимость</w:t>
+      </w:r>
+      <w:r>
+        <w:t xml:space="preserve"> заряженный </w:t>
+      </w:r>
+      <w:r>
+        <w:t>кВт∙ч</w:t>
+      </w:r>
+      <w:r>
+        <w:t>. Если станция недоступна, пользователь видит, что статус не обновлён</w:t>
+      </w:r>
+      <w:r>
+        <w:t xml:space="preserve"> или что станция в данный момент не доступна</w:t>
+      </w:r>
+      <w:r>
+        <w:t>.</w:t>
+      </w:r>
+    </w:p>
+    <w:p>
+      <w:r>
+        <w:t>История. По завершении сессии сохраняются время начала, время окончания</w:t>
+      </w:r>
+      <w:r>
+        <w:t>, начальное и конечное значение счетчика потребленной энергии</w:t>
+      </w:r>
+      <w:r>
+        <w:t xml:space="preserve"> в </w:t>
+      </w:r>
+      <w:r>
+        <w:t>кВт∙ч</w:t>
+      </w:r>
+      <w:r>
         <w:t>,</w:t>
       </w:r>
       <w:r>
-        <w:t xml:space="preserve"> также</w:t>
-      </w:r>
-      <w:r>
-        <w:t xml:space="preserve"> оценочную стоимость</w:t>
-      </w:r>
-      <w:r>
-        <w:t xml:space="preserve"> заряженный </w:t>
+        <w:t xml:space="preserve"> уровень заряда автомобиля на конец сессии,</w:t>
+      </w:r>
+      <w:r>
+        <w:t xml:space="preserve"> если станция передала эти значения</w:t>
+      </w:r>
+      <w:r>
+        <w:t xml:space="preserve">, </w:t>
+      </w:r>
+      <w:r>
+        <w:t>а также стоимость</w:t>
+      </w:r>
+      <w:r>
+        <w:t xml:space="preserve"> 1</w:t>
+      </w:r>
+      <w:r>
+        <w:t xml:space="preserve"> </w:t>
       </w:r>
       <w:r>
         <w:t>кВт∙ч</w:t>
       </w:r>
       <w:r>
-        <w:t>. Если станция недоступна, пользователь видит, что статус не обновлён</w:t>
-      </w:r>
-      <w:r>
-        <w:t xml:space="preserve"> или что станция в данный момент не доступна</w:t>
+        <w:t xml:space="preserve"> для пользователя</w:t>
+      </w:r>
+      <w:r>
+        <w:t>,</w:t>
+      </w:r>
+      <w:r>
+        <w:t xml:space="preserve"> в момент окончания сессии, который копируется из профиля пользователя</w:t>
+      </w:r>
+      <w:r>
+        <w:t>. Пользователь открывает список сессий и карточку выбранной сессии.</w:t>
+      </w:r>
+    </w:p>
+    <w:p>
+      <w:r>
+        <w:t>В профиле, п</w:t>
+      </w:r>
+      <w:r>
+        <w:t>ользователь указывает цену за 1 кВт·ч</w:t>
+      </w:r>
+      <w:r>
+        <w:t>, по умолчанию значение данного поля 0</w:t>
+      </w:r>
+      <w:r>
+        <w:t>. По этой цене сервер считает оценку стоимости сессии. Цена используется только для информационного отображения</w:t>
+      </w:r>
+      <w:r>
+        <w:t xml:space="preserve"> ориентировочной стоимости сессии</w:t>
       </w:r>
       <w:r>
         <w:t>.</w:t>
@@ -5580,76 +6138,6 @@
     </w:p>
     <w:p>
       <w:r>
-        <w:t>История. По завершении сессии сохраняются время начала, время окончания</w:t>
-      </w:r>
-      <w:r>
-        <w:t>, начальное и конечное значение счетчика потребленной энергии</w:t>
-      </w:r>
-      <w:r>
-        <w:t xml:space="preserve"> в </w:t>
-      </w:r>
-      <w:r>
-        <w:t>кВт∙ч</w:t>
-      </w:r>
-      <w:r>
-        <w:t>,</w:t>
-      </w:r>
-      <w:r>
-        <w:t xml:space="preserve"> уровень заряда автомобиля на конец сессии,</w:t>
-      </w:r>
-      <w:r>
-        <w:t xml:space="preserve"> если станция передала эти значения</w:t>
-      </w:r>
-      <w:r>
-        <w:t xml:space="preserve">, </w:t>
-      </w:r>
-      <w:r>
-        <w:t>а также стоимость</w:t>
-      </w:r>
-      <w:r>
-        <w:t xml:space="preserve"> 1</w:t>
-      </w:r>
-      <w:r>
-        <w:t xml:space="preserve"> </w:t>
-      </w:r>
-      <w:r>
-        <w:t>кВт∙ч</w:t>
-      </w:r>
-      <w:r>
-        <w:t xml:space="preserve"> для пользователя</w:t>
-      </w:r>
-      <w:r>
-        <w:t>,</w:t>
-      </w:r>
-      <w:r>
-        <w:t xml:space="preserve"> в момент окончания сессии, который копируется из профиля пользователя</w:t>
-      </w:r>
-      <w:r>
-        <w:t>. Пользователь открывает список сессий и карточку выбранной сессии.</w:t>
-      </w:r>
-    </w:p>
-    <w:p>
-      <w:r>
-        <w:t>В профиле, п</w:t>
-      </w:r>
-      <w:r>
-        <w:t>ользователь указывает цену за 1 кВт·ч</w:t>
-      </w:r>
-      <w:r>
-        <w:t>, по умолчанию значение данного поля 0</w:t>
-      </w:r>
-      <w:r>
-        <w:t>. По этой цене сервер считает оценку стоимости сессии. Цена используется только для информационного отображения</w:t>
-      </w:r>
-      <w:r>
-        <w:t xml:space="preserve"> ориентировочной стоимости сессии</w:t>
-      </w:r>
-      <w:r>
-        <w:t>.</w:t>
-      </w:r>
-    </w:p>
-    <w:p>
-      <w:r>
         <w:t xml:space="preserve">Пользователь выполняет </w:t>
       </w:r>
       <w:r>
@@ -5665,7 +6153,7 @@
         <w:pStyle w:val="2"/>
       </w:pPr>
       <w:bookmarkStart w:id="29" w:name="_Toc216991264"/>
-      <w:bookmarkStart w:id="30" w:name="_Toc242914541"/>
+      <w:bookmarkStart w:id="30" w:name="_Toc243875214"/>
       <w:r>
         <w:t xml:space="preserve">1.4 </w:t>
       </w:r>
@@ -5768,9 +6256,14 @@
       <w:pPr>
         <w:pStyle w:val="2"/>
       </w:pPr>
+      <w:bookmarkStart w:id="31" w:name="_Toc243875215"/>
       <w:r>
         <w:lastRenderedPageBreak/>
-        <w:t xml:space="preserve">Выводы по главе 1 </w:t>
+        <w:t>Выводы по главе 1</w:t>
+      </w:r>
+      <w:bookmarkEnd w:id="31"/>
+      <w:r>
+        <w:t xml:space="preserve"> </w:t>
       </w:r>
     </w:p>
     <w:p>
@@ -5856,7 +6349,7 @@
       <w:pPr>
         <w:pStyle w:val="1"/>
       </w:pPr>
-      <w:bookmarkStart w:id="31" w:name="_Toc242914542"/>
+      <w:bookmarkStart w:id="32" w:name="_Toc243875216"/>
       <w:r>
         <w:lastRenderedPageBreak/>
         <w:t xml:space="preserve">Глава 2. Техническое задание и проектирование </w:t>
@@ -5867,17 +6360,17 @@
       <w:r>
         <w:t xml:space="preserve"> «Заряди сам»</w:t>
       </w:r>
-      <w:bookmarkEnd w:id="31"/>
+      <w:bookmarkEnd w:id="32"/>
     </w:p>
     <w:p>
       <w:pPr>
         <w:pStyle w:val="2"/>
       </w:pPr>
-      <w:bookmarkStart w:id="32" w:name="_Toc242914543"/>
+      <w:bookmarkStart w:id="33" w:name="_Toc243875217"/>
       <w:r>
         <w:t>2.1 Требования к системе в целом</w:t>
       </w:r>
-      <w:bookmarkEnd w:id="32"/>
+      <w:bookmarkEnd w:id="33"/>
     </w:p>
     <w:p>
       <w:r>
@@ -6076,19 +6569,13 @@
         <w:t xml:space="preserve"> </w:t>
       </w:r>
       <w:r>
-        <w:t>уровень заряда автомобиля на конец сессии</w:t>
-      </w:r>
-      <w:r>
-        <w:t>,</w:t>
+        <w:t>уровень заряда автомобиля на конец сессии,</w:t>
       </w:r>
       <w:r>
         <w:t xml:space="preserve"> если станция передала эти значения</w:t>
       </w:r>
       <w:r>
-        <w:t xml:space="preserve">, </w:t>
-      </w:r>
-      <w:r>
-        <w:t xml:space="preserve">а также стоимость 1 </w:t>
+        <w:t xml:space="preserve">, а также стоимость 1 </w:t>
       </w:r>
       <w:r>
         <w:t>кВт∙ч</w:t>
@@ -6124,12 +6611,12 @@
       <w:pPr>
         <w:pStyle w:val="2"/>
       </w:pPr>
-      <w:bookmarkStart w:id="33" w:name="_Toc242914544"/>
+      <w:bookmarkStart w:id="34" w:name="_Toc243875218"/>
       <w:r>
         <w:lastRenderedPageBreak/>
         <w:t>2.2 Требования к функциям системы</w:t>
       </w:r>
-      <w:bookmarkEnd w:id="33"/>
+      <w:bookmarkEnd w:id="34"/>
     </w:p>
     <w:p>
       <w:r>
@@ -6960,10 +7447,7 @@
               <w:ind w:firstLine="0"/>
             </w:pPr>
             <w:r>
-              <w:t>Ц</w:t>
-            </w:r>
-            <w:r>
-              <w:t>ена ₽/</w:t>
+              <w:t>Цена ₽/</w:t>
             </w:r>
             <w:r>
               <w:t>кВт∙ч</w:t>
@@ -7019,11 +7503,11 @@
       <w:pPr>
         <w:pStyle w:val="2"/>
       </w:pPr>
-      <w:bookmarkStart w:id="34" w:name="_Toc242914545"/>
+      <w:bookmarkStart w:id="35" w:name="_Toc243875219"/>
       <w:r>
         <w:t>2.3 Требования к видам обеспечения</w:t>
       </w:r>
-      <w:bookmarkEnd w:id="34"/>
+      <w:bookmarkEnd w:id="35"/>
     </w:p>
     <w:p>
       <w:pPr>
@@ -7281,11 +7765,11 @@
       <w:pPr>
         <w:pStyle w:val="2"/>
       </w:pPr>
-      <w:bookmarkStart w:id="35" w:name="_Toc242914546"/>
+      <w:bookmarkStart w:id="36" w:name="_Toc243875220"/>
       <w:r>
         <w:t>2.4 Архитектура системы</w:t>
       </w:r>
-      <w:bookmarkEnd w:id="35"/>
+      <w:bookmarkEnd w:id="36"/>
     </w:p>
     <w:p>
       <w:r>
@@ -7615,11 +8099,11 @@
       <w:pPr>
         <w:pStyle w:val="2"/>
       </w:pPr>
-      <w:bookmarkStart w:id="36" w:name="_Toc242914547"/>
+      <w:bookmarkStart w:id="37" w:name="_Toc243875221"/>
       <w:r>
         <w:t>2.5 Функциональная структура</w:t>
       </w:r>
-      <w:bookmarkEnd w:id="36"/>
+      <w:bookmarkEnd w:id="37"/>
     </w:p>
     <w:p>
       <w:r>
@@ -7882,11 +8366,11 @@
       <w:pPr>
         <w:pStyle w:val="2"/>
       </w:pPr>
-      <w:bookmarkStart w:id="37" w:name="_Toc242914548"/>
+      <w:bookmarkStart w:id="38" w:name="_Toc243875222"/>
       <w:r>
         <w:t>2.6 Проектирование обмена по протоколу OCPP 2.0.1</w:t>
       </w:r>
-      <w:bookmarkEnd w:id="37"/>
+      <w:bookmarkEnd w:id="38"/>
     </w:p>
     <w:p>
       <w:r>
@@ -8635,11 +9119,11 @@
       <w:pPr>
         <w:pStyle w:val="2"/>
       </w:pPr>
-      <w:bookmarkStart w:id="38" w:name="_Toc242914549"/>
+      <w:bookmarkStart w:id="39" w:name="_Toc243875223"/>
       <w:r>
         <w:t>2.7 Информационная модель и структура данных</w:t>
       </w:r>
-      <w:bookmarkEnd w:id="38"/>
+      <w:bookmarkEnd w:id="39"/>
     </w:p>
     <w:p>
       <w:r>
@@ -8684,11 +9168,20 @@
         <w:t>кВт∙ч</w:t>
       </w:r>
       <w:r>
-        <w:t xml:space="preserve"> и признак </w:t>
+        <w:t xml:space="preserve">, </w:t>
+      </w:r>
+      <w:r>
+        <w:t xml:space="preserve">роль </w:t>
       </w:r>
       <w:r>
         <w:lastRenderedPageBreak/>
-        <w:t xml:space="preserve">блокировки. Адрес электронной почты уникален. </w:t>
+        <w:t>пользователя, токен для присоединения станции</w:t>
+      </w:r>
+      <w:r>
+        <w:t xml:space="preserve"> и признак блокировки. Адрес электронной почты уникален.</w:t>
+      </w:r>
+      <w:r>
+        <w:t xml:space="preserve"> </w:t>
       </w:r>
       <w:r>
         <w:t>Д</w:t>
@@ -8696,6 +9189,69 @@
       <w:r>
         <w:t>ругие сведения о личности не хранятся.</w:t>
       </w:r>
+      <w:r>
+        <w:t xml:space="preserve"> Роль пользователя может быть: «</w:t>
+      </w:r>
+      <w:r>
+        <w:rPr>
+          <w:lang w:val="en-US"/>
+        </w:rPr>
+        <w:t>Admin</w:t>
+      </w:r>
+      <w:r>
+        <w:t>»</w:t>
+      </w:r>
+      <w:r>
+        <w:t xml:space="preserve"> </w:t>
+      </w:r>
+      <w:r>
+        <w:t>и «</w:t>
+      </w:r>
+      <w:r>
+        <w:rPr>
+          <w:lang w:val="en-US"/>
+        </w:rPr>
+        <w:t>User</w:t>
+      </w:r>
+      <w:r>
+        <w:t>»</w:t>
+      </w:r>
+      <w:r>
+        <w:t>.</w:t>
+      </w:r>
+      <w:r>
+        <w:t xml:space="preserve"> При регистрации через приложение пользователю назначается роль</w:t>
+      </w:r>
+      <w:r>
+        <w:t xml:space="preserve"> </w:t>
+      </w:r>
+      <w:r>
+        <w:t>«</w:t>
+      </w:r>
+      <w:r>
+        <w:rPr>
+          <w:lang w:val="en-US"/>
+        </w:rPr>
+        <w:t>User</w:t>
+      </w:r>
+      <w:r>
+        <w:t>». Пользователь с роль «</w:t>
+      </w:r>
+      <w:r>
+        <w:rPr>
+          <w:lang w:val="en-US"/>
+        </w:rPr>
+        <w:t>Admin</w:t>
+      </w:r>
+      <w:r>
+        <w:t>»</w:t>
+      </w:r>
+      <w:r>
+        <w:t xml:space="preserve"> </w:t>
+      </w:r>
+      <w:r>
+        <w:t xml:space="preserve">создается при развертывании системы. </w:t>
+      </w:r>
     </w:p>
     <w:p>
       <w:r>
@@ -8971,6 +9527,7 @@
     </w:p>
     <w:p>
       <w:r>
+        <w:lastRenderedPageBreak/>
         <w:t>У</w:t>
       </w:r>
       <w:r>
@@ -8993,10 +9550,10 @@
           <w:noProof/>
         </w:rPr>
         <w:drawing>
-          <wp:inline distT="0" distB="0" distL="0" distR="0" wp14:anchorId="5DEF9A68" wp14:editId="2CA51FD7">
-            <wp:extent cx="5939155" cy="2086610"/>
-            <wp:effectExtent l="0" t="0" r="4445" b="8890"/>
-            <wp:docPr id="8" name="Рисунок 8"/>
+          <wp:inline distT="0" distB="0" distL="0" distR="0" wp14:anchorId="51A1BE75" wp14:editId="74934BC9">
+            <wp:extent cx="5939155" cy="2054860"/>
+            <wp:effectExtent l="0" t="0" r="4445" b="2540"/>
+            <wp:docPr id="10" name="Рисунок 10"/>
             <wp:cNvGraphicFramePr>
               <a:graphicFrameLocks xmlns:a="http://schemas.openxmlformats.org/drawingml/2006/main" noChangeAspect="1"/>
             </wp:cNvGraphicFramePr>
@@ -9004,7 +9561,7 @@
               <a:graphicData uri="http://schemas.openxmlformats.org/drawingml/2006/picture">
                 <pic:pic xmlns:pic="http://schemas.openxmlformats.org/drawingml/2006/picture">
                   <pic:nvPicPr>
-                    <pic:cNvPr id="0" name="Picture 1"/>
+                    <pic:cNvPr id="0" name="Picture 2"/>
                     <pic:cNvPicPr>
                       <a:picLocks noChangeAspect="1" noChangeArrowheads="1"/>
                     </pic:cNvPicPr>
@@ -9025,7 +9582,7 @@
                   <pic:spPr bwMode="auto">
                     <a:xfrm>
                       <a:off x="0" y="0"/>
-                      <a:ext cx="5939155" cy="2086610"/>
+                      <a:ext cx="5939155" cy="2054860"/>
                     </a:xfrm>
                     <a:prstGeom prst="rect">
                       <a:avLst/>
@@ -9056,15 +9613,27 @@
       <w:pPr>
         <w:pStyle w:val="2"/>
       </w:pPr>
-      <w:bookmarkStart w:id="39" w:name="_Toc242914550"/>
+      <w:bookmarkStart w:id="40" w:name="_Toc243875224"/>
       <w:r>
         <w:t>2.8 Алгоритмы основных сценариев</w:t>
       </w:r>
-      <w:bookmarkEnd w:id="39"/>
-    </w:p>
-    <w:p>
-      <w:r>
-        <w:t>Сервер выполняет четыре алгоритма: привязку станции, запуск сессии, приём показаний и завершение сессии.</w:t>
+      <w:bookmarkEnd w:id="40"/>
+    </w:p>
+    <w:p>
+      <w:r>
+        <w:t xml:space="preserve">Сервер выполняет </w:t>
+      </w:r>
+      <w:r>
+        <w:t>следующие алгоритмы</w:t>
+      </w:r>
+      <w:r>
+        <w:t>:</w:t>
+      </w:r>
+      <w:r>
+        <w:t xml:space="preserve"> </w:t>
+      </w:r>
+      <w:r>
+        <w:t>привязку станции, запуск сессии, приём показаний и завершение сессии.</w:t>
       </w:r>
       <w:r>
         <w:t xml:space="preserve"> Схема алгоритма приведена только для старта сессии на рисунке 2.6, т.к. он единственный имеет ветвления, остальные диаграммы совпадают с диаграммами из пункта 2.6.</w:t>
@@ -9119,7 +9688,11 @@
         <w:t>Если предыдущие условия выполнены, то</w:t>
       </w:r>
       <w:r>
-        <w:t xml:space="preserve"> сервер отправляет RequestStartTransaction. При ответе Rejected или при отсутствии ответа сессия не создаётся, пользователь видит ошибку. При</w:t>
+        <w:t xml:space="preserve"> сервер отправляет </w:t>
+      </w:r>
+      <w:r>
+        <w:lastRenderedPageBreak/>
+        <w:t>RequestStartTransaction. При ответе Rejected или при отсутствии ответа сессия не создаётся, пользователь видит ошибку. При</w:t>
       </w:r>
       <w:r>
         <w:t xml:space="preserve"> </w:t>
@@ -9188,11 +9761,7 @@
         <w:t>Started</w:t>
       </w:r>
       <w:r>
-        <w:t xml:space="preserve">, после его </w:t>
-      </w:r>
-      <w:r>
-        <w:lastRenderedPageBreak/>
-        <w:t>получения</w:t>
+        <w:t>, после его получения</w:t>
       </w:r>
       <w:r>
         <w:t xml:space="preserve"> он записывает время начала</w:t>
@@ -9232,6 +9801,7 @@
         <w:rPr>
           <w:noProof/>
         </w:rPr>
+        <w:lastRenderedPageBreak/>
         <w:drawing>
           <wp:inline distT="0" distB="0" distL="0" distR="0" wp14:anchorId="28173AF4" wp14:editId="71399DFB">
             <wp:extent cx="4212380" cy="7405735"/>
@@ -9326,6 +9896,7 @@
         <w:t xml:space="preserve"> Пересчитывается </w:t>
       </w:r>
       <w:r>
+        <w:lastRenderedPageBreak/>
         <w:t>оценочная стоимость заряженной энергии</w:t>
       </w:r>
       <w:r>
@@ -9463,13 +10034,7 @@
         <w:t xml:space="preserve"> </w:t>
       </w:r>
       <w:r>
-        <w:t>если станция передала</w:t>
-      </w:r>
-      <w:r>
-        <w:t xml:space="preserve"> эти</w:t>
-      </w:r>
-      <w:r>
-        <w:t xml:space="preserve"> показание</w:t>
+        <w:t>если станция передала эти показание</w:t>
       </w:r>
       <w:r>
         <w:t xml:space="preserve">, а </w:t>
@@ -9504,11 +10069,11 @@
       <w:pPr>
         <w:pStyle w:val="2"/>
       </w:pPr>
-      <w:bookmarkStart w:id="40" w:name="_Toc242914551"/>
+      <w:bookmarkStart w:id="41" w:name="_Toc243875225"/>
       <w:r>
         <w:t>2.9 Проектирование интерфейсов</w:t>
       </w:r>
-      <w:bookmarkEnd w:id="40"/>
+      <w:bookmarkEnd w:id="41"/>
     </w:p>
     <w:p>
       <w:r>
@@ -9525,12 +10090,11 @@
       <w:pPr>
         <w:pStyle w:val="3"/>
       </w:pPr>
-      <w:bookmarkStart w:id="41" w:name="_Toc242914552"/>
-      <w:r>
-        <w:lastRenderedPageBreak/>
+      <w:bookmarkStart w:id="42" w:name="_Toc243875226"/>
+      <w:r>
         <w:t>2.9.1 Мобильное приложение</w:t>
       </w:r>
-      <w:bookmarkEnd w:id="41"/>
+      <w:bookmarkEnd w:id="42"/>
     </w:p>
     <w:p>
       <w:r>
@@ -9552,6 +10116,7 @@
         <w:rPr>
           <w:noProof/>
         </w:rPr>
+        <w:lastRenderedPageBreak/>
         <w:drawing>
           <wp:inline distT="0" distB="0" distL="0" distR="0" wp14:anchorId="35E41EB5" wp14:editId="49633239">
             <wp:extent cx="2467913" cy="4924069"/>
@@ -10324,10 +10889,7 @@
         <w:t>возможность изменения пароля</w:t>
       </w:r>
       <w:r>
-        <w:t xml:space="preserve"> и установить стоимость 1 </w:t>
-      </w:r>
-      <w:r>
-        <w:t>кВт∙ч</w:t>
+        <w:t xml:space="preserve"> и установить стоимость 1 кВт∙ч</w:t>
       </w:r>
       <w:r>
         <w:t>, макет экрана рисунок 2.14</w:t>
@@ -10407,13 +10969,7 @@
     </w:p>
     <w:p>
       <w:r>
-        <w:t xml:space="preserve">По кнопке «Сохранить», отправляется запрос на сервер, для сохранения нового значения стоимости 1 </w:t>
-      </w:r>
-      <w:r>
-        <w:t>кВт∙ч</w:t>
-      </w:r>
-      <w:r>
-        <w:t>.</w:t>
+        <w:t>По кнопке «Сохранить», отправляется запрос на сервер, для сохранения нового значения стоимости 1 кВт∙ч.</w:t>
       </w:r>
     </w:p>
     <w:p>
@@ -10529,11 +11085,11 @@
       <w:pPr>
         <w:pStyle w:val="3"/>
       </w:pPr>
-      <w:bookmarkStart w:id="42" w:name="_Toc242914553"/>
+      <w:bookmarkStart w:id="43" w:name="_Toc243875227"/>
       <w:r>
         <w:t>2.9.2 Рабочее место администратора</w:t>
       </w:r>
-      <w:bookmarkEnd w:id="42"/>
+      <w:bookmarkEnd w:id="43"/>
     </w:p>
     <w:p>
       <w:r>
@@ -10839,12 +11395,12 @@
       <w:pPr>
         <w:pStyle w:val="2"/>
       </w:pPr>
-      <w:bookmarkStart w:id="43" w:name="_Toc242914554"/>
+      <w:bookmarkStart w:id="44" w:name="_Toc243875228"/>
       <w:r>
         <w:lastRenderedPageBreak/>
         <w:t>2.10 Обоснование выбора средств разработки</w:t>
       </w:r>
-      <w:bookmarkEnd w:id="43"/>
+      <w:bookmarkEnd w:id="44"/>
     </w:p>
     <w:p>
       <w:r>
@@ -11485,9 +12041,11 @@
       <w:pPr>
         <w:pStyle w:val="2"/>
       </w:pPr>
+      <w:bookmarkStart w:id="45" w:name="_Toc243875229"/>
       <w:r>
         <w:t>2.11 Состав работ, порядок контроля и приёмки, требования к документированию</w:t>
       </w:r>
+      <w:bookmarkEnd w:id="45"/>
     </w:p>
     <w:p>
       <w:r>
@@ -11514,26 +12072,18 @@
     </w:p>
     <w:p>
       <w:r>
-        <w:t>Работы выполняются в следующем составе.</w:t>
-      </w:r>
-    </w:p>
-    <w:p>
-      <w:r>
         <w:t xml:space="preserve">Сервер на ASP.NET Core принимает соединение станции по </w:t>
       </w:r>
       <w:r>
         <w:t>WebSocket</w:t>
       </w:r>
       <w:r>
-        <w:t xml:space="preserve"> и сообщения BootNotification, Heartbeat, StatusNotification, </w:t>
-      </w:r>
+        <w:t xml:space="preserve"> и сообщения BootNotification, Heartbeat, StatusNotification, RequestStartTransaction, RequestStopTransaction и TransactionEvent. Он же отдаёт данные мобильному приложению и порталу администратора.</w:t>
+      </w:r>
+    </w:p>
+    <w:p>
       <w:r>
         <w:lastRenderedPageBreak/>
-        <w:t>RequestStartTransaction, RequestStopTransaction и TransactionEvent. Он же отдаёт данные мобильному приложению и порталу администратора.</w:t>
-      </w:r>
-    </w:p>
-    <w:p>
-      <w:r>
         <w:t xml:space="preserve">В PostgreSQL сохраняются учётные записи, станции, коннекторы и сессии. Журнал сообщений OCPP 2.0.1 хранится отдельно от истории сессий. У </w:t>
       </w:r>
       <w:r>
@@ -11686,7 +12236,6 @@
         <w:ind w:left="709"/>
       </w:pPr>
       <w:r>
-        <w:lastRenderedPageBreak/>
         <w:t>в истории видны только свои завершённые сессии, энергия считается по разности показаний счётчика</w:t>
       </w:r>
       <w:r>
@@ -11709,6 +12258,7 @@
         <w:ind w:left="709"/>
       </w:pPr>
       <w:r>
+        <w:lastRenderedPageBreak/>
         <w:t>пользователь меняет свой пароль только при верном текущем пароле и совпадении нового пароля с повтором</w:t>
       </w:r>
     </w:p>
@@ -11722,13 +12272,7 @@
         <w:ind w:left="709"/>
       </w:pPr>
       <w:r>
-        <w:t xml:space="preserve">сохранение стоимости 1 </w:t>
-      </w:r>
-      <w:r>
-        <w:t>кВт∙ч</w:t>
-      </w:r>
-      <w:r>
-        <w:t xml:space="preserve"> для пользователя</w:t>
+        <w:t>сохранение стоимости 1 кВт∙ч для пользователя</w:t>
       </w:r>
     </w:p>
     <w:p>
@@ -12003,21 +12547,20 @@
       <w:pPr>
         <w:pStyle w:val="2"/>
       </w:pPr>
+      <w:bookmarkStart w:id="46" w:name="_Toc243875230"/>
       <w:r>
         <w:t>Выводы по главе 2</w:t>
       </w:r>
-    </w:p>
-    <w:p>
-      <w:r>
-        <w:t xml:space="preserve">Сформулированы требования к АСУ «Заряди сам» и принято проектное решение. Система строится вокруг одного сервера. К нему подключаются мобильное приложение пользователя, портал администратора и зарядные </w:t>
-      </w:r>
+      <w:bookmarkEnd w:id="46"/>
+    </w:p>
+    <w:p>
+      <w:r>
+        <w:t>Сформулированы требования к АСУ «Заряди сам» и принято проектное решение. Система строится вокруг одного сервера. К нему подключаются мобильное приложение пользователя, портал администратора и зарядные станции по протоколу OCPP 2.0.1. Станция в состав разрабатываемого программного обеспечения не входит.</w:t>
+      </w:r>
+    </w:p>
+    <w:p>
       <w:r>
         <w:lastRenderedPageBreak/>
-        <w:t>станции по протоколу OCPP 2.0.1. Станция в состав разрабатываемого программного обеспечения не входит.</w:t>
-      </w:r>
-    </w:p>
-    <w:p>
-      <w:r>
         <w:t xml:space="preserve">АСУ разделена на подсистемы учётных записей, зарядных станций, зарядной сессии и истории зарядных сеансов. </w:t>
       </w:r>
     </w:p>
@@ -12041,13 +12584,7 @@
         <w:t>: привязка станции, запуск не более чем за три действия, отказ без создания сессии, история своих завершённых сессий,</w:t>
       </w:r>
       <w:r>
-        <w:t xml:space="preserve"> сохранения стоимости 1 </w:t>
-      </w:r>
-      <w:r>
-        <w:t>кВт∙ч</w:t>
-      </w:r>
-      <w:r>
-        <w:t>,</w:t>
+        <w:t xml:space="preserve"> сохранения стоимости 1 кВт∙ч,</w:t>
       </w:r>
       <w:r>
         <w:t xml:space="preserve"> смена пароля пользователем и администратором.</w:t>
@@ -12062,22 +12599,26 @@
       <w:pPr>
         <w:pStyle w:val="1"/>
       </w:pPr>
+      <w:bookmarkStart w:id="47" w:name="_Toc243875231"/>
       <w:r>
         <w:lastRenderedPageBreak/>
         <w:t>Глава 3. Реализация и тестирование системы</w:t>
       </w:r>
+      <w:bookmarkEnd w:id="47"/>
     </w:p>
     <w:p>
       <w:pPr>
         <w:pStyle w:val="2"/>
       </w:pPr>
+      <w:bookmarkStart w:id="48" w:name="_Toc243875232"/>
       <w:r>
         <w:t>3.1 Общее описание программного комплекса</w:t>
       </w:r>
-    </w:p>
-    <w:p>
-      <w:r>
-        <w:t>АСУ «Заряди сам» разработан и выполняет сценарии, указанные в пункте 2.11. АСУ состоит из: серверной части, мобильного приложения и портала администратора. Используемая база данных PostgreSQL. Зарядная станции являются внешним оборудованием. Для проверки работоспособности использовался эмулятор протокола OCPP 2.0.1.</w:t>
+      <w:bookmarkEnd w:id="48"/>
+    </w:p>
+    <w:p>
+      <w:r>
+        <w:t>АСУ «Заряди сам» разработан и выполняет сценарии, указанные в пункте 2.11. АСУ состоит из серверной части, мобильного приложения и портала администратора. Используемая база данных PostgreSQL. Зарядная станции являются внешним оборудованием. Для проверки работоспособности использовался эмулятор протокола OCPP 2.0.1.</w:t>
       </w:r>
     </w:p>
     <w:p>
@@ -12153,43 +12694,311 @@
         <w:t xml:space="preserve"> </w:t>
       </w:r>
       <w:r>
-        <w:t>идут</w:t>
+        <w:t>поступают</w:t>
       </w:r>
       <w:r>
         <w:t xml:space="preserve"> </w:t>
       </w:r>
       <w:r>
-        <w:t>поступают</w:t>
+        <w:t>все</w:t>
       </w:r>
       <w:r>
         <w:t xml:space="preserve"> </w:t>
       </w:r>
       <w:r>
-        <w:t>все</w:t>
+        <w:rPr>
+          <w:lang w:val="en-US"/>
+        </w:rPr>
+        <w:t>OCPP</w:t>
       </w:r>
       <w:r>
         <w:t xml:space="preserve"> </w:t>
       </w:r>
       <w:r>
+        <w:t>сообщения</w:t>
+      </w:r>
+      <w:r>
+        <w:t>.</w:t>
+      </w:r>
+      <w:r>
+        <w:t xml:space="preserve"> Если оно разрывается, сервер помечает станцию недоступной</w:t>
+      </w:r>
+      <w:r>
+        <w:t xml:space="preserve"> и уведомляет об этом приложение</w:t>
+      </w:r>
+      <w:r>
+        <w:t>.</w:t>
+      </w:r>
+    </w:p>
+    <w:p>
+      <w:r>
+        <w:t xml:space="preserve">Мобильное приложение </w:t>
+      </w:r>
+      <w:r>
+        <w:t xml:space="preserve">– реализовано на базе </w:t>
+      </w:r>
+      <w:r>
+        <w:t>фреймворка</w:t>
+      </w:r>
+      <w:r>
+        <w:t xml:space="preserve"> </w:t>
+      </w:r>
+      <w:r>
         <w:rPr>
           <w:lang w:val="en-US"/>
         </w:rPr>
-        <w:t>OCPP</w:t>
+        <w:t>Flutter</w:t>
       </w:r>
       <w:r>
         <w:t xml:space="preserve"> </w:t>
       </w:r>
       <w:r>
-        <w:t>сообщения</w:t>
+        <w:rPr>
+          <w:lang w:val="en-US"/>
+        </w:rPr>
+        <w:t>c</w:t>
+      </w:r>
+      <w:r>
+        <w:t xml:space="preserve"> </w:t>
+      </w:r>
+      <w:r>
+        <w:t xml:space="preserve">использованием языка </w:t>
+      </w:r>
+      <w:r>
+        <w:rPr>
+          <w:lang w:val="en-US"/>
+        </w:rPr>
+        <w:t>Dart</w:t>
       </w:r>
       <w:r>
         <w:t>.</w:t>
       </w:r>
       <w:r>
-        <w:t xml:space="preserve"> Если оно разрывается, сервер помечает станцию недоступной</w:t>
-      </w:r>
-      <w:r>
-        <w:t xml:space="preserve"> и уведомляет об этом приложение</w:t>
+        <w:t xml:space="preserve"> В </w:t>
+      </w:r>
+      <w:r>
+        <w:t>приложении реализованы</w:t>
+      </w:r>
+      <w:r>
+        <w:t xml:space="preserve"> вход, регистрация, список станций, добавление станции, старт сессии, текущая сессия, история</w:t>
+      </w:r>
+      <w:r>
+        <w:t xml:space="preserve"> сессий</w:t>
+      </w:r>
+      <w:r>
+        <w:t>, профиль и смена пароля.</w:t>
+      </w:r>
+      <w:r>
+        <w:t xml:space="preserve"> Коммуникация с сервером осуществляется по двум протоколам: </w:t>
+      </w:r>
+      <w:r>
+        <w:rPr>
+          <w:lang w:val="en-US"/>
+        </w:rPr>
+        <w:t>HTTP</w:t>
+      </w:r>
+      <w:r>
+        <w:t xml:space="preserve"> </w:t>
+      </w:r>
+      <w:r>
+        <w:t xml:space="preserve">и </w:t>
+      </w:r>
+      <w:r>
+        <w:t>WebSocket</w:t>
+      </w:r>
+      <w:r>
+        <w:t xml:space="preserve">. </w:t>
+      </w:r>
+      <w:r>
+        <w:rPr>
+          <w:lang w:val="en-US"/>
+        </w:rPr>
+        <w:t>HTTP</w:t>
+      </w:r>
+      <w:r>
+        <w:t xml:space="preserve"> </w:t>
+      </w:r>
+      <w:r>
+        <w:t xml:space="preserve">используется для получения первичных данных, а </w:t>
+      </w:r>
+      <w:r>
+        <w:t>WebSocket</w:t>
+      </w:r>
+      <w:r>
+        <w:t xml:space="preserve"> для быстрого обновления информации по статусам станции, коннекторов и информации по сессии.</w:t>
+      </w:r>
+    </w:p>
+    <w:p>
+      <w:r>
+        <w:t>Портал администратора</w:t>
+      </w:r>
+      <w:r>
+        <w:t>, реализован при помощи</w:t>
+      </w:r>
+      <w:r>
+        <w:t xml:space="preserve"> фреймворка</w:t>
+      </w:r>
+      <w:r>
+        <w:t xml:space="preserve"> Vue.js</w:t>
+      </w:r>
+      <w:r>
+        <w:t xml:space="preserve"> </w:t>
+      </w:r>
+      <w:r>
+        <w:t xml:space="preserve">и языка </w:t>
+      </w:r>
+      <w:r>
+        <w:rPr>
+          <w:lang w:val="en-US"/>
+        </w:rPr>
+        <w:t>TypeScript</w:t>
+      </w:r>
+      <w:r>
+        <w:t xml:space="preserve">. </w:t>
+      </w:r>
+      <w:r>
+        <w:t>Он</w:t>
+      </w:r>
+      <w:r>
+        <w:t xml:space="preserve"> является частью </w:t>
+      </w:r>
+      <w:r>
+        <w:t>серверно</w:t>
+      </w:r>
+      <w:r>
+        <w:t>го</w:t>
+      </w:r>
+      <w:r>
+        <w:t xml:space="preserve"> решение и открывается в браузере. В портале два экрана: вход и список пользователей. Из списка администратор </w:t>
+      </w:r>
+      <w:r>
+        <w:t>имеет возможность за</w:t>
+      </w:r>
+      <w:r>
+        <w:t>блоки</w:t>
+      </w:r>
+      <w:r>
+        <w:t>ровать</w:t>
+      </w:r>
+      <w:r>
+        <w:t xml:space="preserve"> учётную запись, задаёт </w:t>
+      </w:r>
+      <w:r>
+        <w:lastRenderedPageBreak/>
+        <w:t>пароль другому пользователю и меняет свой пароль. К серверу портал обращается по</w:t>
+      </w:r>
+      <w:r>
+        <w:t xml:space="preserve"> протоколу</w:t>
+      </w:r>
+      <w:r>
+        <w:t xml:space="preserve"> HTTP.</w:t>
+      </w:r>
+    </w:p>
+    <w:p>
+      <w:r>
+        <w:t xml:space="preserve">Сессия создаётся после ответа станции Accepted на RequestStartTransaction. Время начала и начальное значение счётчика в этот момент </w:t>
+      </w:r>
+      <w:r>
+        <w:t>не устанавливаются</w:t>
+      </w:r>
+      <w:r>
+        <w:t xml:space="preserve">. Они заполняются </w:t>
+      </w:r>
+      <w:r>
+        <w:t xml:space="preserve">после получения </w:t>
+      </w:r>
+      <w:r>
+        <w:t>сообщени</w:t>
+      </w:r>
+      <w:r>
+        <w:t>я</w:t>
+      </w:r>
+      <w:r>
+        <w:t xml:space="preserve"> TransactionEvent с типом Started. Сообщение</w:t>
+      </w:r>
+      <w:r>
+        <w:t xml:space="preserve"> с типом</w:t>
+      </w:r>
+      <w:r>
+        <w:t xml:space="preserve"> Updated обновляет конечное значение счётчика. Сообщение</w:t>
+      </w:r>
+      <w:r>
+        <w:t xml:space="preserve"> с типом</w:t>
+      </w:r>
+      <w:r>
+        <w:t xml:space="preserve"> Ended записывает время окончания и конечное значение, после </w:t>
+      </w:r>
+      <w:r>
+        <w:t>этого</w:t>
+      </w:r>
+      <w:r>
+        <w:t xml:space="preserve"> сессия </w:t>
+      </w:r>
+      <w:r>
+        <w:t xml:space="preserve">считается </w:t>
+      </w:r>
+      <w:r>
+        <w:t>завершённ</w:t>
+      </w:r>
+      <w:r>
+        <w:t>ой</w:t>
+      </w:r>
+      <w:r>
+        <w:t xml:space="preserve"> и </w:t>
+      </w:r>
+      <w:r>
+        <w:t>появляется</w:t>
+      </w:r>
+      <w:r>
+        <w:t xml:space="preserve"> в истории. Энергия на экране истории считается по разности показаний счётчика и показывается в кВт·ч. </w:t>
+      </w:r>
+      <w:r>
+        <w:t xml:space="preserve">Пользователь может </w:t>
+      </w:r>
+      <w:r>
+        <w:t>создавать</w:t>
+      </w:r>
+      <w:r>
+        <w:t xml:space="preserve"> не больше одной текущей сессии</w:t>
+      </w:r>
+      <w:r>
+        <w:t xml:space="preserve"> для станции</w:t>
+      </w:r>
+      <w:r>
+        <w:t>. Если станция недоступна</w:t>
+      </w:r>
+      <w:r>
+        <w:t xml:space="preserve"> </w:t>
+      </w:r>
+      <w:r>
+        <w:t>или ответ</w:t>
+      </w:r>
+      <w:r>
+        <w:t>ила статусом</w:t>
+      </w:r>
+      <w:r>
+        <w:t xml:space="preserve"> </w:t>
+      </w:r>
+      <w:r>
+        <w:t>отличным от</w:t>
+      </w:r>
+      <w:r>
+        <w:t xml:space="preserve"> </w:t>
+      </w:r>
+      <w:r>
+        <w:t>«</w:t>
+      </w:r>
+      <w:r>
+        <w:t>Accepted</w:t>
+      </w:r>
+      <w:r>
+        <w:t>»</w:t>
+      </w:r>
+      <w:r>
+        <w:t>, сессия не создаётся, пользователь видит сообщение</w:t>
+      </w:r>
+      <w:r>
+        <w:t xml:space="preserve"> об ошибке</w:t>
       </w:r>
       <w:r>
         <w:t>.</w:t>
@@ -12197,366 +13006,171 @@
     </w:p>
     <w:p>
       <w:r>
-        <w:t xml:space="preserve">Мобильное приложение </w:t>
-      </w:r>
-      <w:r>
-        <w:t xml:space="preserve">– реализовано на базе </w:t>
-      </w:r>
-      <w:r>
-        <w:t>фреймворка</w:t>
-      </w:r>
-      <w:r>
-        <w:t xml:space="preserve"> </w:t>
-      </w:r>
-      <w:r>
-        <w:rPr>
-          <w:lang w:val="en-US"/>
-        </w:rPr>
-        <w:t>Flutter</w:t>
-      </w:r>
-      <w:r>
-        <w:t xml:space="preserve"> </w:t>
-      </w:r>
-      <w:r>
-        <w:rPr>
-          <w:lang w:val="en-US"/>
-        </w:rPr>
-        <w:t>c</w:t>
-      </w:r>
-      <w:r>
-        <w:t xml:space="preserve"> </w:t>
-      </w:r>
-      <w:r>
-        <w:t xml:space="preserve">использованием языка </w:t>
-      </w:r>
-      <w:r>
-        <w:rPr>
-          <w:lang w:val="en-US"/>
-        </w:rPr>
-        <w:t>Dart</w:t>
+        <w:t xml:space="preserve">Пользователь видит только свои станции и свои сессии. Администратор </w:t>
+      </w:r>
+      <w:r>
+        <w:t>не имеет возможности запустить зарядку для пользователя</w:t>
       </w:r>
       <w:r>
         <w:t>.</w:t>
       </w:r>
-      <w:r>
-        <w:t xml:space="preserve"> В </w:t>
-      </w:r>
-      <w:r>
-        <w:t>приложении реализованы</w:t>
-      </w:r>
-      <w:r>
-        <w:t xml:space="preserve"> вход, регистрация, список станций, добавление станции, старт сессии, текущая сессия, история</w:t>
-      </w:r>
-      <w:r>
-        <w:t xml:space="preserve"> сессий</w:t>
-      </w:r>
-      <w:r>
-        <w:t>, профиль и смена пароля.</w:t>
-      </w:r>
-      <w:r>
-        <w:t xml:space="preserve"> Коммуникация с сервером осуществляется по двум протоколам: </w:t>
-      </w:r>
-      <w:r>
-        <w:rPr>
-          <w:lang w:val="en-US"/>
-        </w:rPr>
-        <w:t>HTTP</w:t>
-      </w:r>
-      <w:r>
-        <w:t xml:space="preserve"> </w:t>
-      </w:r>
-      <w:r>
-        <w:t xml:space="preserve">и </w:t>
+    </w:p>
+    <w:p>
+      <w:pPr>
+        <w:pStyle w:val="2"/>
+      </w:pPr>
+      <w:bookmarkStart w:id="49" w:name="_Toc243875233"/>
+      <w:r>
+        <w:t>3.2 Структура серверной части</w:t>
+      </w:r>
+      <w:bookmarkEnd w:id="49"/>
+    </w:p>
+    <w:p>
+      <w:r>
+        <w:t xml:space="preserve">Серверная часть состоит из двух проектов на платформе ASP.NET Core: </w:t>
+      </w:r>
+      <w:r>
+        <w:t>ChargingServer.Server</w:t>
+      </w:r>
+      <w:r>
+        <w:t xml:space="preserve"> и </w:t>
+      </w:r>
+      <w:r>
+        <w:t>ChargingServer.Ocpp</w:t>
+      </w:r>
+      <w:r>
+        <w:t>, наглядная структура проектов показана на рисунке 3.1</w:t>
+      </w:r>
+      <w:r>
+        <w:t>.</w:t>
+      </w:r>
+    </w:p>
+    <w:p>
+      <w:pPr>
+        <w:ind w:firstLine="0"/>
+        <w:jc w:val="center"/>
+      </w:pPr>
+      <w:r>
+        <w:rPr>
+          <w:noProof/>
+        </w:rPr>
+        <w:lastRenderedPageBreak/>
+        <w:drawing>
+          <wp:inline distT="0" distB="0" distL="0" distR="0" wp14:anchorId="2162A1CA" wp14:editId="6A9909C6">
+            <wp:extent cx="3069740" cy="6255945"/>
+            <wp:effectExtent l="0" t="0" r="0" b="0"/>
+            <wp:docPr id="14" name="Рисунок 14"/>
+            <wp:cNvGraphicFramePr>
+              <a:graphicFrameLocks xmlns:a="http://schemas.openxmlformats.org/drawingml/2006/main" noChangeAspect="1"/>
+            </wp:cNvGraphicFramePr>
+            <a:graphic xmlns:a="http://schemas.openxmlformats.org/drawingml/2006/main">
+              <a:graphicData uri="http://schemas.openxmlformats.org/drawingml/2006/picture">
+                <pic:pic xmlns:pic="http://schemas.openxmlformats.org/drawingml/2006/picture">
+                  <pic:nvPicPr>
+                    <pic:cNvPr id="0" name="Picture 4"/>
+                    <pic:cNvPicPr>
+                      <a:picLocks noChangeAspect="1" noChangeArrowheads="1"/>
+                    </pic:cNvPicPr>
+                  </pic:nvPicPr>
+                  <pic:blipFill>
+                    <a:blip r:embed="rId28" cstate="print">
+                      <a:extLst>
+                        <a:ext uri="{28A0092B-C50C-407E-A947-70E740481C1C}">
+                          <a14:useLocalDpi xmlns:a14="http://schemas.microsoft.com/office/drawing/2010/main" val="0"/>
+                        </a:ext>
+                      </a:extLst>
+                    </a:blip>
+                    <a:srcRect/>
+                    <a:stretch>
+                      <a:fillRect/>
+                    </a:stretch>
+                  </pic:blipFill>
+                  <pic:spPr bwMode="auto">
+                    <a:xfrm>
+                      <a:off x="0" y="0"/>
+                      <a:ext cx="3077357" cy="6271467"/>
+                    </a:xfrm>
+                    <a:prstGeom prst="rect">
+                      <a:avLst/>
+                    </a:prstGeom>
+                    <a:noFill/>
+                    <a:ln>
+                      <a:noFill/>
+                    </a:ln>
+                  </pic:spPr>
+                </pic:pic>
+              </a:graphicData>
+            </a:graphic>
+          </wp:inline>
+        </w:drawing>
+      </w:r>
+    </w:p>
+    <w:p>
+      <w:pPr>
+        <w:ind w:firstLine="0"/>
+        <w:jc w:val="center"/>
+      </w:pPr>
+      <w:r>
+        <w:t>Рисунок 3.1 – Структура проектов серверной части</w:t>
+      </w:r>
+    </w:p>
+    <w:p>
+      <w:r>
+        <w:t xml:space="preserve">Оба проекта запускаются в одном процессе. Точкой входа является проект </w:t>
+      </w:r>
+      <w:r>
+        <w:t>ChargingServer.Server</w:t>
+      </w:r>
+      <w:r>
+        <w:t xml:space="preserve">, в нём настраивается подключение к PostgreSQL и структура базы данных, аутентификация JWT, контроллеры HTTP API, хаб SignalR для мгновенного обновления данных в мобильном приложении и </w:t>
+      </w:r>
+      <w:r>
+        <w:t xml:space="preserve">контроллер для </w:t>
+      </w:r>
+      <w:r>
+        <w:t>приём</w:t>
+      </w:r>
+      <w:r>
+        <w:t>а</w:t>
+      </w:r>
+      <w:r>
+        <w:t xml:space="preserve"> входящих </w:t>
       </w:r>
       <w:r>
         <w:t>WebSocket</w:t>
       </w:r>
       <w:r>
-        <w:t xml:space="preserve">. </w:t>
-      </w:r>
-      <w:r>
-        <w:rPr>
-          <w:lang w:val="en-US"/>
-        </w:rPr>
-        <w:t>HTTP</w:t>
-      </w:r>
-      <w:r>
-        <w:t xml:space="preserve"> </w:t>
-      </w:r>
-      <w:r>
-        <w:t xml:space="preserve">используется для получения первичных данных, а </w:t>
+        <w:t xml:space="preserve">-соединений от станций. Проект </w:t>
+      </w:r>
+      <w:r>
+        <w:t>ChargingServer.Ocpp</w:t>
+      </w:r>
+      <w:r>
+        <w:t xml:space="preserve"> отвечает за</w:t>
+      </w:r>
+      <w:r>
+        <w:t xml:space="preserve"> обработку входящих сообщений от ста</w:t>
+      </w:r>
+      <w:r>
+        <w:t xml:space="preserve">нций по протоколу </w:t>
       </w:r>
       <w:r>
         <w:t>WebSocket</w:t>
       </w:r>
       <w:r>
-        <w:t xml:space="preserve"> для быстрого обновления информации по статусам станции, коннекторов и информации по сессии.</w:t>
-      </w:r>
-    </w:p>
-    <w:p/>
-    <w:p>
-      <w:r>
-        <w:t>Портал администратора</w:t>
-      </w:r>
-      <w:r>
-        <w:t>, реализован при помощи</w:t>
-      </w:r>
-      <w:r>
-        <w:t xml:space="preserve"> фреймворка</w:t>
-      </w:r>
-      <w:r>
-        <w:t xml:space="preserve"> Vue.js. </w:t>
-      </w:r>
-      <w:r>
-        <w:t xml:space="preserve">Портал является частью </w:t>
-      </w:r>
-      <w:r>
-        <w:t>серверно</w:t>
-      </w:r>
-      <w:r>
-        <w:t>го</w:t>
-      </w:r>
-      <w:r>
-        <w:t xml:space="preserve"> решение и открывается в браузере. В портале два экрана: вход и список пользователей. Из списка администратор </w:t>
-      </w:r>
+        <w:t>.</w:t>
+      </w:r>
+    </w:p>
+    <w:p>
       <w:r>
         <w:lastRenderedPageBreak/>
-        <w:t>имеет возможность за</w:t>
-      </w:r>
-      <w:r>
-        <w:t>блоки</w:t>
-      </w:r>
-      <w:r>
-        <w:t>ровать</w:t>
-      </w:r>
-      <w:r>
-        <w:t xml:space="preserve"> учётную запись, задаёт пароль другому пользователю и меняет свой пароль. К серверу портал обращается по</w:t>
-      </w:r>
-      <w:r>
-        <w:t xml:space="preserve"> протоколу</w:t>
-      </w:r>
-      <w:r>
-        <w:t xml:space="preserve"> HTTP.</w:t>
-      </w:r>
-    </w:p>
-    <w:p>
-      <w:r>
-        <w:t xml:space="preserve">Сессия создаётся после ответа станции Accepted на RequestStartTransaction. Время начала и начальное значение счётчика в этот момент </w:t>
-      </w:r>
-      <w:r>
-        <w:t>не устанавливаются</w:t>
-      </w:r>
-      <w:r>
-        <w:t xml:space="preserve">. Они заполняются </w:t>
-      </w:r>
-      <w:r>
-        <w:t xml:space="preserve">после получения </w:t>
-      </w:r>
-      <w:r>
-        <w:t>сообщени</w:t>
-      </w:r>
-      <w:r>
-        <w:t>я</w:t>
-      </w:r>
-      <w:r>
-        <w:t xml:space="preserve"> TransactionEvent с типом Started. Сообщение</w:t>
-      </w:r>
-      <w:r>
-        <w:t xml:space="preserve"> с типом</w:t>
-      </w:r>
-      <w:r>
-        <w:t xml:space="preserve"> Updated обновляет конечное значение счётчика. Сообщение</w:t>
-      </w:r>
-      <w:r>
-        <w:t xml:space="preserve"> с типом</w:t>
-      </w:r>
-      <w:r>
-        <w:t xml:space="preserve"> Ended записывает время окончания и конечное значение, после </w:t>
-      </w:r>
-      <w:r>
-        <w:t>этого</w:t>
-      </w:r>
-      <w:r>
-        <w:t xml:space="preserve"> сессия </w:t>
-      </w:r>
-      <w:r>
-        <w:t xml:space="preserve">считается </w:t>
-      </w:r>
-      <w:r>
-        <w:t>завершённ</w:t>
-      </w:r>
-      <w:r>
-        <w:t>ой</w:t>
-      </w:r>
-      <w:r>
-        <w:t xml:space="preserve"> и </w:t>
-      </w:r>
-      <w:r>
-        <w:t>появляется</w:t>
-      </w:r>
-      <w:r>
-        <w:t xml:space="preserve"> в истории. Энергия на экране истории считается по разности показаний счётчика и показывается в кВт·ч. </w:t>
-      </w:r>
-      <w:r>
-        <w:t>Пользователь может выполнять не больше одной текущей сессии</w:t>
-      </w:r>
-      <w:r>
-        <w:t>. Если станция недоступна</w:t>
-      </w:r>
-      <w:r>
-        <w:t xml:space="preserve"> </w:t>
-      </w:r>
-      <w:r>
-        <w:t xml:space="preserve">или ответ не </w:t>
-      </w:r>
-      <w:r>
-        <w:t>«</w:t>
-      </w:r>
-      <w:r>
-        <w:t>Accepted</w:t>
-      </w:r>
-      <w:r>
-        <w:t>»</w:t>
-      </w:r>
-      <w:r>
-        <w:t>, сессия не создаётся, пользователь видит сообщение</w:t>
-      </w:r>
-      <w:r>
-        <w:t xml:space="preserve"> об ошибке</w:t>
-      </w:r>
-      <w:r>
-        <w:t>.</w:t>
-      </w:r>
-    </w:p>
-    <w:p>
-      <w:r>
-        <w:t xml:space="preserve">Пользователь видит только свои станции и свои сессии. Администратор </w:t>
-      </w:r>
-      <w:r>
-        <w:t>не имеет возможности запустить зарядку для пользователя</w:t>
-      </w:r>
-      <w:r>
-        <w:t>.</w:t>
-      </w:r>
-    </w:p>
-    <w:p>
-      <w:pPr>
-        <w:pStyle w:val="2"/>
-      </w:pPr>
-      <w:r>
-        <w:t>3.2 Структура серверной части</w:t>
-      </w:r>
-    </w:p>
-    <w:p>
-      <w:r>
-        <w:t xml:space="preserve">Серверная часть </w:t>
-      </w:r>
-      <w:r>
-        <w:t>состоит</w:t>
-      </w:r>
-      <w:r>
-        <w:t xml:space="preserve"> из двух проектов на платформе ASP.NET Core: </w:t>
+        <w:t xml:space="preserve">В </w:t>
       </w:r>
       <w:r>
         <w:t>ChargingServer.Server</w:t>
       </w:r>
       <w:r>
-        <w:t xml:space="preserve"> и </w:t>
-      </w:r>
-      <w:r>
-        <w:t>ChargingServer.Ocpp</w:t>
-      </w:r>
-      <w:r>
-        <w:t>. Оба проекта запускаются в одном процессе. Точкой входа является</w:t>
-      </w:r>
-      <w:r>
-        <w:t xml:space="preserve"> проект</w:t>
-      </w:r>
-      <w:r>
-        <w:t xml:space="preserve"> </w:t>
-      </w:r>
-      <w:r>
-        <w:t>ChargingServer.Server</w:t>
-      </w:r>
-      <w:r>
-        <w:t>,</w:t>
-      </w:r>
-      <w:r>
-        <w:t xml:space="preserve"> в нём </w:t>
-      </w:r>
-      <w:r>
-        <w:t xml:space="preserve">настраивается подключение к </w:t>
-      </w:r>
-      <w:r>
-        <w:t>PostgreSQL</w:t>
-      </w:r>
-      <w:r>
-        <w:t xml:space="preserve"> и структура базы данных</w:t>
-      </w:r>
-      <w:r>
-        <w:t>, аутентификация JWT, контроллеры HTTP API, хаб SignalR</w:t>
-      </w:r>
-      <w:r>
-        <w:t xml:space="preserve"> для мгновенного обновления данных в мобильном приложении </w:t>
-      </w:r>
-      <w:r>
-        <w:t>и приём</w:t>
-      </w:r>
-      <w:r>
-        <w:t xml:space="preserve"> входящих</w:t>
-      </w:r>
-      <w:r>
-        <w:t xml:space="preserve"> </w:t>
-      </w:r>
-      <w:r>
-        <w:t>WebSocket</w:t>
-      </w:r>
-      <w:r>
-        <w:t>-соединений</w:t>
-      </w:r>
-      <w:r>
-        <w:t xml:space="preserve"> от</w:t>
-      </w:r>
-      <w:r>
-        <w:t xml:space="preserve"> станций. Проект </w:t>
-      </w:r>
-      <w:r>
-        <w:t>ChargingServer.Ocpp</w:t>
-      </w:r>
-      <w:r>
-        <w:t xml:space="preserve"> </w:t>
-      </w:r>
-      <w:r>
-        <w:t>обработку входящих сообщений соединений от ста</w:t>
-      </w:r>
-      <w:r>
-        <w:t xml:space="preserve">нций по протоколу </w:t>
-      </w:r>
-      <w:r>
-        <w:t>WebSocket</w:t>
-      </w:r>
-      <w:r>
-        <w:t>, разбор, входящих сообщений, поступающих, от станций и их конечная обработка</w:t>
-      </w:r>
-      <w:r>
-        <w:t>.</w:t>
-      </w:r>
-    </w:p>
-    <w:p>
-      <w:r>
-        <w:t xml:space="preserve">В </w:t>
-      </w:r>
-      <w:r>
-        <w:t>ChargingServer.Server</w:t>
-      </w:r>
-      <w:r>
-        <w:t xml:space="preserve"> выделены следующие слои</w:t>
-      </w:r>
-      <w:r>
-        <w:t xml:space="preserve">. </w:t>
-      </w:r>
-      <w:r>
-        <w:t>Контроллеры принимают запросы от мобильного приложения и портала администратора:</w:t>
+        <w:t xml:space="preserve"> выделены следующие слои. Контроллеры принимают запросы от мобильного приложения и портала администратора:</w:t>
       </w:r>
     </w:p>
     <w:p>
@@ -12589,10 +13203,7 @@
         <w:t xml:space="preserve"> пользователей</w:t>
       </w:r>
       <w:r>
-        <w:t xml:space="preserve">, обновление стоимости 1 </w:t>
-      </w:r>
-      <w:r>
-        <w:t>кВт·ч</w:t>
+        <w:t>, обновление стоимости 1 кВт·ч</w:t>
       </w:r>
     </w:p>
     <w:p>
@@ -12604,7 +13215,6 @@
         </w:numPr>
       </w:pPr>
       <w:r>
-        <w:lastRenderedPageBreak/>
         <w:t xml:space="preserve">StationsController (/api/stations) </w:t>
       </w:r>
       <w:r>
@@ -12682,6 +13292,18 @@
       <w:r>
         <w:t>для административной учетной записи</w:t>
       </w:r>
+      <w:r>
+        <w:t>, доступен только для роли «</w:t>
+      </w:r>
+      <w:r>
+        <w:rPr>
+          <w:lang w:val="en-US"/>
+        </w:rPr>
+        <w:t>Admin</w:t>
+      </w:r>
+      <w:r>
+        <w:t>»</w:t>
+      </w:r>
     </w:p>
     <w:p>
       <w:pPr>
@@ -12858,7 +13480,22 @@
         <w:t>пользователь</w:t>
       </w:r>
       <w:r>
-        <w:t xml:space="preserve"> попадает в группу своей учётной записи. При изменении статуса станции, коннектора или сессии сервер отправляет событие</w:t>
+        <w:t xml:space="preserve"> попадает в группу своей учётной записи. При изменении статуса станции, коннектора или</w:t>
+      </w:r>
+      <w:r>
+        <w:t xml:space="preserve"> данных</w:t>
+      </w:r>
+      <w:r>
+        <w:t xml:space="preserve"> сессии</w:t>
+      </w:r>
+      <w:r>
+        <w:t>,</w:t>
+      </w:r>
+      <w:r>
+        <w:t xml:space="preserve"> сервер отправляет </w:t>
+      </w:r>
+      <w:r>
+        <w:t>сообщение</w:t>
       </w:r>
       <w:r>
         <w:t xml:space="preserve"> с новыми данными</w:t>
@@ -12947,7 +13584,11 @@
         <w:t xml:space="preserve"> логирования</w:t>
       </w:r>
       <w:r>
-        <w:t>. Для текущих сессий в базе создан частичный уникальный индекс по идентификатору станции при пустом времени окончания</w:t>
+        <w:t xml:space="preserve">. Для текущих сессий в базе создан частичный уникальный индекс по идентификатору станции при пустом </w:t>
+      </w:r>
+      <w:r>
+        <w:lastRenderedPageBreak/>
+        <w:t>времени окончания</w:t>
       </w:r>
       <w:r>
         <w:t>.</w:t>
@@ -12965,7 +13606,13 @@
         <w:t xml:space="preserve">без заполненного поля </w:t>
       </w:r>
       <w:r>
-        <w:t>EndedAt. Перед запуском SessionService дополнительно проверяет отсутствие такой сессии у выбранной станции</w:t>
+        <w:t>EndedAt. Перед запуском</w:t>
+      </w:r>
+      <w:r>
+        <w:t xml:space="preserve">, </w:t>
+      </w:r>
+      <w:r>
+        <w:t>SessionService дополнительно проверяет отсутствие такой сессии у выбранной станции</w:t>
       </w:r>
       <w:r>
         <w:t>,</w:t>
@@ -12974,11 +13621,7 @@
         <w:t xml:space="preserve"> </w:t>
       </w:r>
       <w:r>
-        <w:t xml:space="preserve">если уже существует </w:t>
-      </w:r>
-      <w:r>
-        <w:lastRenderedPageBreak/>
-        <w:t xml:space="preserve">текущая сессия, то </w:t>
+        <w:t xml:space="preserve">если уже существует текущая сессия, то </w:t>
       </w:r>
       <w:r>
         <w:t>новая сессия не создаётся, приложение получает сообщение об ошибке.</w:t>
@@ -13074,6 +13717,1109 @@
     </w:p>
     <w:p>
       <w:pPr>
+        <w:pStyle w:val="2"/>
+      </w:pPr>
+      <w:bookmarkStart w:id="50" w:name="_Toc243875234"/>
+      <w:r>
+        <w:t>3.3 Структура мобильного приложения</w:t>
+      </w:r>
+      <w:bookmarkEnd w:id="50"/>
+    </w:p>
+    <w:p>
+      <w:r>
+        <w:t>Мобильное приложение реализовано на фреймворке Flutter с использованием языка Dart</w:t>
+      </w:r>
+      <w:r>
+        <w:t>, структура проекта приведена</w:t>
+      </w:r>
+      <w:r>
+        <w:t xml:space="preserve"> на рисунке 3.2</w:t>
+      </w:r>
+      <w:r>
+        <w:t>.</w:t>
+      </w:r>
+    </w:p>
+    <w:p>
+      <w:pPr>
+        <w:ind w:firstLine="0"/>
+        <w:jc w:val="center"/>
+      </w:pPr>
+      <w:r>
+        <w:rPr>
+          <w:noProof/>
+        </w:rPr>
+        <w:lastRenderedPageBreak/>
+        <w:drawing>
+          <wp:inline distT="0" distB="0" distL="0" distR="0" wp14:anchorId="2F4119F1" wp14:editId="3A5C63FE">
+            <wp:extent cx="3141552" cy="6438163"/>
+            <wp:effectExtent l="0" t="0" r="1905" b="1270"/>
+            <wp:docPr id="15" name="Рисунок 15"/>
+            <wp:cNvGraphicFramePr>
+              <a:graphicFrameLocks xmlns:a="http://schemas.openxmlformats.org/drawingml/2006/main" noChangeAspect="1"/>
+            </wp:cNvGraphicFramePr>
+            <a:graphic xmlns:a="http://schemas.openxmlformats.org/drawingml/2006/main">
+              <a:graphicData uri="http://schemas.openxmlformats.org/drawingml/2006/picture">
+                <pic:pic xmlns:pic="http://schemas.openxmlformats.org/drawingml/2006/picture">
+                  <pic:nvPicPr>
+                    <pic:cNvPr id="0" name="Picture 5"/>
+                    <pic:cNvPicPr>
+                      <a:picLocks noChangeAspect="1" noChangeArrowheads="1"/>
+                    </pic:cNvPicPr>
+                  </pic:nvPicPr>
+                  <pic:blipFill>
+                    <a:blip r:embed="rId29">
+                      <a:extLst>
+                        <a:ext uri="{28A0092B-C50C-407E-A947-70E740481C1C}">
+                          <a14:useLocalDpi xmlns:a14="http://schemas.microsoft.com/office/drawing/2010/main" val="0"/>
+                        </a:ext>
+                      </a:extLst>
+                    </a:blip>
+                    <a:srcRect/>
+                    <a:stretch>
+                      <a:fillRect/>
+                    </a:stretch>
+                  </pic:blipFill>
+                  <pic:spPr bwMode="auto">
+                    <a:xfrm>
+                      <a:off x="0" y="0"/>
+                      <a:ext cx="3152228" cy="6460043"/>
+                    </a:xfrm>
+                    <a:prstGeom prst="rect">
+                      <a:avLst/>
+                    </a:prstGeom>
+                    <a:noFill/>
+                    <a:ln>
+                      <a:noFill/>
+                    </a:ln>
+                  </pic:spPr>
+                </pic:pic>
+              </a:graphicData>
+            </a:graphic>
+          </wp:inline>
+        </w:drawing>
+      </w:r>
+    </w:p>
+    <w:p>
+      <w:pPr>
+        <w:ind w:firstLine="0"/>
+        <w:jc w:val="center"/>
+      </w:pPr>
+      <w:r>
+        <w:t>Рисунок 3.2 – Структура мобильного приложения</w:t>
+      </w:r>
+    </w:p>
+    <w:p>
+      <w:r>
+        <w:t>Точкой входа является файл «main.dart»</w:t>
+      </w:r>
+      <w:r>
+        <w:t>,</w:t>
+      </w:r>
+      <w:r>
+        <w:t xml:space="preserve"> при запуске</w:t>
+      </w:r>
+      <w:r>
+        <w:t xml:space="preserve"> приложения</w:t>
+      </w:r>
+      <w:r>
+        <w:t xml:space="preserve"> проверяется наличие сохранённого JWT-токена</w:t>
+      </w:r>
+      <w:r>
+        <w:t xml:space="preserve"> авторизации пользователя</w:t>
+      </w:r>
+      <w:r>
+        <w:t xml:space="preserve">, </w:t>
+      </w:r>
+      <w:r>
+        <w:t xml:space="preserve">если </w:t>
+      </w:r>
+      <w:r>
+        <w:rPr>
+          <w:lang w:val="en-US"/>
+        </w:rPr>
+        <w:t>JWT</w:t>
+      </w:r>
+      <w:r>
+        <w:t>-</w:t>
+      </w:r>
+      <w:r>
+        <w:t xml:space="preserve">токен </w:t>
+      </w:r>
+      <w:r>
+        <w:t>валидный</w:t>
+      </w:r>
+      <w:r>
+        <w:t>,</w:t>
+      </w:r>
+      <w:r>
+        <w:t xml:space="preserve"> открывается главный экран</w:t>
+      </w:r>
+      <w:r>
+        <w:t>, иначе</w:t>
+      </w:r>
+      <w:r>
+        <w:t xml:space="preserve"> экран входа</w:t>
+      </w:r>
+      <w:r>
+        <w:t xml:space="preserve"> в приложение</w:t>
+      </w:r>
+      <w:r>
+        <w:t xml:space="preserve">. Интерфейс </w:t>
+      </w:r>
+      <w:r>
+        <w:t>приложения выполнен</w:t>
+      </w:r>
+      <w:r>
+        <w:t xml:space="preserve"> на русском языке.</w:t>
+      </w:r>
+    </w:p>
+    <w:p>
+      <w:r>
+        <w:t>Перечисленные ниже э</w:t>
+      </w:r>
+      <w:r>
+        <w:t>краны принимают действия пользователя и показывают данные:</w:t>
+      </w:r>
+    </w:p>
+    <w:p>
+      <w:pPr>
+        <w:pStyle w:val="a4"/>
+        <w:numPr>
+          <w:ilvl w:val="0"/>
+          <w:numId w:val="45"/>
+        </w:numPr>
+      </w:pPr>
+      <w:r>
+        <w:t>LoginView – вход</w:t>
+      </w:r>
+      <w:r>
+        <w:t xml:space="preserve"> пользователя</w:t>
+      </w:r>
+    </w:p>
+    <w:p>
+      <w:pPr>
+        <w:pStyle w:val="a4"/>
+        <w:numPr>
+          <w:ilvl w:val="0"/>
+          <w:numId w:val="45"/>
+        </w:numPr>
+      </w:pPr>
+      <w:r>
+        <w:t xml:space="preserve"> </w:t>
+      </w:r>
+      <w:r>
+        <w:t>RegisterView – регистрация пользователя</w:t>
+      </w:r>
+    </w:p>
+    <w:p>
+      <w:pPr>
+        <w:pStyle w:val="a4"/>
+        <w:numPr>
+          <w:ilvl w:val="0"/>
+          <w:numId w:val="45"/>
+        </w:numPr>
+      </w:pPr>
+      <w:r>
+        <w:lastRenderedPageBreak/>
+        <w:t>MainView – главный экран</w:t>
+      </w:r>
+      <w:r>
+        <w:t>,</w:t>
+      </w:r>
+      <w:r>
+        <w:t xml:space="preserve"> в котором отображаются остальные экраны, с нижним меню со вкладками «Станции», «История» и «Профиль»</w:t>
+      </w:r>
+    </w:p>
+    <w:p>
+      <w:pPr>
+        <w:pStyle w:val="a4"/>
+        <w:numPr>
+          <w:ilvl w:val="0"/>
+          <w:numId w:val="45"/>
+        </w:numPr>
+      </w:pPr>
+      <w:r>
+        <w:t>StationListView</w:t>
+      </w:r>
+      <w:r>
+        <w:t xml:space="preserve"> – список станций пользователя</w:t>
+      </w:r>
+    </w:p>
+    <w:p>
+      <w:pPr>
+        <w:pStyle w:val="a4"/>
+        <w:numPr>
+          <w:ilvl w:val="0"/>
+          <w:numId w:val="45"/>
+        </w:numPr>
+      </w:pPr>
+      <w:r>
+        <w:t>StationAddView</w:t>
+      </w:r>
+      <w:r>
+        <w:t xml:space="preserve"> – </w:t>
+      </w:r>
+      <w:r>
+        <w:t>добавление станции по адресу сервера с признаком учётной записи</w:t>
+      </w:r>
+    </w:p>
+    <w:p>
+      <w:pPr>
+        <w:pStyle w:val="a4"/>
+        <w:numPr>
+          <w:ilvl w:val="0"/>
+          <w:numId w:val="45"/>
+        </w:numPr>
+      </w:pPr>
+      <w:r>
+        <w:t xml:space="preserve">SessionStartView </w:t>
+      </w:r>
+      <w:r>
+        <w:t>– старт сессии</w:t>
+      </w:r>
+    </w:p>
+    <w:p>
+      <w:pPr>
+        <w:pStyle w:val="a4"/>
+        <w:numPr>
+          <w:ilvl w:val="0"/>
+          <w:numId w:val="45"/>
+        </w:numPr>
+      </w:pPr>
+      <w:r>
+        <w:t xml:space="preserve"> SessionCurrentView –</w:t>
+      </w:r>
+      <w:r>
+        <w:t xml:space="preserve"> </w:t>
+      </w:r>
+      <w:r>
+        <w:t>отображение текущей сессии и команда остановки</w:t>
+      </w:r>
+      <w:r>
+        <w:t xml:space="preserve"> для остановки сессии</w:t>
+      </w:r>
+    </w:p>
+    <w:p>
+      <w:pPr>
+        <w:pStyle w:val="a4"/>
+        <w:numPr>
+          <w:ilvl w:val="0"/>
+          <w:numId w:val="45"/>
+        </w:numPr>
+      </w:pPr>
+      <w:r>
+        <w:t>HistoryView – постраничная история завершённых сессий</w:t>
+      </w:r>
+      <w:r>
+        <w:t xml:space="preserve"> пользователя</w:t>
+      </w:r>
+    </w:p>
+    <w:p>
+      <w:pPr>
+        <w:pStyle w:val="a4"/>
+        <w:numPr>
+          <w:ilvl w:val="0"/>
+          <w:numId w:val="45"/>
+        </w:numPr>
+      </w:pPr>
+      <w:r>
+        <w:t>ProfileView</w:t>
+      </w:r>
+      <w:r>
+        <w:t xml:space="preserve"> – отображения данных пользователя</w:t>
+      </w:r>
+    </w:p>
+    <w:p>
+      <w:pPr>
+        <w:pStyle w:val="a4"/>
+        <w:numPr>
+          <w:ilvl w:val="0"/>
+          <w:numId w:val="45"/>
+        </w:numPr>
+      </w:pPr>
+      <w:r>
+        <w:t>ChangePasswordView</w:t>
+      </w:r>
+      <w:r>
+        <w:t xml:space="preserve"> – смена пароля пользователя</w:t>
+      </w:r>
+    </w:p>
+    <w:p>
+      <w:r>
+        <w:t>Прикладная логика разбита на модели представления и сервисы. Связь экрана с состоянием выполняется через пакет «provider». Обращение к серверу выполняется через сервисы:</w:t>
+      </w:r>
+    </w:p>
+    <w:p>
+      <w:pPr>
+        <w:pStyle w:val="a4"/>
+        <w:numPr>
+          <w:ilvl w:val="0"/>
+          <w:numId w:val="46"/>
+        </w:numPr>
+      </w:pPr>
+      <w:r>
+        <w:t>UserService – вход, регистрация, получение профиля, сохранение цены за 1 кВт·ч, смена пароля, выход</w:t>
+      </w:r>
+      <w:r>
+        <w:t xml:space="preserve"> пользователя</w:t>
+      </w:r>
+      <w:r>
+        <w:t xml:space="preserve"> из учетной записи</w:t>
+      </w:r>
+    </w:p>
+    <w:p>
+      <w:pPr>
+        <w:pStyle w:val="a4"/>
+        <w:numPr>
+          <w:ilvl w:val="0"/>
+          <w:numId w:val="46"/>
+        </w:numPr>
+      </w:pPr>
+      <w:r>
+        <w:t>StationService – список</w:t>
+      </w:r>
+      <w:r>
+        <w:t xml:space="preserve">, </w:t>
+      </w:r>
+      <w:r>
+        <w:t>переименование, удаление и данные для привязки</w:t>
+      </w:r>
+      <w:r>
+        <w:t xml:space="preserve"> стаций</w:t>
+      </w:r>
+    </w:p>
+    <w:p>
+      <w:pPr>
+        <w:pStyle w:val="a4"/>
+        <w:numPr>
+          <w:ilvl w:val="0"/>
+          <w:numId w:val="46"/>
+        </w:numPr>
+      </w:pPr>
+      <w:r>
+        <w:t>SessionService – запуск и остановка сессии, текущая сессия по станции, история</w:t>
+      </w:r>
+      <w:r>
+        <w:t xml:space="preserve"> сессий</w:t>
+      </w:r>
+    </w:p>
+    <w:p>
+      <w:pPr>
+        <w:pStyle w:val="a4"/>
+        <w:numPr>
+          <w:ilvl w:val="0"/>
+          <w:numId w:val="46"/>
+        </w:numPr>
+      </w:pPr>
+      <w:r>
+        <w:rPr>
+          <w:lang w:val="en-US"/>
+        </w:rPr>
+        <w:t>SessionHubService</w:t>
+      </w:r>
+      <w:r>
+        <w:t xml:space="preserve"> – </w:t>
+      </w:r>
+      <w:r>
+        <w:t>подключение</w:t>
+      </w:r>
+      <w:r>
+        <w:t xml:space="preserve"> </w:t>
+      </w:r>
+      <w:r>
+        <w:t>к</w:t>
+      </w:r>
+      <w:r>
+        <w:t xml:space="preserve"> </w:t>
+      </w:r>
+      <w:r>
+        <w:t>хабу</w:t>
+      </w:r>
+      <w:r>
+        <w:t xml:space="preserve"> «/</w:t>
+      </w:r>
+      <w:r>
+        <w:rPr>
+          <w:lang w:val="en-US"/>
+        </w:rPr>
+        <w:t>hubs</w:t>
+      </w:r>
+      <w:r>
+        <w:t>/</w:t>
+      </w:r>
+      <w:r>
+        <w:rPr>
+          <w:lang w:val="en-US"/>
+        </w:rPr>
+        <w:t>session</w:t>
+      </w:r>
+      <w:r>
+        <w:t>»</w:t>
+      </w:r>
+      <w:r>
+        <w:t xml:space="preserve">, </w:t>
+      </w:r>
+      <w:r>
+        <w:t>для</w:t>
+      </w:r>
+      <w:r>
+        <w:t xml:space="preserve"> </w:t>
+      </w:r>
+      <w:r>
+        <w:t xml:space="preserve">мгновенного обновления </w:t>
+      </w:r>
+      <w:r>
+        <w:t>с сервера</w:t>
+      </w:r>
+    </w:p>
+    <w:p>
+      <w:pPr>
+        <w:pStyle w:val="a4"/>
+        <w:numPr>
+          <w:ilvl w:val="0"/>
+          <w:numId w:val="46"/>
+        </w:numPr>
+      </w:pPr>
+      <w:r>
+        <w:t>NetworkService –</w:t>
+      </w:r>
+      <w:r>
+        <w:t xml:space="preserve"> выполнение</w:t>
+      </w:r>
+      <w:r>
+        <w:t xml:space="preserve"> HTTP-запрос</w:t>
+      </w:r>
+      <w:r>
+        <w:t>ов</w:t>
+      </w:r>
+      <w:r>
+        <w:t xml:space="preserve"> к API с подстановкой JWT</w:t>
+      </w:r>
+      <w:r>
+        <w:t>-токена</w:t>
+      </w:r>
+    </w:p>
+    <w:p>
+      <w:pPr>
+        <w:pStyle w:val="a4"/>
+        <w:numPr>
+          <w:ilvl w:val="0"/>
+          <w:numId w:val="46"/>
+        </w:numPr>
+      </w:pPr>
+      <w:r>
+        <w:t xml:space="preserve">TokenStorage – </w:t>
+      </w:r>
+      <w:r>
+        <w:t>хранение авторотационных данных пользователя</w:t>
+      </w:r>
+      <w:r>
+        <w:t>.</w:t>
+      </w:r>
+    </w:p>
+    <w:p>
+      <w:r>
+        <w:lastRenderedPageBreak/>
+        <w:t>Для обновления данных без повторного опроса API используется протокол SignalR</w:t>
+      </w:r>
+      <w:r>
+        <w:t>, работающий</w:t>
+      </w:r>
+      <w:r>
+        <w:t xml:space="preserve"> поверх протокола WebSocket. После подключения приложение получает события об изменени</w:t>
+      </w:r>
+      <w:r>
+        <w:t>ях в</w:t>
+      </w:r>
+      <w:r>
+        <w:t xml:space="preserve"> сессии и станци</w:t>
+      </w:r>
+      <w:r>
+        <w:t>ях</w:t>
+      </w:r>
+      <w:r>
+        <w:t>. Если соединение с хабом недоступно, пользователь может обновить данные вручную.</w:t>
+      </w:r>
+    </w:p>
+    <w:p>
+      <w:r>
+        <w:t xml:space="preserve">На экране текущей сессии и в истории </w:t>
+      </w:r>
+      <w:r>
+        <w:t>отображаются следующие данные: потребленная энергия в кВт·ч, уровень заряда батареи автомобиля, оценочная стоимости</w:t>
+      </w:r>
+      <w:r>
+        <w:t>.</w:t>
+      </w:r>
+      <w:r>
+        <w:t xml:space="preserve"> В истории сессии также отображается время окончания сесии.</w:t>
+      </w:r>
+      <w:r>
+        <w:t xml:space="preserve"> </w:t>
+      </w:r>
+      <w:r>
+        <w:t>В</w:t>
+      </w:r>
+      <w:r>
+        <w:t xml:space="preserve"> профил</w:t>
+      </w:r>
+      <w:r>
+        <w:t>е</w:t>
+      </w:r>
+      <w:r>
+        <w:t xml:space="preserve"> пользователь задаёт цену за 1 кВт·ч; значение сохраняется на сервере и используется для расчёта </w:t>
+      </w:r>
+      <w:r>
+        <w:t>оценочной</w:t>
+      </w:r>
+      <w:r>
+        <w:t xml:space="preserve"> стоимости сессии.</w:t>
+      </w:r>
+    </w:p>
+    <w:p>
+      <w:pPr>
+        <w:pStyle w:val="2"/>
+      </w:pPr>
+      <w:r>
+        <w:t>3.4 Структура портала администратора</w:t>
+      </w:r>
+    </w:p>
+    <w:p>
+      <w:r>
+        <w:t>Портал администратора реализован</w:t>
+      </w:r>
+      <w:r>
+        <w:t xml:space="preserve"> </w:t>
+      </w:r>
+      <w:r>
+        <w:t xml:space="preserve">в виде одностраничного </w:t>
+      </w:r>
+      <w:r>
+        <w:rPr>
+          <w:lang w:val="en-US"/>
+        </w:rPr>
+        <w:t>Web</w:t>
+      </w:r>
+      <w:r>
+        <w:t>-</w:t>
+      </w:r>
+      <w:r>
+        <w:t>приложения</w:t>
+      </w:r>
+      <w:r>
+        <w:t xml:space="preserve"> на фреймворке Vue.js с использованием языка </w:t>
+      </w:r>
+      <w:r>
+        <w:rPr>
+          <w:lang w:val="en-US"/>
+        </w:rPr>
+        <w:t>TypeScript</w:t>
+      </w:r>
+      <w:r>
+        <w:t xml:space="preserve">. </w:t>
+      </w:r>
+      <w:r>
+        <w:t xml:space="preserve">Структура проекта отображена на рисунке 3.3. </w:t>
+      </w:r>
+    </w:p>
+    <w:p>
+      <w:pPr>
+        <w:ind w:firstLine="0"/>
+        <w:jc w:val="center"/>
+      </w:pPr>
+      <w:r>
+        <w:rPr>
+          <w:noProof/>
+        </w:rPr>
+        <w:lastRenderedPageBreak/>
+        <w:drawing>
+          <wp:inline distT="0" distB="0" distL="0" distR="0" wp14:anchorId="0BFE4A4C" wp14:editId="1808ED37">
+            <wp:extent cx="2971024" cy="5449807"/>
+            <wp:effectExtent l="0" t="0" r="1270" b="0"/>
+            <wp:docPr id="6" name="Рисунок 6"/>
+            <wp:cNvGraphicFramePr>
+              <a:graphicFrameLocks xmlns:a="http://schemas.openxmlformats.org/drawingml/2006/main" noChangeAspect="1"/>
+            </wp:cNvGraphicFramePr>
+            <a:graphic xmlns:a="http://schemas.openxmlformats.org/drawingml/2006/main">
+              <a:graphicData uri="http://schemas.openxmlformats.org/drawingml/2006/picture">
+                <pic:pic xmlns:pic="http://schemas.openxmlformats.org/drawingml/2006/picture">
+                  <pic:nvPicPr>
+                    <pic:cNvPr id="0" name="Picture 1"/>
+                    <pic:cNvPicPr>
+                      <a:picLocks noChangeAspect="1" noChangeArrowheads="1"/>
+                    </pic:cNvPicPr>
+                  </pic:nvPicPr>
+                  <pic:blipFill>
+                    <a:blip r:embed="rId30">
+                      <a:extLst>
+                        <a:ext uri="{28A0092B-C50C-407E-A947-70E740481C1C}">
+                          <a14:useLocalDpi xmlns:a14="http://schemas.microsoft.com/office/drawing/2010/main" val="0"/>
+                        </a:ext>
+                      </a:extLst>
+                    </a:blip>
+                    <a:srcRect/>
+                    <a:stretch>
+                      <a:fillRect/>
+                    </a:stretch>
+                  </pic:blipFill>
+                  <pic:spPr bwMode="auto">
+                    <a:xfrm>
+                      <a:off x="0" y="0"/>
+                      <a:ext cx="2979616" cy="5465568"/>
+                    </a:xfrm>
+                    <a:prstGeom prst="rect">
+                      <a:avLst/>
+                    </a:prstGeom>
+                    <a:noFill/>
+                    <a:ln>
+                      <a:noFill/>
+                    </a:ln>
+                  </pic:spPr>
+                </pic:pic>
+              </a:graphicData>
+            </a:graphic>
+          </wp:inline>
+        </w:drawing>
+      </w:r>
+    </w:p>
+    <w:p>
+      <w:pPr>
+        <w:ind w:firstLine="0"/>
+        <w:jc w:val="center"/>
+      </w:pPr>
+      <w:r>
+        <w:t>Рисунок 3.3 – Структура административного портала</w:t>
+      </w:r>
+    </w:p>
+    <w:p>
+      <w:r>
+        <w:t>Сборка выполняется инструментом Vite. Готовые статические файлы отдаются процессом сер</w:t>
+      </w:r>
+      <w:r>
+        <w:t>вера</w:t>
+      </w:r>
+      <w:r>
+        <w:t xml:space="preserve"> и открываются в браузере. Точкой входа</w:t>
+      </w:r>
+      <w:r>
+        <w:t xml:space="preserve"> в портал</w:t>
+      </w:r>
+      <w:r>
+        <w:t xml:space="preserve"> является файл </w:t>
+      </w:r>
+      <w:r>
+        <w:t>«</w:t>
+      </w:r>
+      <w:r>
+        <w:t>main.ts</w:t>
+      </w:r>
+      <w:r>
+        <w:t>»</w:t>
+      </w:r>
+      <w:r>
+        <w:t>. В нем</w:t>
+      </w:r>
+      <w:r>
+        <w:t xml:space="preserve"> создаётся приложение Vue, подключается маршрутизатор и монтируется корневой компонент</w:t>
+      </w:r>
+      <w:r>
+        <w:t xml:space="preserve"> </w:t>
+      </w:r>
+      <w:r>
+        <w:t>приложения</w:t>
+      </w:r>
+      <w:r>
+        <w:t>. Интерфейс</w:t>
+      </w:r>
+      <w:r>
+        <w:t>,</w:t>
+      </w:r>
+      <w:r>
+        <w:t xml:space="preserve"> </w:t>
+      </w:r>
+      <w:r>
+        <w:t xml:space="preserve">как и в мобильном приложении, </w:t>
+      </w:r>
+      <w:r>
+        <w:t>выполнен на русском языке.</w:t>
+      </w:r>
+    </w:p>
+    <w:p>
+      <w:r>
+        <w:t>Экраны принимают действия администратора и показывают данные:</w:t>
+      </w:r>
+    </w:p>
+    <w:p>
+      <w:pPr>
+        <w:pStyle w:val="a4"/>
+        <w:numPr>
+          <w:ilvl w:val="0"/>
+          <w:numId w:val="47"/>
+        </w:numPr>
+      </w:pPr>
+      <w:r>
+        <w:t>LoginView – вход администратора по адресу электронной почты и паролю</w:t>
+      </w:r>
+    </w:p>
+    <w:p>
+      <w:pPr>
+        <w:pStyle w:val="a4"/>
+        <w:numPr>
+          <w:ilvl w:val="0"/>
+          <w:numId w:val="47"/>
+        </w:numPr>
+      </w:pPr>
+      <w:r>
+        <w:t>UsersView – список пользователей</w:t>
+      </w:r>
+      <w:r>
+        <w:t xml:space="preserve"> системы,</w:t>
+      </w:r>
+      <w:r>
+        <w:t xml:space="preserve"> с поиском по адресу электронной почты и постраничной навигацией</w:t>
+      </w:r>
+    </w:p>
+    <w:p>
+      <w:r>
+        <w:t>Диалоговые окна, открывающиеся из списка пользователей</w:t>
+      </w:r>
+      <w:r>
+        <w:t>:</w:t>
+      </w:r>
+    </w:p>
+    <w:p>
+      <w:pPr>
+        <w:pStyle w:val="a4"/>
+        <w:numPr>
+          <w:ilvl w:val="0"/>
+          <w:numId w:val="47"/>
+        </w:numPr>
+      </w:pPr>
+      <w:r>
+        <w:lastRenderedPageBreak/>
+        <w:t>BlockUserDialog – подтверждение блокировки или разблокировки учётной записи</w:t>
+      </w:r>
+      <w:r>
+        <w:t xml:space="preserve"> пользователя</w:t>
+      </w:r>
+    </w:p>
+    <w:p>
+      <w:pPr>
+        <w:pStyle w:val="a4"/>
+        <w:numPr>
+          <w:ilvl w:val="0"/>
+          <w:numId w:val="47"/>
+        </w:numPr>
+      </w:pPr>
+      <w:r>
+        <w:t xml:space="preserve">ResetPasswordDialog – </w:t>
+      </w:r>
+      <w:r>
+        <w:t>установка</w:t>
+      </w:r>
+      <w:r>
+        <w:t xml:space="preserve"> нового пароля пользователю</w:t>
+      </w:r>
+    </w:p>
+    <w:p>
+      <w:pPr>
+        <w:pStyle w:val="a4"/>
+        <w:numPr>
+          <w:ilvl w:val="0"/>
+          <w:numId w:val="47"/>
+        </w:numPr>
+      </w:pPr>
+      <w:r>
+        <w:t xml:space="preserve">ChangeOwnPasswordDialog – смена пароля администратора </w:t>
+      </w:r>
+      <w:r>
+        <w:t xml:space="preserve">системы, </w:t>
+      </w:r>
+      <w:r>
+        <w:t>с вводом текущего пароля</w:t>
+      </w:r>
+      <w:r>
+        <w:t xml:space="preserve"> для безопасности.</w:t>
+      </w:r>
+    </w:p>
+    <w:p>
+      <w:r>
+        <w:t>Маршрутизация</w:t>
+      </w:r>
+      <w:r>
+        <w:t xml:space="preserve"> внутри приложения</w:t>
+      </w:r>
+      <w:r>
+        <w:t xml:space="preserve"> </w:t>
+      </w:r>
+      <w:r>
+        <w:t>реализована при помощи</w:t>
+      </w:r>
+      <w:r>
+        <w:t xml:space="preserve"> пакет</w:t>
+      </w:r>
+      <w:r>
+        <w:t xml:space="preserve">а </w:t>
+      </w:r>
+      <w:r>
+        <w:t xml:space="preserve">vue-router. </w:t>
+      </w:r>
+      <w:r>
+        <w:t>Если пользователь не авторизован, то он попадает на страницу входа</w:t>
+      </w:r>
+      <w:r>
+        <w:t xml:space="preserve"> </w:t>
+      </w:r>
+      <w:r>
+        <w:t>(</w:t>
+      </w:r>
+      <w:r>
+        <w:rPr>
+          <w:lang w:val="en-US"/>
+        </w:rPr>
+        <w:t>LoginView</w:t>
+      </w:r>
+      <w:r>
+        <w:t>)</w:t>
+      </w:r>
+      <w:r>
+        <w:t xml:space="preserve">, </w:t>
+      </w:r>
+      <w:r>
+        <w:t>иначе на страницу списка пользователей (</w:t>
+      </w:r>
+      <w:r>
+        <w:rPr>
+          <w:lang w:val="en-US"/>
+        </w:rPr>
+        <w:t>UsersView</w:t>
+      </w:r>
+      <w:r>
+        <w:t>)</w:t>
+      </w:r>
+      <w:r>
+        <w:t xml:space="preserve">. </w:t>
+      </w:r>
+      <w:r>
+        <w:t xml:space="preserve">Для проверки авторизации используется сохраненный </w:t>
+      </w:r>
+      <w:r>
+        <w:rPr>
+          <w:lang w:val="en-US"/>
+        </w:rPr>
+        <w:t>JWT</w:t>
+      </w:r>
+      <w:r>
+        <w:t>-</w:t>
+      </w:r>
+      <w:r>
+        <w:t>токен, который храниться в локальном хранилище браузера</w:t>
+      </w:r>
+      <w:r>
+        <w:t>.</w:t>
+      </w:r>
+      <w:r>
+        <w:t xml:space="preserve"> При </w:t>
+      </w:r>
+      <w:r>
+        <w:t>аутентификаци</w:t>
+      </w:r>
+      <w:r>
+        <w:t>и</w:t>
+      </w:r>
+      <w:r>
+        <w:t xml:space="preserve"> </w:t>
+      </w:r>
+      <w:r>
+        <w:t>пользователя происходит проверка роли, если роль пользователя не является «</w:t>
+      </w:r>
+      <w:r>
+        <w:rPr>
+          <w:lang w:val="en-US"/>
+        </w:rPr>
+        <w:t>Admin</w:t>
+      </w:r>
+      <w:r>
+        <w:t>»</w:t>
+      </w:r>
+      <w:r>
+        <w:t xml:space="preserve">, </w:t>
+      </w:r>
+      <w:r>
+        <w:t xml:space="preserve">то </w:t>
+      </w:r>
+      <w:r>
+        <w:rPr>
+          <w:lang w:val="en-US"/>
+        </w:rPr>
+        <w:t>JWT</w:t>
+      </w:r>
+      <w:r>
+        <w:t>-</w:t>
+      </w:r>
+      <w:r>
+        <w:t>Токен не сохраняется и пользователю выводится сообщение об ошибке.</w:t>
+      </w:r>
+      <w:r>
+        <w:t xml:space="preserve"> </w:t>
+      </w:r>
+      <w:r>
+        <w:t>Логика хранения и получения данных токена</w:t>
+      </w:r>
+      <w:r>
+        <w:t xml:space="preserve"> из локального хранилища</w:t>
+      </w:r>
+      <w:r>
+        <w:t xml:space="preserve"> вынесена в модуль «</w:t>
+      </w:r>
+      <w:r>
+        <w:rPr>
+          <w:lang w:val="en-US"/>
+        </w:rPr>
+        <w:t>useAuth</w:t>
+      </w:r>
+      <w:r>
+        <w:t>»</w:t>
+      </w:r>
+      <w:r>
+        <w:t>.</w:t>
+      </w:r>
+    </w:p>
+    <w:p>
+      <w:r>
+        <w:t>На экране «UsersView» таблица содержит адрес электронной почты, признак блокировки, время создания учётной записи и действия по блокировке и смене пароля. Поиск фильтрует список по адресу электронной почты.</w:t>
+      </w:r>
+    </w:p>
+    <w:p>
+      <w:r>
+        <w:t xml:space="preserve">Обращение к серверу </w:t>
+      </w:r>
+      <w:r>
+        <w:t>происходит</w:t>
+      </w:r>
+      <w:r>
+        <w:t xml:space="preserve"> через модули API по протоколу HTTP:</w:t>
+      </w:r>
+    </w:p>
+    <w:p>
+      <w:pPr>
+        <w:pStyle w:val="a4"/>
+        <w:numPr>
+          <w:ilvl w:val="0"/>
+          <w:numId w:val="48"/>
+        </w:numPr>
+      </w:pPr>
+      <w:r>
+        <w:rPr>
+          <w:lang w:val="en-US"/>
+        </w:rPr>
+        <w:t>u</w:t>
+      </w:r>
+      <w:r>
+        <w:t>ser</w:t>
+      </w:r>
+      <w:r>
+        <w:t>.</w:t>
+      </w:r>
+      <w:r>
+        <w:rPr>
+          <w:lang w:val="en-US"/>
+        </w:rPr>
+        <w:t>ts</w:t>
+      </w:r>
+      <w:r>
+        <w:t xml:space="preserve"> – вход</w:t>
+      </w:r>
+      <w:r>
+        <w:t xml:space="preserve"> для</w:t>
+      </w:r>
+      <w:r>
+        <w:t xml:space="preserve"> администратора</w:t>
+      </w:r>
+    </w:p>
+    <w:p>
+      <w:pPr>
+        <w:pStyle w:val="a4"/>
+        <w:numPr>
+          <w:ilvl w:val="0"/>
+          <w:numId w:val="48"/>
+        </w:numPr>
+      </w:pPr>
+      <w:r>
+        <w:rPr>
+          <w:lang w:val="en-US"/>
+        </w:rPr>
+        <w:t>a</w:t>
+      </w:r>
+      <w:r>
+        <w:t>dmin</w:t>
+      </w:r>
+      <w:r>
+        <w:t>.</w:t>
+      </w:r>
+      <w:r>
+        <w:rPr>
+          <w:lang w:val="en-US"/>
+        </w:rPr>
+        <w:t>ts</w:t>
+      </w:r>
+      <w:r>
+        <w:t xml:space="preserve"> – список пользователей, блокировка, сброс пароля пользователю</w:t>
+      </w:r>
+      <w:r>
+        <w:t xml:space="preserve"> и</w:t>
+      </w:r>
+      <w:r>
+        <w:t xml:space="preserve"> смена пароля</w:t>
+      </w:r>
+      <w:r>
+        <w:t xml:space="preserve"> </w:t>
+      </w:r>
+      <w:r>
+        <w:t>ад</w:t>
+      </w:r>
+      <w:r>
+        <w:t>м</w:t>
+      </w:r>
+      <w:r>
+        <w:t>инистратора</w:t>
+      </w:r>
+    </w:p>
+    <w:p>
+      <w:pPr>
+        <w:pStyle w:val="a4"/>
+        <w:numPr>
+          <w:ilvl w:val="0"/>
+          <w:numId w:val="48"/>
+        </w:numPr>
+      </w:pPr>
+      <w:r>
+        <w:rPr>
+          <w:lang w:val="en-US"/>
+        </w:rPr>
+        <w:t>h</w:t>
+      </w:r>
+      <w:r>
+        <w:t xml:space="preserve">ttp – </w:t>
+      </w:r>
+      <w:r>
+        <w:t xml:space="preserve">модуль отвечает за </w:t>
+      </w:r>
+      <w:r>
+        <w:t>общие HTTP-запросы с подстановкой JWT</w:t>
+      </w:r>
+      <w:r>
+        <w:t xml:space="preserve">-токена для </w:t>
+      </w:r>
+      <w:r>
+        <w:t>аутентификаци</w:t>
+      </w:r>
+      <w:r>
+        <w:t>и</w:t>
+      </w:r>
+    </w:p>
+    <w:p>
+      <w:pPr>
         <w:spacing w:after="160" w:line="259" w:lineRule="auto"/>
         <w:ind w:firstLine="0"/>
         <w:jc w:val="left"/>
@@ -13088,11 +14834,11 @@
         <w:pStyle w:val="1"/>
         <w:jc w:val="center"/>
       </w:pPr>
-      <w:bookmarkStart w:id="44" w:name="_Toc242914555"/>
+      <w:bookmarkStart w:id="51" w:name="_Toc243875235"/>
       <w:r>
         <w:t>Список источников</w:t>
       </w:r>
-      <w:bookmarkEnd w:id="44"/>
+      <w:bookmarkEnd w:id="51"/>
     </w:p>
     <w:p>
       <w:r>
@@ -13717,6 +15463,119 @@
     </w:lvl>
   </w:abstractNum>
   <w:abstractNum w:abstractNumId="2" w15:restartNumberingAfterBreak="0">
+    <w:nsid w:val="09C336DF"/>
+    <w:multiLevelType w:val="hybridMultilevel"/>
+    <w:tmpl w:val="A1967756"/>
+    <w:lvl w:ilvl="0" w:tplc="04190001">
+      <w:start w:val="1"/>
+      <w:numFmt w:val="bullet"/>
+      <w:lvlText w:val=""/>
+      <w:lvlJc w:val="left"/>
+      <w:pPr>
+        <w:ind w:left="1429" w:hanging="360"/>
+      </w:pPr>
+      <w:rPr>
+        <w:rFonts w:ascii="Symbol" w:hAnsi="Symbol" w:hint="default"/>
+      </w:rPr>
+    </w:lvl>
+    <w:lvl w:ilvl="1" w:tplc="04190003" w:tentative="1">
+      <w:start w:val="1"/>
+      <w:numFmt w:val="bullet"/>
+      <w:lvlText w:val="o"/>
+      <w:lvlJc w:val="left"/>
+      <w:pPr>
+        <w:ind w:left="2149" w:hanging="360"/>
+      </w:pPr>
+      <w:rPr>
+        <w:rFonts w:ascii="Courier New" w:hAnsi="Courier New" w:cs="Courier New" w:hint="default"/>
+      </w:rPr>
+    </w:lvl>
+    <w:lvl w:ilvl="2" w:tplc="04190005" w:tentative="1">
+      <w:start w:val="1"/>
+      <w:numFmt w:val="bullet"/>
+      <w:lvlText w:val=""/>
+      <w:lvlJc w:val="left"/>
+      <w:pPr>
+        <w:ind w:left="2869" w:hanging="360"/>
+      </w:pPr>
+      <w:rPr>
+        <w:rFonts w:ascii="Wingdings" w:hAnsi="Wingdings" w:hint="default"/>
+      </w:rPr>
+    </w:lvl>
+    <w:lvl w:ilvl="3" w:tplc="04190001" w:tentative="1">
+      <w:start w:val="1"/>
+      <w:numFmt w:val="bullet"/>
+      <w:lvlText w:val=""/>
+      <w:lvlJc w:val="left"/>
+      <w:pPr>
+        <w:ind w:left="3589" w:hanging="360"/>
+      </w:pPr>
+      <w:rPr>
+        <w:rFonts w:ascii="Symbol" w:hAnsi="Symbol" w:hint="default"/>
+      </w:rPr>
+    </w:lvl>
+    <w:lvl w:ilvl="4" w:tplc="04190003" w:tentative="1">
+      <w:start w:val="1"/>
+      <w:numFmt w:val="bullet"/>
+      <w:lvlText w:val="o"/>
+      <w:lvlJc w:val="left"/>
+      <w:pPr>
+        <w:ind w:left="4309" w:hanging="360"/>
+      </w:pPr>
+      <w:rPr>
+        <w:rFonts w:ascii="Courier New" w:hAnsi="Courier New" w:cs="Courier New" w:hint="default"/>
+      </w:rPr>
+    </w:lvl>
+    <w:lvl w:ilvl="5" w:tplc="04190005" w:tentative="1">
+      <w:start w:val="1"/>
+      <w:numFmt w:val="bullet"/>
+      <w:lvlText w:val=""/>
+      <w:lvlJc w:val="left"/>
+      <w:pPr>
+        <w:ind w:left="5029" w:hanging="360"/>
+      </w:pPr>
+      <w:rPr>
+        <w:rFonts w:ascii="Wingdings" w:hAnsi="Wingdings" w:hint="default"/>
+      </w:rPr>
+    </w:lvl>
+    <w:lvl w:ilvl="6" w:tplc="04190001" w:tentative="1">
+      <w:start w:val="1"/>
+      <w:numFmt w:val="bullet"/>
+      <w:lvlText w:val=""/>
+      <w:lvlJc w:val="left"/>
+      <w:pPr>
+        <w:ind w:left="5749" w:hanging="360"/>
+      </w:pPr>
+      <w:rPr>
+        <w:rFonts w:ascii="Symbol" w:hAnsi="Symbol" w:hint="default"/>
+      </w:rPr>
+    </w:lvl>
+    <w:lvl w:ilvl="7" w:tplc="04190003" w:tentative="1">
+      <w:start w:val="1"/>
+      <w:numFmt w:val="bullet"/>
+      <w:lvlText w:val="o"/>
+      <w:lvlJc w:val="left"/>
+      <w:pPr>
+        <w:ind w:left="6469" w:hanging="360"/>
+      </w:pPr>
+      <w:rPr>
+        <w:rFonts w:ascii="Courier New" w:hAnsi="Courier New" w:cs="Courier New" w:hint="default"/>
+      </w:rPr>
+    </w:lvl>
+    <w:lvl w:ilvl="8" w:tplc="04190005" w:tentative="1">
+      <w:start w:val="1"/>
+      <w:numFmt w:val="bullet"/>
+      <w:lvlText w:val=""/>
+      <w:lvlJc w:val="left"/>
+      <w:pPr>
+        <w:ind w:left="7189" w:hanging="360"/>
+      </w:pPr>
+      <w:rPr>
+        <w:rFonts w:ascii="Wingdings" w:hAnsi="Wingdings" w:hint="default"/>
+      </w:rPr>
+    </w:lvl>
+  </w:abstractNum>
+  <w:abstractNum w:abstractNumId="3" w15:restartNumberingAfterBreak="0">
     <w:nsid w:val="0A50584C"/>
     <w:multiLevelType w:val="hybridMultilevel"/>
     <w:tmpl w:val="36CED36E"/>
@@ -13829,7 +15688,7 @@
       </w:rPr>
     </w:lvl>
   </w:abstractNum>
-  <w:abstractNum w:abstractNumId="3" w15:restartNumberingAfterBreak="0">
+  <w:abstractNum w:abstractNumId="4" w15:restartNumberingAfterBreak="0">
     <w:nsid w:val="0BAD195F"/>
     <w:multiLevelType w:val="hybridMultilevel"/>
     <w:tmpl w:val="3FB6AE5A"/>
@@ -13942,7 +15801,7 @@
       </w:rPr>
     </w:lvl>
   </w:abstractNum>
-  <w:abstractNum w:abstractNumId="4" w15:restartNumberingAfterBreak="0">
+  <w:abstractNum w:abstractNumId="5" w15:restartNumberingAfterBreak="0">
     <w:nsid w:val="0C52486F"/>
     <w:multiLevelType w:val="hybridMultilevel"/>
     <w:tmpl w:val="3A24052E"/>
@@ -14055,7 +15914,7 @@
       </w:rPr>
     </w:lvl>
   </w:abstractNum>
-  <w:abstractNum w:abstractNumId="5" w15:restartNumberingAfterBreak="0">
+  <w:abstractNum w:abstractNumId="6" w15:restartNumberingAfterBreak="0">
     <w:nsid w:val="155B7F42"/>
     <w:multiLevelType w:val="hybridMultilevel"/>
     <w:tmpl w:val="B4F494BC"/>
@@ -14168,7 +16027,7 @@
       </w:rPr>
     </w:lvl>
   </w:abstractNum>
-  <w:abstractNum w:abstractNumId="6" w15:restartNumberingAfterBreak="0">
+  <w:abstractNum w:abstractNumId="7" w15:restartNumberingAfterBreak="0">
     <w:nsid w:val="15674B94"/>
     <w:multiLevelType w:val="hybridMultilevel"/>
     <w:tmpl w:val="8774DBB2"/>
@@ -14281,7 +16140,7 @@
       </w:rPr>
     </w:lvl>
   </w:abstractNum>
-  <w:abstractNum w:abstractNumId="7" w15:restartNumberingAfterBreak="0">
+  <w:abstractNum w:abstractNumId="8" w15:restartNumberingAfterBreak="0">
     <w:nsid w:val="195C1477"/>
     <w:multiLevelType w:val="hybridMultilevel"/>
     <w:tmpl w:val="C01EDFAC"/>
@@ -14394,7 +16253,7 @@
       </w:rPr>
     </w:lvl>
   </w:abstractNum>
-  <w:abstractNum w:abstractNumId="8" w15:restartNumberingAfterBreak="0">
+  <w:abstractNum w:abstractNumId="9" w15:restartNumberingAfterBreak="0">
     <w:nsid w:val="1C192E03"/>
     <w:multiLevelType w:val="hybridMultilevel"/>
     <w:tmpl w:val="CBA897F6"/>
@@ -14507,7 +16366,7 @@
       </w:rPr>
     </w:lvl>
   </w:abstractNum>
-  <w:abstractNum w:abstractNumId="9" w15:restartNumberingAfterBreak="0">
+  <w:abstractNum w:abstractNumId="10" w15:restartNumberingAfterBreak="0">
     <w:nsid w:val="21724A37"/>
     <w:multiLevelType w:val="hybridMultilevel"/>
     <w:tmpl w:val="BB3EEAD4"/>
@@ -14620,7 +16479,7 @@
       </w:rPr>
     </w:lvl>
   </w:abstractNum>
-  <w:abstractNum w:abstractNumId="10" w15:restartNumberingAfterBreak="0">
+  <w:abstractNum w:abstractNumId="11" w15:restartNumberingAfterBreak="0">
     <w:nsid w:val="23175EF8"/>
     <w:multiLevelType w:val="hybridMultilevel"/>
     <w:tmpl w:val="5172E490"/>
@@ -14733,7 +16592,7 @@
       </w:rPr>
     </w:lvl>
   </w:abstractNum>
-  <w:abstractNum w:abstractNumId="11" w15:restartNumberingAfterBreak="0">
+  <w:abstractNum w:abstractNumId="12" w15:restartNumberingAfterBreak="0">
     <w:nsid w:val="28894FD3"/>
     <w:multiLevelType w:val="hybridMultilevel"/>
     <w:tmpl w:val="AF500D94"/>
@@ -14846,7 +16705,7 @@
       </w:rPr>
     </w:lvl>
   </w:abstractNum>
-  <w:abstractNum w:abstractNumId="12" w15:restartNumberingAfterBreak="0">
+  <w:abstractNum w:abstractNumId="13" w15:restartNumberingAfterBreak="0">
     <w:nsid w:val="29AD0808"/>
     <w:multiLevelType w:val="hybridMultilevel"/>
     <w:tmpl w:val="8E8C2C3E"/>
@@ -14959,7 +16818,7 @@
       </w:rPr>
     </w:lvl>
   </w:abstractNum>
-  <w:abstractNum w:abstractNumId="13" w15:restartNumberingAfterBreak="0">
+  <w:abstractNum w:abstractNumId="14" w15:restartNumberingAfterBreak="0">
     <w:nsid w:val="2CFD1B46"/>
     <w:multiLevelType w:val="hybridMultilevel"/>
     <w:tmpl w:val="08AAC898"/>
@@ -15072,7 +16931,7 @@
       </w:rPr>
     </w:lvl>
   </w:abstractNum>
-  <w:abstractNum w:abstractNumId="14" w15:restartNumberingAfterBreak="0">
+  <w:abstractNum w:abstractNumId="15" w15:restartNumberingAfterBreak="0">
     <w:nsid w:val="2DB70E3E"/>
     <w:multiLevelType w:val="hybridMultilevel"/>
     <w:tmpl w:val="109EF23A"/>
@@ -15185,7 +17044,7 @@
       </w:rPr>
     </w:lvl>
   </w:abstractNum>
-  <w:abstractNum w:abstractNumId="15" w15:restartNumberingAfterBreak="0">
+  <w:abstractNum w:abstractNumId="16" w15:restartNumberingAfterBreak="0">
     <w:nsid w:val="2E646D26"/>
     <w:multiLevelType w:val="hybridMultilevel"/>
     <w:tmpl w:val="1780E6F4"/>
@@ -15298,7 +17157,7 @@
       </w:rPr>
     </w:lvl>
   </w:abstractNum>
-  <w:abstractNum w:abstractNumId="16" w15:restartNumberingAfterBreak="0">
+  <w:abstractNum w:abstractNumId="17" w15:restartNumberingAfterBreak="0">
     <w:nsid w:val="2F57587B"/>
     <w:multiLevelType w:val="hybridMultilevel"/>
     <w:tmpl w:val="73ECBE24"/>
@@ -15411,7 +17270,7 @@
       </w:rPr>
     </w:lvl>
   </w:abstractNum>
-  <w:abstractNum w:abstractNumId="17" w15:restartNumberingAfterBreak="0">
+  <w:abstractNum w:abstractNumId="18" w15:restartNumberingAfterBreak="0">
     <w:nsid w:val="3B4B7B21"/>
     <w:multiLevelType w:val="hybridMultilevel"/>
     <w:tmpl w:val="E572FCAC"/>
@@ -15524,7 +17383,7 @@
       </w:rPr>
     </w:lvl>
   </w:abstractNum>
-  <w:abstractNum w:abstractNumId="18" w15:restartNumberingAfterBreak="0">
+  <w:abstractNum w:abstractNumId="19" w15:restartNumberingAfterBreak="0">
     <w:nsid w:val="45521178"/>
     <w:multiLevelType w:val="hybridMultilevel"/>
     <w:tmpl w:val="ADB0E4BA"/>
@@ -15637,7 +17496,7 @@
       </w:rPr>
     </w:lvl>
   </w:abstractNum>
-  <w:abstractNum w:abstractNumId="19" w15:restartNumberingAfterBreak="0">
+  <w:abstractNum w:abstractNumId="20" w15:restartNumberingAfterBreak="0">
     <w:nsid w:val="4574405E"/>
     <w:multiLevelType w:val="hybridMultilevel"/>
     <w:tmpl w:val="39B6604E"/>
@@ -15750,7 +17609,120 @@
       </w:rPr>
     </w:lvl>
   </w:abstractNum>
-  <w:abstractNum w:abstractNumId="20" w15:restartNumberingAfterBreak="0">
+  <w:abstractNum w:abstractNumId="21" w15:restartNumberingAfterBreak="0">
+    <w:nsid w:val="495C0D4D"/>
+    <w:multiLevelType w:val="hybridMultilevel"/>
+    <w:tmpl w:val="E90C0900"/>
+    <w:lvl w:ilvl="0" w:tplc="04190001">
+      <w:start w:val="1"/>
+      <w:numFmt w:val="bullet"/>
+      <w:lvlText w:val=""/>
+      <w:lvlJc w:val="left"/>
+      <w:pPr>
+        <w:ind w:left="1429" w:hanging="360"/>
+      </w:pPr>
+      <w:rPr>
+        <w:rFonts w:ascii="Symbol" w:hAnsi="Symbol" w:hint="default"/>
+      </w:rPr>
+    </w:lvl>
+    <w:lvl w:ilvl="1" w:tplc="04190003" w:tentative="1">
+      <w:start w:val="1"/>
+      <w:numFmt w:val="bullet"/>
+      <w:lvlText w:val="o"/>
+      <w:lvlJc w:val="left"/>
+      <w:pPr>
+        <w:ind w:left="2149" w:hanging="360"/>
+      </w:pPr>
+      <w:rPr>
+        <w:rFonts w:ascii="Courier New" w:hAnsi="Courier New" w:cs="Courier New" w:hint="default"/>
+      </w:rPr>
+    </w:lvl>
+    <w:lvl w:ilvl="2" w:tplc="04190005" w:tentative="1">
+      <w:start w:val="1"/>
+      <w:numFmt w:val="bullet"/>
+      <w:lvlText w:val=""/>
+      <w:lvlJc w:val="left"/>
+      <w:pPr>
+        <w:ind w:left="2869" w:hanging="360"/>
+      </w:pPr>
+      <w:rPr>
+        <w:rFonts w:ascii="Wingdings" w:hAnsi="Wingdings" w:hint="default"/>
+      </w:rPr>
+    </w:lvl>
+    <w:lvl w:ilvl="3" w:tplc="04190001" w:tentative="1">
+      <w:start w:val="1"/>
+      <w:numFmt w:val="bullet"/>
+      <w:lvlText w:val=""/>
+      <w:lvlJc w:val="left"/>
+      <w:pPr>
+        <w:ind w:left="3589" w:hanging="360"/>
+      </w:pPr>
+      <w:rPr>
+        <w:rFonts w:ascii="Symbol" w:hAnsi="Symbol" w:hint="default"/>
+      </w:rPr>
+    </w:lvl>
+    <w:lvl w:ilvl="4" w:tplc="04190003" w:tentative="1">
+      <w:start w:val="1"/>
+      <w:numFmt w:val="bullet"/>
+      <w:lvlText w:val="o"/>
+      <w:lvlJc w:val="left"/>
+      <w:pPr>
+        <w:ind w:left="4309" w:hanging="360"/>
+      </w:pPr>
+      <w:rPr>
+        <w:rFonts w:ascii="Courier New" w:hAnsi="Courier New" w:cs="Courier New" w:hint="default"/>
+      </w:rPr>
+    </w:lvl>
+    <w:lvl w:ilvl="5" w:tplc="04190005" w:tentative="1">
+      <w:start w:val="1"/>
+      <w:numFmt w:val="bullet"/>
+      <w:lvlText w:val=""/>
+      <w:lvlJc w:val="left"/>
+      <w:pPr>
+        <w:ind w:left="5029" w:hanging="360"/>
+      </w:pPr>
+      <w:rPr>
+        <w:rFonts w:ascii="Wingdings" w:hAnsi="Wingdings" w:hint="default"/>
+      </w:rPr>
+    </w:lvl>
+    <w:lvl w:ilvl="6" w:tplc="04190001" w:tentative="1">
+      <w:start w:val="1"/>
+      <w:numFmt w:val="bullet"/>
+      <w:lvlText w:val=""/>
+      <w:lvlJc w:val="left"/>
+      <w:pPr>
+        <w:ind w:left="5749" w:hanging="360"/>
+      </w:pPr>
+      <w:rPr>
+        <w:rFonts w:ascii="Symbol" w:hAnsi="Symbol" w:hint="default"/>
+      </w:rPr>
+    </w:lvl>
+    <w:lvl w:ilvl="7" w:tplc="04190003" w:tentative="1">
+      <w:start w:val="1"/>
+      <w:numFmt w:val="bullet"/>
+      <w:lvlText w:val="o"/>
+      <w:lvlJc w:val="left"/>
+      <w:pPr>
+        <w:ind w:left="6469" w:hanging="360"/>
+      </w:pPr>
+      <w:rPr>
+        <w:rFonts w:ascii="Courier New" w:hAnsi="Courier New" w:cs="Courier New" w:hint="default"/>
+      </w:rPr>
+    </w:lvl>
+    <w:lvl w:ilvl="8" w:tplc="04190005" w:tentative="1">
+      <w:start w:val="1"/>
+      <w:numFmt w:val="bullet"/>
+      <w:lvlText w:val=""/>
+      <w:lvlJc w:val="left"/>
+      <w:pPr>
+        <w:ind w:left="7189" w:hanging="360"/>
+      </w:pPr>
+      <w:rPr>
+        <w:rFonts w:ascii="Wingdings" w:hAnsi="Wingdings" w:hint="default"/>
+      </w:rPr>
+    </w:lvl>
+  </w:abstractNum>
+  <w:abstractNum w:abstractNumId="22" w15:restartNumberingAfterBreak="0">
     <w:nsid w:val="4FC62664"/>
     <w:multiLevelType w:val="hybridMultilevel"/>
     <w:tmpl w:val="F2181414"/>
@@ -15863,7 +17835,7 @@
       </w:rPr>
     </w:lvl>
   </w:abstractNum>
-  <w:abstractNum w:abstractNumId="21" w15:restartNumberingAfterBreak="0">
+  <w:abstractNum w:abstractNumId="23" w15:restartNumberingAfterBreak="0">
     <w:nsid w:val="521D5D49"/>
     <w:multiLevelType w:val="hybridMultilevel"/>
     <w:tmpl w:val="E2D21DCC"/>
@@ -15976,7 +17948,7 @@
       </w:rPr>
     </w:lvl>
   </w:abstractNum>
-  <w:abstractNum w:abstractNumId="22" w15:restartNumberingAfterBreak="0">
+  <w:abstractNum w:abstractNumId="24" w15:restartNumberingAfterBreak="0">
     <w:nsid w:val="55346446"/>
     <w:multiLevelType w:val="hybridMultilevel"/>
     <w:tmpl w:val="3904D744"/>
@@ -16089,7 +18061,7 @@
       </w:rPr>
     </w:lvl>
   </w:abstractNum>
-  <w:abstractNum w:abstractNumId="23" w15:restartNumberingAfterBreak="0">
+  <w:abstractNum w:abstractNumId="25" w15:restartNumberingAfterBreak="0">
     <w:nsid w:val="577D147F"/>
     <w:multiLevelType w:val="hybridMultilevel"/>
     <w:tmpl w:val="EBA01F48"/>
@@ -16202,7 +18174,7 @@
       </w:rPr>
     </w:lvl>
   </w:abstractNum>
-  <w:abstractNum w:abstractNumId="24" w15:restartNumberingAfterBreak="0">
+  <w:abstractNum w:abstractNumId="26" w15:restartNumberingAfterBreak="0">
     <w:nsid w:val="581310AA"/>
     <w:multiLevelType w:val="hybridMultilevel"/>
     <w:tmpl w:val="3708A6E6"/>
@@ -16291,7 +18263,7 @@
       </w:pPr>
     </w:lvl>
   </w:abstractNum>
-  <w:abstractNum w:abstractNumId="25" w15:restartNumberingAfterBreak="0">
+  <w:abstractNum w:abstractNumId="27" w15:restartNumberingAfterBreak="0">
     <w:nsid w:val="59A6710A"/>
     <w:multiLevelType w:val="hybridMultilevel"/>
     <w:tmpl w:val="DBA8695A"/>
@@ -16404,7 +18376,7 @@
       </w:rPr>
     </w:lvl>
   </w:abstractNum>
-  <w:abstractNum w:abstractNumId="26" w15:restartNumberingAfterBreak="0">
+  <w:abstractNum w:abstractNumId="28" w15:restartNumberingAfterBreak="0">
     <w:nsid w:val="5D51261B"/>
     <w:multiLevelType w:val="hybridMultilevel"/>
     <w:tmpl w:val="32BA87E0"/>
@@ -16517,7 +18489,7 @@
       </w:rPr>
     </w:lvl>
   </w:abstractNum>
-  <w:abstractNum w:abstractNumId="27" w15:restartNumberingAfterBreak="0">
+  <w:abstractNum w:abstractNumId="29" w15:restartNumberingAfterBreak="0">
     <w:nsid w:val="5DBD6B69"/>
     <w:multiLevelType w:val="hybridMultilevel"/>
     <w:tmpl w:val="BF5E1650"/>
@@ -16630,7 +18602,7 @@
       </w:rPr>
     </w:lvl>
   </w:abstractNum>
-  <w:abstractNum w:abstractNumId="28" w15:restartNumberingAfterBreak="0">
+  <w:abstractNum w:abstractNumId="30" w15:restartNumberingAfterBreak="0">
     <w:nsid w:val="5DD03BBB"/>
     <w:multiLevelType w:val="singleLevel"/>
     <w:tmpl w:val="0419000F"/>
@@ -16650,7 +18622,7 @@
       </w:rPr>
     </w:lvl>
   </w:abstractNum>
-  <w:abstractNum w:abstractNumId="29" w15:restartNumberingAfterBreak="0">
+  <w:abstractNum w:abstractNumId="31" w15:restartNumberingAfterBreak="0">
     <w:nsid w:val="5EA51FE6"/>
     <w:multiLevelType w:val="hybridMultilevel"/>
     <w:tmpl w:val="C67ACFD0"/>
@@ -16763,7 +18735,7 @@
       </w:rPr>
     </w:lvl>
   </w:abstractNum>
-  <w:abstractNum w:abstractNumId="30" w15:restartNumberingAfterBreak="0">
+  <w:abstractNum w:abstractNumId="32" w15:restartNumberingAfterBreak="0">
     <w:nsid w:val="6637090B"/>
     <w:multiLevelType w:val="hybridMultilevel"/>
     <w:tmpl w:val="223E00DC"/>
@@ -16876,7 +18848,7 @@
       </w:rPr>
     </w:lvl>
   </w:abstractNum>
-  <w:abstractNum w:abstractNumId="31" w15:restartNumberingAfterBreak="0">
+  <w:abstractNum w:abstractNumId="33" w15:restartNumberingAfterBreak="0">
     <w:nsid w:val="66867CF5"/>
     <w:multiLevelType w:val="hybridMultilevel"/>
     <w:tmpl w:val="47308118"/>
@@ -16989,7 +18961,7 @@
       </w:rPr>
     </w:lvl>
   </w:abstractNum>
-  <w:abstractNum w:abstractNumId="32" w15:restartNumberingAfterBreak="0">
+  <w:abstractNum w:abstractNumId="34" w15:restartNumberingAfterBreak="0">
     <w:nsid w:val="68026BA1"/>
     <w:multiLevelType w:val="hybridMultilevel"/>
     <w:tmpl w:val="ACA83356"/>
@@ -17102,7 +19074,233 @@
       </w:rPr>
     </w:lvl>
   </w:abstractNum>
-  <w:abstractNum w:abstractNumId="33" w15:restartNumberingAfterBreak="0">
+  <w:abstractNum w:abstractNumId="35" w15:restartNumberingAfterBreak="0">
+    <w:nsid w:val="698F6D13"/>
+    <w:multiLevelType w:val="hybridMultilevel"/>
+    <w:tmpl w:val="6EB20D3E"/>
+    <w:lvl w:ilvl="0" w:tplc="04190001">
+      <w:start w:val="1"/>
+      <w:numFmt w:val="bullet"/>
+      <w:lvlText w:val=""/>
+      <w:lvlJc w:val="left"/>
+      <w:pPr>
+        <w:ind w:left="1429" w:hanging="360"/>
+      </w:pPr>
+      <w:rPr>
+        <w:rFonts w:ascii="Symbol" w:hAnsi="Symbol" w:hint="default"/>
+      </w:rPr>
+    </w:lvl>
+    <w:lvl w:ilvl="1" w:tplc="04190003" w:tentative="1">
+      <w:start w:val="1"/>
+      <w:numFmt w:val="bullet"/>
+      <w:lvlText w:val="o"/>
+      <w:lvlJc w:val="left"/>
+      <w:pPr>
+        <w:ind w:left="2149" w:hanging="360"/>
+      </w:pPr>
+      <w:rPr>
+        <w:rFonts w:ascii="Courier New" w:hAnsi="Courier New" w:cs="Courier New" w:hint="default"/>
+      </w:rPr>
+    </w:lvl>
+    <w:lvl w:ilvl="2" w:tplc="04190005" w:tentative="1">
+      <w:start w:val="1"/>
+      <w:numFmt w:val="bullet"/>
+      <w:lvlText w:val=""/>
+      <w:lvlJc w:val="left"/>
+      <w:pPr>
+        <w:ind w:left="2869" w:hanging="360"/>
+      </w:pPr>
+      <w:rPr>
+        <w:rFonts w:ascii="Wingdings" w:hAnsi="Wingdings" w:hint="default"/>
+      </w:rPr>
+    </w:lvl>
+    <w:lvl w:ilvl="3" w:tplc="04190001" w:tentative="1">
+      <w:start w:val="1"/>
+      <w:numFmt w:val="bullet"/>
+      <w:lvlText w:val=""/>
+      <w:lvlJc w:val="left"/>
+      <w:pPr>
+        <w:ind w:left="3589" w:hanging="360"/>
+      </w:pPr>
+      <w:rPr>
+        <w:rFonts w:ascii="Symbol" w:hAnsi="Symbol" w:hint="default"/>
+      </w:rPr>
+    </w:lvl>
+    <w:lvl w:ilvl="4" w:tplc="04190003" w:tentative="1">
+      <w:start w:val="1"/>
+      <w:numFmt w:val="bullet"/>
+      <w:lvlText w:val="o"/>
+      <w:lvlJc w:val="left"/>
+      <w:pPr>
+        <w:ind w:left="4309" w:hanging="360"/>
+      </w:pPr>
+      <w:rPr>
+        <w:rFonts w:ascii="Courier New" w:hAnsi="Courier New" w:cs="Courier New" w:hint="default"/>
+      </w:rPr>
+    </w:lvl>
+    <w:lvl w:ilvl="5" w:tplc="04190005" w:tentative="1">
+      <w:start w:val="1"/>
+      <w:numFmt w:val="bullet"/>
+      <w:lvlText w:val=""/>
+      <w:lvlJc w:val="left"/>
+      <w:pPr>
+        <w:ind w:left="5029" w:hanging="360"/>
+      </w:pPr>
+      <w:rPr>
+        <w:rFonts w:ascii="Wingdings" w:hAnsi="Wingdings" w:hint="default"/>
+      </w:rPr>
+    </w:lvl>
+    <w:lvl w:ilvl="6" w:tplc="04190001" w:tentative="1">
+      <w:start w:val="1"/>
+      <w:numFmt w:val="bullet"/>
+      <w:lvlText w:val=""/>
+      <w:lvlJc w:val="left"/>
+      <w:pPr>
+        <w:ind w:left="5749" w:hanging="360"/>
+      </w:pPr>
+      <w:rPr>
+        <w:rFonts w:ascii="Symbol" w:hAnsi="Symbol" w:hint="default"/>
+      </w:rPr>
+    </w:lvl>
+    <w:lvl w:ilvl="7" w:tplc="04190003" w:tentative="1">
+      <w:start w:val="1"/>
+      <w:numFmt w:val="bullet"/>
+      <w:lvlText w:val="o"/>
+      <w:lvlJc w:val="left"/>
+      <w:pPr>
+        <w:ind w:left="6469" w:hanging="360"/>
+      </w:pPr>
+      <w:rPr>
+        <w:rFonts w:ascii="Courier New" w:hAnsi="Courier New" w:cs="Courier New" w:hint="default"/>
+      </w:rPr>
+    </w:lvl>
+    <w:lvl w:ilvl="8" w:tplc="04190005" w:tentative="1">
+      <w:start w:val="1"/>
+      <w:numFmt w:val="bullet"/>
+      <w:lvlText w:val=""/>
+      <w:lvlJc w:val="left"/>
+      <w:pPr>
+        <w:ind w:left="7189" w:hanging="360"/>
+      </w:pPr>
+      <w:rPr>
+        <w:rFonts w:ascii="Wingdings" w:hAnsi="Wingdings" w:hint="default"/>
+      </w:rPr>
+    </w:lvl>
+  </w:abstractNum>
+  <w:abstractNum w:abstractNumId="36" w15:restartNumberingAfterBreak="0">
+    <w:nsid w:val="69B34579"/>
+    <w:multiLevelType w:val="hybridMultilevel"/>
+    <w:tmpl w:val="FF3655A8"/>
+    <w:lvl w:ilvl="0" w:tplc="04190001">
+      <w:start w:val="1"/>
+      <w:numFmt w:val="bullet"/>
+      <w:lvlText w:val=""/>
+      <w:lvlJc w:val="left"/>
+      <w:pPr>
+        <w:ind w:left="1429" w:hanging="360"/>
+      </w:pPr>
+      <w:rPr>
+        <w:rFonts w:ascii="Symbol" w:hAnsi="Symbol" w:hint="default"/>
+      </w:rPr>
+    </w:lvl>
+    <w:lvl w:ilvl="1" w:tplc="04190003" w:tentative="1">
+      <w:start w:val="1"/>
+      <w:numFmt w:val="bullet"/>
+      <w:lvlText w:val="o"/>
+      <w:lvlJc w:val="left"/>
+      <w:pPr>
+        <w:ind w:left="2149" w:hanging="360"/>
+      </w:pPr>
+      <w:rPr>
+        <w:rFonts w:ascii="Courier New" w:hAnsi="Courier New" w:cs="Courier New" w:hint="default"/>
+      </w:rPr>
+    </w:lvl>
+    <w:lvl w:ilvl="2" w:tplc="04190005" w:tentative="1">
+      <w:start w:val="1"/>
+      <w:numFmt w:val="bullet"/>
+      <w:lvlText w:val=""/>
+      <w:lvlJc w:val="left"/>
+      <w:pPr>
+        <w:ind w:left="2869" w:hanging="360"/>
+      </w:pPr>
+      <w:rPr>
+        <w:rFonts w:ascii="Wingdings" w:hAnsi="Wingdings" w:hint="default"/>
+      </w:rPr>
+    </w:lvl>
+    <w:lvl w:ilvl="3" w:tplc="04190001" w:tentative="1">
+      <w:start w:val="1"/>
+      <w:numFmt w:val="bullet"/>
+      <w:lvlText w:val=""/>
+      <w:lvlJc w:val="left"/>
+      <w:pPr>
+        <w:ind w:left="3589" w:hanging="360"/>
+      </w:pPr>
+      <w:rPr>
+        <w:rFonts w:ascii="Symbol" w:hAnsi="Symbol" w:hint="default"/>
+      </w:rPr>
+    </w:lvl>
+    <w:lvl w:ilvl="4" w:tplc="04190003" w:tentative="1">
+      <w:start w:val="1"/>
+      <w:numFmt w:val="bullet"/>
+      <w:lvlText w:val="o"/>
+      <w:lvlJc w:val="left"/>
+      <w:pPr>
+        <w:ind w:left="4309" w:hanging="360"/>
+      </w:pPr>
+      <w:rPr>
+        <w:rFonts w:ascii="Courier New" w:hAnsi="Courier New" w:cs="Courier New" w:hint="default"/>
+      </w:rPr>
+    </w:lvl>
+    <w:lvl w:ilvl="5" w:tplc="04190005" w:tentative="1">
+      <w:start w:val="1"/>
+      <w:numFmt w:val="bullet"/>
+      <w:lvlText w:val=""/>
+      <w:lvlJc w:val="left"/>
+      <w:pPr>
+        <w:ind w:left="5029" w:hanging="360"/>
+      </w:pPr>
+      <w:rPr>
+        <w:rFonts w:ascii="Wingdings" w:hAnsi="Wingdings" w:hint="default"/>
+      </w:rPr>
+    </w:lvl>
+    <w:lvl w:ilvl="6" w:tplc="04190001" w:tentative="1">
+      <w:start w:val="1"/>
+      <w:numFmt w:val="bullet"/>
+      <w:lvlText w:val=""/>
+      <w:lvlJc w:val="left"/>
+      <w:pPr>
+        <w:ind w:left="5749" w:hanging="360"/>
+      </w:pPr>
+      <w:rPr>
+        <w:rFonts w:ascii="Symbol" w:hAnsi="Symbol" w:hint="default"/>
+      </w:rPr>
+    </w:lvl>
+    <w:lvl w:ilvl="7" w:tplc="04190003" w:tentative="1">
+      <w:start w:val="1"/>
+      <w:numFmt w:val="bullet"/>
+      <w:lvlText w:val="o"/>
+      <w:lvlJc w:val="left"/>
+      <w:pPr>
+        <w:ind w:left="6469" w:hanging="360"/>
+      </w:pPr>
+      <w:rPr>
+        <w:rFonts w:ascii="Courier New" w:hAnsi="Courier New" w:cs="Courier New" w:hint="default"/>
+      </w:rPr>
+    </w:lvl>
+    <w:lvl w:ilvl="8" w:tplc="04190005" w:tentative="1">
+      <w:start w:val="1"/>
+      <w:numFmt w:val="bullet"/>
+      <w:lvlText w:val=""/>
+      <w:lvlJc w:val="left"/>
+      <w:pPr>
+        <w:ind w:left="7189" w:hanging="360"/>
+      </w:pPr>
+      <w:rPr>
+        <w:rFonts w:ascii="Wingdings" w:hAnsi="Wingdings" w:hint="default"/>
+      </w:rPr>
+    </w:lvl>
+  </w:abstractNum>
+  <w:abstractNum w:abstractNumId="37" w15:restartNumberingAfterBreak="0">
     <w:nsid w:val="6AC2686F"/>
     <w:multiLevelType w:val="hybridMultilevel"/>
     <w:tmpl w:val="70724A2C"/>
@@ -17215,7 +19413,7 @@
       </w:rPr>
     </w:lvl>
   </w:abstractNum>
-  <w:abstractNum w:abstractNumId="34" w15:restartNumberingAfterBreak="0">
+  <w:abstractNum w:abstractNumId="38" w15:restartNumberingAfterBreak="0">
     <w:nsid w:val="6BAC7BF3"/>
     <w:multiLevelType w:val="hybridMultilevel"/>
     <w:tmpl w:val="D200E804"/>
@@ -17328,7 +19526,7 @@
       </w:rPr>
     </w:lvl>
   </w:abstractNum>
-  <w:abstractNum w:abstractNumId="35" w15:restartNumberingAfterBreak="0">
+  <w:abstractNum w:abstractNumId="39" w15:restartNumberingAfterBreak="0">
     <w:nsid w:val="6BE15EE5"/>
     <w:multiLevelType w:val="hybridMultilevel"/>
     <w:tmpl w:val="A03A4198"/>
@@ -17441,7 +19639,7 @@
       </w:rPr>
     </w:lvl>
   </w:abstractNum>
-  <w:abstractNum w:abstractNumId="36" w15:restartNumberingAfterBreak="0">
+  <w:abstractNum w:abstractNumId="40" w15:restartNumberingAfterBreak="0">
     <w:nsid w:val="6F1F4D2C"/>
     <w:multiLevelType w:val="hybridMultilevel"/>
     <w:tmpl w:val="B8400F56"/>
@@ -17554,7 +19752,7 @@
       </w:rPr>
     </w:lvl>
   </w:abstractNum>
-  <w:abstractNum w:abstractNumId="37" w15:restartNumberingAfterBreak="0">
+  <w:abstractNum w:abstractNumId="41" w15:restartNumberingAfterBreak="0">
     <w:nsid w:val="6F6B19EE"/>
     <w:multiLevelType w:val="hybridMultilevel"/>
     <w:tmpl w:val="FA74FE64"/>
@@ -17667,7 +19865,7 @@
       </w:rPr>
     </w:lvl>
   </w:abstractNum>
-  <w:abstractNum w:abstractNumId="38" w15:restartNumberingAfterBreak="0">
+  <w:abstractNum w:abstractNumId="42" w15:restartNumberingAfterBreak="0">
     <w:nsid w:val="71CD09FB"/>
     <w:multiLevelType w:val="hybridMultilevel"/>
     <w:tmpl w:val="3326A67C"/>
@@ -17780,7 +19978,7 @@
       </w:rPr>
     </w:lvl>
   </w:abstractNum>
-  <w:abstractNum w:abstractNumId="39" w15:restartNumberingAfterBreak="0">
+  <w:abstractNum w:abstractNumId="43" w15:restartNumberingAfterBreak="0">
     <w:nsid w:val="780D6AEF"/>
     <w:multiLevelType w:val="hybridMultilevel"/>
     <w:tmpl w:val="2370F930"/>
@@ -17893,7 +20091,7 @@
       </w:rPr>
     </w:lvl>
   </w:abstractNum>
-  <w:abstractNum w:abstractNumId="40" w15:restartNumberingAfterBreak="0">
+  <w:abstractNum w:abstractNumId="44" w15:restartNumberingAfterBreak="0">
     <w:nsid w:val="78EB234B"/>
     <w:multiLevelType w:val="hybridMultilevel"/>
     <w:tmpl w:val="564AA568"/>
@@ -18006,7 +20204,7 @@
       </w:rPr>
     </w:lvl>
   </w:abstractNum>
-  <w:abstractNum w:abstractNumId="41" w15:restartNumberingAfterBreak="0">
+  <w:abstractNum w:abstractNumId="45" w15:restartNumberingAfterBreak="0">
     <w:nsid w:val="79DF3B93"/>
     <w:multiLevelType w:val="hybridMultilevel"/>
     <w:tmpl w:val="8F960B98"/>
@@ -18119,7 +20317,7 @@
       </w:rPr>
     </w:lvl>
   </w:abstractNum>
-  <w:abstractNum w:abstractNumId="42" w15:restartNumberingAfterBreak="0">
+  <w:abstractNum w:abstractNumId="46" w15:restartNumberingAfterBreak="0">
     <w:nsid w:val="7E9A36FF"/>
     <w:multiLevelType w:val="hybridMultilevel"/>
     <w:tmpl w:val="05665720"/>
@@ -18232,7 +20430,7 @@
       </w:rPr>
     </w:lvl>
   </w:abstractNum>
-  <w:abstractNum w:abstractNumId="43" w15:restartNumberingAfterBreak="0">
+  <w:abstractNum w:abstractNumId="47" w15:restartNumberingAfterBreak="0">
     <w:nsid w:val="7F832975"/>
     <w:multiLevelType w:val="hybridMultilevel"/>
     <w:tmpl w:val="6F16FABE"/>
@@ -18346,136 +20544,148 @@
     </w:lvl>
   </w:abstractNum>
   <w:num w:numId="1">
+    <w:abstractNumId w:val="27"/>
+  </w:num>
+  <w:num w:numId="2">
+    <w:abstractNumId w:val="4"/>
+  </w:num>
+  <w:num w:numId="3">
+    <w:abstractNumId w:val="45"/>
+  </w:num>
+  <w:num w:numId="4">
+    <w:abstractNumId w:val="42"/>
+  </w:num>
+  <w:num w:numId="5">
+    <w:abstractNumId w:val="13"/>
+  </w:num>
+  <w:num w:numId="6">
+    <w:abstractNumId w:val="15"/>
+  </w:num>
+  <w:num w:numId="7">
+    <w:abstractNumId w:val="30"/>
+  </w:num>
+  <w:num w:numId="8">
+    <w:abstractNumId w:val="44"/>
+  </w:num>
+  <w:num w:numId="9">
+    <w:abstractNumId w:val="26"/>
+  </w:num>
+  <w:num w:numId="10">
+    <w:abstractNumId w:val="3"/>
+  </w:num>
+  <w:num w:numId="11">
+    <w:abstractNumId w:val="22"/>
+  </w:num>
+  <w:num w:numId="12">
     <w:abstractNumId w:val="25"/>
   </w:num>
-  <w:num w:numId="2">
-    <w:abstractNumId w:val="3"/>
-  </w:num>
-  <w:num w:numId="3">
-    <w:abstractNumId w:val="41"/>
-  </w:num>
-  <w:num w:numId="4">
-    <w:abstractNumId w:val="38"/>
-  </w:num>
-  <w:num w:numId="5">
-    <w:abstractNumId w:val="12"/>
-  </w:num>
-  <w:num w:numId="6">
-    <w:abstractNumId w:val="14"/>
-  </w:num>
-  <w:num w:numId="7">
-    <w:abstractNumId w:val="28"/>
-  </w:num>
-  <w:num w:numId="8">
-    <w:abstractNumId w:val="40"/>
-  </w:num>
-  <w:num w:numId="9">
-    <w:abstractNumId w:val="24"/>
-  </w:num>
-  <w:num w:numId="10">
-    <w:abstractNumId w:val="2"/>
-  </w:num>
-  <w:num w:numId="11">
-    <w:abstractNumId w:val="20"/>
-  </w:num>
-  <w:num w:numId="12">
-    <w:abstractNumId w:val="23"/>
-  </w:num>
   <w:num w:numId="13">
-    <w:abstractNumId w:val="29"/>
+    <w:abstractNumId w:val="31"/>
   </w:num>
   <w:num w:numId="14">
     <w:abstractNumId w:val="0"/>
   </w:num>
   <w:num w:numId="15">
-    <w:abstractNumId w:val="4"/>
+    <w:abstractNumId w:val="5"/>
   </w:num>
   <w:num w:numId="16">
-    <w:abstractNumId w:val="16"/>
+    <w:abstractNumId w:val="17"/>
   </w:num>
   <w:num w:numId="17">
-    <w:abstractNumId w:val="11"/>
+    <w:abstractNumId w:val="12"/>
   </w:num>
   <w:num w:numId="18">
-    <w:abstractNumId w:val="21"/>
+    <w:abstractNumId w:val="23"/>
   </w:num>
   <w:num w:numId="19">
-    <w:abstractNumId w:val="6"/>
+    <w:abstractNumId w:val="7"/>
   </w:num>
   <w:num w:numId="20">
-    <w:abstractNumId w:val="27"/>
+    <w:abstractNumId w:val="29"/>
   </w:num>
   <w:num w:numId="21">
-    <w:abstractNumId w:val="17"/>
+    <w:abstractNumId w:val="18"/>
   </w:num>
   <w:num w:numId="22">
     <w:abstractNumId w:val="1"/>
   </w:num>
   <w:num w:numId="23">
-    <w:abstractNumId w:val="22"/>
+    <w:abstractNumId w:val="24"/>
   </w:num>
   <w:num w:numId="24">
-    <w:abstractNumId w:val="18"/>
+    <w:abstractNumId w:val="19"/>
   </w:num>
   <w:num w:numId="25">
+    <w:abstractNumId w:val="34"/>
+  </w:num>
+  <w:num w:numId="26">
+    <w:abstractNumId w:val="47"/>
+  </w:num>
+  <w:num w:numId="27">
+    <w:abstractNumId w:val="6"/>
+  </w:num>
+  <w:num w:numId="28">
+    <w:abstractNumId w:val="46"/>
+  </w:num>
+  <w:num w:numId="29">
+    <w:abstractNumId w:val="20"/>
+  </w:num>
+  <w:num w:numId="30">
+    <w:abstractNumId w:val="43"/>
+  </w:num>
+  <w:num w:numId="31">
+    <w:abstractNumId w:val="9"/>
+  </w:num>
+  <w:num w:numId="32">
+    <w:abstractNumId w:val="11"/>
+  </w:num>
+  <w:num w:numId="33">
+    <w:abstractNumId w:val="38"/>
+  </w:num>
+  <w:num w:numId="34">
+    <w:abstractNumId w:val="14"/>
+  </w:num>
+  <w:num w:numId="35">
+    <w:abstractNumId w:val="33"/>
+  </w:num>
+  <w:num w:numId="36">
+    <w:abstractNumId w:val="39"/>
+  </w:num>
+  <w:num w:numId="37">
+    <w:abstractNumId w:val="10"/>
+  </w:num>
+  <w:num w:numId="38">
+    <w:abstractNumId w:val="41"/>
+  </w:num>
+  <w:num w:numId="39">
+    <w:abstractNumId w:val="37"/>
+  </w:num>
+  <w:num w:numId="40">
     <w:abstractNumId w:val="32"/>
   </w:num>
-  <w:num w:numId="26">
-    <w:abstractNumId w:val="43"/>
-  </w:num>
-  <w:num w:numId="27">
-    <w:abstractNumId w:val="5"/>
-  </w:num>
-  <w:num w:numId="28">
-    <w:abstractNumId w:val="42"/>
-  </w:num>
-  <w:num w:numId="29">
-    <w:abstractNumId w:val="19"/>
-  </w:num>
-  <w:num w:numId="30">
-    <w:abstractNumId w:val="39"/>
-  </w:num>
-  <w:num w:numId="31">
+  <w:num w:numId="41">
     <w:abstractNumId w:val="8"/>
   </w:num>
-  <w:num w:numId="32">
-    <w:abstractNumId w:val="10"/>
+  <w:num w:numId="42">
+    <w:abstractNumId w:val="16"/>
   </w:num>
-  <w:num w:numId="33">
-    <w:abstractNumId w:val="34"/>
+  <w:num w:numId="43">
+    <w:abstractNumId w:val="28"/>
   </w:num>
-  <w:num w:numId="34">
-    <w:abstractNumId w:val="13"/>
+  <w:num w:numId="44">
+    <w:abstractNumId w:val="40"/>
   </w:num>
-  <w:num w:numId="35">
-    <w:abstractNumId w:val="31"/>
+  <w:num w:numId="45">
+    <w:abstractNumId w:val="21"/>
   </w:num>
-  <w:num w:numId="36">
+  <w:num w:numId="46">
     <w:abstractNumId w:val="35"/>
   </w:num>
-  <w:num w:numId="37">
-    <w:abstractNumId w:val="9"/>
+  <w:num w:numId="47">
+    <w:abstractNumId w:val="36"/>
   </w:num>
-  <w:num w:numId="38">
-    <w:abstractNumId w:val="37"/>
-  </w:num>
-  <w:num w:numId="39">
-    <w:abstractNumId w:val="33"/>
-  </w:num>
-  <w:num w:numId="40">
-    <w:abstractNumId w:val="30"/>
-  </w:num>
-  <w:num w:numId="41">
-    <w:abstractNumId w:val="7"/>
-  </w:num>
-  <w:num w:numId="42">
-    <w:abstractNumId w:val="15"/>
-  </w:num>
-  <w:num w:numId="43">
-    <w:abstractNumId w:val="26"/>
-  </w:num>
-  <w:num w:numId="44">
-    <w:abstractNumId w:val="36"/>
+  <w:num w:numId="48">
+    <w:abstractNumId w:val="2"/>
   </w:num>
   <w:numIdMacAtCleanup w:val="22"/>
 </w:numbering>
